--- a/zht/docx/133.content.docx
+++ b/zht/docx/133.content.docx
@@ -149,27 +149,7 @@
         <w:rPr>
           <w:lang w:val="zh_TW" w:bidi="zh_TW"/>
         </w:rPr>
-        <w:t>xuan</w:t>
-      </w:r>
-      <w:r>
-        <w:rPr>
-          <w:lang w:val="zh_TW" w:bidi="zh_TW"/>
-        </w:rPr>
-      </w:r>
-    </w:p>
-    <w:p>
-      <w:pPr/>
-      <w:r>
-        <w:rPr>
-          <w:lang w:val="zh_TW" w:bidi="zh_TW"/>
-        </w:rPr>
-      </w:r>
-      <w:r>
-        <w:rPr>
-          <w:i/>
-          <w:lang w:val="zh_TW" w:bidi="zh_TW"/>
-        </w:rPr>
-        <w:t>選舉</w:t>
+        <w:t>tong</w:t>
       </w:r>
       <w:r>
         <w:rPr>
@@ -232,7 +212,7 @@
         <w:rPr>
           <w:lang w:val="zh_TW" w:bidi="zh_TW"/>
         </w:rPr>
-        <w:t>選舉</w:t>
+        <w:t>通姦</w:t>
       </w:r>
       <w:r>
         <w:rPr>
@@ -251,7 +231,7 @@
         <w:rPr>
           <w:lang w:val="zh_TW" w:bidi="zh_TW"/>
         </w:rPr>
-        <w:t>在現代英文中，這些詞語指的是一群人選擇領袖或代表的過程，通常涉及從幾個候選人中做出選擇。</w:t>
+        <w:t>不貞、性方面的不道德（簡稱：性不道德）。「淫亂（fornication）」一詞在聖經中有幾種不同的意思。</w:t>
       </w:r>
     </w:p>
     <w:p>
@@ -265,7 +245,7 @@
         <w:rPr>
           <w:lang w:val="zh_TW" w:bidi="zh_TW"/>
         </w:rPr>
-        <w:t>當「揀選（elect）」這個動詞在聖經中以神學意義使用時，通常是指神的行動，指神在做出選擇。在舊約中，它是用來指神揀選以色列成為祂的子民（參</w:t>
+        <w:t>它的廣義含義是指所有非法的性行為，也就是除丈夫和妻子之間的性行為外的任何性行為。例如，在</w:t>
       </w:r>
       <w:hyperlink r:id="rId13">
         <w:r>
@@ -276,14 +256,14 @@
             <w:color w:val="0000EE"/>
             <w:u w:val="single"/>
           </w:rPr>
-          <w:t>徒13:17</w:t>
+          <w:t>哥林多前書五章1節</w:t>
         </w:r>
       </w:hyperlink>
       <w:r>
         <w:rPr>
           <w:lang w:val="zh_TW" w:bidi="zh_TW"/>
         </w:rPr>
-        <w:t>）。以色列成為神的子民，不是因為他們決定要屬於神，而是因為神揀選了他們。神這樣做是因為祂對亞伯拉罕的應許，而不是因為以色列有什麼特別之處（</w:t>
+        <w:t>中，這個詞被用於指當地教會所容忍的一種罪：有一個人顯然與他的繼母同居。在</w:t>
       </w:r>
       <w:hyperlink r:id="rId14">
         <w:r>
@@ -294,14 +274,14 @@
             <w:color w:val="0000EE"/>
             <w:u w:val="single"/>
           </w:rPr>
-          <w:t>申7:7–8</w:t>
+          <w:t>羅馬書一章29節</w:t>
         </w:r>
       </w:hyperlink>
       <w:r>
         <w:rPr>
           <w:lang w:val="zh_TW" w:bidi="zh_TW"/>
         </w:rPr>
-        <w:t>）。神也揀選他們的領袖，如掃羅和大衛（</w:t>
+        <w:t>的一系列可怕的罪行中，使徒保羅將「淫亂」列入其中，似乎意在將其涵蓋所有形式的性方面不道德的行為。在哥林多前書中，保羅在上下文中暗示這個詞指各種非法的性活動（</w:t>
       </w:r>
       <w:hyperlink r:id="rId15">
         <w:r>
@@ -312,14 +292,14 @@
             <w:color w:val="0000EE"/>
             <w:u w:val="single"/>
           </w:rPr>
-          <w:t>撒上10:24</w:t>
+          <w:t>6:13、18</w:t>
         </w:r>
       </w:hyperlink>
       <w:r>
         <w:rPr>
           <w:lang w:val="zh_TW" w:bidi="zh_TW"/>
         </w:rPr>
-        <w:t>；</w:t>
+        <w:t>）。在</w:t>
       </w:r>
       <w:hyperlink r:id="rId16">
         <w:r>
@@ -330,14 +310,14 @@
             <w:color w:val="0000EE"/>
             <w:u w:val="single"/>
           </w:rPr>
-          <w:t>撒下6:21</w:t>
+          <w:t>哥林多前書七章2節</w:t>
         </w:r>
       </w:hyperlink>
       <w:r>
         <w:rPr>
           <w:lang w:val="zh_TW" w:bidi="zh_TW"/>
         </w:rPr>
-        <w:t>）。這些揀選是由神單獨決定的，而不是由人們投票決定的。因此，這個詞表示神的權柄，神有權決定將會發生的事情，這是獨立於人的選擇之外。</w:t>
+        <w:t>中，保羅使用了「淫亂」的希臘文複數形式，暗示這種罪行可能以多種形式表現出來。他因此指出，哥林多人應該結婚並合宜地共同生活。「淫亂」廣義含義中的一種罪行是姦淫。</w:t>
       </w:r>
     </w:p>
     <w:p>
@@ -351,7 +331,7 @@
         <w:rPr>
           <w:lang w:val="zh_TW" w:bidi="zh_TW"/>
         </w:rPr>
-        <w:t>新約聖經也有類似的概念。神的子民被描述為祂的「選民（his elect）」或「神的選民（chosen ones）」。耶穌在談到未來人子（Son of Man，耶穌用來稱呼自己的稱號）要來並聚集神的子民時，使用了這個詞語（</w:t>
+        <w:t>「淫亂」也有一種更為狹義的含義，指未婚之間的性不道德行為。在那些將「淫亂」和「姦淫」並列的聖經清單中，暗示了這種含義。耶穌所列的出於人心中的污穢罪行包括「淫亂（譯註：和合本譯為苟合）」和「姦淫」（</w:t>
       </w:r>
       <w:hyperlink r:id="rId17">
         <w:r>
@@ -362,14 +342,14 @@
             <w:color w:val="0000EE"/>
             <w:u w:val="single"/>
           </w:rPr>
-          <w:t>可13:20、27</w:t>
+          <w:t>太15:19</w:t>
         </w:r>
       </w:hyperlink>
       <w:r>
         <w:rPr>
           <w:lang w:val="zh_TW" w:bidi="zh_TW"/>
         </w:rPr>
-        <w:t>）。耶穌將顯明，神的子民受苦並耐心等待祂是正確的（</w:t>
+        <w:t>；</w:t>
       </w:r>
       <w:hyperlink r:id="rId18">
         <w:r>
@@ -380,14 +360,14 @@
             <w:color w:val="0000EE"/>
             <w:u w:val="single"/>
           </w:rPr>
-          <w:t>路18:7</w:t>
+          <w:t>可7:21–22</w:t>
         </w:r>
       </w:hyperlink>
       <w:r>
         <w:rPr>
           <w:lang w:val="zh_TW" w:bidi="zh_TW"/>
         </w:rPr>
-        <w:t>）。在</w:t>
+        <w:t>）。保羅列出的那些不能承受神的國的罪人中也包括淫亂的和姦淫的（</w:t>
       </w:r>
       <w:hyperlink r:id="rId19">
         <w:r>
@@ -398,14 +378,28 @@
             <w:color w:val="0000EE"/>
             <w:u w:val="single"/>
           </w:rPr>
-          <w:t>彼得前書二章9節</w:t>
+          <w:t>林前6:9</w:t>
         </w:r>
       </w:hyperlink>
       <w:r>
         <w:rPr>
           <w:lang w:val="zh_TW" w:bidi="zh_TW"/>
         </w:rPr>
-        <w:t>，神的子民被稱為「被揀選的族類（chosen [elect] people）」。這句話最初是用在以色列民身上的（</w:t>
+        <w:t>）。</w:t>
+      </w:r>
+    </w:p>
+    <w:p>
+      <w:pPr/>
+      <w:r>
+        <w:rPr>
+          <w:lang w:val="zh_TW" w:bidi="zh_TW"/>
+        </w:rPr>
+      </w:r>
+      <w:r>
+        <w:rPr>
+          <w:lang w:val="zh_TW" w:bidi="zh_TW"/>
+        </w:rPr>
+        <w:t>「淫亂」在</w:t>
       </w:r>
       <w:hyperlink r:id="rId20">
         <w:r>
@@ -416,28 +410,14 @@
             <w:color w:val="0000EE"/>
             <w:u w:val="single"/>
           </w:rPr>
-          <w:t>賽43:20</w:t>
+          <w:t>馬太福音五章32節</w:t>
         </w:r>
       </w:hyperlink>
       <w:r>
         <w:rPr>
           <w:lang w:val="zh_TW" w:bidi="zh_TW"/>
         </w:rPr>
-        <w:t>），這表明舊約中神的子民與新約中的基督教會是相聯繫的。神對以色列人的應許，現在在教會中得以實現。</w:t>
-      </w:r>
-    </w:p>
-    <w:p>
-      <w:pPr/>
-      <w:r>
-        <w:rPr>
-          <w:lang w:val="zh_TW" w:bidi="zh_TW"/>
-        </w:rPr>
-      </w:r>
-      <w:r>
-        <w:rPr>
-          <w:lang w:val="zh_TW" w:bidi="zh_TW"/>
-        </w:rPr>
-        <w:t>在</w:t>
+        <w:t>和</w:t>
       </w:r>
       <w:hyperlink r:id="rId21">
         <w:r>
@@ -448,14 +428,28 @@
             <w:color w:val="0000EE"/>
             <w:u w:val="single"/>
           </w:rPr>
-          <w:t>羅馬書九至十一章</w:t>
+          <w:t>十九章9節</w:t>
         </w:r>
       </w:hyperlink>
       <w:r>
         <w:rPr>
           <w:lang w:val="zh_TW" w:bidi="zh_TW"/>
         </w:rPr>
-        <w:t>，保羅談到一個問題：為什麼大多數猶太人拒絕了關於耶穌的好消息，而許多外邦人卻接受了呢？他說，現在有一小群（或餘民）的猶太人相信。神揀選了這群人是因著神的恩典，這群人是「選民」。這小群人得到了神原本為整個以色列所預備的福分。保羅說，許多人沒有接受這個信息，因為他們對此漸漸不再敏感。他將此描述為「頑梗不化」，這與人類普遍背離神的傾向有關（</w:t>
+        <w:t>通常被現今的聖經學者理解為專指姦淫。對於希臘文porneia的翻譯涉及解釋而非純翻譯。學者們對耶穌關於休妻的例外說法是否指淫亂的廣義或狹義含義存在分歧。他可能僅指姦淫，也可能將它與其它性罪一併包括在內。</w:t>
+      </w:r>
+    </w:p>
+    <w:p>
+      <w:pPr/>
+      <w:r>
+        <w:rPr>
+          <w:lang w:val="zh_TW" w:bidi="zh_TW"/>
+        </w:rPr>
+      </w:r>
+      <w:r>
+        <w:rPr>
+          <w:lang w:val="zh_TW" w:bidi="zh_TW"/>
+        </w:rPr>
+        <w:t>「淫亂」一詞在舊約和新約中也有比喻性的用法。起源於以色列和教會作為主的妻子或新娘的描述，背離神和拜偶像被稱為淫亂（例如，見</w:t>
       </w:r>
       <w:hyperlink r:id="rId22">
         <w:r>
@@ -466,7 +460,7 @@
             <w:color w:val="0000EE"/>
             <w:u w:val="single"/>
           </w:rPr>
-          <w:t>羅11:5–7</w:t>
+          <w:t>耶2章</w:t>
         </w:r>
       </w:hyperlink>
       <w:r>
@@ -474,20 +468,6 @@
           <w:lang w:val="zh_TW" w:bidi="zh_TW"/>
         </w:rPr>
         <w:t>）。</w:t>
-      </w:r>
-    </w:p>
-    <w:p>
-      <w:pPr/>
-      <w:r>
-        <w:rPr>
-          <w:lang w:val="zh_TW" w:bidi="zh_TW"/>
-        </w:rPr>
-      </w:r>
-      <w:r>
-        <w:rPr>
-          <w:lang w:val="zh_TW" w:bidi="zh_TW"/>
-        </w:rPr>
-        <w:t>然而，保羅說神並沒有取消祂揀選以色列作為祂的子民。保羅解釋說，雖然許多猶太人沒有接受關於耶穌的信息，但這使得外邦人也能接受神的祝福。保羅強調神仍然愛猶太人，並且不會收回對他們的應許（</w:t>
       </w:r>
       <w:hyperlink r:id="rId23">
         <w:r>
@@ -498,28 +478,14 @@
             <w:color w:val="0000EE"/>
             <w:u w:val="single"/>
           </w:rPr>
-          <w:t>羅11:28</w:t>
+          <w:t>以西結書第十六章</w:t>
         </w:r>
       </w:hyperlink>
       <w:r>
         <w:rPr>
           <w:lang w:val="zh_TW" w:bidi="zh_TW"/>
         </w:rPr>
-        <w:t>）。正因如此，保羅相信將來會有許多猶太人歸向神。</w:t>
-      </w:r>
-    </w:p>
-    <w:p>
-      <w:pPr/>
-      <w:r>
-        <w:rPr>
-          <w:lang w:val="zh_TW" w:bidi="zh_TW"/>
-        </w:rPr>
-      </w:r>
-      <w:r>
-        <w:rPr>
-          <w:lang w:val="zh_TW" w:bidi="zh_TW"/>
-        </w:rPr>
-        <w:t>聖經中翻譯為「選民」的詞語通常以複數形式出現，指的是所有神的子民或特定地方教會的成員（</w:t>
+        <w:t>用對婚姻誓言的不忠來象徵耶路撒冷與神之間偏離正道的關係。耶路撒冷對神而言成了一個「行淫的妻」。何西阿書的前三章使用先知何西阿與其淫亂的妻子歌篾的關係，來比喻以色列民族如何對其「丈夫」（神）犯下淫亂之罪，轉而追求其它神。在啟示錄中，「淫亂」和「邪淫」的比喻用法用於大巴比倫——大淫婦（</w:t>
       </w:r>
       <w:hyperlink r:id="rId24">
         <w:r>
@@ -530,15 +496,9 @@
             <w:color w:val="0000EE"/>
             <w:u w:val="single"/>
           </w:rPr>
-          <w:t>羅8:33</w:t>
+          <w:t>啟14:8，</w:t>
         </w:r>
       </w:hyperlink>
-      <w:r>
-        <w:rPr>
-          <w:lang w:val="zh_TW" w:bidi="zh_TW"/>
-        </w:rPr>
-        <w:t>；</w:t>
-      </w:r>
       <w:hyperlink r:id="rId25">
         <w:r>
           <w:rPr>
@@ -548,15 +508,9 @@
             <w:color w:val="0000EE"/>
             <w:u w:val="single"/>
           </w:rPr>
-          <w:t>西3:12</w:t>
+          <w:t>17:2–4，</w:t>
         </w:r>
       </w:hyperlink>
-      <w:r>
-        <w:rPr>
-          <w:lang w:val="zh_TW" w:bidi="zh_TW"/>
-        </w:rPr>
-        <w:t>；</w:t>
-      </w:r>
       <w:hyperlink r:id="rId26">
         <w:r>
           <w:rPr>
@@ -566,15 +520,9 @@
             <w:color w:val="0000EE"/>
             <w:u w:val="single"/>
           </w:rPr>
-          <w:t>帖前1:4</w:t>
+          <w:t>18:3，</w:t>
         </w:r>
       </w:hyperlink>
-      <w:r>
-        <w:rPr>
-          <w:lang w:val="zh_TW" w:bidi="zh_TW"/>
-        </w:rPr>
-        <w:t>；</w:t>
-      </w:r>
       <w:hyperlink r:id="rId27">
         <w:r>
           <w:rPr>
@@ -584,122 +532,14 @@
             <w:color w:val="0000EE"/>
             <w:u w:val="single"/>
           </w:rPr>
-          <w:t>提後2:10</w:t>
+          <w:t>19:2</w:t>
         </w:r>
       </w:hyperlink>
       <w:r>
         <w:rPr>
           <w:lang w:val="zh_TW" w:bidi="zh_TW"/>
         </w:rPr>
-        <w:t>；</w:t>
-      </w:r>
-      <w:hyperlink r:id="rId28">
-        <w:r>
-          <w:rPr>
-            <w:lang w:val="zh_TW" w:bidi="zh_TW"/>
-          </w:rPr>
-          <w:rPr>
-            <w:color w:val="0000EE"/>
-            <w:u w:val="single"/>
-          </w:rPr>
-          <w:t>多1:1</w:t>
-        </w:r>
-      </w:hyperlink>
-      <w:r>
-        <w:rPr>
-          <w:lang w:val="zh_TW" w:bidi="zh_TW"/>
-        </w:rPr>
-        <w:t>；</w:t>
-      </w:r>
-      <w:hyperlink r:id="rId29">
-        <w:r>
-          <w:rPr>
-            <w:lang w:val="zh_TW" w:bidi="zh_TW"/>
-          </w:rPr>
-          <w:rPr>
-            <w:color w:val="0000EE"/>
-            <w:u w:val="single"/>
-          </w:rPr>
-          <w:t>彼前1:1–2</w:t>
-        </w:r>
-      </w:hyperlink>
-      <w:r>
-        <w:rPr>
-          <w:lang w:val="zh_TW" w:bidi="zh_TW"/>
-        </w:rPr>
-        <w:t>；</w:t>
-      </w:r>
-      <w:hyperlink r:id="rId30">
-        <w:r>
-          <w:rPr>
-            <w:lang w:val="zh_TW" w:bidi="zh_TW"/>
-          </w:rPr>
-          <w:rPr>
-            <w:color w:val="0000EE"/>
-            <w:u w:val="single"/>
-          </w:rPr>
-          <w:t>彼後1:10</w:t>
-        </w:r>
-      </w:hyperlink>
-      <w:r>
-        <w:rPr>
-          <w:lang w:val="zh_TW" w:bidi="zh_TW"/>
-        </w:rPr>
-        <w:t>；</w:t>
-      </w:r>
-      <w:hyperlink r:id="rId31">
-        <w:r>
-          <w:rPr>
-            <w:lang w:val="zh_TW" w:bidi="zh_TW"/>
-          </w:rPr>
-          <w:rPr>
-            <w:color w:val="0000EE"/>
-            <w:u w:val="single"/>
-          </w:rPr>
-          <w:t>啟17:14</w:t>
-        </w:r>
-      </w:hyperlink>
-      <w:r>
-        <w:rPr>
-          <w:lang w:val="zh_TW" w:bidi="zh_TW"/>
-        </w:rPr>
-        <w:t>；參</w:t>
-      </w:r>
-      <w:hyperlink r:id="rId32">
-        <w:r>
-          <w:rPr>
-            <w:lang w:val="zh_TW" w:bidi="zh_TW"/>
-          </w:rPr>
-          <w:rPr>
-            <w:color w:val="0000EE"/>
-            <w:u w:val="single"/>
-          </w:rPr>
-          <w:t>羅16:13</w:t>
-        </w:r>
-      </w:hyperlink>
-      <w:r>
-        <w:rPr>
-          <w:lang w:val="zh_TW" w:bidi="zh_TW"/>
-        </w:rPr>
-        <w:t>和</w:t>
-      </w:r>
-      <w:hyperlink r:id="rId33">
-        <w:r>
-          <w:rPr>
-            <w:lang w:val="zh_TW" w:bidi="zh_TW"/>
-          </w:rPr>
-          <w:rPr>
-            <w:color w:val="0000EE"/>
-            <w:u w:val="single"/>
-          </w:rPr>
-          <w:t>約二1:13</w:t>
-        </w:r>
-      </w:hyperlink>
-      <w:r>
-        <w:rPr>
-          <w:lang w:val="zh_TW" w:bidi="zh_TW"/>
-        </w:rPr>
-        <w:t>，這兩處經文中使用的是單數形式）。使用複數形式可能有兩個原因。一個原因是，大部分新約書信是寫給團體而非個人的。更有可能的原因是，這顯示神揀選的是一個群體，而不僅僅只是個別的人。</w:t>
+        <w:t>）。</w:t>
       </w:r>
     </w:p>
     <w:p>
@@ -711,548 +551,6 @@
       </w:r>
       <w:r>
         <w:rPr>
-          <w:lang w:val="zh_TW" w:bidi="zh_TW"/>
-        </w:rPr>
-        <w:t>「揀選」這個詞顯示了成為神的子民始於神的揀選。這個揀選發生在時間開始之前，在任何人能夠回應之前（</w:t>
-      </w:r>
-      <w:hyperlink r:id="rId34">
-        <w:r>
-          <w:rPr>
-            <w:lang w:val="zh_TW" w:bidi="zh_TW"/>
-          </w:rPr>
-          <w:rPr>
-            <w:color w:val="0000EE"/>
-            <w:u w:val="single"/>
-          </w:rPr>
-          <w:t>弗1:4</w:t>
-        </w:r>
-      </w:hyperlink>
-      <w:r>
-        <w:rPr>
-          <w:lang w:val="zh_TW" w:bidi="zh_TW"/>
-        </w:rPr>
-        <w:t>；參</w:t>
-      </w:r>
-      <w:hyperlink r:id="rId35">
-        <w:r>
-          <w:rPr>
-            <w:lang w:val="zh_TW" w:bidi="zh_TW"/>
-          </w:rPr>
-          <w:rPr>
-            <w:color w:val="0000EE"/>
-            <w:u w:val="single"/>
-          </w:rPr>
-          <w:t>約15:16、19</w:t>
-        </w:r>
-      </w:hyperlink>
-      <w:r>
-        <w:rPr>
-          <w:lang w:val="zh_TW" w:bidi="zh_TW"/>
-        </w:rPr>
-        <w:t>）。是神呼召了男人和女人成為祂的子民，凡回應的人就是選民。神揀選人並不是因為他們善良或值得揀選。事實上，祂常常會揀選：</w:t>
-      </w:r>
-    </w:p>
-    <w:p>
-      <w:pPr>
-        <w:pStyle w:val="ListBullet"/>
-        <w:spacing w:line="240" w:lineRule="auto"/>
-        <w:ind w:left="720"/>
-      </w:pPr>
-      <w:r>
-        <w:rPr>
-          <w:lang w:val="zh_TW" w:bidi="zh_TW"/>
-        </w:rPr>
-      </w:r>
-      <w:r>
-        <w:rPr>
-          <w:lang w:val="zh_TW" w:bidi="zh_TW"/>
-        </w:rPr>
-        <w:t>世上愚拙的，叫有智慧的羞愧</w:t>
-      </w:r>
-    </w:p>
-    <w:p>
-      <w:pPr>
-        <w:pStyle w:val="ListBullet"/>
-        <w:spacing w:line="240" w:lineRule="auto"/>
-        <w:ind w:left="720"/>
-      </w:pPr>
-      <w:r>
-        <w:rPr>
-          <w:lang w:val="zh_TW" w:bidi="zh_TW"/>
-        </w:rPr>
-      </w:r>
-      <w:r>
-        <w:rPr>
-          <w:lang w:val="zh_TW" w:bidi="zh_TW"/>
-        </w:rPr>
-        <w:t>世上軟弱的，叫那強壯的羞愧</w:t>
-      </w:r>
-    </w:p>
-    <w:p>
-      <w:pPr>
-        <w:pStyle w:val="ListBullet"/>
-        <w:spacing w:line="240" w:lineRule="auto"/>
-        <w:ind w:left="720"/>
-      </w:pPr>
-      <w:r>
-        <w:rPr>
-          <w:lang w:val="zh_TW" w:bidi="zh_TW"/>
-        </w:rPr>
-      </w:r>
-      <w:r>
-        <w:rPr>
-          <w:lang w:val="zh_TW" w:bidi="zh_TW"/>
-        </w:rPr>
-        <w:t>世上卑賤的，被人厭惡的，以及那無有的，為要廢掉那有的（</w:t>
-      </w:r>
-      <w:hyperlink r:id="rId36">
-        <w:r>
-          <w:rPr>
-            <w:lang w:val="zh_TW" w:bidi="zh_TW"/>
-          </w:rPr>
-          <w:rPr>
-            <w:color w:val="0000EE"/>
-            <w:u w:val="single"/>
-          </w:rPr>
-          <w:t>林前1:27–28</w:t>
-        </w:r>
-      </w:hyperlink>
-      <w:r>
-        <w:rPr>
-          <w:lang w:val="zh_TW" w:bidi="zh_TW"/>
-        </w:rPr>
-        <w:t>）</w:t>
-      </w:r>
-    </w:p>
-    <w:p>
-      <w:pPr/>
-      <w:r>
-        <w:rPr>
-          <w:lang w:val="zh_TW" w:bidi="zh_TW"/>
-        </w:rPr>
-      </w:r>
-      <w:r>
-        <w:rPr>
-          <w:lang w:val="zh_TW" w:bidi="zh_TW"/>
-        </w:rPr>
-        <w:t>這意味著，選民不能因自己的成就或地位而誇耀。他們的一切都來自神，他們不能自誇或認為自己比別人強。</w:t>
-      </w:r>
-    </w:p>
-    <w:p>
-      <w:pPr/>
-      <w:r>
-        <w:rPr>
-          <w:lang w:val="zh_TW" w:bidi="zh_TW"/>
-        </w:rPr>
-      </w:r>
-      <w:r>
-        <w:rPr>
-          <w:lang w:val="zh_TW" w:bidi="zh_TW"/>
-        </w:rPr>
-        <w:t>神揀選的子民有特別的好處：</w:t>
-      </w:r>
-    </w:p>
-    <w:p>
-      <w:pPr>
-        <w:pStyle w:val="ListBullet"/>
-        <w:spacing w:line="240" w:lineRule="auto"/>
-        <w:ind w:left="720"/>
-      </w:pPr>
-      <w:r>
-        <w:rPr>
-          <w:lang w:val="zh_TW" w:bidi="zh_TW"/>
-        </w:rPr>
-      </w:r>
-      <w:r>
-        <w:rPr>
-          <w:lang w:val="zh_TW" w:bidi="zh_TW"/>
-        </w:rPr>
-        <w:t>神幫助他們，因此沒有人可以控告他們以至於讓神拒絕他們（</w:t>
-      </w:r>
-      <w:hyperlink r:id="rId24">
-        <w:r>
-          <w:rPr>
-            <w:lang w:val="zh_TW" w:bidi="zh_TW"/>
-          </w:rPr>
-          <w:rPr>
-            <w:color w:val="0000EE"/>
-            <w:u w:val="single"/>
-          </w:rPr>
-          <w:t>羅8:33</w:t>
-        </w:r>
-      </w:hyperlink>
-      <w:r>
-        <w:rPr>
-          <w:lang w:val="zh_TW" w:bidi="zh_TW"/>
-        </w:rPr>
-        <w:t xml:space="preserve">）。 </w:t>
-      </w:r>
-    </w:p>
-    <w:p>
-      <w:pPr>
-        <w:pStyle w:val="ListBullet"/>
-        <w:spacing w:line="240" w:lineRule="auto"/>
-        <w:ind w:left="720"/>
-      </w:pPr>
-      <w:r>
-        <w:rPr>
-          <w:lang w:val="zh_TW" w:bidi="zh_TW"/>
-        </w:rPr>
-      </w:r>
-      <w:r>
-        <w:rPr>
-          <w:lang w:val="zh_TW" w:bidi="zh_TW"/>
-        </w:rPr>
-        <w:t>他們如同君尊的祭司，這意味著他們可以直接來到神面前（</w:t>
-      </w:r>
-      <w:hyperlink r:id="rId19">
-        <w:r>
-          <w:rPr>
-            <w:lang w:val="zh_TW" w:bidi="zh_TW"/>
-          </w:rPr>
-          <w:rPr>
-            <w:color w:val="0000EE"/>
-            <w:u w:val="single"/>
-          </w:rPr>
-          <w:t>彼前2:9</w:t>
-        </w:r>
-      </w:hyperlink>
-      <w:r>
-        <w:rPr>
-          <w:lang w:val="zh_TW" w:bidi="zh_TW"/>
-        </w:rPr>
-        <w:t xml:space="preserve">）。 </w:t>
-      </w:r>
-    </w:p>
-    <w:p>
-      <w:pPr>
-        <w:pStyle w:val="ListBullet"/>
-        <w:spacing w:line="240" w:lineRule="auto"/>
-        <w:ind w:left="720"/>
-      </w:pPr>
-      <w:r>
-        <w:rPr>
-          <w:lang w:val="zh_TW" w:bidi="zh_TW"/>
-        </w:rPr>
-      </w:r>
-      <w:r>
-        <w:rPr>
-          <w:lang w:val="zh_TW" w:bidi="zh_TW"/>
-        </w:rPr>
-        <w:t>被稱為使徒的早期基督教領袖經歷了艱難時期。他們這樣做是為了讓神的子民可以得救，並與神永遠同在（</w:t>
-      </w:r>
-      <w:hyperlink r:id="rId27">
-        <w:r>
-          <w:rPr>
-            <w:lang w:val="zh_TW" w:bidi="zh_TW"/>
-          </w:rPr>
-          <w:rPr>
-            <w:color w:val="0000EE"/>
-            <w:u w:val="single"/>
-          </w:rPr>
-          <w:t>提後2:10</w:t>
-        </w:r>
-      </w:hyperlink>
-      <w:r>
-        <w:rPr>
-          <w:lang w:val="zh_TW" w:bidi="zh_TW"/>
-        </w:rPr>
-        <w:t>）。</w:t>
-      </w:r>
-    </w:p>
-    <w:p>
-      <w:pPr/>
-      <w:r>
-        <w:rPr>
-          <w:lang w:val="zh_TW" w:bidi="zh_TW"/>
-        </w:rPr>
-      </w:r>
-      <w:r>
-        <w:rPr>
-          <w:lang w:val="zh_TW" w:bidi="zh_TW"/>
-        </w:rPr>
-        <w:t>選民是以他們對神的信心著稱（</w:t>
-      </w:r>
-      <w:hyperlink r:id="rId28">
-        <w:r>
-          <w:rPr>
-            <w:lang w:val="zh_TW" w:bidi="zh_TW"/>
-          </w:rPr>
-          <w:rPr>
-            <w:color w:val="0000EE"/>
-            <w:u w:val="single"/>
-          </w:rPr>
-          <w:t>多1:1</w:t>
-        </w:r>
-      </w:hyperlink>
-      <w:r>
-        <w:rPr>
-          <w:lang w:val="zh_TW" w:bidi="zh_TW"/>
-        </w:rPr>
-        <w:t>）。他們的行為應該顯示出他們是神的子民（</w:t>
-      </w:r>
-      <w:hyperlink r:id="rId25">
-        <w:r>
-          <w:rPr>
-            <w:lang w:val="zh_TW" w:bidi="zh_TW"/>
-          </w:rPr>
-          <w:rPr>
-            <w:color w:val="0000EE"/>
-            <w:u w:val="single"/>
-          </w:rPr>
-          <w:t>西3:12</w:t>
-        </w:r>
-      </w:hyperlink>
-      <w:r>
-        <w:rPr>
-          <w:lang w:val="zh_TW" w:bidi="zh_TW"/>
-        </w:rPr>
-        <w:t>）。他們必須堅定自己的呼召和揀選，也就是說，他們必須通過他們的生活方式來顯示他們屬於神（</w:t>
-      </w:r>
-      <w:hyperlink r:id="rId30">
-        <w:r>
-          <w:rPr>
-            <w:lang w:val="zh_TW" w:bidi="zh_TW"/>
-          </w:rPr>
-          <w:rPr>
-            <w:color w:val="0000EE"/>
-            <w:u w:val="single"/>
-          </w:rPr>
-          <w:t>彼後1:10</w:t>
-        </w:r>
-      </w:hyperlink>
-      <w:r>
-        <w:rPr>
-          <w:lang w:val="zh_TW" w:bidi="zh_TW"/>
-        </w:rPr>
-        <w:t>）。他們必須繼續忠於那位呼召他們的主（</w:t>
-      </w:r>
-      <w:hyperlink r:id="rId31">
-        <w:r>
-          <w:rPr>
-            <w:lang w:val="zh_TW" w:bidi="zh_TW"/>
-          </w:rPr>
-          <w:rPr>
-            <w:color w:val="0000EE"/>
-            <w:u w:val="single"/>
-          </w:rPr>
-          <w:t>啟17:14</w:t>
-        </w:r>
-      </w:hyperlink>
-      <w:r>
-        <w:rPr>
-          <w:lang w:val="zh_TW" w:bidi="zh_TW"/>
-        </w:rPr>
-        <w:t>）。</w:t>
-      </w:r>
-    </w:p>
-    <w:p>
-      <w:pPr/>
-      <w:r>
-        <w:rPr>
-          <w:lang w:val="zh_TW" w:bidi="zh_TW"/>
-        </w:rPr>
-      </w:r>
-      <w:hyperlink r:id="rId37">
-        <w:r>
-          <w:rPr>
-            <w:lang w:val="zh_TW" w:bidi="zh_TW"/>
-          </w:rPr>
-          <w:rPr>
-            <w:color w:val="0000EE"/>
-            <w:u w:val="single"/>
-          </w:rPr>
-          <w:t>馬太福音二十二章14節</w:t>
-        </w:r>
-      </w:hyperlink>
-      <w:r>
-        <w:rPr>
-          <w:lang w:val="zh_TW" w:bidi="zh_TW"/>
-        </w:rPr>
-        <w:t>解釋了神的呼召與人的回應之間的關係：「因為被召的人多，選上的人少。」雖然神通過福音呼召了許多人，但只有一部分人回應這個呼召並成為祂的選民。</w:t>
-      </w:r>
-    </w:p>
-    <w:p>
-      <w:pPr/>
-      <w:r>
-        <w:rPr>
-          <w:lang w:val="zh_TW" w:bidi="zh_TW"/>
-        </w:rPr>
-      </w:r>
-      <w:r>
-        <w:rPr>
-          <w:lang w:val="zh_TW" w:bidi="zh_TW"/>
-        </w:rPr>
-        <w:t>聖經並未完全解釋為什麼只有一些人成為神的子民。當然，當一個人確實回應神的呼召時，那是因為福音臨到了他或她「不獨在乎言語，也在乎權能和聖靈，並充足的信心」（</w:t>
-      </w:r>
-      <w:hyperlink r:id="rId38">
-        <w:r>
-          <w:rPr>
-            <w:lang w:val="zh_TW" w:bidi="zh_TW"/>
-          </w:rPr>
-          <w:rPr>
-            <w:color w:val="0000EE"/>
-            <w:u w:val="single"/>
-          </w:rPr>
-          <w:t>帖前1:4–5</w:t>
-        </w:r>
-      </w:hyperlink>
-      <w:r>
-        <w:rPr>
-          <w:lang w:val="zh_TW" w:bidi="zh_TW"/>
-        </w:rPr>
-        <w:t>）。人們拒絕福音，是因為他們因罪和過分相信自己的作為而變得心硬。聖經並未進一步解釋，所以基督徒不應該嘗試添加自己的解釋。</w:t>
-      </w:r>
-    </w:p>
-    <w:p>
-      <w:pPr/>
-      <w:r>
-        <w:rPr>
-          <w:lang w:val="zh_TW" w:bidi="zh_TW"/>
-        </w:rPr>
-      </w:r>
-      <w:r>
-        <w:rPr>
-          <w:lang w:val="zh_TW" w:bidi="zh_TW"/>
-        </w:rPr>
-        <w:t>「揀選」也可以意味著神揀選人來完成特殊的任務。耶穌從一大群跟隨祂的人中選擇了十二個門徒（</w:t>
-      </w:r>
-      <w:hyperlink r:id="rId39">
-        <w:r>
-          <w:rPr>
-            <w:lang w:val="zh_TW" w:bidi="zh_TW"/>
-          </w:rPr>
-          <w:rPr>
-            <w:color w:val="0000EE"/>
-            <w:u w:val="single"/>
-          </w:rPr>
-          <w:t>路6:13</w:t>
-        </w:r>
-      </w:hyperlink>
-      <w:r>
-        <w:rPr>
-          <w:lang w:val="zh_TW" w:bidi="zh_TW"/>
-        </w:rPr>
-        <w:t>；</w:t>
-      </w:r>
-      <w:hyperlink r:id="rId40">
-        <w:r>
-          <w:rPr>
-            <w:lang w:val="zh_TW" w:bidi="zh_TW"/>
-          </w:rPr>
-          <w:rPr>
-            <w:color w:val="0000EE"/>
-            <w:u w:val="single"/>
-          </w:rPr>
-          <w:t>徒1:2</w:t>
-        </w:r>
-      </w:hyperlink>
-      <w:r>
-        <w:rPr>
-          <w:lang w:val="zh_TW" w:bidi="zh_TW"/>
-        </w:rPr>
-        <w:t>）。同樣，在約翰福音中，耶穌說祂雖然揀選了十二個門徒，但祂稱出賣祂的猶大為「魔鬼」（</w:t>
-      </w:r>
-      <w:hyperlink r:id="rId41">
-        <w:r>
-          <w:rPr>
-            <w:lang w:val="zh_TW" w:bidi="zh_TW"/>
-          </w:rPr>
-          <w:rPr>
-            <w:color w:val="0000EE"/>
-            <w:u w:val="single"/>
-          </w:rPr>
-          <w:t>約6:70</w:t>
-        </w:r>
-      </w:hyperlink>
-      <w:r>
-        <w:rPr>
-          <w:lang w:val="zh_TW" w:bidi="zh_TW"/>
-        </w:rPr>
-        <w:t>，</w:t>
-      </w:r>
-      <w:hyperlink r:id="rId42">
-        <w:r>
-          <w:rPr>
-            <w:lang w:val="zh_TW" w:bidi="zh_TW"/>
-          </w:rPr>
-          <w:rPr>
-            <w:color w:val="0000EE"/>
-            <w:u w:val="single"/>
-          </w:rPr>
-          <w:t>13:18</w:t>
-        </w:r>
-      </w:hyperlink>
-      <w:r>
-        <w:rPr>
-          <w:lang w:val="zh_TW" w:bidi="zh_TW"/>
-        </w:rPr>
-        <w:t>）。當需要選出另一位門徒來取代猶大時，教會向耶穌祈禱，請耶穌指示他們應該從兩個人中挑選哪一個加入十二使徒（</w:t>
-      </w:r>
-      <w:hyperlink r:id="rId43">
-        <w:r>
-          <w:rPr>
-            <w:lang w:val="zh_TW" w:bidi="zh_TW"/>
-          </w:rPr>
-          <w:rPr>
-            <w:color w:val="0000EE"/>
-            <w:u w:val="single"/>
-          </w:rPr>
-          <w:t>徒1:24</w:t>
-        </w:r>
-      </w:hyperlink>
-      <w:r>
-        <w:rPr>
-          <w:lang w:val="zh_TW" w:bidi="zh_TW"/>
-        </w:rPr>
-        <w:t>）。彼得說神揀選了他向外邦人傳福音（</w:t>
-      </w:r>
-      <w:hyperlink r:id="rId44">
-        <w:r>
-          <w:rPr>
-            <w:lang w:val="zh_TW" w:bidi="zh_TW"/>
-          </w:rPr>
-          <w:rPr>
-            <w:color w:val="0000EE"/>
-            <w:u w:val="single"/>
-          </w:rPr>
-          <w:t>15:7</w:t>
-        </w:r>
-      </w:hyperlink>
-      <w:r>
-        <w:rPr>
-          <w:lang w:val="zh_TW" w:bidi="zh_TW"/>
-        </w:rPr>
-        <w:t>）。 同樣，保羅說神揀選他將信息帶給外邦人（</w:t>
-      </w:r>
-      <w:hyperlink r:id="rId45">
-        <w:r>
-          <w:rPr>
-            <w:lang w:val="zh_TW" w:bidi="zh_TW"/>
-          </w:rPr>
-          <w:rPr>
-            <w:color w:val="0000EE"/>
-            <w:u w:val="single"/>
-          </w:rPr>
-          <w:t>9:15</w:t>
-        </w:r>
-      </w:hyperlink>
-      <w:r>
-        <w:rPr>
-          <w:lang w:val="zh_TW" w:bidi="zh_TW"/>
-        </w:rPr>
-        <w:t>）。這些例子顯示神在基督徒宣教中採取的第一步，祂揀選人以不同的方式來事奉祂。</w:t>
-      </w:r>
-    </w:p>
-    <w:p>
-      <w:pPr/>
-      <w:r>
-        <w:rPr>
-          <w:lang w:val="zh_TW" w:bidi="zh_TW"/>
-        </w:rPr>
-      </w:r>
-      <w:r>
-        <w:rPr>
           <w:i/>
           <w:lang w:val="zh_TW" w:bidi="zh_TW"/>
         </w:rPr>
@@ -1268,19 +566,7 @@
         <w:rPr>
           <w:lang w:val="zh_TW" w:bidi="zh_TW"/>
         </w:rPr>
-        <w:t>預知</w:t>
-      </w:r>
-      <w:r>
-        <w:rPr>
-          <w:lang w:val="zh_TW" w:bidi="zh_TW"/>
-        </w:rPr>
-        <w:t>；</w:t>
-      </w:r>
-      <w:r>
-        <w:rPr>
-          <w:lang w:val="zh_TW" w:bidi="zh_TW"/>
-        </w:rPr>
-        <w:t>預定</w:t>
+        <w:t>姦淫</w:t>
       </w:r>
       <w:r>
         <w:rPr>

--- a/zht/docx/133.content.docx
+++ b/zht/docx/133.content.docx
@@ -19,7 +19,7 @@
         <w:rPr>
           <w:lang w:val="zh_TW" w:bidi="zh_TW"/>
         </w:rPr>
-        <w:t>Resource: 聖經詞典 (Tyndale)</w:t>
+        <w:t>Resource: Tyndale Open Bible Dictionary</w:t>
       </w:r>
       <w:r>
         <w:rPr>
@@ -112,7 +112,7 @@
         <w:rPr>
           <w:lang w:val="zh_TW" w:bidi="zh_TW"/>
         </w:rPr>
-        <w:t>聖經詞典 (Tyndale)</w:t>
+        <w:t>Tyndale Open Bible Dictionary</w:t>
       </w:r>
     </w:p>
     <w:p>
@@ -149,7 +149,7 @@
         <w:rPr>
           <w:lang w:val="zh_TW" w:bidi="zh_TW"/>
         </w:rPr>
-        <w:t>tong</w:t>
+        <w:t>tai</w:t>
       </w:r>
       <w:r>
         <w:rPr>
@@ -212,7 +212,7 @@
         <w:rPr>
           <w:lang w:val="zh_TW" w:bidi="zh_TW"/>
         </w:rPr>
-        <w:t>通姦</w:t>
+        <w:t>太陽</w:t>
       </w:r>
       <w:r>
         <w:rPr>
@@ -231,7 +231,61 @@
         <w:rPr>
           <w:lang w:val="zh_TW" w:bidi="zh_TW"/>
         </w:rPr>
-        <w:t>不貞、性方面的不道德（簡稱：性不道德）。「淫亂（fornication）」一詞在聖經中有幾種不同的意思。</w:t>
+        <w:t>太陽（譯註：或譯「日頭」）是神所創造的兩大光體之一，用來管理白晝（</w:t>
+      </w:r>
+      <w:hyperlink r:id="rId13">
+        <w:r>
+          <w:rPr>
+            <w:lang w:val="zh_TW" w:bidi="zh_TW"/>
+          </w:rPr>
+          <w:rPr>
+            <w:color w:val="0000EE"/>
+            <w:u w:val="single"/>
+          </w:rPr>
+          <w:t>創1:14–15</w:t>
+        </w:r>
+      </w:hyperlink>
+      <w:r>
+        <w:rPr>
+          <w:lang w:val="zh_TW" w:bidi="zh_TW"/>
+        </w:rPr>
+        <w:t>）。在聖經時代，一天是從日落開始的，日常獻祭也與太陽的位置有關。第一個燔祭是在日出時獻上的（</w:t>
+      </w:r>
+      <w:hyperlink r:id="rId14">
+        <w:r>
+          <w:rPr>
+            <w:lang w:val="zh_TW" w:bidi="zh_TW"/>
+          </w:rPr>
+          <w:rPr>
+            <w:color w:val="0000EE"/>
+            <w:u w:val="single"/>
+          </w:rPr>
+          <w:t>出29:39</w:t>
+        </w:r>
+      </w:hyperlink>
+      <w:r>
+        <w:rPr>
+          <w:lang w:val="zh_TW" w:bidi="zh_TW"/>
+        </w:rPr>
+        <w:t>；</w:t>
+      </w:r>
+      <w:hyperlink r:id="rId15">
+        <w:r>
+          <w:rPr>
+            <w:lang w:val="zh_TW" w:bidi="zh_TW"/>
+          </w:rPr>
+          <w:rPr>
+            <w:color w:val="0000EE"/>
+            <w:u w:val="single"/>
+          </w:rPr>
+          <w:t>民28:4</w:t>
+        </w:r>
+      </w:hyperlink>
+      <w:r>
+        <w:rPr>
+          <w:lang w:val="zh_TW" w:bidi="zh_TW"/>
+        </w:rPr>
+        <w:t>）。在猶太教的拉比傳統中，白晝的時數隨著季節變化，取決於太陽週期。</w:t>
       </w:r>
     </w:p>
     <w:p>
@@ -245,79 +299,7 @@
         <w:rPr>
           <w:lang w:val="zh_TW" w:bidi="zh_TW"/>
         </w:rPr>
-        <w:t>它的廣義含義是指所有非法的性行為，也就是除丈夫和妻子之間的性行為外的任何性行為。例如，在</w:t>
-      </w:r>
-      <w:hyperlink r:id="rId13">
-        <w:r>
-          <w:rPr>
-            <w:lang w:val="zh_TW" w:bidi="zh_TW"/>
-          </w:rPr>
-          <w:rPr>
-            <w:color w:val="0000EE"/>
-            <w:u w:val="single"/>
-          </w:rPr>
-          <w:t>哥林多前書五章1節</w:t>
-        </w:r>
-      </w:hyperlink>
-      <w:r>
-        <w:rPr>
-          <w:lang w:val="zh_TW" w:bidi="zh_TW"/>
-        </w:rPr>
-        <w:t>中，這個詞被用於指當地教會所容忍的一種罪：有一個人顯然與他的繼母同居。在</w:t>
-      </w:r>
-      <w:hyperlink r:id="rId14">
-        <w:r>
-          <w:rPr>
-            <w:lang w:val="zh_TW" w:bidi="zh_TW"/>
-          </w:rPr>
-          <w:rPr>
-            <w:color w:val="0000EE"/>
-            <w:u w:val="single"/>
-          </w:rPr>
-          <w:t>羅馬書一章29節</w:t>
-        </w:r>
-      </w:hyperlink>
-      <w:r>
-        <w:rPr>
-          <w:lang w:val="zh_TW" w:bidi="zh_TW"/>
-        </w:rPr>
-        <w:t>的一系列可怕的罪行中，使徒保羅將「淫亂」列入其中，似乎意在將其涵蓋所有形式的性方面不道德的行為。在哥林多前書中，保羅在上下文中暗示這個詞指各種非法的性活動（</w:t>
-      </w:r>
-      <w:hyperlink r:id="rId15">
-        <w:r>
-          <w:rPr>
-            <w:lang w:val="zh_TW" w:bidi="zh_TW"/>
-          </w:rPr>
-          <w:rPr>
-            <w:color w:val="0000EE"/>
-            <w:u w:val="single"/>
-          </w:rPr>
-          <w:t>6:13、18</w:t>
-        </w:r>
-      </w:hyperlink>
-      <w:r>
-        <w:rPr>
-          <w:lang w:val="zh_TW" w:bidi="zh_TW"/>
-        </w:rPr>
-        <w:t>）。在</w:t>
-      </w:r>
-      <w:hyperlink r:id="rId16">
-        <w:r>
-          <w:rPr>
-            <w:lang w:val="zh_TW" w:bidi="zh_TW"/>
-          </w:rPr>
-          <w:rPr>
-            <w:color w:val="0000EE"/>
-            <w:u w:val="single"/>
-          </w:rPr>
-          <w:t>哥林多前書七章2節</w:t>
-        </w:r>
-      </w:hyperlink>
-      <w:r>
-        <w:rPr>
-          <w:lang w:val="zh_TW" w:bidi="zh_TW"/>
-        </w:rPr>
-        <w:t>中，保羅使用了「淫亂」的希臘文複數形式，暗示這種罪行可能以多種形式表現出來。他因此指出，哥林多人應該結婚並合宜地共同生活。「淫亂」廣義含義中的一種罪行是姦淫。</w:t>
+        <w:t>以色列人用的曆法是陰曆，但春季（逾越節）和秋季（吹角節、贖罪日、住棚節）的大節期卻顯示，他們也考量了太陽年（solar year）。與農事對應的基色曆（Gezer calendar）以太陽年為依據。猶太曆採用19年循環，其中有7年會加上閏月，使陰曆與太陽年對齊，聖經並沒有提到這套系統，學者認為第十三個月是後來才加上的。來自埃及象島（Elephantine）猶太殖民地的亞蘭文文件顯示，早在主前五世紀，這個19年循環的系統已經被使用。雖然沒有相關記錄留存，猶大和以色列王國很可能採用類似的制度。</w:t>
       </w:r>
     </w:p>
     <w:p>
@@ -331,9 +313,21 @@
         <w:rPr>
           <w:lang w:val="zh_TW" w:bidi="zh_TW"/>
         </w:rPr>
-        <w:t>「淫亂」也有一種更為狹義的含義，指未婚之間的性不道德行為。在那些將「淫亂」和「姦淫」並列的聖經清單中，暗示了這種含義。耶穌所列的出於人心中的污穢罪行包括「淫亂（譯註：和合本譯為苟合）」和「姦淫」（</w:t>
-      </w:r>
-      <w:hyperlink r:id="rId17">
+        <w:t>在猶太教的拉比傳統中，認為每年都有四季，但舊約僅提到兩季：「</w:t>
+      </w:r>
+      <w:r>
+        <w:rPr>
+          <w:lang w:val="zh_TW" w:bidi="zh_TW"/>
+        </w:rPr>
+        <w:t>稼穡、寒暑、冬夏</w:t>
+      </w:r>
+      <w:r>
+        <w:rPr>
+          <w:lang w:val="zh_TW" w:bidi="zh_TW"/>
+        </w:rPr>
+        <w:t>」（</w:t>
+      </w:r>
+      <w:hyperlink r:id="rId16">
         <w:r>
           <w:rPr>
             <w:lang w:val="zh_TW" w:bidi="zh_TW"/>
@@ -342,43 +336,7 @@
             <w:color w:val="0000EE"/>
             <w:u w:val="single"/>
           </w:rPr>
-          <w:t>太15:19</w:t>
-        </w:r>
-      </w:hyperlink>
-      <w:r>
-        <w:rPr>
-          <w:lang w:val="zh_TW" w:bidi="zh_TW"/>
-        </w:rPr>
-        <w:t>；</w:t>
-      </w:r>
-      <w:hyperlink r:id="rId18">
-        <w:r>
-          <w:rPr>
-            <w:lang w:val="zh_TW" w:bidi="zh_TW"/>
-          </w:rPr>
-          <w:rPr>
-            <w:color w:val="0000EE"/>
-            <w:u w:val="single"/>
-          </w:rPr>
-          <w:t>可7:21–22</w:t>
-        </w:r>
-      </w:hyperlink>
-      <w:r>
-        <w:rPr>
-          <w:lang w:val="zh_TW" w:bidi="zh_TW"/>
-        </w:rPr>
-        <w:t>）。保羅列出的那些不能承受神的國的罪人中也包括淫亂的和姦淫的（</w:t>
-      </w:r>
-      <w:hyperlink r:id="rId19">
-        <w:r>
-          <w:rPr>
-            <w:lang w:val="zh_TW" w:bidi="zh_TW"/>
-          </w:rPr>
-          <w:rPr>
-            <w:color w:val="0000EE"/>
-            <w:u w:val="single"/>
-          </w:rPr>
-          <w:t>林前6:9</w:t>
+          <w:t>創8:22</w:t>
         </w:r>
       </w:hyperlink>
       <w:r>
@@ -399,9 +357,40 @@
         <w:rPr>
           <w:lang w:val="zh_TW" w:bidi="zh_TW"/>
         </w:rPr>
-        <w:t>「淫亂」在</w:t>
-      </w:r>
-      <w:hyperlink r:id="rId20">
+        <w:t>四個季節與太陽的運行有關：</w:t>
+      </w:r>
+    </w:p>
+    <w:p>
+      <w:pPr>
+        <w:pStyle w:val="ListBullet"/>
+        <w:spacing w:line="240" w:lineRule="auto"/>
+        <w:ind w:left="720"/>
+      </w:pPr>
+      <w:r>
+        <w:rPr>
+          <w:lang w:val="zh_TW" w:bidi="zh_TW"/>
+        </w:rPr>
+      </w:r>
+      <w:r>
+        <w:rPr>
+          <w:lang w:val="zh_TW" w:bidi="zh_TW"/>
+        </w:rPr>
+        <w:t>秋季（</w:t>
+      </w:r>
+      <w:r>
+        <w:rPr>
+          <w:i/>
+          <w:lang w:val="zh_TW" w:bidi="zh_TW"/>
+        </w:rPr>
+        <w:t>setav；</w:t>
+      </w:r>
+      <w:r>
+        <w:rPr>
+          <w:lang w:val="zh_TW" w:bidi="zh_TW"/>
+        </w:rPr>
+        <w:t>原指「雨季」或「雨」；</w:t>
+      </w:r>
+      <w:hyperlink r:id="rId17">
         <w:r>
           <w:rPr>
             <w:lang w:val="zh_TW" w:bidi="zh_TW"/>
@@ -410,32 +399,107 @@
             <w:color w:val="0000EE"/>
             <w:u w:val="single"/>
           </w:rPr>
-          <w:t>馬太福音五章32節</w:t>
+          <w:t>歌2:11</w:t>
         </w:r>
       </w:hyperlink>
       <w:r>
         <w:rPr>
           <w:lang w:val="zh_TW" w:bidi="zh_TW"/>
         </w:rPr>
-        <w:t>和</w:t>
-      </w:r>
-      <w:hyperlink r:id="rId21">
-        <w:r>
-          <w:rPr>
-            <w:lang w:val="zh_TW" w:bidi="zh_TW"/>
-          </w:rPr>
-          <w:rPr>
-            <w:color w:val="0000EE"/>
-            <w:u w:val="single"/>
-          </w:rPr>
-          <w:t>十九章9節</w:t>
-        </w:r>
-      </w:hyperlink>
-      <w:r>
-        <w:rPr>
-          <w:lang w:val="zh_TW" w:bidi="zh_TW"/>
-        </w:rPr>
-        <w:t>通常被現今的聖經學者理解為專指姦淫。對於希臘文porneia的翻譯涉及解釋而非純翻譯。學者們對耶穌關於休妻的例外說法是否指淫亂的廣義或狹義含義存在分歧。他可能僅指姦淫，也可能將它與其它性罪一併包括在內。</w:t>
+        <w:t>）始於秋分（9月21日）</w:t>
+      </w:r>
+    </w:p>
+    <w:p>
+      <w:pPr>
+        <w:pStyle w:val="ListBullet"/>
+        <w:spacing w:line="240" w:lineRule="auto"/>
+        <w:ind w:left="720"/>
+      </w:pPr>
+      <w:r>
+        <w:rPr>
+          <w:lang w:val="zh_TW" w:bidi="zh_TW"/>
+        </w:rPr>
+      </w:r>
+      <w:r>
+        <w:rPr>
+          <w:lang w:val="zh_TW" w:bidi="zh_TW"/>
+        </w:rPr>
+        <w:t>冬季（</w:t>
+      </w:r>
+      <w:r>
+        <w:rPr>
+          <w:i/>
+          <w:lang w:val="zh_TW" w:bidi="zh_TW"/>
+        </w:rPr>
+        <w:t>horeph</w:t>
+      </w:r>
+      <w:r>
+        <w:rPr>
+          <w:lang w:val="zh_TW" w:bidi="zh_TW"/>
+        </w:rPr>
+        <w:t>）始於冬至（約12月22日）</w:t>
+      </w:r>
+    </w:p>
+    <w:p>
+      <w:pPr>
+        <w:pStyle w:val="ListBullet"/>
+        <w:spacing w:line="240" w:lineRule="auto"/>
+        <w:ind w:left="720"/>
+      </w:pPr>
+      <w:r>
+        <w:rPr>
+          <w:lang w:val="zh_TW" w:bidi="zh_TW"/>
+        </w:rPr>
+      </w:r>
+      <w:r>
+        <w:rPr>
+          <w:lang w:val="zh_TW" w:bidi="zh_TW"/>
+        </w:rPr>
+        <w:t>春天 （</w:t>
+      </w:r>
+      <w:r>
+        <w:rPr>
+          <w:i/>
+          <w:lang w:val="zh_TW" w:bidi="zh_TW"/>
+        </w:rPr>
+        <w:t>aviv</w:t>
+      </w:r>
+      <w:r>
+        <w:rPr>
+          <w:lang w:val="zh_TW" w:bidi="zh_TW"/>
+        </w:rPr>
+        <w:t>） 開始於春分（3月21日）</w:t>
+      </w:r>
+    </w:p>
+    <w:p>
+      <w:pPr>
+        <w:pStyle w:val="ListBullet"/>
+        <w:spacing w:line="240" w:lineRule="auto"/>
+        <w:ind w:left="720"/>
+      </w:pPr>
+      <w:r>
+        <w:rPr>
+          <w:lang w:val="zh_TW" w:bidi="zh_TW"/>
+        </w:rPr>
+      </w:r>
+      <w:r>
+        <w:rPr>
+          <w:lang w:val="zh_TW" w:bidi="zh_TW"/>
+        </w:rPr>
+        <w:t>夏季（</w:t>
+      </w:r>
+      <w:r>
+        <w:rPr>
+          <w:i/>
+          <w:lang w:val="zh_TW" w:bidi="zh_TW"/>
+        </w:rPr>
+        <w:t>qayits</w:t>
+      </w:r>
+      <w:r>
+        <w:rPr>
+          <w:lang w:val="zh_TW" w:bidi="zh_TW"/>
+        </w:rPr>
+        <w:t>）始於夏至（6月22日）</w:t>
       </w:r>
     </w:p>
     <w:p>
@@ -449,97 +513,7 @@
         <w:rPr>
           <w:lang w:val="zh_TW" w:bidi="zh_TW"/>
         </w:rPr>
-        <w:t>「淫亂」一詞在舊約和新約中也有比喻性的用法。起源於以色列和教會作為主的妻子或新娘的描述，背離神和拜偶像被稱為淫亂（例如，見</w:t>
-      </w:r>
-      <w:hyperlink r:id="rId22">
-        <w:r>
-          <w:rPr>
-            <w:lang w:val="zh_TW" w:bidi="zh_TW"/>
-          </w:rPr>
-          <w:rPr>
-            <w:color w:val="0000EE"/>
-            <w:u w:val="single"/>
-          </w:rPr>
-          <w:t>耶2章</w:t>
-        </w:r>
-      </w:hyperlink>
-      <w:r>
-        <w:rPr>
-          <w:lang w:val="zh_TW" w:bidi="zh_TW"/>
-        </w:rPr>
-        <w:t>）。</w:t>
-      </w:r>
-      <w:hyperlink r:id="rId23">
-        <w:r>
-          <w:rPr>
-            <w:lang w:val="zh_TW" w:bidi="zh_TW"/>
-          </w:rPr>
-          <w:rPr>
-            <w:color w:val="0000EE"/>
-            <w:u w:val="single"/>
-          </w:rPr>
-          <w:t>以西結書第十六章</w:t>
-        </w:r>
-      </w:hyperlink>
-      <w:r>
-        <w:rPr>
-          <w:lang w:val="zh_TW" w:bidi="zh_TW"/>
-        </w:rPr>
-        <w:t>用對婚姻誓言的不忠來象徵耶路撒冷與神之間偏離正道的關係。耶路撒冷對神而言成了一個「行淫的妻」。何西阿書的前三章使用先知何西阿與其淫亂的妻子歌篾的關係，來比喻以色列民族如何對其「丈夫」（神）犯下淫亂之罪，轉而追求其它神。在啟示錄中，「淫亂」和「邪淫」的比喻用法用於大巴比倫——大淫婦（</w:t>
-      </w:r>
-      <w:hyperlink r:id="rId24">
-        <w:r>
-          <w:rPr>
-            <w:lang w:val="zh_TW" w:bidi="zh_TW"/>
-          </w:rPr>
-          <w:rPr>
-            <w:color w:val="0000EE"/>
-            <w:u w:val="single"/>
-          </w:rPr>
-          <w:t>啟14:8，</w:t>
-        </w:r>
-      </w:hyperlink>
-      <w:hyperlink r:id="rId25">
-        <w:r>
-          <w:rPr>
-            <w:lang w:val="zh_TW" w:bidi="zh_TW"/>
-          </w:rPr>
-          <w:rPr>
-            <w:color w:val="0000EE"/>
-            <w:u w:val="single"/>
-          </w:rPr>
-          <w:t>17:2–4，</w:t>
-        </w:r>
-      </w:hyperlink>
-      <w:hyperlink r:id="rId26">
-        <w:r>
-          <w:rPr>
-            <w:lang w:val="zh_TW" w:bidi="zh_TW"/>
-          </w:rPr>
-          <w:rPr>
-            <w:color w:val="0000EE"/>
-            <w:u w:val="single"/>
-          </w:rPr>
-          <w:t>18:3，</w:t>
-        </w:r>
-      </w:hyperlink>
-      <w:hyperlink r:id="rId27">
-        <w:r>
-          <w:rPr>
-            <w:lang w:val="zh_TW" w:bidi="zh_TW"/>
-          </w:rPr>
-          <w:rPr>
-            <w:color w:val="0000EE"/>
-            <w:u w:val="single"/>
-          </w:rPr>
-          <w:t>19:2</w:t>
-        </w:r>
-      </w:hyperlink>
-      <w:r>
-        <w:rPr>
-          <w:lang w:val="zh_TW" w:bidi="zh_TW"/>
-        </w:rPr>
-        <w:t>）。</w:t>
+        <w:t>在別是巴發現的一座聖殿（追溯到公元前125年），與夏至的日出對齊。同樣，拉吉（Lachish）的一座聖殿則朝向冬至。來自君主時代的亞拉得（Arad）聖殿幾乎正對東方。它很可能與春分或秋分的日出對齊，耶路撒冷聖殿也是如此。</w:t>
       </w:r>
     </w:p>
     <w:p>
@@ -551,6 +525,458 @@
       </w:r>
       <w:r>
         <w:rPr>
+          <w:lang w:val="zh_TW" w:bidi="zh_TW"/>
+        </w:rPr>
+        <w:t>在希伯來詩詞中，太陽常被用作一個強烈的意象。它被描述為：</w:t>
+      </w:r>
+    </w:p>
+    <w:p>
+      <w:pPr>
+        <w:pStyle w:val="ListBullet"/>
+        <w:spacing w:line="240" w:lineRule="auto"/>
+        <w:ind w:left="720"/>
+      </w:pPr>
+      <w:r>
+        <w:rPr>
+          <w:lang w:val="zh_TW" w:bidi="zh_TW"/>
+        </w:rPr>
+      </w:r>
+      <w:r>
+        <w:rPr>
+          <w:lang w:val="zh_TW" w:bidi="zh_TW"/>
+        </w:rPr>
+        <w:t>擁有居所（</w:t>
+      </w:r>
+      <w:hyperlink r:id="rId18">
+        <w:r>
+          <w:rPr>
+            <w:lang w:val="zh_TW" w:bidi="zh_TW"/>
+          </w:rPr>
+          <w:rPr>
+            <w:color w:val="0000EE"/>
+            <w:u w:val="single"/>
+          </w:rPr>
+          <w:t>哈3:11</w:t>
+        </w:r>
+      </w:hyperlink>
+      <w:r>
+        <w:rPr>
+          <w:lang w:val="zh_TW" w:bidi="zh_TW"/>
+        </w:rPr>
+        <w:t>）</w:t>
+      </w:r>
+    </w:p>
+    <w:p>
+      <w:pPr>
+        <w:pStyle w:val="ListBullet"/>
+        <w:spacing w:line="240" w:lineRule="auto"/>
+        <w:ind w:left="720"/>
+      </w:pPr>
+      <w:r>
+        <w:rPr>
+          <w:lang w:val="zh_TW" w:bidi="zh_TW"/>
+        </w:rPr>
+      </w:r>
+      <w:r>
+        <w:rPr>
+          <w:lang w:val="zh_TW" w:bidi="zh_TW"/>
+        </w:rPr>
+        <w:t>如同新郎出洞房般 （</w:t>
+      </w:r>
+      <w:hyperlink r:id="rId19">
+        <w:r>
+          <w:rPr>
+            <w:lang w:val="zh_TW" w:bidi="zh_TW"/>
+          </w:rPr>
+          <w:rPr>
+            <w:color w:val="0000EE"/>
+            <w:u w:val="single"/>
+          </w:rPr>
+          <w:t>詩19:4–5</w:t>
+        </w:r>
+      </w:hyperlink>
+      <w:r>
+        <w:rPr>
+          <w:lang w:val="zh_TW" w:bidi="zh_TW"/>
+        </w:rPr>
+        <w:t>）</w:t>
+      </w:r>
+    </w:p>
+    <w:p>
+      <w:pPr/>
+      <w:r>
+        <w:rPr>
+          <w:lang w:val="zh_TW" w:bidi="zh_TW"/>
+        </w:rPr>
+      </w:r>
+      <w:r>
+        <w:rPr>
+          <w:lang w:val="zh_TW" w:bidi="zh_TW"/>
+        </w:rPr>
+        <w:t>太陽象徵：</w:t>
+      </w:r>
+    </w:p>
+    <w:p>
+      <w:pPr>
+        <w:pStyle w:val="ListBullet"/>
+        <w:spacing w:line="240" w:lineRule="auto"/>
+        <w:ind w:left="720"/>
+      </w:pPr>
+      <w:r>
+        <w:rPr>
+          <w:lang w:val="zh_TW" w:bidi="zh_TW"/>
+        </w:rPr>
+      </w:r>
+      <w:r>
+        <w:rPr>
+          <w:lang w:val="zh_TW" w:bidi="zh_TW"/>
+        </w:rPr>
+        <w:t>恆久不變（</w:t>
+      </w:r>
+      <w:hyperlink r:id="rId20">
+        <w:r>
+          <w:rPr>
+            <w:lang w:val="zh_TW" w:bidi="zh_TW"/>
+          </w:rPr>
+          <w:rPr>
+            <w:color w:val="0000EE"/>
+            <w:u w:val="single"/>
+          </w:rPr>
+          <w:t>詩72:5、17</w:t>
+        </w:r>
+      </w:hyperlink>
+      <w:r>
+        <w:rPr>
+          <w:lang w:val="zh_TW" w:bidi="zh_TW"/>
+        </w:rPr>
+        <w:t>）</w:t>
+      </w:r>
+    </w:p>
+    <w:p>
+      <w:pPr>
+        <w:pStyle w:val="ListBullet"/>
+        <w:spacing w:line="240" w:lineRule="auto"/>
+        <w:ind w:left="720"/>
+      </w:pPr>
+      <w:r>
+        <w:rPr>
+          <w:lang w:val="zh_TW" w:bidi="zh_TW"/>
+        </w:rPr>
+      </w:r>
+      <w:r>
+        <w:rPr>
+          <w:lang w:val="zh_TW" w:bidi="zh_TW"/>
+        </w:rPr>
+        <w:t>律法（</w:t>
+      </w:r>
+      <w:hyperlink r:id="rId21">
+        <w:r>
+          <w:rPr>
+            <w:lang w:val="zh_TW" w:bidi="zh_TW"/>
+          </w:rPr>
+          <w:rPr>
+            <w:color w:val="0000EE"/>
+            <w:u w:val="single"/>
+          </w:rPr>
+          <w:t>詩19:7</w:t>
+        </w:r>
+      </w:hyperlink>
+      <w:r>
+        <w:rPr>
+          <w:lang w:val="zh_TW" w:bidi="zh_TW"/>
+        </w:rPr>
+        <w:t>）</w:t>
+      </w:r>
+    </w:p>
+    <w:p>
+      <w:pPr>
+        <w:pStyle w:val="ListBullet"/>
+        <w:spacing w:line="240" w:lineRule="auto"/>
+        <w:ind w:left="720"/>
+      </w:pPr>
+      <w:r>
+        <w:rPr>
+          <w:lang w:val="zh_TW" w:bidi="zh_TW"/>
+        </w:rPr>
+      </w:r>
+      <w:r>
+        <w:rPr>
+          <w:lang w:val="zh_TW" w:bidi="zh_TW"/>
+        </w:rPr>
+        <w:t>神的同在 （</w:t>
+      </w:r>
+      <w:hyperlink r:id="rId22">
+        <w:r>
+          <w:rPr>
+            <w:lang w:val="zh_TW" w:bidi="zh_TW"/>
+          </w:rPr>
+          <w:rPr>
+            <w:color w:val="0000EE"/>
+            <w:u w:val="single"/>
+          </w:rPr>
+          <w:t>詩84:11</w:t>
+        </w:r>
+      </w:hyperlink>
+      <w:r>
+        <w:rPr>
+          <w:lang w:val="zh_TW" w:bidi="zh_TW"/>
+        </w:rPr>
+        <w:t>）</w:t>
+      </w:r>
+    </w:p>
+    <w:p>
+      <w:pPr>
+        <w:pStyle w:val="ListBullet"/>
+        <w:spacing w:line="240" w:lineRule="auto"/>
+        <w:ind w:left="720"/>
+      </w:pPr>
+      <w:r>
+        <w:rPr>
+          <w:lang w:val="zh_TW" w:bidi="zh_TW"/>
+        </w:rPr>
+      </w:r>
+      <w:r>
+        <w:rPr>
+          <w:lang w:val="zh_TW" w:bidi="zh_TW"/>
+        </w:rPr>
+        <w:t>美麗（</w:t>
+      </w:r>
+      <w:hyperlink r:id="rId23">
+        <w:r>
+          <w:rPr>
+            <w:lang w:val="zh_TW" w:bidi="zh_TW"/>
+          </w:rPr>
+          <w:rPr>
+            <w:color w:val="0000EE"/>
+            <w:u w:val="single"/>
+          </w:rPr>
+          <w:t>歌6:10</w:t>
+        </w:r>
+      </w:hyperlink>
+      <w:r>
+        <w:rPr>
+          <w:lang w:val="zh_TW" w:bidi="zh_TW"/>
+        </w:rPr>
+        <w:t>）</w:t>
+      </w:r>
+    </w:p>
+    <w:p>
+      <w:pPr/>
+      <w:r>
+        <w:rPr>
+          <w:lang w:val="zh_TW" w:bidi="zh_TW"/>
+        </w:rPr>
+      </w:r>
+      <w:r>
+        <w:rPr>
+          <w:lang w:val="zh_TW" w:bidi="zh_TW"/>
+        </w:rPr>
+        <w:t>在傳道書中，地上的人生常被描述為發生在「日光之下」（</w:t>
+      </w:r>
+      <w:hyperlink r:id="rId24">
+        <w:r>
+          <w:rPr>
+            <w:lang w:val="zh_TW" w:bidi="zh_TW"/>
+          </w:rPr>
+          <w:rPr>
+            <w:color w:val="0000EE"/>
+            <w:u w:val="single"/>
+          </w:rPr>
+          <w:t>傳1:3、9、14</w:t>
+        </w:r>
+      </w:hyperlink>
+      <w:r>
+        <w:rPr>
+          <w:lang w:val="zh_TW" w:bidi="zh_TW"/>
+        </w:rPr>
+        <w:t>，</w:t>
+      </w:r>
+      <w:hyperlink r:id="rId25">
+        <w:r>
+          <w:rPr>
+            <w:lang w:val="zh_TW" w:bidi="zh_TW"/>
+          </w:rPr>
+          <w:rPr>
+            <w:color w:val="0000EE"/>
+            <w:u w:val="single"/>
+          </w:rPr>
+          <w:t>2:11</w:t>
+        </w:r>
+      </w:hyperlink>
+      <w:r>
+        <w:rPr>
+          <w:lang w:val="zh_TW" w:bidi="zh_TW"/>
+        </w:rPr>
+        <w:t>）。</w:t>
+      </w:r>
+    </w:p>
+    <w:p>
+      <w:pPr/>
+      <w:r>
+        <w:rPr>
+          <w:lang w:val="zh_TW" w:bidi="zh_TW"/>
+        </w:rPr>
+      </w:r>
+      <w:r>
+        <w:rPr>
+          <w:lang w:val="zh_TW" w:bidi="zh_TW"/>
+        </w:rPr>
+        <w:t>在混亂和神憤怒的時候，聖經描述太陽變暗（</w:t>
+      </w:r>
+      <w:hyperlink r:id="rId26">
+        <w:r>
+          <w:rPr>
+            <w:lang w:val="zh_TW" w:bidi="zh_TW"/>
+          </w:rPr>
+          <w:rPr>
+            <w:color w:val="0000EE"/>
+            <w:u w:val="single"/>
+          </w:rPr>
+          <w:t>賽13:10</w:t>
+        </w:r>
+      </w:hyperlink>
+      <w:r>
+        <w:rPr>
+          <w:lang w:val="zh_TW" w:bidi="zh_TW"/>
+        </w:rPr>
+        <w:t>；</w:t>
+      </w:r>
+      <w:hyperlink r:id="rId27">
+        <w:r>
+          <w:rPr>
+            <w:lang w:val="zh_TW" w:bidi="zh_TW"/>
+          </w:rPr>
+          <w:rPr>
+            <w:color w:val="0000EE"/>
+            <w:u w:val="single"/>
+          </w:rPr>
+          <w:t>結32:7</w:t>
+        </w:r>
+      </w:hyperlink>
+      <w:r>
+        <w:rPr>
+          <w:lang w:val="zh_TW" w:bidi="zh_TW"/>
+        </w:rPr>
+        <w:t>；</w:t>
+      </w:r>
+      <w:hyperlink r:id="rId28">
+        <w:r>
+          <w:rPr>
+            <w:lang w:val="zh_TW" w:bidi="zh_TW"/>
+          </w:rPr>
+          <w:rPr>
+            <w:color w:val="0000EE"/>
+            <w:u w:val="single"/>
+          </w:rPr>
+          <w:t>珥2:10、31</w:t>
+        </w:r>
+      </w:hyperlink>
+      <w:r>
+        <w:rPr>
+          <w:lang w:val="zh_TW" w:bidi="zh_TW"/>
+        </w:rPr>
+        <w:t>，</w:t>
+      </w:r>
+      <w:hyperlink r:id="rId29">
+        <w:r>
+          <w:rPr>
+            <w:lang w:val="zh_TW" w:bidi="zh_TW"/>
+          </w:rPr>
+          <w:rPr>
+            <w:color w:val="0000EE"/>
+            <w:u w:val="single"/>
+          </w:rPr>
+          <w:t>3:15</w:t>
+        </w:r>
+      </w:hyperlink>
+      <w:r>
+        <w:rPr>
+          <w:lang w:val="zh_TW" w:bidi="zh_TW"/>
+        </w:rPr>
+        <w:t>；</w:t>
+      </w:r>
+      <w:hyperlink r:id="rId30">
+        <w:r>
+          <w:rPr>
+            <w:lang w:val="zh_TW" w:bidi="zh_TW"/>
+          </w:rPr>
+          <w:rPr>
+            <w:color w:val="0000EE"/>
+            <w:u w:val="single"/>
+          </w:rPr>
+          <w:t>番1:15</w:t>
+        </w:r>
+      </w:hyperlink>
+      <w:r>
+        <w:rPr>
+          <w:lang w:val="zh_TW" w:bidi="zh_TW"/>
+        </w:rPr>
+        <w:t>；</w:t>
+      </w:r>
+      <w:hyperlink r:id="rId31">
+        <w:r>
+          <w:rPr>
+            <w:lang w:val="zh_TW" w:bidi="zh_TW"/>
+          </w:rPr>
+          <w:rPr>
+            <w:color w:val="0000EE"/>
+            <w:u w:val="single"/>
+          </w:rPr>
+          <w:t>太24:29</w:t>
+        </w:r>
+      </w:hyperlink>
+      <w:r>
+        <w:rPr>
+          <w:lang w:val="zh_TW" w:bidi="zh_TW"/>
+        </w:rPr>
+        <w:t>；</w:t>
+      </w:r>
+      <w:hyperlink r:id="rId32">
+        <w:r>
+          <w:rPr>
+            <w:lang w:val="zh_TW" w:bidi="zh_TW"/>
+          </w:rPr>
+          <w:rPr>
+            <w:color w:val="0000EE"/>
+            <w:u w:val="single"/>
+          </w:rPr>
+          <w:t>啟8:12</w:t>
+        </w:r>
+      </w:hyperlink>
+      <w:r>
+        <w:rPr>
+          <w:lang w:val="zh_TW" w:bidi="zh_TW"/>
+        </w:rPr>
+        <w:t>）。這個意象可能指的是日蝕，這在古人眼中是極其可怕的事件。太陽變得灰暗也可能是指「西洛可風」（sirocco）的影響，當沙塵暴或濃霧遮蔽天空時，陽光會黯淡無光。另一方面，耶和華得勝的日子則被描述為太陽要比現在的光強烈七倍（</w:t>
+      </w:r>
+      <w:hyperlink r:id="rId33">
+        <w:r>
+          <w:rPr>
+            <w:lang w:val="zh_TW" w:bidi="zh_TW"/>
+          </w:rPr>
+          <w:rPr>
+            <w:color w:val="0000EE"/>
+            <w:u w:val="single"/>
+          </w:rPr>
+          <w:t>賽30:26</w:t>
+        </w:r>
+      </w:hyperlink>
+      <w:r>
+        <w:rPr>
+          <w:lang w:val="zh_TW" w:bidi="zh_TW"/>
+        </w:rPr>
+        <w:t>）。</w:t>
+      </w:r>
+    </w:p>
+    <w:p>
+      <w:pPr/>
+      <w:r>
+        <w:rPr>
+          <w:lang w:val="zh_TW" w:bidi="zh_TW"/>
+        </w:rPr>
+      </w:r>
+      <w:r>
+        <w:rPr>
           <w:i/>
           <w:lang w:val="zh_TW" w:bidi="zh_TW"/>
         </w:rPr>
@@ -566,13 +992,867 @@
         <w:rPr>
           <w:lang w:val="zh_TW" w:bidi="zh_TW"/>
         </w:rPr>
-        <w:t>姦淫</w:t>
+        <w:t>天文學</w:t>
+      </w:r>
+      <w:r>
+        <w:rPr>
+          <w:lang w:val="zh_TW" w:bidi="zh_TW"/>
+        </w:rPr>
+        <w:t>、</w:t>
+      </w:r>
+      <w:r>
+        <w:rPr>
+          <w:lang w:val="zh_TW" w:bidi="zh_TW"/>
+        </w:rPr>
+        <w:t>古代與現代曆法</w:t>
+      </w:r>
+      <w:r>
+        <w:rPr>
+          <w:lang w:val="zh_TW" w:bidi="zh_TW"/>
+        </w:rPr>
+        <w:t>、</w:t>
+      </w:r>
+      <w:r>
+        <w:rPr>
+          <w:lang w:val="zh_TW" w:bidi="zh_TW"/>
+        </w:rPr>
+        <w:t>日</w:t>
+      </w:r>
+      <w:r>
+        <w:rPr>
+          <w:lang w:val="zh_TW" w:bidi="zh_TW"/>
+        </w:rPr>
+        <w:t>、</w:t>
+      </w:r>
+      <w:r>
+        <w:rPr>
+          <w:lang w:val="zh_TW" w:bidi="zh_TW"/>
+        </w:rPr>
+        <w:t>月亮</w:t>
       </w:r>
       <w:r>
         <w:rPr>
           <w:lang w:val="zh_TW" w:bidi="zh_TW"/>
         </w:rPr>
         <w:t>。</w:t>
+      </w:r>
+      <w:r>
+        <w:rPr>
+          <w:lang w:val="zh_TW" w:bidi="zh_TW"/>
+        </w:rPr>
+      </w:r>
+      <w:r>
+        <w:rPr>
+          <w:lang w:val="zh_TW" w:bidi="zh_TW"/>
+        </w:rPr>
+      </w:r>
+    </w:p>
+    <w:p>
+      <w:pPr/>
+      <w:r>
+        <w:rPr>
+          <w:lang w:val="zh_TW" w:bidi="zh_TW"/>
+        </w:rPr>
+      </w:r>
+    </w:p>
+    <w:p>
+      <w:pPr>
+        <w:pStyle w:val="Heading2"/>
+      </w:pPr>
+      <w:r>
+        <w:rPr>
+          <w:lang w:val="zh_TW" w:bidi="zh_TW"/>
+        </w:rPr>
+        <w:t>泰爾</w:t>
+      </w:r>
+      <w:r>
+        <w:rPr>
+          <w:lang w:val="zh_TW" w:bidi="zh_TW"/>
+        </w:rPr>
+      </w:r>
+    </w:p>
+    <w:p>
+      <w:pPr/>
+      <w:r>
+        <w:rPr>
+          <w:lang w:val="zh_TW" w:bidi="zh_TW"/>
+        </w:rPr>
+      </w:r>
+      <w:r>
+        <w:rPr>
+          <w:lang w:val="zh_TW" w:bidi="zh_TW"/>
+        </w:rPr>
+        <w:t>一個古老的腓尼基城邦國家，以小型獨立國家的方式自治。泰爾（Tyre）位於地中海沿岸，距離西頓以南32.2公里（20英里），阿卡以北37公里（23英里）。泰爾有兩個主要區域：</w:t>
+      </w:r>
+    </w:p>
+    <w:p>
+      <w:pPr>
+        <w:pStyle w:val="ListBullet"/>
+        <w:spacing w:line="240" w:lineRule="auto"/>
+        <w:ind w:left="720"/>
+      </w:pPr>
+      <w:r>
+        <w:rPr>
+          <w:lang w:val="zh_TW" w:bidi="zh_TW"/>
+        </w:rPr>
+      </w:r>
+      <w:r>
+        <w:rPr>
+          <w:lang w:val="zh_TW" w:bidi="zh_TW"/>
+        </w:rPr>
+        <w:t>位於陸地上較古老的港口城市</w:t>
+      </w:r>
+    </w:p>
+    <w:p>
+      <w:pPr>
+        <w:pStyle w:val="ListBullet"/>
+        <w:spacing w:line="240" w:lineRule="auto"/>
+        <w:ind w:left="720"/>
+      </w:pPr>
+      <w:r>
+        <w:rPr>
+          <w:lang w:val="zh_TW" w:bidi="zh_TW"/>
+        </w:rPr>
+      </w:r>
+      <w:r>
+        <w:rPr>
+          <w:lang w:val="zh_TW" w:bidi="zh_TW"/>
+        </w:rPr>
+        <w:t>距離海岸半英里（0.8公里）的島嶼城市，大多數人口居住在那裡。</w:t>
+      </w:r>
+    </w:p>
+    <w:p>
+      <w:pPr>
+        <w:pStyle w:val="Heading3"/>
+      </w:pPr>
+      <w:r>
+        <w:rPr>
+          <w:lang w:val="zh_TW" w:bidi="zh_TW"/>
+        </w:rPr>
+        <w:t>泰爾的歷史</w:t>
+      </w:r>
+    </w:p>
+    <w:p>
+      <w:pPr/>
+      <w:r>
+        <w:rPr>
+          <w:lang w:val="zh_TW" w:bidi="zh_TW"/>
+        </w:rPr>
+      </w:r>
+      <w:r>
+        <w:rPr>
+          <w:lang w:val="zh_TW" w:bidi="zh_TW"/>
+        </w:rPr>
+        <w:t>根據希羅多德（Herodotus）的說法，泰爾在大約公元前2700年建立。最早提到泰爾的是15世紀的烏加里特（Ugaritic）文件和類似的埃及文件。泰爾首次出現在聖經中是在亞設產業的城市列表中（</w:t>
+      </w:r>
+      <w:hyperlink r:id="rId34">
+        <w:r>
+          <w:rPr>
+            <w:lang w:val="zh_TW" w:bidi="zh_TW"/>
+          </w:rPr>
+          <w:rPr>
+            <w:color w:val="0000EE"/>
+            <w:u w:val="single"/>
+          </w:rPr>
+          <w:t>約書亞記19:29</w:t>
+        </w:r>
+      </w:hyperlink>
+      <w:r>
+        <w:rPr>
+          <w:lang w:val="zh_TW" w:bidi="zh_TW"/>
+        </w:rPr>
+        <w:t>）。當時，它被描述是「保障」，顯然從未被以色列人征服過（</w:t>
+      </w:r>
+      <w:hyperlink r:id="rId35">
+        <w:r>
+          <w:rPr>
+            <w:lang w:val="zh_TW" w:bidi="zh_TW"/>
+          </w:rPr>
+          <w:rPr>
+            <w:color w:val="0000EE"/>
+            <w:u w:val="single"/>
+          </w:rPr>
+          <w:t>撒母耳記下24:7</w:t>
+        </w:r>
+      </w:hyperlink>
+      <w:r>
+        <w:rPr>
+          <w:lang w:val="zh_TW" w:bidi="zh_TW"/>
+        </w:rPr>
+        <w:t>）。泰爾最重要的意義是一個商業中心。由於其地理位置，泰爾透過地中海地區的海路而有繁榮昌盛的貿易。與美索不達米亞和阿拉伯的陸路貿易往來也很重要。</w:t>
+      </w:r>
+    </w:p>
+    <w:p>
+      <w:pPr>
+        <w:pStyle w:val="Heading3"/>
+      </w:pPr>
+      <w:r>
+        <w:rPr>
+          <w:lang w:val="zh_TW" w:bidi="zh_TW"/>
+        </w:rPr>
+        <w:t>泰爾與以色列的關係</w:t>
+      </w:r>
+    </w:p>
+    <w:p>
+      <w:pPr/>
+      <w:r>
+        <w:rPr>
+          <w:lang w:val="zh_TW" w:bidi="zh_TW"/>
+        </w:rPr>
+      </w:r>
+      <w:r>
+        <w:rPr>
+          <w:lang w:val="zh_TW" w:bidi="zh_TW"/>
+        </w:rPr>
+        <w:t>當大衛和所羅門統治以色列時，泰爾是強大的商業盟友。大衛和所羅門都與泰爾的希蘭進行貿易。他們用農產品換取木材、建築材料和技術工人（</w:t>
+      </w:r>
+      <w:hyperlink r:id="rId36">
+        <w:r>
+          <w:rPr>
+            <w:lang w:val="zh_TW" w:bidi="zh_TW"/>
+          </w:rPr>
+          <w:rPr>
+            <w:color w:val="0000EE"/>
+            <w:u w:val="single"/>
+          </w:rPr>
+          <w:t>撒母耳記下5:11</w:t>
+        </w:r>
+      </w:hyperlink>
+      <w:r>
+        <w:rPr>
+          <w:lang w:val="zh_TW" w:bidi="zh_TW"/>
+        </w:rPr>
+        <w:t>；</w:t>
+      </w:r>
+      <w:hyperlink r:id="rId37">
+        <w:r>
+          <w:rPr>
+            <w:lang w:val="zh_TW" w:bidi="zh_TW"/>
+          </w:rPr>
+          <w:rPr>
+            <w:color w:val="0000EE"/>
+            <w:u w:val="single"/>
+          </w:rPr>
+          <w:t>列王紀上5:1–11</w:t>
+        </w:r>
+      </w:hyperlink>
+      <w:r>
+        <w:rPr>
+          <w:lang w:val="zh_TW" w:bidi="zh_TW"/>
+        </w:rPr>
+        <w:t>；</w:t>
+      </w:r>
+      <w:hyperlink r:id="rId38">
+        <w:r>
+          <w:rPr>
+            <w:lang w:val="zh_TW" w:bidi="zh_TW"/>
+          </w:rPr>
+          <w:rPr>
+            <w:color w:val="0000EE"/>
+            <w:u w:val="single"/>
+          </w:rPr>
+          <w:t>曆代志上14:1</w:t>
+        </w:r>
+      </w:hyperlink>
+      <w:r>
+        <w:rPr>
+          <w:lang w:val="zh_TW" w:bidi="zh_TW"/>
+        </w:rPr>
+        <w:t>；</w:t>
+      </w:r>
+      <w:hyperlink r:id="rId39">
+        <w:r>
+          <w:rPr>
+            <w:lang w:val="zh_TW" w:bidi="zh_TW"/>
+          </w:rPr>
+          <w:rPr>
+            <w:color w:val="0000EE"/>
+            <w:u w:val="single"/>
+          </w:rPr>
+          <w:t>曆代志下2:3</w:t>
+        </w:r>
+      </w:hyperlink>
+      <w:hyperlink r:id="rId37">
+        <w:r>
+          <w:rPr>
+            <w:lang w:val="zh_TW" w:bidi="zh_TW"/>
+          </w:rPr>
+          <w:rPr>
+            <w:color w:val="0000EE"/>
+            <w:u w:val="single"/>
+          </w:rPr>
+          <w:t>–</w:t>
+        </w:r>
+      </w:hyperlink>
+      <w:hyperlink r:id="rId39">
+        <w:r>
+          <w:rPr>
+            <w:lang w:val="zh_TW" w:bidi="zh_TW"/>
+          </w:rPr>
+          <w:rPr>
+            <w:color w:val="0000EE"/>
+            <w:u w:val="single"/>
+          </w:rPr>
+          <w:t>16</w:t>
+        </w:r>
+      </w:hyperlink>
+      <w:r>
+        <w:rPr>
+          <w:lang w:val="zh_TW" w:bidi="zh_TW"/>
+        </w:rPr>
+        <w:t>）。</w:t>
+      </w:r>
+    </w:p>
+    <w:p>
+      <w:pPr/>
+      <w:r>
+        <w:rPr>
+          <w:lang w:val="zh_TW" w:bidi="zh_TW"/>
+        </w:rPr>
+      </w:r>
+      <w:r>
+        <w:rPr>
+          <w:lang w:val="zh_TW" w:bidi="zh_TW"/>
+        </w:rPr>
+        <w:t>在王國分裂後，泰爾與以色列仍保持了一段時間的友好關係。亞哈的妻子耶洗別是「</w:t>
+      </w:r>
+      <w:r>
+        <w:rPr>
+          <w:lang w:val="zh_TW" w:bidi="zh_TW"/>
+        </w:rPr>
+        <w:t>西頓王謁巴力</w:t>
+      </w:r>
+      <w:r>
+        <w:rPr>
+          <w:lang w:val="zh_TW" w:bidi="zh_TW"/>
+        </w:rPr>
+        <w:t>」的女兒。這位王在其它地方被稱為泰爾王謁巴力（</w:t>
+      </w:r>
+      <w:hyperlink r:id="rId40">
+        <w:r>
+          <w:rPr>
+            <w:lang w:val="zh_TW" w:bidi="zh_TW"/>
+          </w:rPr>
+          <w:rPr>
+            <w:color w:val="0000EE"/>
+            <w:u w:val="single"/>
+          </w:rPr>
+          <w:t>列王紀上16:31</w:t>
+        </w:r>
+      </w:hyperlink>
+      <w:r>
+        <w:rPr>
+          <w:lang w:val="zh_TW" w:bidi="zh_TW"/>
+        </w:rPr>
+        <w:t>；古代歷史學家梅南德〔Menander〕也提到這位王）。在某個時候，亞述和巴比倫的侵略對泰爾施加了足夠的壓力，使其拒絕了聯盟。到撒馬利亞陷落時，泰爾和以色列不再是盟友，不久後成為敵人。</w:t>
+      </w:r>
+    </w:p>
+    <w:p>
+      <w:pPr>
+        <w:pStyle w:val="Heading3"/>
+      </w:pPr>
+      <w:r>
+        <w:rPr>
+          <w:lang w:val="zh_TW" w:bidi="zh_TW"/>
+        </w:rPr>
+        <w:t>關於泰爾的預言</w:t>
+      </w:r>
+    </w:p>
+    <w:p>
+      <w:pPr/>
+      <w:r>
+        <w:rPr>
+          <w:lang w:val="zh_TW" w:bidi="zh_TW"/>
+        </w:rPr>
+      </w:r>
+      <w:r>
+        <w:rPr>
+          <w:lang w:val="zh_TW" w:bidi="zh_TW"/>
+        </w:rPr>
+        <w:t>在王國時代後期，泰爾受到先知們的強烈責備（</w:t>
+      </w:r>
+      <w:hyperlink r:id="rId41">
+        <w:r>
+          <w:rPr>
+            <w:lang w:val="zh_TW" w:bidi="zh_TW"/>
+          </w:rPr>
+          <w:rPr>
+            <w:color w:val="0000EE"/>
+            <w:u w:val="single"/>
+          </w:rPr>
+          <w:t>以賽亞書23:1–18</w:t>
+        </w:r>
+      </w:hyperlink>
+      <w:r>
+        <w:rPr>
+          <w:lang w:val="zh_TW" w:bidi="zh_TW"/>
+        </w:rPr>
+        <w:t>；</w:t>
+      </w:r>
+      <w:hyperlink r:id="rId42">
+        <w:r>
+          <w:rPr>
+            <w:lang w:val="zh_TW" w:bidi="zh_TW"/>
+          </w:rPr>
+          <w:rPr>
+            <w:color w:val="0000EE"/>
+            <w:u w:val="single"/>
+          </w:rPr>
+          <w:t>耶利米書25:22</w:t>
+        </w:r>
+      </w:hyperlink>
+      <w:r>
+        <w:rPr>
+          <w:lang w:val="zh_TW" w:bidi="zh_TW"/>
+        </w:rPr>
+        <w:t>，</w:t>
+      </w:r>
+      <w:hyperlink r:id="rId43">
+        <w:r>
+          <w:rPr>
+            <w:lang w:val="zh_TW" w:bidi="zh_TW"/>
+          </w:rPr>
+          <w:rPr>
+            <w:color w:val="0000EE"/>
+            <w:u w:val="single"/>
+          </w:rPr>
+          <w:t>27:1</w:t>
+        </w:r>
+      </w:hyperlink>
+      <w:hyperlink r:id="rId41">
+        <w:r>
+          <w:rPr>
+            <w:lang w:val="zh_TW" w:bidi="zh_TW"/>
+          </w:rPr>
+          <w:rPr>
+            <w:color w:val="0000EE"/>
+            <w:u w:val="single"/>
+          </w:rPr>
+          <w:t>–</w:t>
+        </w:r>
+      </w:hyperlink>
+      <w:hyperlink r:id="rId43">
+        <w:r>
+          <w:rPr>
+            <w:lang w:val="zh_TW" w:bidi="zh_TW"/>
+          </w:rPr>
+          <w:rPr>
+            <w:color w:val="0000EE"/>
+            <w:u w:val="single"/>
+          </w:rPr>
+          <w:t>11</w:t>
+        </w:r>
+      </w:hyperlink>
+      <w:r>
+        <w:rPr>
+          <w:lang w:val="zh_TW" w:bidi="zh_TW"/>
+        </w:rPr>
+        <w:t>；</w:t>
+      </w:r>
+      <w:hyperlink r:id="rId44">
+        <w:r>
+          <w:rPr>
+            <w:lang w:val="zh_TW" w:bidi="zh_TW"/>
+          </w:rPr>
+          <w:rPr>
+            <w:color w:val="0000EE"/>
+            <w:u w:val="single"/>
+          </w:rPr>
+          <w:t>以西結書26:1</w:t>
+        </w:r>
+      </w:hyperlink>
+      <w:hyperlink r:id="rId41">
+        <w:r>
+          <w:rPr>
+            <w:lang w:val="zh_TW" w:bidi="zh_TW"/>
+          </w:rPr>
+          <w:rPr>
+            <w:color w:val="0000EE"/>
+            <w:u w:val="single"/>
+          </w:rPr>
+          <w:t>–</w:t>
+        </w:r>
+      </w:hyperlink>
+      <w:hyperlink r:id="rId44">
+        <w:r>
+          <w:rPr>
+            <w:lang w:val="zh_TW" w:bidi="zh_TW"/>
+          </w:rPr>
+          <w:rPr>
+            <w:color w:val="0000EE"/>
+            <w:u w:val="single"/>
+          </w:rPr>
+          <w:t>19</w:t>
+        </w:r>
+      </w:hyperlink>
+      <w:r>
+        <w:rPr>
+          <w:lang w:val="zh_TW" w:bidi="zh_TW"/>
+        </w:rPr>
+        <w:t>；</w:t>
+      </w:r>
+      <w:hyperlink r:id="rId45">
+        <w:r>
+          <w:rPr>
+            <w:lang w:val="zh_TW" w:bidi="zh_TW"/>
+          </w:rPr>
+          <w:rPr>
+            <w:color w:val="0000EE"/>
+            <w:u w:val="single"/>
+          </w:rPr>
+          <w:t>約珥書3:4</w:t>
+        </w:r>
+      </w:hyperlink>
+      <w:hyperlink r:id="rId41">
+        <w:r>
+          <w:rPr>
+            <w:lang w:val="zh_TW" w:bidi="zh_TW"/>
+          </w:rPr>
+          <w:rPr>
+            <w:color w:val="0000EE"/>
+            <w:u w:val="single"/>
+          </w:rPr>
+          <w:t>–</w:t>
+        </w:r>
+      </w:hyperlink>
+      <w:hyperlink r:id="rId45">
+        <w:r>
+          <w:rPr>
+            <w:lang w:val="zh_TW" w:bidi="zh_TW"/>
+          </w:rPr>
+          <w:rPr>
+            <w:color w:val="0000EE"/>
+            <w:u w:val="single"/>
+          </w:rPr>
+          <w:t>8</w:t>
+        </w:r>
+      </w:hyperlink>
+      <w:r>
+        <w:rPr>
+          <w:lang w:val="zh_TW" w:bidi="zh_TW"/>
+        </w:rPr>
+        <w:t>；</w:t>
+      </w:r>
+      <w:hyperlink r:id="rId46">
+        <w:r>
+          <w:rPr>
+            <w:lang w:val="zh_TW" w:bidi="zh_TW"/>
+          </w:rPr>
+          <w:rPr>
+            <w:color w:val="0000EE"/>
+            <w:u w:val="single"/>
+          </w:rPr>
+          <w:t>阿摩司書1:9</w:t>
+        </w:r>
+      </w:hyperlink>
+      <w:hyperlink r:id="rId41">
+        <w:r>
+          <w:rPr>
+            <w:lang w:val="zh_TW" w:bidi="zh_TW"/>
+          </w:rPr>
+          <w:rPr>
+            <w:color w:val="0000EE"/>
+            <w:u w:val="single"/>
+          </w:rPr>
+          <w:t>–</w:t>
+        </w:r>
+      </w:hyperlink>
+      <w:hyperlink r:id="rId46">
+        <w:r>
+          <w:rPr>
+            <w:lang w:val="zh_TW" w:bidi="zh_TW"/>
+          </w:rPr>
+          <w:rPr>
+            <w:color w:val="0000EE"/>
+            <w:u w:val="single"/>
+          </w:rPr>
+          <w:t>10</w:t>
+        </w:r>
+      </w:hyperlink>
+      <w:r>
+        <w:rPr>
+          <w:lang w:val="zh_TW" w:bidi="zh_TW"/>
+        </w:rPr>
+        <w:t>）。泰爾被譴責的原因有幾個：</w:t>
+      </w:r>
+    </w:p>
+    <w:p>
+      <w:pPr>
+        <w:pStyle w:val="ListBullet"/>
+        <w:spacing w:line="240" w:lineRule="auto"/>
+        <w:ind w:left="720"/>
+      </w:pPr>
+      <w:r>
+        <w:rPr>
+          <w:lang w:val="zh_TW" w:bidi="zh_TW"/>
+        </w:rPr>
+      </w:r>
+      <w:r>
+        <w:rPr>
+          <w:lang w:val="zh_TW" w:bidi="zh_TW"/>
+        </w:rPr>
+        <w:t>由於其商業重要性，泰爾成為亞述和埃及競爭的焦點。泰爾在這些競爭者之間周旋，同時積累自己的財富並剝削鄰國。</w:t>
+      </w:r>
+    </w:p>
+    <w:p>
+      <w:pPr>
+        <w:pStyle w:val="ListBullet"/>
+        <w:spacing w:line="240" w:lineRule="auto"/>
+        <w:ind w:left="720"/>
+      </w:pPr>
+      <w:r>
+        <w:rPr>
+          <w:lang w:val="zh_TW" w:bidi="zh_TW"/>
+        </w:rPr>
+      </w:r>
+      <w:r>
+        <w:rPr>
+          <w:lang w:val="zh_TW" w:bidi="zh_TW"/>
+        </w:rPr>
+        <w:t>泰爾充滿了貪婪的商人。</w:t>
+      </w:r>
+    </w:p>
+    <w:p>
+      <w:pPr>
+        <w:pStyle w:val="ListBullet"/>
+        <w:spacing w:line="240" w:lineRule="auto"/>
+        <w:ind w:left="720"/>
+      </w:pPr>
+      <w:r>
+        <w:rPr>
+          <w:lang w:val="zh_TW" w:bidi="zh_TW"/>
+        </w:rPr>
+      </w:r>
+      <w:r>
+        <w:rPr>
+          <w:lang w:val="zh_TW" w:bidi="zh_TW"/>
+        </w:rPr>
+        <w:t>泰爾也是宗教偶像崇拜和性道德敗壞的中心。</w:t>
+      </w:r>
+    </w:p>
+    <w:p>
+      <w:pPr>
+        <w:pStyle w:val="ListBullet"/>
+        <w:spacing w:line="240" w:lineRule="auto"/>
+        <w:ind w:left="720"/>
+      </w:pPr>
+      <w:r>
+        <w:rPr>
+          <w:lang w:val="zh_TW" w:bidi="zh_TW"/>
+        </w:rPr>
+      </w:r>
+      <w:r>
+        <w:rPr>
+          <w:lang w:val="zh_TW" w:bidi="zh_TW"/>
+        </w:rPr>
+        <w:t>泰爾因其巨大的財富和戰略位置而極其驕傲。</w:t>
+      </w:r>
+    </w:p>
+    <w:p>
+      <w:pPr/>
+      <w:r>
+        <w:rPr>
+          <w:lang w:val="zh_TW" w:bidi="zh_TW"/>
+        </w:rPr>
+      </w:r>
+      <w:r>
+        <w:rPr>
+          <w:lang w:val="zh_TW" w:bidi="zh_TW"/>
+        </w:rPr>
+        <w:t>以西結的預言提供了泰爾城的詳細圖景，其商業帝國、罪惡及最終的滅亡（</w:t>
+      </w:r>
+      <w:hyperlink r:id="rId47">
+        <w:r>
+          <w:rPr>
+            <w:lang w:val="zh_TW" w:bidi="zh_TW"/>
+          </w:rPr>
+          <w:rPr>
+            <w:color w:val="0000EE"/>
+            <w:u w:val="single"/>
+          </w:rPr>
+          <w:t>以西結書26:1</w:t>
+        </w:r>
+      </w:hyperlink>
+      <w:hyperlink r:id="rId41">
+        <w:r>
+          <w:rPr>
+            <w:lang w:val="zh_TW" w:bidi="zh_TW"/>
+          </w:rPr>
+          <w:rPr>
+            <w:color w:val="0000EE"/>
+            <w:u w:val="single"/>
+          </w:rPr>
+          <w:t>–</w:t>
+        </w:r>
+      </w:hyperlink>
+      <w:hyperlink r:id="rId47">
+        <w:r>
+          <w:rPr>
+            <w:lang w:val="zh_TW" w:bidi="zh_TW"/>
+          </w:rPr>
+          <w:rPr>
+            <w:color w:val="0000EE"/>
+            <w:u w:val="single"/>
+          </w:rPr>
+          <w:t>28</w:t>
+        </w:r>
+      </w:hyperlink>
+      <w:r>
+        <w:rPr>
+          <w:lang w:val="zh_TW" w:bidi="zh_TW"/>
+        </w:rPr>
+        <w:t>，</w:t>
+      </w:r>
+      <w:hyperlink r:id="rId48">
+        <w:r>
+          <w:rPr>
+            <w:lang w:val="zh_TW" w:bidi="zh_TW"/>
+          </w:rPr>
+          <w:rPr>
+            <w:color w:val="0000EE"/>
+            <w:u w:val="single"/>
+          </w:rPr>
+          <w:t>29:18</w:t>
+        </w:r>
+      </w:hyperlink>
+      <w:hyperlink r:id="rId41">
+        <w:r>
+          <w:rPr>
+            <w:lang w:val="zh_TW" w:bidi="zh_TW"/>
+          </w:rPr>
+          <w:rPr>
+            <w:color w:val="0000EE"/>
+            <w:u w:val="single"/>
+          </w:rPr>
+          <w:t>–</w:t>
+        </w:r>
+      </w:hyperlink>
+      <w:hyperlink r:id="rId48">
+        <w:r>
+          <w:rPr>
+            <w:lang w:val="zh_TW" w:bidi="zh_TW"/>
+          </w:rPr>
+          <w:rPr>
+            <w:color w:val="0000EE"/>
+            <w:u w:val="single"/>
+          </w:rPr>
+          <w:t>20</w:t>
+        </w:r>
+      </w:hyperlink>
+      <w:r>
+        <w:rPr>
+          <w:lang w:val="zh_TW" w:bidi="zh_TW"/>
+        </w:rPr>
+        <w:t>）。泰爾的最終毀滅經歷了將近1900年。直到公元1291年才被徹底摧毀。泰爾被尼布甲尼撒圍攻了13年——從公元前587年直到574年。亞歷山大大帝在公元前332年經過七個月的圍攻後征服了這座城市。亞歷山大從大陸建造了一條通往島上的高架道路。以西結對泰爾驕傲的描述將其與撒但的驕傲相提並論。泰爾的宣稱「</w:t>
+      </w:r>
+      <w:r>
+        <w:rPr>
+          <w:lang w:val="zh_TW" w:bidi="zh_TW"/>
+        </w:rPr>
+        <w:t>我是神； 我在海中坐神之位</w:t>
+      </w:r>
+      <w:r>
+        <w:rPr>
+          <w:lang w:val="zh_TW" w:bidi="zh_TW"/>
+        </w:rPr>
+        <w:t>」，這也是導致撒但墮落同樣的表達方式（</w:t>
+      </w:r>
+      <w:hyperlink r:id="rId49">
+        <w:r>
+          <w:rPr>
+            <w:lang w:val="zh_TW" w:bidi="zh_TW"/>
+          </w:rPr>
+          <w:rPr>
+            <w:color w:val="0000EE"/>
+            <w:u w:val="single"/>
+          </w:rPr>
+          <w:t>以西結書28:2</w:t>
+        </w:r>
+      </w:hyperlink>
+      <w:r>
+        <w:rPr>
+          <w:lang w:val="zh_TW" w:bidi="zh_TW"/>
+        </w:rPr>
+        <w:t>）。</w:t>
+      </w:r>
+    </w:p>
+    <w:p>
+      <w:pPr>
+        <w:pStyle w:val="Heading3"/>
+      </w:pPr>
+      <w:r>
+        <w:rPr>
+          <w:lang w:val="zh_TW" w:bidi="zh_TW"/>
+        </w:rPr>
+        <w:t>新約聖經中的泰爾</w:t>
+      </w:r>
+    </w:p>
+    <w:p>
+      <w:pPr/>
+      <w:r>
+        <w:rPr>
+          <w:lang w:val="zh_TW" w:bidi="zh_TW"/>
+        </w:rPr>
+      </w:r>
+      <w:r>
+        <w:rPr>
+          <w:lang w:val="zh_TW" w:bidi="zh_TW"/>
+        </w:rPr>
+        <w:t>亞歷山大征服並摧毀了部分城市。但新約聖經指出，泰爾已經恢復了一些地位。泰爾在人口和商業力量上等同於或超過耶路撒冷。耶穌在祂早期的事工中曾造訪泰爾周圍地區。祂在那裡醫治了敘利腓尼基婦女的女兒（</w:t>
+      </w:r>
+      <w:hyperlink r:id="rId50">
+        <w:r>
+          <w:rPr>
+            <w:lang w:val="zh_TW" w:bidi="zh_TW"/>
+          </w:rPr>
+          <w:rPr>
+            <w:color w:val="0000EE"/>
+            <w:u w:val="single"/>
+          </w:rPr>
+          <w:t>馬太福音15:21–28</w:t>
+        </w:r>
+      </w:hyperlink>
+      <w:r>
+        <w:rPr>
+          <w:lang w:val="zh_TW" w:bidi="zh_TW"/>
+        </w:rPr>
+        <w:t>；</w:t>
+      </w:r>
+      <w:hyperlink r:id="rId51">
+        <w:r>
+          <w:rPr>
+            <w:lang w:val="zh_TW" w:bidi="zh_TW"/>
+          </w:rPr>
+          <w:rPr>
+            <w:color w:val="0000EE"/>
+            <w:u w:val="single"/>
+          </w:rPr>
+          <w:t>馬可福音7:24–31</w:t>
+        </w:r>
+      </w:hyperlink>
+      <w:r>
+        <w:rPr>
+          <w:lang w:val="zh_TW" w:bidi="zh_TW"/>
+        </w:rPr>
+        <w:t>）。耶穌將棄絕祂的加利利城鎮與泰爾和西頓相比。這種比較意味著加利利人理論上可以拒絕耶穌的理由應該更少，因為他在那裡行了許多神蹟（</w:t>
+      </w:r>
+      <w:hyperlink r:id="rId52">
+        <w:r>
+          <w:rPr>
+            <w:lang w:val="zh_TW" w:bidi="zh_TW"/>
+          </w:rPr>
+          <w:rPr>
+            <w:color w:val="0000EE"/>
+            <w:u w:val="single"/>
+          </w:rPr>
+          <w:t>路加福音10:13–14</w:t>
+        </w:r>
+      </w:hyperlink>
+      <w:r>
+        <w:rPr>
+          <w:lang w:val="zh_TW" w:bidi="zh_TW"/>
+        </w:rPr>
+        <w:t>）。</w:t>
       </w:r>
       <w:r>
         <w:rPr>

--- a/zht/docx/133.content.docx
+++ b/zht/docx/133.content.docx
@@ -149,7 +149,7 @@
         <w:rPr>
           <w:lang w:val="zh_TW" w:bidi="zh_TW"/>
         </w:rPr>
-        <w:t>tai</w:t>
+        <w:t>shun</w:t>
       </w:r>
       <w:r>
         <w:rPr>
@@ -212,7 +212,7 @@
         <w:rPr>
           <w:lang w:val="zh_TW" w:bidi="zh_TW"/>
         </w:rPr>
-        <w:t>太陽</w:t>
+        <w:t>順服</w:t>
       </w:r>
       <w:r>
         <w:rPr>
@@ -231,61 +231,7 @@
         <w:rPr>
           <w:lang w:val="zh_TW" w:bidi="zh_TW"/>
         </w:rPr>
-        <w:t>太陽（譯註：或譯「日頭」）是神所創造的兩大光體之一，用來管理白晝（</w:t>
-      </w:r>
-      <w:hyperlink r:id="rId13">
-        <w:r>
-          <w:rPr>
-            <w:lang w:val="zh_TW" w:bidi="zh_TW"/>
-          </w:rPr>
-          <w:rPr>
-            <w:color w:val="0000EE"/>
-            <w:u w:val="single"/>
-          </w:rPr>
-          <w:t>創1:14–15</w:t>
-        </w:r>
-      </w:hyperlink>
-      <w:r>
-        <w:rPr>
-          <w:lang w:val="zh_TW" w:bidi="zh_TW"/>
-        </w:rPr>
-        <w:t>）。在聖經時代，一天是從日落開始的，日常獻祭也與太陽的位置有關。第一個燔祭是在日出時獻上的（</w:t>
-      </w:r>
-      <w:hyperlink r:id="rId14">
-        <w:r>
-          <w:rPr>
-            <w:lang w:val="zh_TW" w:bidi="zh_TW"/>
-          </w:rPr>
-          <w:rPr>
-            <w:color w:val="0000EE"/>
-            <w:u w:val="single"/>
-          </w:rPr>
-          <w:t>出29:39</w:t>
-        </w:r>
-      </w:hyperlink>
-      <w:r>
-        <w:rPr>
-          <w:lang w:val="zh_TW" w:bidi="zh_TW"/>
-        </w:rPr>
-        <w:t>；</w:t>
-      </w:r>
-      <w:hyperlink r:id="rId15">
-        <w:r>
-          <w:rPr>
-            <w:lang w:val="zh_TW" w:bidi="zh_TW"/>
-          </w:rPr>
-          <w:rPr>
-            <w:color w:val="0000EE"/>
-            <w:u w:val="single"/>
-          </w:rPr>
-          <w:t>民28:4</w:t>
-        </w:r>
-      </w:hyperlink>
-      <w:r>
-        <w:rPr>
-          <w:lang w:val="zh_TW" w:bidi="zh_TW"/>
-        </w:rPr>
-        <w:t>）。在猶太教的拉比傳統中，白晝的時數隨著季節變化，取決於太陽週期。</w:t>
+        <w:t>服從權威的約束或命令的行為或實例，這是對上級要求或請求的服從。希伯來文和希臘文中，表示順服的一般詞語都指聽從或聆聽上級權威的命令。另一個重要的希臘文詞彙包含了服從權威的意思，表示將自己安排在有指揮權的人之下。第三個希臘文詞彙則表明順服更多是出於說服力而非單純的服從。</w:t>
       </w:r>
     </w:p>
     <w:p>
@@ -299,7 +245,79 @@
         <w:rPr>
           <w:lang w:val="zh_TW" w:bidi="zh_TW"/>
         </w:rPr>
-        <w:t>以色列人用的曆法是陰曆，但春季（逾越節）和秋季（吹角節、贖罪日、住棚節）的大節期卻顯示，他們也考量了太陽年（solar year）。與農事對應的基色曆（Gezer calendar）以太陽年為依據。猶太曆採用19年循環，其中有7年會加上閏月，使陰曆與太陽年對齊，聖經並沒有提到這套系統，學者認為第十三個月是後來才加上的。來自埃及象島（Elephantine）猶太殖民地的亞蘭文文件顯示，早在主前五世紀，這個19年循環的系統已經被使用。雖然沒有相關記錄留存，猶大和以色列王國很可能採用類似的制度。</w:t>
+        <w:t>順服神和人的權柄是舊約和新約中強調的義務。亞伯拉罕在一次事件中因為聽從神的命令，把以撒獻在祭壇上，而得到更多的祝福（</w:t>
+      </w:r>
+      <w:hyperlink r:id="rId13">
+        <w:r>
+          <w:rPr>
+            <w:lang w:val="zh_TW" w:bidi="zh_TW"/>
+          </w:rPr>
+          <w:rPr>
+            <w:color w:val="0000EE"/>
+            <w:u w:val="single"/>
+          </w:rPr>
+          <w:t>創22:18</w:t>
+        </w:r>
+      </w:hyperlink>
+      <w:r>
+        <w:rPr>
+          <w:lang w:val="zh_TW" w:bidi="zh_TW"/>
+        </w:rPr>
+        <w:t>；參</w:t>
+      </w:r>
+      <w:hyperlink r:id="rId14">
+        <w:r>
+          <w:rPr>
+            <w:lang w:val="zh_TW" w:bidi="zh_TW"/>
+          </w:rPr>
+          <w:rPr>
+            <w:color w:val="0000EE"/>
+            <w:u w:val="single"/>
+          </w:rPr>
+          <w:t>26:5</w:t>
+        </w:r>
+      </w:hyperlink>
+      <w:r>
+        <w:rPr>
+          <w:lang w:val="zh_TW" w:bidi="zh_TW"/>
+        </w:rPr>
+        <w:t>）。神會繼續祝福以色列，因為在西奈山立了約，但這取決於他們是否聽從神的聲音並遵守神的約（</w:t>
+      </w:r>
+      <w:hyperlink r:id="rId15">
+        <w:r>
+          <w:rPr>
+            <w:lang w:val="zh_TW" w:bidi="zh_TW"/>
+          </w:rPr>
+          <w:rPr>
+            <w:color w:val="0000EE"/>
+            <w:u w:val="single"/>
+          </w:rPr>
+          <w:t>出19:5</w:t>
+        </w:r>
+      </w:hyperlink>
+      <w:r>
+        <w:rPr>
+          <w:lang w:val="zh_TW" w:bidi="zh_TW"/>
+        </w:rPr>
+        <w:t>）。當他們即將進入迦南時，摩西將祝福和詛咒擺在以色列人面前——若他們聽從並遵守耶和華的誡命，便得祝福；若不聽從，便遭詛咒（</w:t>
+      </w:r>
+      <w:hyperlink r:id="rId16">
+        <w:r>
+          <w:rPr>
+            <w:lang w:val="zh_TW" w:bidi="zh_TW"/>
+          </w:rPr>
+          <w:rPr>
+            <w:color w:val="0000EE"/>
+            <w:u w:val="single"/>
+          </w:rPr>
+          <w:t>申11:22–28</w:t>
+        </w:r>
+      </w:hyperlink>
+      <w:r>
+        <w:rPr>
+          <w:lang w:val="zh_TW" w:bidi="zh_TW"/>
+        </w:rPr>
+        <w:t>）。</w:t>
       </w:r>
     </w:p>
     <w:p>
@@ -313,21 +331,9 @@
         <w:rPr>
           <w:lang w:val="zh_TW" w:bidi="zh_TW"/>
         </w:rPr>
-        <w:t>在猶太教的拉比傳統中，認為每年都有四季，但舊約僅提到兩季：「</w:t>
-      </w:r>
-      <w:r>
-        <w:rPr>
-          <w:lang w:val="zh_TW" w:bidi="zh_TW"/>
-        </w:rPr>
-        <w:t>稼穡、寒暑、冬夏</w:t>
-      </w:r>
-      <w:r>
-        <w:rPr>
-          <w:lang w:val="zh_TW" w:bidi="zh_TW"/>
-        </w:rPr>
-        <w:t>」（</w:t>
-      </w:r>
-      <w:hyperlink r:id="rId16">
+        <w:t>申命記警告說，頑梗悖逆的兒子首先會受到懲罰，如果他們執意不聽，最終會被石頭打死（</w:t>
+      </w:r>
+      <w:hyperlink r:id="rId17">
         <w:r>
           <w:rPr>
             <w:lang w:val="zh_TW" w:bidi="zh_TW"/>
@@ -336,7 +342,7 @@
             <w:color w:val="0000EE"/>
             <w:u w:val="single"/>
           </w:rPr>
-          <w:t>創8:22</w:t>
+          <w:t>申21:18–21</w:t>
         </w:r>
       </w:hyperlink>
       <w:r>
@@ -357,7 +363,111 @@
         <w:rPr>
           <w:lang w:val="zh_TW" w:bidi="zh_TW"/>
         </w:rPr>
-        <w:t>四個季節與太陽的運行有關：</w:t>
+        <w:t>一個人是否為神的兒女，其標誌之一是持續遵守神的誡命（</w:t>
+      </w:r>
+      <w:hyperlink r:id="rId18">
+        <w:r>
+          <w:rPr>
+            <w:lang w:val="zh_TW" w:bidi="zh_TW"/>
+          </w:rPr>
+          <w:rPr>
+            <w:color w:val="0000EE"/>
+            <w:u w:val="single"/>
+          </w:rPr>
+          <w:t>約一2:3–5</w:t>
+        </w:r>
+      </w:hyperlink>
+      <w:r>
+        <w:rPr>
+          <w:lang w:val="zh_TW" w:bidi="zh_TW"/>
+        </w:rPr>
+        <w:t>）。耶穌說，那些愛祂的人會遵守祂的命令（</w:t>
+      </w:r>
+      <w:hyperlink r:id="rId19">
+        <w:r>
+          <w:rPr>
+            <w:lang w:val="zh_TW" w:bidi="zh_TW"/>
+          </w:rPr>
+          <w:rPr>
+            <w:color w:val="0000EE"/>
+            <w:u w:val="single"/>
+          </w:rPr>
+          <w:t>約14:15</w:t>
+        </w:r>
+      </w:hyperlink>
+      <w:r>
+        <w:rPr>
+          <w:lang w:val="zh_TW" w:bidi="zh_TW"/>
+        </w:rPr>
+        <w:t>）。彼得在談到基督徒時，稱他們為「順命的兒女」（</w:t>
+      </w:r>
+      <w:hyperlink r:id="rId20">
+        <w:r>
+          <w:rPr>
+            <w:lang w:val="zh_TW" w:bidi="zh_TW"/>
+          </w:rPr>
+          <w:rPr>
+            <w:color w:val="0000EE"/>
+            <w:u w:val="single"/>
+          </w:rPr>
+          <w:t>彼前1:14</w:t>
+        </w:r>
+      </w:hyperlink>
+      <w:r>
+        <w:rPr>
+          <w:lang w:val="zh_TW" w:bidi="zh_TW"/>
+        </w:rPr>
+        <w:t>；見</w:t>
+      </w:r>
+      <w:hyperlink r:id="rId21">
+        <w:r>
+          <w:rPr>
+            <w:lang w:val="zh_TW" w:bidi="zh_TW"/>
+          </w:rPr>
+          <w:rPr>
+            <w:color w:val="0000EE"/>
+            <w:u w:val="single"/>
+          </w:rPr>
+          <w:t>來5:9</w:t>
+        </w:r>
+      </w:hyperlink>
+      <w:r>
+        <w:rPr>
+          <w:lang w:val="zh_TW" w:bidi="zh_TW"/>
+        </w:rPr>
+        <w:t>，</w:t>
+      </w:r>
+      <w:hyperlink r:id="rId22">
+        <w:r>
+          <w:rPr>
+            <w:lang w:val="zh_TW" w:bidi="zh_TW"/>
+          </w:rPr>
+          <w:rPr>
+            <w:color w:val="0000EE"/>
+            <w:u w:val="single"/>
+          </w:rPr>
+          <w:t>11:8</w:t>
+        </w:r>
+      </w:hyperlink>
+      <w:r>
+        <w:rPr>
+          <w:lang w:val="zh_TW" w:bidi="zh_TW"/>
+        </w:rPr>
+        <w:t>）。</w:t>
+      </w:r>
+    </w:p>
+    <w:p>
+      <w:pPr/>
+      <w:r>
+        <w:rPr>
+          <w:lang w:val="zh_TW" w:bidi="zh_TW"/>
+        </w:rPr>
+      </w:r>
+      <w:r>
+        <w:rPr>
+          <w:lang w:val="zh_TW" w:bidi="zh_TW"/>
+        </w:rPr>
+        <w:t>基督徒應該順服多種人：</w:t>
       </w:r>
     </w:p>
     <w:p>
@@ -375,22 +485,9 @@
         <w:rPr>
           <w:lang w:val="zh_TW" w:bidi="zh_TW"/>
         </w:rPr>
-        <w:t>秋季（</w:t>
-      </w:r>
-      <w:r>
-        <w:rPr>
-          <w:i/>
-          <w:lang w:val="zh_TW" w:bidi="zh_TW"/>
-        </w:rPr>
-        <w:t>setav；</w:t>
-      </w:r>
-      <w:r>
-        <w:rPr>
-          <w:lang w:val="zh_TW" w:bidi="zh_TW"/>
-        </w:rPr>
-        <w:t>原指「雨季」或「雨」；</w:t>
-      </w:r>
-      <w:hyperlink r:id="rId17">
+        <w:t>信徒應該順服主（</w:t>
+      </w:r>
+      <w:hyperlink r:id="rId23">
         <w:r>
           <w:rPr>
             <w:lang w:val="zh_TW" w:bidi="zh_TW"/>
@@ -399,14 +496,32 @@
             <w:color w:val="0000EE"/>
             <w:u w:val="single"/>
           </w:rPr>
-          <w:t>歌2:11</w:t>
+          <w:t>約14:21–24</w:t>
         </w:r>
       </w:hyperlink>
       <w:r>
         <w:rPr>
           <w:lang w:val="zh_TW" w:bidi="zh_TW"/>
         </w:rPr>
-        <w:t>）始於秋分（9月21日）</w:t>
+        <w:t>，</w:t>
+      </w:r>
+      <w:hyperlink r:id="rId24">
+        <w:r>
+          <w:rPr>
+            <w:lang w:val="zh_TW" w:bidi="zh_TW"/>
+          </w:rPr>
+          <w:rPr>
+            <w:color w:val="0000EE"/>
+            <w:u w:val="single"/>
+          </w:rPr>
+          <w:t>15:10</w:t>
+        </w:r>
+      </w:hyperlink>
+      <w:r>
+        <w:rPr>
+          <w:lang w:val="zh_TW" w:bidi="zh_TW"/>
+        </w:rPr>
+        <w:t>）。</w:t>
       </w:r>
     </w:p>
     <w:p>
@@ -424,20 +539,79 @@
         <w:rPr>
           <w:lang w:val="zh_TW" w:bidi="zh_TW"/>
         </w:rPr>
-        <w:t>冬季（</w:t>
-      </w:r>
-      <w:r>
-        <w:rPr>
-          <w:i/>
-          <w:lang w:val="zh_TW" w:bidi="zh_TW"/>
-        </w:rPr>
-        <w:t>horeph</w:t>
-      </w:r>
-      <w:r>
-        <w:rPr>
-          <w:lang w:val="zh_TW" w:bidi="zh_TW"/>
-        </w:rPr>
-        <w:t>）始於冬至（約12月22日）</w:t>
+        <w:t>妻子應該順服丈夫（</w:t>
+      </w:r>
+      <w:hyperlink r:id="rId25">
+        <w:r>
+          <w:rPr>
+            <w:lang w:val="zh_TW" w:bidi="zh_TW"/>
+          </w:rPr>
+          <w:rPr>
+            <w:color w:val="0000EE"/>
+            <w:u w:val="single"/>
+          </w:rPr>
+          <w:t>弗5:22–24</w:t>
+        </w:r>
+      </w:hyperlink>
+      <w:r>
+        <w:rPr>
+          <w:lang w:val="zh_TW" w:bidi="zh_TW"/>
+        </w:rPr>
+        <w:t>；</w:t>
+      </w:r>
+      <w:hyperlink r:id="rId26">
+        <w:r>
+          <w:rPr>
+            <w:lang w:val="zh_TW" w:bidi="zh_TW"/>
+          </w:rPr>
+          <w:rPr>
+            <w:color w:val="0000EE"/>
+            <w:u w:val="single"/>
+          </w:rPr>
+          <w:t>西3:18</w:t>
+        </w:r>
+      </w:hyperlink>
+      <w:r>
+        <w:rPr>
+          <w:lang w:val="zh_TW" w:bidi="zh_TW"/>
+        </w:rPr>
+        <w:t>；</w:t>
+      </w:r>
+      <w:hyperlink r:id="rId27">
+        <w:r>
+          <w:rPr>
+            <w:lang w:val="zh_TW" w:bidi="zh_TW"/>
+          </w:rPr>
+          <w:rPr>
+            <w:color w:val="0000EE"/>
+            <w:u w:val="single"/>
+          </w:rPr>
+          <w:t>多2:5</w:t>
+        </w:r>
+      </w:hyperlink>
+      <w:r>
+        <w:rPr>
+          <w:lang w:val="zh_TW" w:bidi="zh_TW"/>
+        </w:rPr>
+        <w:t>；</w:t>
+      </w:r>
+      <w:hyperlink r:id="rId28">
+        <w:r>
+          <w:rPr>
+            <w:lang w:val="zh_TW" w:bidi="zh_TW"/>
+          </w:rPr>
+          <w:rPr>
+            <w:color w:val="0000EE"/>
+            <w:u w:val="single"/>
+          </w:rPr>
+          <w:t>彼前3:1、5</w:t>
+        </w:r>
+      </w:hyperlink>
+      <w:r>
+        <w:rPr>
+          <w:lang w:val="zh_TW" w:bidi="zh_TW"/>
+        </w:rPr>
+        <w:t>）。</w:t>
       </w:r>
     </w:p>
     <w:p>
@@ -455,20 +629,43 @@
         <w:rPr>
           <w:lang w:val="zh_TW" w:bidi="zh_TW"/>
         </w:rPr>
-        <w:t>春天 （</w:t>
-      </w:r>
-      <w:r>
-        <w:rPr>
-          <w:i/>
-          <w:lang w:val="zh_TW" w:bidi="zh_TW"/>
-        </w:rPr>
-        <w:t>aviv</w:t>
-      </w:r>
-      <w:r>
-        <w:rPr>
-          <w:lang w:val="zh_TW" w:bidi="zh_TW"/>
-        </w:rPr>
-        <w:t>） 開始於春分（3月21日）</w:t>
+        <w:t>兒女要聽從父母（</w:t>
+      </w:r>
+      <w:hyperlink r:id="rId29">
+        <w:r>
+          <w:rPr>
+            <w:lang w:val="zh_TW" w:bidi="zh_TW"/>
+          </w:rPr>
+          <w:rPr>
+            <w:color w:val="0000EE"/>
+            <w:u w:val="single"/>
+          </w:rPr>
+          <w:t>弗6:1</w:t>
+        </w:r>
+      </w:hyperlink>
+      <w:r>
+        <w:rPr>
+          <w:lang w:val="zh_TW" w:bidi="zh_TW"/>
+        </w:rPr>
+        <w:t>；</w:t>
+      </w:r>
+      <w:hyperlink r:id="rId30">
+        <w:r>
+          <w:rPr>
+            <w:lang w:val="zh_TW" w:bidi="zh_TW"/>
+          </w:rPr>
+          <w:rPr>
+            <w:color w:val="0000EE"/>
+            <w:u w:val="single"/>
+          </w:rPr>
+          <w:t>西3:20</w:t>
+        </w:r>
+      </w:hyperlink>
+      <w:r>
+        <w:rPr>
+          <w:lang w:val="zh_TW" w:bidi="zh_TW"/>
+        </w:rPr>
+        <w:t>）。</w:t>
       </w:r>
     </w:p>
     <w:p>
@@ -486,20 +683,151 @@
         <w:rPr>
           <w:lang w:val="zh_TW" w:bidi="zh_TW"/>
         </w:rPr>
-        <w:t>夏季（</w:t>
-      </w:r>
-      <w:r>
-        <w:rPr>
-          <w:i/>
-          <w:lang w:val="zh_TW" w:bidi="zh_TW"/>
-        </w:rPr>
-        <w:t>qayits</w:t>
-      </w:r>
-      <w:r>
-        <w:rPr>
-          <w:lang w:val="zh_TW" w:bidi="zh_TW"/>
-        </w:rPr>
-        <w:t>）始於夏至（6月22日）</w:t>
+        <w:t>公民應該順服政府官員（</w:t>
+      </w:r>
+      <w:hyperlink r:id="rId31">
+        <w:r>
+          <w:rPr>
+            <w:lang w:val="zh_TW" w:bidi="zh_TW"/>
+          </w:rPr>
+          <w:rPr>
+            <w:color w:val="0000EE"/>
+            <w:u w:val="single"/>
+          </w:rPr>
+          <w:t>羅13:1–7</w:t>
+        </w:r>
+      </w:hyperlink>
+      <w:r>
+        <w:rPr>
+          <w:lang w:val="zh_TW" w:bidi="zh_TW"/>
+        </w:rPr>
+        <w:t>；</w:t>
+      </w:r>
+      <w:hyperlink r:id="rId32">
+        <w:r>
+          <w:rPr>
+            <w:lang w:val="zh_TW" w:bidi="zh_TW"/>
+          </w:rPr>
+          <w:rPr>
+            <w:color w:val="0000EE"/>
+            <w:u w:val="single"/>
+          </w:rPr>
+          <w:t>多3:1</w:t>
+        </w:r>
+      </w:hyperlink>
+      <w:r>
+        <w:rPr>
+          <w:lang w:val="zh_TW" w:bidi="zh_TW"/>
+        </w:rPr>
+        <w:t>；</w:t>
+      </w:r>
+      <w:hyperlink r:id="rId33">
+        <w:r>
+          <w:rPr>
+            <w:lang w:val="zh_TW" w:bidi="zh_TW"/>
+          </w:rPr>
+          <w:rPr>
+            <w:color w:val="0000EE"/>
+            <w:u w:val="single"/>
+          </w:rPr>
+          <w:t>彼前2:13–14</w:t>
+        </w:r>
+      </w:hyperlink>
+      <w:r>
+        <w:rPr>
+          <w:lang w:val="zh_TW" w:bidi="zh_TW"/>
+        </w:rPr>
+        <w:t>）。</w:t>
+      </w:r>
+    </w:p>
+    <w:p>
+      <w:pPr>
+        <w:pStyle w:val="ListBullet"/>
+        <w:spacing w:line="240" w:lineRule="auto"/>
+        <w:ind w:left="720"/>
+      </w:pPr>
+      <w:r>
+        <w:rPr>
+          <w:lang w:val="zh_TW" w:bidi="zh_TW"/>
+        </w:rPr>
+      </w:r>
+      <w:r>
+        <w:rPr>
+          <w:lang w:val="zh_TW" w:bidi="zh_TW"/>
+        </w:rPr>
+        <w:t>僕人應該順服主人（</w:t>
+      </w:r>
+      <w:hyperlink r:id="rId34">
+        <w:r>
+          <w:rPr>
+            <w:lang w:val="zh_TW" w:bidi="zh_TW"/>
+          </w:rPr>
+          <w:rPr>
+            <w:color w:val="0000EE"/>
+            <w:u w:val="single"/>
+          </w:rPr>
+          <w:t>弗6:5</w:t>
+        </w:r>
+      </w:hyperlink>
+      <w:r>
+        <w:rPr>
+          <w:lang w:val="zh_TW" w:bidi="zh_TW"/>
+        </w:rPr>
+        <w:t>；</w:t>
+      </w:r>
+      <w:hyperlink r:id="rId35">
+        <w:r>
+          <w:rPr>
+            <w:lang w:val="zh_TW" w:bidi="zh_TW"/>
+          </w:rPr>
+          <w:rPr>
+            <w:color w:val="0000EE"/>
+            <w:u w:val="single"/>
+          </w:rPr>
+          <w:t>西3:22</w:t>
+        </w:r>
+      </w:hyperlink>
+      <w:r>
+        <w:rPr>
+          <w:lang w:val="zh_TW" w:bidi="zh_TW"/>
+        </w:rPr>
+        <w:t>；</w:t>
+      </w:r>
+      <w:hyperlink r:id="rId36">
+        <w:r>
+          <w:rPr>
+            <w:lang w:val="zh_TW" w:bidi="zh_TW"/>
+          </w:rPr>
+          <w:rPr>
+            <w:color w:val="0000EE"/>
+            <w:u w:val="single"/>
+          </w:rPr>
+          <w:t>多2:9</w:t>
+        </w:r>
+      </w:hyperlink>
+      <w:r>
+        <w:rPr>
+          <w:lang w:val="zh_TW" w:bidi="zh_TW"/>
+        </w:rPr>
+        <w:t>；</w:t>
+      </w:r>
+      <w:hyperlink r:id="rId37">
+        <w:r>
+          <w:rPr>
+            <w:lang w:val="zh_TW" w:bidi="zh_TW"/>
+          </w:rPr>
+          <w:rPr>
+            <w:color w:val="0000EE"/>
+            <w:u w:val="single"/>
+          </w:rPr>
+          <w:t>彼前2:18</w:t>
+        </w:r>
+      </w:hyperlink>
+      <w:r>
+        <w:rPr>
+          <w:lang w:val="zh_TW" w:bidi="zh_TW"/>
+        </w:rPr>
+        <w:t>）。</w:t>
       </w:r>
     </w:p>
     <w:p>
@@ -513,7 +841,43 @@
         <w:rPr>
           <w:lang w:val="zh_TW" w:bidi="zh_TW"/>
         </w:rPr>
-        <w:t>在別是巴發現的一座聖殿（追溯到公元前125年），與夏至的日出對齊。同樣，拉吉（Lachish）的一座聖殿則朝向冬至。來自君主時代的亞拉得（Arad）聖殿幾乎正對東方。它很可能與春分或秋分的日出對齊，耶路撒冷聖殿也是如此。</w:t>
+        <w:t>然而，儘管聖經非常強調順服，但這種順服從未成為在神面前稱義的基礎。保羅宣稱救恩是神的恩賜，會產生善行（</w:t>
+      </w:r>
+      <w:hyperlink r:id="rId38">
+        <w:r>
+          <w:rPr>
+            <w:lang w:val="zh_TW" w:bidi="zh_TW"/>
+          </w:rPr>
+          <w:rPr>
+            <w:color w:val="0000EE"/>
+            <w:u w:val="single"/>
+          </w:rPr>
+          <w:t>弗2:8–10</w:t>
+        </w:r>
+      </w:hyperlink>
+      <w:r>
+        <w:rPr>
+          <w:lang w:val="zh_TW" w:bidi="zh_TW"/>
+        </w:rPr>
+        <w:t>）。同樣，雅各也談到順服的行為是出於信心（</w:t>
+      </w:r>
+      <w:hyperlink r:id="rId39">
+        <w:r>
+          <w:rPr>
+            <w:lang w:val="zh_TW" w:bidi="zh_TW"/>
+          </w:rPr>
+          <w:rPr>
+            <w:color w:val="0000EE"/>
+            <w:u w:val="single"/>
+          </w:rPr>
+          <w:t>雅2:14–26</w:t>
+        </w:r>
+      </w:hyperlink>
+      <w:r>
+        <w:rPr>
+          <w:lang w:val="zh_TW" w:bidi="zh_TW"/>
+        </w:rPr>
+        <w:t>）。</w:t>
       </w:r>
     </w:p>
     <w:p>
@@ -527,27 +891,9 @@
         <w:rPr>
           <w:lang w:val="zh_TW" w:bidi="zh_TW"/>
         </w:rPr>
-        <w:t>在希伯來詩詞中，太陽常被用作一個強烈的意象。它被描述為：</w:t>
-      </w:r>
-    </w:p>
-    <w:p>
-      <w:pPr>
-        <w:pStyle w:val="ListBullet"/>
-        <w:spacing w:line="240" w:lineRule="auto"/>
-        <w:ind w:left="720"/>
-      </w:pPr>
-      <w:r>
-        <w:rPr>
-          <w:lang w:val="zh_TW" w:bidi="zh_TW"/>
-        </w:rPr>
-      </w:r>
-      <w:r>
-        <w:rPr>
-          <w:lang w:val="zh_TW" w:bidi="zh_TW"/>
-        </w:rPr>
-        <w:t>擁有居所（</w:t>
-      </w:r>
-      <w:hyperlink r:id="rId18">
+        <w:t>耶穌自己在被出賣的那夜，重複強調對祂的愛是以遵守祂的誡命來衡量的（</w:t>
+      </w:r>
+      <w:hyperlink r:id="rId19">
         <w:r>
           <w:rPr>
             <w:lang w:val="zh_TW" w:bidi="zh_TW"/>
@@ -556,34 +902,16 @@
             <w:color w:val="0000EE"/>
             <w:u w:val="single"/>
           </w:rPr>
-          <w:t>哈3:11</w:t>
+          <w:t>約14:15、21、23–24</w:t>
         </w:r>
       </w:hyperlink>
       <w:r>
         <w:rPr>
           <w:lang w:val="zh_TW" w:bidi="zh_TW"/>
         </w:rPr>
-        <w:t>）</w:t>
-      </w:r>
-    </w:p>
-    <w:p>
-      <w:pPr>
-        <w:pStyle w:val="ListBullet"/>
-        <w:spacing w:line="240" w:lineRule="auto"/>
-        <w:ind w:left="720"/>
-      </w:pPr>
-      <w:r>
-        <w:rPr>
-          <w:lang w:val="zh_TW" w:bidi="zh_TW"/>
-        </w:rPr>
-      </w:r>
-      <w:r>
-        <w:rPr>
-          <w:lang w:val="zh_TW" w:bidi="zh_TW"/>
-        </w:rPr>
-        <w:t>如同新郎出洞房般 （</w:t>
-      </w:r>
-      <w:hyperlink r:id="rId19">
+        <w:t>，</w:t>
+      </w:r>
+      <w:hyperlink r:id="rId24">
         <w:r>
           <w:rPr>
             <w:lang w:val="zh_TW" w:bidi="zh_TW"/>
@@ -592,48 +920,16 @@
             <w:color w:val="0000EE"/>
             <w:u w:val="single"/>
           </w:rPr>
-          <w:t>詩19:4–5</w:t>
+          <w:t>15:10</w:t>
         </w:r>
       </w:hyperlink>
       <w:r>
         <w:rPr>
           <w:lang w:val="zh_TW" w:bidi="zh_TW"/>
         </w:rPr>
-        <w:t>）</w:t>
-      </w:r>
-    </w:p>
-    <w:p>
-      <w:pPr/>
-      <w:r>
-        <w:rPr>
-          <w:lang w:val="zh_TW" w:bidi="zh_TW"/>
-        </w:rPr>
-      </w:r>
-      <w:r>
-        <w:rPr>
-          <w:lang w:val="zh_TW" w:bidi="zh_TW"/>
-        </w:rPr>
-        <w:t>太陽象徵：</w:t>
-      </w:r>
-    </w:p>
-    <w:p>
-      <w:pPr>
-        <w:pStyle w:val="ListBullet"/>
-        <w:spacing w:line="240" w:lineRule="auto"/>
-        <w:ind w:left="720"/>
-      </w:pPr>
-      <w:r>
-        <w:rPr>
-          <w:lang w:val="zh_TW" w:bidi="zh_TW"/>
-        </w:rPr>
-      </w:r>
-      <w:r>
-        <w:rPr>
-          <w:lang w:val="zh_TW" w:bidi="zh_TW"/>
-        </w:rPr>
-        <w:t>恆久不變（</w:t>
-      </w:r>
-      <w:hyperlink r:id="rId20">
+        <w:t>）。祂也強調，祂對神父的愛是通過遵守父神的命令來表現的（</w:t>
+      </w:r>
+      <w:hyperlink r:id="rId40">
         <w:r>
           <w:rPr>
             <w:lang w:val="zh_TW" w:bidi="zh_TW"/>
@@ -642,34 +938,16 @@
             <w:color w:val="0000EE"/>
             <w:u w:val="single"/>
           </w:rPr>
-          <w:t>詩72:5、17</w:t>
+          <w:t>14:31</w:t>
         </w:r>
       </w:hyperlink>
       <w:r>
         <w:rPr>
           <w:lang w:val="zh_TW" w:bidi="zh_TW"/>
         </w:rPr>
-        <w:t>）</w:t>
-      </w:r>
-    </w:p>
-    <w:p>
-      <w:pPr>
-        <w:pStyle w:val="ListBullet"/>
-        <w:spacing w:line="240" w:lineRule="auto"/>
-        <w:ind w:left="720"/>
-      </w:pPr>
-      <w:r>
-        <w:rPr>
-          <w:lang w:val="zh_TW" w:bidi="zh_TW"/>
-        </w:rPr>
-      </w:r>
-      <w:r>
-        <w:rPr>
-          <w:lang w:val="zh_TW" w:bidi="zh_TW"/>
-        </w:rPr>
-        <w:t>律法（</w:t>
-      </w:r>
-      <w:hyperlink r:id="rId21">
+        <w:t>）。聖經提到許多人的順服是出於他們對神的信心和愛（</w:t>
+      </w:r>
+      <w:hyperlink r:id="rId41">
         <w:r>
           <w:rPr>
             <w:lang w:val="zh_TW" w:bidi="zh_TW"/>
@@ -678,34 +956,16 @@
             <w:color w:val="0000EE"/>
             <w:u w:val="single"/>
           </w:rPr>
-          <w:t>詩19:7</w:t>
+          <w:t>來11章</w:t>
         </w:r>
       </w:hyperlink>
       <w:r>
         <w:rPr>
           <w:lang w:val="zh_TW" w:bidi="zh_TW"/>
         </w:rPr>
-        <w:t>）</w:t>
-      </w:r>
-    </w:p>
-    <w:p>
-      <w:pPr>
-        <w:pStyle w:val="ListBullet"/>
-        <w:spacing w:line="240" w:lineRule="auto"/>
-        <w:ind w:left="720"/>
-      </w:pPr>
-      <w:r>
-        <w:rPr>
-          <w:lang w:val="zh_TW" w:bidi="zh_TW"/>
-        </w:rPr>
-      </w:r>
-      <w:r>
-        <w:rPr>
-          <w:lang w:val="zh_TW" w:bidi="zh_TW"/>
-        </w:rPr>
-        <w:t>神的同在 （</w:t>
-      </w:r>
-      <w:hyperlink r:id="rId22">
+        <w:t>）。例如，亞伯相信神並獻上更美的祭物（</w:t>
+      </w:r>
+      <w:hyperlink r:id="rId42">
         <w:r>
           <w:rPr>
             <w:lang w:val="zh_TW" w:bidi="zh_TW"/>
@@ -714,34 +974,16 @@
             <w:color w:val="0000EE"/>
             <w:u w:val="single"/>
           </w:rPr>
-          <w:t>詩84:11</w:t>
+          <w:t>4</w:t>
         </w:r>
       </w:hyperlink>
       <w:r>
         <w:rPr>
           <w:lang w:val="zh_TW" w:bidi="zh_TW"/>
         </w:rPr>
-        <w:t>）</w:t>
-      </w:r>
-    </w:p>
-    <w:p>
-      <w:pPr>
-        <w:pStyle w:val="ListBullet"/>
-        <w:spacing w:line="240" w:lineRule="auto"/>
-        <w:ind w:left="720"/>
-      </w:pPr>
-      <w:r>
-        <w:rPr>
-          <w:lang w:val="zh_TW" w:bidi="zh_TW"/>
-        </w:rPr>
-      </w:r>
-      <w:r>
-        <w:rPr>
-          <w:lang w:val="zh_TW" w:bidi="zh_TW"/>
-        </w:rPr>
-        <w:t>美麗（</w:t>
-      </w:r>
-      <w:hyperlink r:id="rId23">
+        <w:t>節）。挪亞相信神的話而建造了一艘大船（或方舟；見</w:t>
+      </w:r>
+      <w:hyperlink r:id="rId43">
         <w:r>
           <w:rPr>
             <w:lang w:val="zh_TW" w:bidi="zh_TW"/>
@@ -750,772 +992,16 @@
             <w:color w:val="0000EE"/>
             <w:u w:val="single"/>
           </w:rPr>
-          <w:t>歌6:10</w:t>
+          <w:t>7</w:t>
         </w:r>
       </w:hyperlink>
       <w:r>
         <w:rPr>
           <w:lang w:val="zh_TW" w:bidi="zh_TW"/>
         </w:rPr>
-        <w:t>）</w:t>
-      </w:r>
-    </w:p>
-    <w:p>
-      <w:pPr/>
-      <w:r>
-        <w:rPr>
-          <w:lang w:val="zh_TW" w:bidi="zh_TW"/>
-        </w:rPr>
-      </w:r>
-      <w:r>
-        <w:rPr>
-          <w:lang w:val="zh_TW" w:bidi="zh_TW"/>
-        </w:rPr>
-        <w:t>在傳道書中，地上的人生常被描述為發生在「日光之下」（</w:t>
-      </w:r>
-      <w:hyperlink r:id="rId24">
-        <w:r>
-          <w:rPr>
-            <w:lang w:val="zh_TW" w:bidi="zh_TW"/>
-          </w:rPr>
-          <w:rPr>
-            <w:color w:val="0000EE"/>
-            <w:u w:val="single"/>
-          </w:rPr>
-          <w:t>傳1:3、9、14</w:t>
-        </w:r>
-      </w:hyperlink>
-      <w:r>
-        <w:rPr>
-          <w:lang w:val="zh_TW" w:bidi="zh_TW"/>
-        </w:rPr>
-        <w:t>，</w:t>
-      </w:r>
-      <w:hyperlink r:id="rId25">
-        <w:r>
-          <w:rPr>
-            <w:lang w:val="zh_TW" w:bidi="zh_TW"/>
-          </w:rPr>
-          <w:rPr>
-            <w:color w:val="0000EE"/>
-            <w:u w:val="single"/>
-          </w:rPr>
-          <w:t>2:11</w:t>
-        </w:r>
-      </w:hyperlink>
-      <w:r>
-        <w:rPr>
-          <w:lang w:val="zh_TW" w:bidi="zh_TW"/>
-        </w:rPr>
-        <w:t>）。</w:t>
-      </w:r>
-    </w:p>
-    <w:p>
-      <w:pPr/>
-      <w:r>
-        <w:rPr>
-          <w:lang w:val="zh_TW" w:bidi="zh_TW"/>
-        </w:rPr>
-      </w:r>
-      <w:r>
-        <w:rPr>
-          <w:lang w:val="zh_TW" w:bidi="zh_TW"/>
-        </w:rPr>
-        <w:t>在混亂和神憤怒的時候，聖經描述太陽變暗（</w:t>
-      </w:r>
-      <w:hyperlink r:id="rId26">
-        <w:r>
-          <w:rPr>
-            <w:lang w:val="zh_TW" w:bidi="zh_TW"/>
-          </w:rPr>
-          <w:rPr>
-            <w:color w:val="0000EE"/>
-            <w:u w:val="single"/>
-          </w:rPr>
-          <w:t>賽13:10</w:t>
-        </w:r>
-      </w:hyperlink>
-      <w:r>
-        <w:rPr>
-          <w:lang w:val="zh_TW" w:bidi="zh_TW"/>
-        </w:rPr>
-        <w:t>；</w:t>
-      </w:r>
-      <w:hyperlink r:id="rId27">
-        <w:r>
-          <w:rPr>
-            <w:lang w:val="zh_TW" w:bidi="zh_TW"/>
-          </w:rPr>
-          <w:rPr>
-            <w:color w:val="0000EE"/>
-            <w:u w:val="single"/>
-          </w:rPr>
-          <w:t>結32:7</w:t>
-        </w:r>
-      </w:hyperlink>
-      <w:r>
-        <w:rPr>
-          <w:lang w:val="zh_TW" w:bidi="zh_TW"/>
-        </w:rPr>
-        <w:t>；</w:t>
-      </w:r>
-      <w:hyperlink r:id="rId28">
-        <w:r>
-          <w:rPr>
-            <w:lang w:val="zh_TW" w:bidi="zh_TW"/>
-          </w:rPr>
-          <w:rPr>
-            <w:color w:val="0000EE"/>
-            <w:u w:val="single"/>
-          </w:rPr>
-          <w:t>珥2:10、31</w:t>
-        </w:r>
-      </w:hyperlink>
-      <w:r>
-        <w:rPr>
-          <w:lang w:val="zh_TW" w:bidi="zh_TW"/>
-        </w:rPr>
-        <w:t>，</w:t>
-      </w:r>
-      <w:hyperlink r:id="rId29">
-        <w:r>
-          <w:rPr>
-            <w:lang w:val="zh_TW" w:bidi="zh_TW"/>
-          </w:rPr>
-          <w:rPr>
-            <w:color w:val="0000EE"/>
-            <w:u w:val="single"/>
-          </w:rPr>
-          <w:t>3:15</w:t>
-        </w:r>
-      </w:hyperlink>
-      <w:r>
-        <w:rPr>
-          <w:lang w:val="zh_TW" w:bidi="zh_TW"/>
-        </w:rPr>
-        <w:t>；</w:t>
-      </w:r>
-      <w:hyperlink r:id="rId30">
-        <w:r>
-          <w:rPr>
-            <w:lang w:val="zh_TW" w:bidi="zh_TW"/>
-          </w:rPr>
-          <w:rPr>
-            <w:color w:val="0000EE"/>
-            <w:u w:val="single"/>
-          </w:rPr>
-          <w:t>番1:15</w:t>
-        </w:r>
-      </w:hyperlink>
-      <w:r>
-        <w:rPr>
-          <w:lang w:val="zh_TW" w:bidi="zh_TW"/>
-        </w:rPr>
-        <w:t>；</w:t>
-      </w:r>
-      <w:hyperlink r:id="rId31">
-        <w:r>
-          <w:rPr>
-            <w:lang w:val="zh_TW" w:bidi="zh_TW"/>
-          </w:rPr>
-          <w:rPr>
-            <w:color w:val="0000EE"/>
-            <w:u w:val="single"/>
-          </w:rPr>
-          <w:t>太24:29</w:t>
-        </w:r>
-      </w:hyperlink>
-      <w:r>
-        <w:rPr>
-          <w:lang w:val="zh_TW" w:bidi="zh_TW"/>
-        </w:rPr>
-        <w:t>；</w:t>
-      </w:r>
-      <w:hyperlink r:id="rId32">
-        <w:r>
-          <w:rPr>
-            <w:lang w:val="zh_TW" w:bidi="zh_TW"/>
-          </w:rPr>
-          <w:rPr>
-            <w:color w:val="0000EE"/>
-            <w:u w:val="single"/>
-          </w:rPr>
-          <w:t>啟8:12</w:t>
-        </w:r>
-      </w:hyperlink>
-      <w:r>
-        <w:rPr>
-          <w:lang w:val="zh_TW" w:bidi="zh_TW"/>
-        </w:rPr>
-        <w:t>）。這個意象可能指的是日蝕，這在古人眼中是極其可怕的事件。太陽變得灰暗也可能是指「西洛可風」（sirocco）的影響，當沙塵暴或濃霧遮蔽天空時，陽光會黯淡無光。另一方面，耶和華得勝的日子則被描述為太陽要比現在的光強烈七倍（</w:t>
-      </w:r>
-      <w:hyperlink r:id="rId33">
-        <w:r>
-          <w:rPr>
-            <w:lang w:val="zh_TW" w:bidi="zh_TW"/>
-          </w:rPr>
-          <w:rPr>
-            <w:color w:val="0000EE"/>
-            <w:u w:val="single"/>
-          </w:rPr>
-          <w:t>賽30:26</w:t>
-        </w:r>
-      </w:hyperlink>
-      <w:r>
-        <w:rPr>
-          <w:lang w:val="zh_TW" w:bidi="zh_TW"/>
-        </w:rPr>
-        <w:t>）。</w:t>
-      </w:r>
-    </w:p>
-    <w:p>
-      <w:pPr/>
-      <w:r>
-        <w:rPr>
-          <w:lang w:val="zh_TW" w:bidi="zh_TW"/>
-        </w:rPr>
-      </w:r>
-      <w:r>
-        <w:rPr>
-          <w:i/>
-          <w:lang w:val="zh_TW" w:bidi="zh_TW"/>
-        </w:rPr>
-        <w:t>另見</w:t>
-      </w:r>
-      <w:r>
-        <w:rPr>
-          <w:lang w:val="zh_TW" w:bidi="zh_TW"/>
-        </w:rPr>
-        <w:t xml:space="preserve"> </w:t>
-      </w:r>
-      <w:r>
-        <w:rPr>
-          <w:lang w:val="zh_TW" w:bidi="zh_TW"/>
-        </w:rPr>
-        <w:t>天文學</w:t>
-      </w:r>
-      <w:r>
-        <w:rPr>
-          <w:lang w:val="zh_TW" w:bidi="zh_TW"/>
-        </w:rPr>
-        <w:t>、</w:t>
-      </w:r>
-      <w:r>
-        <w:rPr>
-          <w:lang w:val="zh_TW" w:bidi="zh_TW"/>
-        </w:rPr>
-        <w:t>古代與現代曆法</w:t>
-      </w:r>
-      <w:r>
-        <w:rPr>
-          <w:lang w:val="zh_TW" w:bidi="zh_TW"/>
-        </w:rPr>
-        <w:t>、</w:t>
-      </w:r>
-      <w:r>
-        <w:rPr>
-          <w:lang w:val="zh_TW" w:bidi="zh_TW"/>
-        </w:rPr>
-        <w:t>日</w:t>
-      </w:r>
-      <w:r>
-        <w:rPr>
-          <w:lang w:val="zh_TW" w:bidi="zh_TW"/>
-        </w:rPr>
-        <w:t>、</w:t>
-      </w:r>
-      <w:r>
-        <w:rPr>
-          <w:lang w:val="zh_TW" w:bidi="zh_TW"/>
-        </w:rPr>
-        <w:t>月亮</w:t>
-      </w:r>
-      <w:r>
-        <w:rPr>
-          <w:lang w:val="zh_TW" w:bidi="zh_TW"/>
-        </w:rPr>
-        <w:t>。</w:t>
-      </w:r>
-      <w:r>
-        <w:rPr>
-          <w:lang w:val="zh_TW" w:bidi="zh_TW"/>
-        </w:rPr>
-      </w:r>
-      <w:r>
-        <w:rPr>
-          <w:lang w:val="zh_TW" w:bidi="zh_TW"/>
-        </w:rPr>
-      </w:r>
-    </w:p>
-    <w:p>
-      <w:pPr/>
-      <w:r>
-        <w:rPr>
-          <w:lang w:val="zh_TW" w:bidi="zh_TW"/>
-        </w:rPr>
-      </w:r>
-    </w:p>
-    <w:p>
-      <w:pPr>
-        <w:pStyle w:val="Heading2"/>
-      </w:pPr>
-      <w:r>
-        <w:rPr>
-          <w:lang w:val="zh_TW" w:bidi="zh_TW"/>
-        </w:rPr>
-        <w:t>泰爾</w:t>
-      </w:r>
-      <w:r>
-        <w:rPr>
-          <w:lang w:val="zh_TW" w:bidi="zh_TW"/>
-        </w:rPr>
-      </w:r>
-    </w:p>
-    <w:p>
-      <w:pPr/>
-      <w:r>
-        <w:rPr>
-          <w:lang w:val="zh_TW" w:bidi="zh_TW"/>
-        </w:rPr>
-      </w:r>
-      <w:r>
-        <w:rPr>
-          <w:lang w:val="zh_TW" w:bidi="zh_TW"/>
-        </w:rPr>
-        <w:t>一個古老的腓尼基城邦國家，以小型獨立國家的方式自治。泰爾（Tyre）位於地中海沿岸，距離西頓以南32.2公里（20英里），阿卡以北37公里（23英里）。泰爾有兩個主要區域：</w:t>
-      </w:r>
-    </w:p>
-    <w:p>
-      <w:pPr>
-        <w:pStyle w:val="ListBullet"/>
-        <w:spacing w:line="240" w:lineRule="auto"/>
-        <w:ind w:left="720"/>
-      </w:pPr>
-      <w:r>
-        <w:rPr>
-          <w:lang w:val="zh_TW" w:bidi="zh_TW"/>
-        </w:rPr>
-      </w:r>
-      <w:r>
-        <w:rPr>
-          <w:lang w:val="zh_TW" w:bidi="zh_TW"/>
-        </w:rPr>
-        <w:t>位於陸地上較古老的港口城市</w:t>
-      </w:r>
-    </w:p>
-    <w:p>
-      <w:pPr>
-        <w:pStyle w:val="ListBullet"/>
-        <w:spacing w:line="240" w:lineRule="auto"/>
-        <w:ind w:left="720"/>
-      </w:pPr>
-      <w:r>
-        <w:rPr>
-          <w:lang w:val="zh_TW" w:bidi="zh_TW"/>
-        </w:rPr>
-      </w:r>
-      <w:r>
-        <w:rPr>
-          <w:lang w:val="zh_TW" w:bidi="zh_TW"/>
-        </w:rPr>
-        <w:t>距離海岸半英里（0.8公里）的島嶼城市，大多數人口居住在那裡。</w:t>
-      </w:r>
-    </w:p>
-    <w:p>
-      <w:pPr>
-        <w:pStyle w:val="Heading3"/>
-      </w:pPr>
-      <w:r>
-        <w:rPr>
-          <w:lang w:val="zh_TW" w:bidi="zh_TW"/>
-        </w:rPr>
-        <w:t>泰爾的歷史</w:t>
-      </w:r>
-    </w:p>
-    <w:p>
-      <w:pPr/>
-      <w:r>
-        <w:rPr>
-          <w:lang w:val="zh_TW" w:bidi="zh_TW"/>
-        </w:rPr>
-      </w:r>
-      <w:r>
-        <w:rPr>
-          <w:lang w:val="zh_TW" w:bidi="zh_TW"/>
-        </w:rPr>
-        <w:t>根據希羅多德（Herodotus）的說法，泰爾在大約公元前2700年建立。最早提到泰爾的是15世紀的烏加里特（Ugaritic）文件和類似的埃及文件。泰爾首次出現在聖經中是在亞設產業的城市列表中（</w:t>
-      </w:r>
-      <w:hyperlink r:id="rId34">
-        <w:r>
-          <w:rPr>
-            <w:lang w:val="zh_TW" w:bidi="zh_TW"/>
-          </w:rPr>
-          <w:rPr>
-            <w:color w:val="0000EE"/>
-            <w:u w:val="single"/>
-          </w:rPr>
-          <w:t>約書亞記19:29</w:t>
-        </w:r>
-      </w:hyperlink>
-      <w:r>
-        <w:rPr>
-          <w:lang w:val="zh_TW" w:bidi="zh_TW"/>
-        </w:rPr>
-        <w:t>）。當時，它被描述是「保障」，顯然從未被以色列人征服過（</w:t>
-      </w:r>
-      <w:hyperlink r:id="rId35">
-        <w:r>
-          <w:rPr>
-            <w:lang w:val="zh_TW" w:bidi="zh_TW"/>
-          </w:rPr>
-          <w:rPr>
-            <w:color w:val="0000EE"/>
-            <w:u w:val="single"/>
-          </w:rPr>
-          <w:t>撒母耳記下24:7</w:t>
-        </w:r>
-      </w:hyperlink>
-      <w:r>
-        <w:rPr>
-          <w:lang w:val="zh_TW" w:bidi="zh_TW"/>
-        </w:rPr>
-        <w:t>）。泰爾最重要的意義是一個商業中心。由於其地理位置，泰爾透過地中海地區的海路而有繁榮昌盛的貿易。與美索不達米亞和阿拉伯的陸路貿易往來也很重要。</w:t>
-      </w:r>
-    </w:p>
-    <w:p>
-      <w:pPr>
-        <w:pStyle w:val="Heading3"/>
-      </w:pPr>
-      <w:r>
-        <w:rPr>
-          <w:lang w:val="zh_TW" w:bidi="zh_TW"/>
-        </w:rPr>
-        <w:t>泰爾與以色列的關係</w:t>
-      </w:r>
-    </w:p>
-    <w:p>
-      <w:pPr/>
-      <w:r>
-        <w:rPr>
-          <w:lang w:val="zh_TW" w:bidi="zh_TW"/>
-        </w:rPr>
-      </w:r>
-      <w:r>
-        <w:rPr>
-          <w:lang w:val="zh_TW" w:bidi="zh_TW"/>
-        </w:rPr>
-        <w:t>當大衛和所羅門統治以色列時，泰爾是強大的商業盟友。大衛和所羅門都與泰爾的希蘭進行貿易。他們用農產品換取木材、建築材料和技術工人（</w:t>
-      </w:r>
-      <w:hyperlink r:id="rId36">
-        <w:r>
-          <w:rPr>
-            <w:lang w:val="zh_TW" w:bidi="zh_TW"/>
-          </w:rPr>
-          <w:rPr>
-            <w:color w:val="0000EE"/>
-            <w:u w:val="single"/>
-          </w:rPr>
-          <w:t>撒母耳記下5:11</w:t>
-        </w:r>
-      </w:hyperlink>
-      <w:r>
-        <w:rPr>
-          <w:lang w:val="zh_TW" w:bidi="zh_TW"/>
-        </w:rPr>
-        <w:t>；</w:t>
-      </w:r>
-      <w:hyperlink r:id="rId37">
-        <w:r>
-          <w:rPr>
-            <w:lang w:val="zh_TW" w:bidi="zh_TW"/>
-          </w:rPr>
-          <w:rPr>
-            <w:color w:val="0000EE"/>
-            <w:u w:val="single"/>
-          </w:rPr>
-          <w:t>列王紀上5:1–11</w:t>
-        </w:r>
-      </w:hyperlink>
-      <w:r>
-        <w:rPr>
-          <w:lang w:val="zh_TW" w:bidi="zh_TW"/>
-        </w:rPr>
-        <w:t>；</w:t>
-      </w:r>
-      <w:hyperlink r:id="rId38">
-        <w:r>
-          <w:rPr>
-            <w:lang w:val="zh_TW" w:bidi="zh_TW"/>
-          </w:rPr>
-          <w:rPr>
-            <w:color w:val="0000EE"/>
-            <w:u w:val="single"/>
-          </w:rPr>
-          <w:t>曆代志上14:1</w:t>
-        </w:r>
-      </w:hyperlink>
-      <w:r>
-        <w:rPr>
-          <w:lang w:val="zh_TW" w:bidi="zh_TW"/>
-        </w:rPr>
-        <w:t>；</w:t>
-      </w:r>
-      <w:hyperlink r:id="rId39">
-        <w:r>
-          <w:rPr>
-            <w:lang w:val="zh_TW" w:bidi="zh_TW"/>
-          </w:rPr>
-          <w:rPr>
-            <w:color w:val="0000EE"/>
-            <w:u w:val="single"/>
-          </w:rPr>
-          <w:t>曆代志下2:3</w:t>
-        </w:r>
-      </w:hyperlink>
-      <w:hyperlink r:id="rId37">
-        <w:r>
-          <w:rPr>
-            <w:lang w:val="zh_TW" w:bidi="zh_TW"/>
-          </w:rPr>
-          <w:rPr>
-            <w:color w:val="0000EE"/>
-            <w:u w:val="single"/>
-          </w:rPr>
-          <w:t>–</w:t>
-        </w:r>
-      </w:hyperlink>
-      <w:hyperlink r:id="rId39">
-        <w:r>
-          <w:rPr>
-            <w:lang w:val="zh_TW" w:bidi="zh_TW"/>
-          </w:rPr>
-          <w:rPr>
-            <w:color w:val="0000EE"/>
-            <w:u w:val="single"/>
-          </w:rPr>
-          <w:t>16</w:t>
-        </w:r>
-      </w:hyperlink>
-      <w:r>
-        <w:rPr>
-          <w:lang w:val="zh_TW" w:bidi="zh_TW"/>
-        </w:rPr>
-        <w:t>）。</w:t>
-      </w:r>
-    </w:p>
-    <w:p>
-      <w:pPr/>
-      <w:r>
-        <w:rPr>
-          <w:lang w:val="zh_TW" w:bidi="zh_TW"/>
-        </w:rPr>
-      </w:r>
-      <w:r>
-        <w:rPr>
-          <w:lang w:val="zh_TW" w:bidi="zh_TW"/>
-        </w:rPr>
-        <w:t>在王國分裂後，泰爾與以色列仍保持了一段時間的友好關係。亞哈的妻子耶洗別是「</w:t>
-      </w:r>
-      <w:r>
-        <w:rPr>
-          <w:lang w:val="zh_TW" w:bidi="zh_TW"/>
-        </w:rPr>
-        <w:t>西頓王謁巴力</w:t>
-      </w:r>
-      <w:r>
-        <w:rPr>
-          <w:lang w:val="zh_TW" w:bidi="zh_TW"/>
-        </w:rPr>
-        <w:t>」的女兒。這位王在其它地方被稱為泰爾王謁巴力（</w:t>
-      </w:r>
-      <w:hyperlink r:id="rId40">
-        <w:r>
-          <w:rPr>
-            <w:lang w:val="zh_TW" w:bidi="zh_TW"/>
-          </w:rPr>
-          <w:rPr>
-            <w:color w:val="0000EE"/>
-            <w:u w:val="single"/>
-          </w:rPr>
-          <w:t>列王紀上16:31</w:t>
-        </w:r>
-      </w:hyperlink>
-      <w:r>
-        <w:rPr>
-          <w:lang w:val="zh_TW" w:bidi="zh_TW"/>
-        </w:rPr>
-        <w:t>；古代歷史學家梅南德〔Menander〕也提到這位王）。在某個時候，亞述和巴比倫的侵略對泰爾施加了足夠的壓力，使其拒絕了聯盟。到撒馬利亞陷落時，泰爾和以色列不再是盟友，不久後成為敵人。</w:t>
-      </w:r>
-    </w:p>
-    <w:p>
-      <w:pPr>
-        <w:pStyle w:val="Heading3"/>
-      </w:pPr>
-      <w:r>
-        <w:rPr>
-          <w:lang w:val="zh_TW" w:bidi="zh_TW"/>
-        </w:rPr>
-        <w:t>關於泰爾的預言</w:t>
-      </w:r>
-    </w:p>
-    <w:p>
-      <w:pPr/>
-      <w:r>
-        <w:rPr>
-          <w:lang w:val="zh_TW" w:bidi="zh_TW"/>
-        </w:rPr>
-      </w:r>
-      <w:r>
-        <w:rPr>
-          <w:lang w:val="zh_TW" w:bidi="zh_TW"/>
-        </w:rPr>
-        <w:t>在王國時代後期，泰爾受到先知們的強烈責備（</w:t>
-      </w:r>
-      <w:hyperlink r:id="rId41">
-        <w:r>
-          <w:rPr>
-            <w:lang w:val="zh_TW" w:bidi="zh_TW"/>
-          </w:rPr>
-          <w:rPr>
-            <w:color w:val="0000EE"/>
-            <w:u w:val="single"/>
-          </w:rPr>
-          <w:t>以賽亞書23:1–18</w:t>
-        </w:r>
-      </w:hyperlink>
-      <w:r>
-        <w:rPr>
-          <w:lang w:val="zh_TW" w:bidi="zh_TW"/>
-        </w:rPr>
-        <w:t>；</w:t>
-      </w:r>
-      <w:hyperlink r:id="rId42">
-        <w:r>
-          <w:rPr>
-            <w:lang w:val="zh_TW" w:bidi="zh_TW"/>
-          </w:rPr>
-          <w:rPr>
-            <w:color w:val="0000EE"/>
-            <w:u w:val="single"/>
-          </w:rPr>
-          <w:t>耶利米書25:22</w:t>
-        </w:r>
-      </w:hyperlink>
-      <w:r>
-        <w:rPr>
-          <w:lang w:val="zh_TW" w:bidi="zh_TW"/>
-        </w:rPr>
-        <w:t>，</w:t>
-      </w:r>
-      <w:hyperlink r:id="rId43">
-        <w:r>
-          <w:rPr>
-            <w:lang w:val="zh_TW" w:bidi="zh_TW"/>
-          </w:rPr>
-          <w:rPr>
-            <w:color w:val="0000EE"/>
-            <w:u w:val="single"/>
-          </w:rPr>
-          <w:t>27:1</w:t>
-        </w:r>
-      </w:hyperlink>
-      <w:hyperlink r:id="rId41">
-        <w:r>
-          <w:rPr>
-            <w:lang w:val="zh_TW" w:bidi="zh_TW"/>
-          </w:rPr>
-          <w:rPr>
-            <w:color w:val="0000EE"/>
-            <w:u w:val="single"/>
-          </w:rPr>
-          <w:t>–</w:t>
-        </w:r>
-      </w:hyperlink>
-      <w:hyperlink r:id="rId43">
-        <w:r>
-          <w:rPr>
-            <w:lang w:val="zh_TW" w:bidi="zh_TW"/>
-          </w:rPr>
-          <w:rPr>
-            <w:color w:val="0000EE"/>
-            <w:u w:val="single"/>
-          </w:rPr>
-          <w:t>11</w:t>
-        </w:r>
-      </w:hyperlink>
-      <w:r>
-        <w:rPr>
-          <w:lang w:val="zh_TW" w:bidi="zh_TW"/>
-        </w:rPr>
-        <w:t>；</w:t>
-      </w:r>
-      <w:hyperlink r:id="rId44">
-        <w:r>
-          <w:rPr>
-            <w:lang w:val="zh_TW" w:bidi="zh_TW"/>
-          </w:rPr>
-          <w:rPr>
-            <w:color w:val="0000EE"/>
-            <w:u w:val="single"/>
-          </w:rPr>
-          <w:t>以西結書26:1</w:t>
-        </w:r>
-      </w:hyperlink>
-      <w:hyperlink r:id="rId41">
-        <w:r>
-          <w:rPr>
-            <w:lang w:val="zh_TW" w:bidi="zh_TW"/>
-          </w:rPr>
-          <w:rPr>
-            <w:color w:val="0000EE"/>
-            <w:u w:val="single"/>
-          </w:rPr>
-          <w:t>–</w:t>
-        </w:r>
-      </w:hyperlink>
-      <w:hyperlink r:id="rId44">
-        <w:r>
-          <w:rPr>
-            <w:lang w:val="zh_TW" w:bidi="zh_TW"/>
-          </w:rPr>
-          <w:rPr>
-            <w:color w:val="0000EE"/>
-            <w:u w:val="single"/>
-          </w:rPr>
-          <w:t>19</w:t>
-        </w:r>
-      </w:hyperlink>
-      <w:r>
-        <w:rPr>
-          <w:lang w:val="zh_TW" w:bidi="zh_TW"/>
-        </w:rPr>
-        <w:t>；</w:t>
-      </w:r>
-      <w:hyperlink r:id="rId45">
-        <w:r>
-          <w:rPr>
-            <w:lang w:val="zh_TW" w:bidi="zh_TW"/>
-          </w:rPr>
-          <w:rPr>
-            <w:color w:val="0000EE"/>
-            <w:u w:val="single"/>
-          </w:rPr>
-          <w:t>約珥書3:4</w:t>
-        </w:r>
-      </w:hyperlink>
-      <w:hyperlink r:id="rId41">
-        <w:r>
-          <w:rPr>
-            <w:lang w:val="zh_TW" w:bidi="zh_TW"/>
-          </w:rPr>
-          <w:rPr>
-            <w:color w:val="0000EE"/>
-            <w:u w:val="single"/>
-          </w:rPr>
-          <w:t>–</w:t>
-        </w:r>
-      </w:hyperlink>
-      <w:hyperlink r:id="rId45">
+        <w:t>節）。亞伯拉罕憑著信心在神的指示下離開吾珥的家，那時他並不知道自己的目的地（</w:t>
+      </w:r>
+      <w:hyperlink r:id="rId22">
         <w:r>
           <w:rPr>
             <w:lang w:val="zh_TW" w:bidi="zh_TW"/>
@@ -1531,9 +1017,9 @@
         <w:rPr>
           <w:lang w:val="zh_TW" w:bidi="zh_TW"/>
         </w:rPr>
-        <w:t>；</w:t>
-      </w:r>
-      <w:hyperlink r:id="rId46">
+        <w:t>節）。摩西因信神而拒絕了被稱為法老兒子的特權，寧願選擇與神的百姓以色列人同在（</w:t>
+      </w:r>
+      <w:hyperlink r:id="rId44">
         <w:r>
           <w:rPr>
             <w:lang w:val="zh_TW" w:bidi="zh_TW"/>
@@ -1542,10 +1028,16 @@
             <w:color w:val="0000EE"/>
             <w:u w:val="single"/>
           </w:rPr>
-          <w:t>阿摩司書1:9</w:t>
+          <w:t>24–25</w:t>
         </w:r>
       </w:hyperlink>
-      <w:hyperlink r:id="rId41">
+      <w:r>
+        <w:rPr>
+          <w:lang w:val="zh_TW" w:bidi="zh_TW"/>
+        </w:rPr>
+        <w:t>節）。信而順服神的最大例子是耶穌基督自己。祂虛己，取了奴僕的形象，謙卑自己，順服至死，甚至死在十字架上（</w:t>
+      </w:r>
+      <w:hyperlink r:id="rId45">
         <w:r>
           <w:rPr>
             <w:lang w:val="zh_TW" w:bidi="zh_TW"/>
@@ -1554,298 +1046,7 @@
             <w:color w:val="0000EE"/>
             <w:u w:val="single"/>
           </w:rPr>
-          <w:t>–</w:t>
-        </w:r>
-      </w:hyperlink>
-      <w:hyperlink r:id="rId46">
-        <w:r>
-          <w:rPr>
-            <w:lang w:val="zh_TW" w:bidi="zh_TW"/>
-          </w:rPr>
-          <w:rPr>
-            <w:color w:val="0000EE"/>
-            <w:u w:val="single"/>
-          </w:rPr>
-          <w:t>10</w:t>
-        </w:r>
-      </w:hyperlink>
-      <w:r>
-        <w:rPr>
-          <w:lang w:val="zh_TW" w:bidi="zh_TW"/>
-        </w:rPr>
-        <w:t>）。泰爾被譴責的原因有幾個：</w:t>
-      </w:r>
-    </w:p>
-    <w:p>
-      <w:pPr>
-        <w:pStyle w:val="ListBullet"/>
-        <w:spacing w:line="240" w:lineRule="auto"/>
-        <w:ind w:left="720"/>
-      </w:pPr>
-      <w:r>
-        <w:rPr>
-          <w:lang w:val="zh_TW" w:bidi="zh_TW"/>
-        </w:rPr>
-      </w:r>
-      <w:r>
-        <w:rPr>
-          <w:lang w:val="zh_TW" w:bidi="zh_TW"/>
-        </w:rPr>
-        <w:t>由於其商業重要性，泰爾成為亞述和埃及競爭的焦點。泰爾在這些競爭者之間周旋，同時積累自己的財富並剝削鄰國。</w:t>
-      </w:r>
-    </w:p>
-    <w:p>
-      <w:pPr>
-        <w:pStyle w:val="ListBullet"/>
-        <w:spacing w:line="240" w:lineRule="auto"/>
-        <w:ind w:left="720"/>
-      </w:pPr>
-      <w:r>
-        <w:rPr>
-          <w:lang w:val="zh_TW" w:bidi="zh_TW"/>
-        </w:rPr>
-      </w:r>
-      <w:r>
-        <w:rPr>
-          <w:lang w:val="zh_TW" w:bidi="zh_TW"/>
-        </w:rPr>
-        <w:t>泰爾充滿了貪婪的商人。</w:t>
-      </w:r>
-    </w:p>
-    <w:p>
-      <w:pPr>
-        <w:pStyle w:val="ListBullet"/>
-        <w:spacing w:line="240" w:lineRule="auto"/>
-        <w:ind w:left="720"/>
-      </w:pPr>
-      <w:r>
-        <w:rPr>
-          <w:lang w:val="zh_TW" w:bidi="zh_TW"/>
-        </w:rPr>
-      </w:r>
-      <w:r>
-        <w:rPr>
-          <w:lang w:val="zh_TW" w:bidi="zh_TW"/>
-        </w:rPr>
-        <w:t>泰爾也是宗教偶像崇拜和性道德敗壞的中心。</w:t>
-      </w:r>
-    </w:p>
-    <w:p>
-      <w:pPr>
-        <w:pStyle w:val="ListBullet"/>
-        <w:spacing w:line="240" w:lineRule="auto"/>
-        <w:ind w:left="720"/>
-      </w:pPr>
-      <w:r>
-        <w:rPr>
-          <w:lang w:val="zh_TW" w:bidi="zh_TW"/>
-        </w:rPr>
-      </w:r>
-      <w:r>
-        <w:rPr>
-          <w:lang w:val="zh_TW" w:bidi="zh_TW"/>
-        </w:rPr>
-        <w:t>泰爾因其巨大的財富和戰略位置而極其驕傲。</w:t>
-      </w:r>
-    </w:p>
-    <w:p>
-      <w:pPr/>
-      <w:r>
-        <w:rPr>
-          <w:lang w:val="zh_TW" w:bidi="zh_TW"/>
-        </w:rPr>
-      </w:r>
-      <w:r>
-        <w:rPr>
-          <w:lang w:val="zh_TW" w:bidi="zh_TW"/>
-        </w:rPr>
-        <w:t>以西結的預言提供了泰爾城的詳細圖景，其商業帝國、罪惡及最終的滅亡（</w:t>
-      </w:r>
-      <w:hyperlink r:id="rId47">
-        <w:r>
-          <w:rPr>
-            <w:lang w:val="zh_TW" w:bidi="zh_TW"/>
-          </w:rPr>
-          <w:rPr>
-            <w:color w:val="0000EE"/>
-            <w:u w:val="single"/>
-          </w:rPr>
-          <w:t>以西結書26:1</w:t>
-        </w:r>
-      </w:hyperlink>
-      <w:hyperlink r:id="rId41">
-        <w:r>
-          <w:rPr>
-            <w:lang w:val="zh_TW" w:bidi="zh_TW"/>
-          </w:rPr>
-          <w:rPr>
-            <w:color w:val="0000EE"/>
-            <w:u w:val="single"/>
-          </w:rPr>
-          <w:t>–</w:t>
-        </w:r>
-      </w:hyperlink>
-      <w:hyperlink r:id="rId47">
-        <w:r>
-          <w:rPr>
-            <w:lang w:val="zh_TW" w:bidi="zh_TW"/>
-          </w:rPr>
-          <w:rPr>
-            <w:color w:val="0000EE"/>
-            <w:u w:val="single"/>
-          </w:rPr>
-          <w:t>28</w:t>
-        </w:r>
-      </w:hyperlink>
-      <w:r>
-        <w:rPr>
-          <w:lang w:val="zh_TW" w:bidi="zh_TW"/>
-        </w:rPr>
-        <w:t>，</w:t>
-      </w:r>
-      <w:hyperlink r:id="rId48">
-        <w:r>
-          <w:rPr>
-            <w:lang w:val="zh_TW" w:bidi="zh_TW"/>
-          </w:rPr>
-          <w:rPr>
-            <w:color w:val="0000EE"/>
-            <w:u w:val="single"/>
-          </w:rPr>
-          <w:t>29:18</w:t>
-        </w:r>
-      </w:hyperlink>
-      <w:hyperlink r:id="rId41">
-        <w:r>
-          <w:rPr>
-            <w:lang w:val="zh_TW" w:bidi="zh_TW"/>
-          </w:rPr>
-          <w:rPr>
-            <w:color w:val="0000EE"/>
-            <w:u w:val="single"/>
-          </w:rPr>
-          <w:t>–</w:t>
-        </w:r>
-      </w:hyperlink>
-      <w:hyperlink r:id="rId48">
-        <w:r>
-          <w:rPr>
-            <w:lang w:val="zh_TW" w:bidi="zh_TW"/>
-          </w:rPr>
-          <w:rPr>
-            <w:color w:val="0000EE"/>
-            <w:u w:val="single"/>
-          </w:rPr>
-          <w:t>20</w:t>
-        </w:r>
-      </w:hyperlink>
-      <w:r>
-        <w:rPr>
-          <w:lang w:val="zh_TW" w:bidi="zh_TW"/>
-        </w:rPr>
-        <w:t>）。泰爾的最終毀滅經歷了將近1900年。直到公元1291年才被徹底摧毀。泰爾被尼布甲尼撒圍攻了13年——從公元前587年直到574年。亞歷山大大帝在公元前332年經過七個月的圍攻後征服了這座城市。亞歷山大從大陸建造了一條通往島上的高架道路。以西結對泰爾驕傲的描述將其與撒但的驕傲相提並論。泰爾的宣稱「</w:t>
-      </w:r>
-      <w:r>
-        <w:rPr>
-          <w:lang w:val="zh_TW" w:bidi="zh_TW"/>
-        </w:rPr>
-        <w:t>我是神； 我在海中坐神之位</w:t>
-      </w:r>
-      <w:r>
-        <w:rPr>
-          <w:lang w:val="zh_TW" w:bidi="zh_TW"/>
-        </w:rPr>
-        <w:t>」，這也是導致撒但墮落同樣的表達方式（</w:t>
-      </w:r>
-      <w:hyperlink r:id="rId49">
-        <w:r>
-          <w:rPr>
-            <w:lang w:val="zh_TW" w:bidi="zh_TW"/>
-          </w:rPr>
-          <w:rPr>
-            <w:color w:val="0000EE"/>
-            <w:u w:val="single"/>
-          </w:rPr>
-          <w:t>以西結書28:2</w:t>
-        </w:r>
-      </w:hyperlink>
-      <w:r>
-        <w:rPr>
-          <w:lang w:val="zh_TW" w:bidi="zh_TW"/>
-        </w:rPr>
-        <w:t>）。</w:t>
-      </w:r>
-    </w:p>
-    <w:p>
-      <w:pPr>
-        <w:pStyle w:val="Heading3"/>
-      </w:pPr>
-      <w:r>
-        <w:rPr>
-          <w:lang w:val="zh_TW" w:bidi="zh_TW"/>
-        </w:rPr>
-        <w:t>新約聖經中的泰爾</w:t>
-      </w:r>
-    </w:p>
-    <w:p>
-      <w:pPr/>
-      <w:r>
-        <w:rPr>
-          <w:lang w:val="zh_TW" w:bidi="zh_TW"/>
-        </w:rPr>
-      </w:r>
-      <w:r>
-        <w:rPr>
-          <w:lang w:val="zh_TW" w:bidi="zh_TW"/>
-        </w:rPr>
-        <w:t>亞歷山大征服並摧毀了部分城市。但新約聖經指出，泰爾已經恢復了一些地位。泰爾在人口和商業力量上等同於或超過耶路撒冷。耶穌在祂早期的事工中曾造訪泰爾周圍地區。祂在那裡醫治了敘利腓尼基婦女的女兒（</w:t>
-      </w:r>
-      <w:hyperlink r:id="rId50">
-        <w:r>
-          <w:rPr>
-            <w:lang w:val="zh_TW" w:bidi="zh_TW"/>
-          </w:rPr>
-          <w:rPr>
-            <w:color w:val="0000EE"/>
-            <w:u w:val="single"/>
-          </w:rPr>
-          <w:t>馬太福音15:21–28</w:t>
-        </w:r>
-      </w:hyperlink>
-      <w:r>
-        <w:rPr>
-          <w:lang w:val="zh_TW" w:bidi="zh_TW"/>
-        </w:rPr>
-        <w:t>；</w:t>
-      </w:r>
-      <w:hyperlink r:id="rId51">
-        <w:r>
-          <w:rPr>
-            <w:lang w:val="zh_TW" w:bidi="zh_TW"/>
-          </w:rPr>
-          <w:rPr>
-            <w:color w:val="0000EE"/>
-            <w:u w:val="single"/>
-          </w:rPr>
-          <w:t>馬可福音7:24–31</w:t>
-        </w:r>
-      </w:hyperlink>
-      <w:r>
-        <w:rPr>
-          <w:lang w:val="zh_TW" w:bidi="zh_TW"/>
-        </w:rPr>
-        <w:t>）。耶穌將棄絕祂的加利利城鎮與泰爾和西頓相比。這種比較意味著加利利人理論上可以拒絕耶穌的理由應該更少，因為他在那裡行了許多神蹟（</w:t>
-      </w:r>
-      <w:hyperlink r:id="rId52">
-        <w:r>
-          <w:rPr>
-            <w:lang w:val="zh_TW" w:bidi="zh_TW"/>
-          </w:rPr>
-          <w:rPr>
-            <w:color w:val="0000EE"/>
-            <w:u w:val="single"/>
-          </w:rPr>
-          <w:t>路加福音10:13–14</w:t>
+          <w:t>腓2:7–8</w:t>
         </w:r>
       </w:hyperlink>
       <w:r>

--- a/zht/docx/133.content.docx
+++ b/zht/docx/133.content.docx
@@ -149,7 +149,7 @@
         <w:rPr>
           <w:lang w:val="zh_TW" w:bidi="zh_TW"/>
         </w:rPr>
-        <w:t>shun</w:t>
+        <w:t>sa</w:t>
       </w:r>
       <w:r>
         <w:rPr>
@@ -212,7 +212,7 @@
         <w:rPr>
           <w:lang w:val="zh_TW" w:bidi="zh_TW"/>
         </w:rPr>
-        <w:t>順服</w:t>
+        <w:t>撒但</w:t>
       </w:r>
       <w:r>
         <w:rPr>
@@ -231,7 +231,18 @@
         <w:rPr>
           <w:lang w:val="zh_TW" w:bidi="zh_TW"/>
         </w:rPr>
-        <w:t>服從權威的約束或命令的行為或實例，這是對上級要求或請求的服從。希伯來文和希臘文中，表示順服的一般詞語都指聽從或聆聽上級權威的命令。另一個重要的希臘文詞彙包含了服從權威的意思，表示將自己安排在有指揮權的人之下。第三個希臘文詞彙則表明順服更多是出於說服力而非單純的服從。</w:t>
+        <w:t>一個與神為敵的靈體。撒但試圖阻止神的計劃，並引誘神的子民叛逆神。</w:t>
+      </w:r>
+    </w:p>
+    <w:p>
+      <w:pPr>
+        <w:pStyle w:val="Heading3"/>
+      </w:pPr>
+      <w:r>
+        <w:rPr>
+          <w:lang w:val="zh_TW" w:bidi="zh_TW"/>
+        </w:rPr>
+        <w:t>舊約中的撒但</w:t>
       </w:r>
     </w:p>
     <w:p>
@@ -245,7 +256,7 @@
         <w:rPr>
           <w:lang w:val="zh_TW" w:bidi="zh_TW"/>
         </w:rPr>
-        <w:t>順服神和人的權柄是舊約和新約中強調的義務。亞伯拉罕在一次事件中因為聽從神的命令，把以撒獻在祭壇上，而得到更多的祝福（</w:t>
+        <w:t>舊約很少提及撒但。牠被描述為一個天使，扮演天上控告者的角色（指控他人的人；</w:t>
       </w:r>
       <w:hyperlink r:id="rId13">
         <w:r>
@@ -256,15 +267,9 @@
             <w:color w:val="0000EE"/>
             <w:u w:val="single"/>
           </w:rPr>
-          <w:t>創22:18</w:t>
-        </w:r>
-      </w:hyperlink>
-      <w:r>
-        <w:rPr>
-          <w:lang w:val="zh_TW" w:bidi="zh_TW"/>
-        </w:rPr>
-        <w:t>；參</w:t>
-      </w:r>
+          <w:t>伯1:6–12，</w:t>
+        </w:r>
+      </w:hyperlink>
       <w:hyperlink r:id="rId14">
         <w:r>
           <w:rPr>
@@ -274,15 +279,9 @@
             <w:color w:val="0000EE"/>
             <w:u w:val="single"/>
           </w:rPr>
-          <w:t>26:5</w:t>
-        </w:r>
-      </w:hyperlink>
-      <w:r>
-        <w:rPr>
-          <w:lang w:val="zh_TW" w:bidi="zh_TW"/>
-        </w:rPr>
-        <w:t>）。神會繼續祝福以色列，因為在西奈山立了約，但這取決於他們是否聽從神的聲音並遵守神的約（</w:t>
-      </w:r>
+          <w:t>2:1–7；</w:t>
+        </w:r>
+      </w:hyperlink>
       <w:hyperlink r:id="rId15">
         <w:r>
           <w:rPr>
@@ -292,14 +291,28 @@
             <w:color w:val="0000EE"/>
             <w:u w:val="single"/>
           </w:rPr>
-          <w:t>出19:5</w:t>
-        </w:r>
-      </w:hyperlink>
-      <w:r>
-        <w:rPr>
-          <w:lang w:val="zh_TW" w:bidi="zh_TW"/>
-        </w:rPr>
-        <w:t>）。當他們即將進入迦南時，摩西將祝福和詛咒擺在以色列人面前——若他們聽從並遵守耶和華的誡命，便得祝福；若不聽從，便遭詛咒（</w:t>
+          <w:t>亞3:1–2</w:t>
+        </w:r>
+      </w:hyperlink>
+      <w:r>
+        <w:rPr>
+          <w:lang w:val="zh_TW" w:bidi="zh_TW"/>
+        </w:rPr>
+        <w:t>）。在這裡，撒但被稱為「撒但」或「控告者」，並無跡象顯示此天使是邪惡的。</w:t>
+      </w:r>
+    </w:p>
+    <w:p>
+      <w:pPr/>
+      <w:r>
+        <w:rPr>
+          <w:lang w:val="zh_TW" w:bidi="zh_TW"/>
+        </w:rPr>
+      </w:r>
+      <w:r>
+        <w:rPr>
+          <w:lang w:val="zh_TW" w:bidi="zh_TW"/>
+        </w:rPr>
+        <w:t>在舊約的後期，「撒但」的形象開始轉變為試探者。在</w:t>
       </w:r>
       <w:hyperlink r:id="rId16">
         <w:r>
@@ -310,14 +323,61 @@
             <w:color w:val="0000EE"/>
             <w:u w:val="single"/>
           </w:rPr>
-          <w:t>申11:22–28</w:t>
-        </w:r>
-      </w:hyperlink>
-      <w:r>
-        <w:rPr>
-          <w:lang w:val="zh_TW" w:bidi="zh_TW"/>
-        </w:rPr>
-        <w:t>）。</w:t>
+          <w:t>歷代志上二十一章1節</w:t>
+        </w:r>
+      </w:hyperlink>
+      <w:r>
+        <w:rPr>
+          <w:lang w:val="zh_TW" w:bidi="zh_TW"/>
+        </w:rPr>
+        <w:t>中，撒但首次以名字出現，並被描繪為一位邪惡的角色，重新敘述了</w:t>
+      </w:r>
+      <w:hyperlink r:id="rId17">
+        <w:r>
+          <w:rPr>
+            <w:lang w:val="zh_TW" w:bidi="zh_TW"/>
+          </w:rPr>
+          <w:rPr>
+            <w:color w:val="0000EE"/>
+            <w:u w:val="single"/>
+          </w:rPr>
+          <w:t>撒母耳記下二十四章1節</w:t>
+        </w:r>
+      </w:hyperlink>
+      <w:r>
+        <w:rPr>
+          <w:lang w:val="zh_TW" w:bidi="zh_TW"/>
+        </w:rPr>
+        <w:t>的故事。然而，舊約本身並未完整建立撒但的概念，而是為後來的教義奠定了基礎。有人認為</w:t>
+      </w:r>
+      <w:hyperlink r:id="rId18">
+        <w:r>
+          <w:rPr>
+            <w:lang w:val="zh_TW" w:bidi="zh_TW"/>
+          </w:rPr>
+          <w:rPr>
+            <w:color w:val="0000EE"/>
+            <w:u w:val="single"/>
+          </w:rPr>
+          <w:t>以賽亞書十四章12節</w:t>
+        </w:r>
+      </w:hyperlink>
+      <w:r>
+        <w:rPr>
+          <w:lang w:val="zh_TW" w:bidi="zh_TW"/>
+        </w:rPr>
+        <w:t>中的「明亮之星」指的是撒但，但實際上是指巴比倫王。</w:t>
+      </w:r>
+    </w:p>
+    <w:p>
+      <w:pPr>
+        <w:pStyle w:val="Heading3"/>
+      </w:pPr>
+      <w:r>
+        <w:rPr>
+          <w:lang w:val="zh_TW" w:bidi="zh_TW"/>
+        </w:rPr>
+        <w:t>撒但在猶太思想中的發展</w:t>
       </w:r>
     </w:p>
     <w:p>
@@ -331,25 +391,226 @@
         <w:rPr>
           <w:lang w:val="zh_TW" w:bidi="zh_TW"/>
         </w:rPr>
-        <w:t>申命記警告說，頑梗悖逆的兒子首先會受到懲罰，如果他們執意不聽，最終會被石頭打死（</w:t>
-      </w:r>
-      <w:hyperlink r:id="rId17">
-        <w:r>
-          <w:rPr>
-            <w:lang w:val="zh_TW" w:bidi="zh_TW"/>
-          </w:rPr>
-          <w:rPr>
-            <w:color w:val="0000EE"/>
-            <w:u w:val="single"/>
-          </w:rPr>
-          <w:t>申21:18–21</w:t>
-        </w:r>
-      </w:hyperlink>
-      <w:r>
-        <w:rPr>
-          <w:lang w:val="zh_TW" w:bidi="zh_TW"/>
-        </w:rPr>
-        <w:t>）。</w:t>
+        <w:t>在舊約和新約之間的時期，猶太思想進一步發展了撒但的概念。牠被稱為彼列、</w:t>
+      </w:r>
+      <w:r>
+        <w:rPr>
+          <w:lang w:val="zh_TW" w:bidi="zh_TW"/>
+        </w:rPr>
+        <w:t>馬斯泰瑪（</w:t>
+      </w:r>
+      <w:r>
+        <w:rPr>
+          <w:lang w:val="zh_TW" w:bidi="zh_TW"/>
+        </w:rPr>
+        <w:t>Mastema</w:t>
+      </w:r>
+      <w:r>
+        <w:rPr>
+          <w:lang w:val="zh_TW" w:bidi="zh_TW"/>
+        </w:rPr>
+        <w:t>）</w:t>
+      </w:r>
+      <w:r>
+        <w:rPr>
+          <w:lang w:val="zh_TW" w:bidi="zh_TW"/>
+        </w:rPr>
+        <w:t>和撒瑪爾（Sammael），並以三種不同的方式被描述：</w:t>
+      </w:r>
+    </w:p>
+    <w:p>
+      <w:pPr>
+        <w:pStyle w:val="ListNumber"/>
+        <w:numPr>
+          <w:ilvl w:val="0"/>
+          <w:numId w:val="14"/>
+        </w:numPr>
+        <w:spacing w:line="240" w:lineRule="auto"/>
+        <w:ind w:left="720"/>
+      </w:pPr>
+      <w:r>
+        <w:rPr>
+          <w:lang w:val="zh_TW" w:bidi="zh_TW"/>
+        </w:rPr>
+      </w:r>
+      <w:r>
+        <w:rPr>
+          <w:lang w:val="zh_TW" w:bidi="zh_TW"/>
+        </w:rPr>
+        <w:t>舊約中的撒但重新以試探者的形象出現，在神面前控告人，並阻礙神的救贖計劃（</w:t>
+      </w:r>
+      <w:r>
+        <w:rPr>
+          <w:lang w:val="zh_TW" w:bidi="zh_TW"/>
+        </w:rPr>
+        <w:t>禧年集</w:t>
+      </w:r>
+      <w:r>
+        <w:rPr>
+          <w:lang w:val="zh_TW" w:bidi="zh_TW"/>
+        </w:rPr>
+        <w:t>11:5，17:16；摩西升天記17章；以諾一書40:7）。</w:t>
+      </w:r>
+    </w:p>
+    <w:p>
+      <w:pPr>
+        <w:pStyle w:val="ListNumber"/>
+        <w:spacing w:line="240" w:lineRule="auto"/>
+        <w:ind w:left="720"/>
+      </w:pPr>
+      <w:r>
+        <w:rPr>
+          <w:lang w:val="zh_TW" w:bidi="zh_TW"/>
+        </w:rPr>
+      </w:r>
+      <w:r>
+        <w:rPr>
+          <w:lang w:val="zh_TW" w:bidi="zh_TW"/>
+        </w:rPr>
+        <w:t>死海古卷中，撒但（彼列）被描繪為邪惡勢力的首領。這可能受到</w:t>
+      </w:r>
+      <w:r>
+        <w:rPr>
+          <w:lang w:val="zh_TW" w:bidi="zh_TW"/>
+        </w:rPr>
+        <w:t>拜火教</w:t>
+      </w:r>
+      <w:r>
+        <w:rPr>
+          <w:lang w:val="zh_TW" w:bidi="zh_TW"/>
+        </w:rPr>
+        <w:t>（Zoroastrianism，古波斯宗教）的影響，但它仍然保持了一神論的觀點，即一位創造了彼列和光明之子的神。</w:t>
+      </w:r>
+    </w:p>
+    <w:p>
+      <w:pPr>
+        <w:pStyle w:val="ListNumber"/>
+        <w:spacing w:line="240" w:lineRule="auto"/>
+        <w:ind w:left="720"/>
+      </w:pPr>
+      <w:r>
+        <w:rPr>
+          <w:lang w:val="zh_TW" w:bidi="zh_TW"/>
+        </w:rPr>
+      </w:r>
+      <w:r>
+        <w:rPr>
+          <w:lang w:val="zh_TW" w:bidi="zh_TW"/>
+        </w:rPr>
+        <w:t>撒但被加入到一些原本並未提及牠的舊約故事中：</w:t>
+      </w:r>
+    </w:p>
+    <w:p>
+      <w:pPr>
+        <w:pStyle w:val="ListBullet"/>
+        <w:spacing w:line="240" w:lineRule="auto"/>
+        <w:ind w:left="1440"/>
+      </w:pPr>
+      <w:r>
+        <w:rPr>
+          <w:lang w:val="zh_TW" w:bidi="zh_TW"/>
+        </w:rPr>
+      </w:r>
+      <w:r>
+        <w:rPr>
+          <w:lang w:val="zh_TW" w:bidi="zh_TW"/>
+        </w:rPr>
+        <w:t>牠貪戀夏娃，導致人的墮落（</w:t>
+      </w:r>
+      <w:hyperlink r:id="rId19">
+        <w:r>
+          <w:rPr>
+            <w:lang w:val="zh_TW" w:bidi="zh_TW"/>
+          </w:rPr>
+          <w:rPr>
+            <w:color w:val="0000EE"/>
+            <w:u w:val="single"/>
+          </w:rPr>
+          <w:t>所羅門智訓2:24</w:t>
+        </w:r>
+      </w:hyperlink>
+      <w:r>
+        <w:rPr>
+          <w:lang w:val="zh_TW" w:bidi="zh_TW"/>
+        </w:rPr>
+        <w:t>）</w:t>
+      </w:r>
+    </w:p>
+    <w:p>
+      <w:pPr>
+        <w:pStyle w:val="ListBullet"/>
+        <w:spacing w:line="240" w:lineRule="auto"/>
+        <w:ind w:left="1440"/>
+      </w:pPr>
+      <w:r>
+        <w:rPr>
+          <w:lang w:val="zh_TW" w:bidi="zh_TW"/>
+        </w:rPr>
+      </w:r>
+      <w:r>
+        <w:rPr>
+          <w:lang w:val="zh_TW" w:bidi="zh_TW"/>
+        </w:rPr>
+        <w:t>牠控制在</w:t>
+      </w:r>
+      <w:hyperlink r:id="rId20">
+        <w:r>
+          <w:rPr>
+            <w:lang w:val="zh_TW" w:bidi="zh_TW"/>
+          </w:rPr>
+          <w:rPr>
+            <w:color w:val="0000EE"/>
+            <w:u w:val="single"/>
+          </w:rPr>
+          <w:t>創世記六章1至4節</w:t>
+        </w:r>
+      </w:hyperlink>
+      <w:r>
+        <w:rPr>
+          <w:lang w:val="zh_TW" w:bidi="zh_TW"/>
+        </w:rPr>
+        <w:t>（</w:t>
+      </w:r>
+      <w:r>
+        <w:rPr>
+          <w:lang w:val="zh_TW" w:bidi="zh_TW"/>
+        </w:rPr>
+        <w:t>禧年集</w:t>
+      </w:r>
+      <w:r>
+        <w:rPr>
+          <w:lang w:val="zh_TW" w:bidi="zh_TW"/>
+        </w:rPr>
+        <w:t>10:5–8，19:28）中墮落的天使，或</w:t>
+      </w:r>
+    </w:p>
+    <w:p>
+      <w:pPr>
+        <w:pStyle w:val="ListBullet"/>
+        <w:spacing w:line="240" w:lineRule="auto"/>
+        <w:ind w:left="1440"/>
+      </w:pPr>
+      <w:r>
+        <w:rPr>
+          <w:lang w:val="zh_TW" w:bidi="zh_TW"/>
+        </w:rPr>
+      </w:r>
+      <w:r>
+        <w:rPr>
+          <w:lang w:val="zh_TW" w:bidi="zh_TW"/>
+        </w:rPr>
+        <w:t>牠本身就是墮落的天使（以諾二書29:4）。</w:t>
+      </w:r>
+    </w:p>
+    <w:p>
+      <w:pPr>
+        <w:pStyle w:val="Heading3"/>
+      </w:pPr>
+      <w:r>
+        <w:rPr>
+          <w:lang w:val="zh_TW" w:bidi="zh_TW"/>
+        </w:rPr>
+        <w:t>新約中的撒但</w:t>
       </w:r>
     </w:p>
     <w:p>
@@ -363,111 +624,7 @@
         <w:rPr>
           <w:lang w:val="zh_TW" w:bidi="zh_TW"/>
         </w:rPr>
-        <w:t>一個人是否為神的兒女，其標誌之一是持續遵守神的誡命（</w:t>
-      </w:r>
-      <w:hyperlink r:id="rId18">
-        <w:r>
-          <w:rPr>
-            <w:lang w:val="zh_TW" w:bidi="zh_TW"/>
-          </w:rPr>
-          <w:rPr>
-            <w:color w:val="0000EE"/>
-            <w:u w:val="single"/>
-          </w:rPr>
-          <w:t>約一2:3–5</w:t>
-        </w:r>
-      </w:hyperlink>
-      <w:r>
-        <w:rPr>
-          <w:lang w:val="zh_TW" w:bidi="zh_TW"/>
-        </w:rPr>
-        <w:t>）。耶穌說，那些愛祂的人會遵守祂的命令（</w:t>
-      </w:r>
-      <w:hyperlink r:id="rId19">
-        <w:r>
-          <w:rPr>
-            <w:lang w:val="zh_TW" w:bidi="zh_TW"/>
-          </w:rPr>
-          <w:rPr>
-            <w:color w:val="0000EE"/>
-            <w:u w:val="single"/>
-          </w:rPr>
-          <w:t>約14:15</w:t>
-        </w:r>
-      </w:hyperlink>
-      <w:r>
-        <w:rPr>
-          <w:lang w:val="zh_TW" w:bidi="zh_TW"/>
-        </w:rPr>
-        <w:t>）。彼得在談到基督徒時，稱他們為「順命的兒女」（</w:t>
-      </w:r>
-      <w:hyperlink r:id="rId20">
-        <w:r>
-          <w:rPr>
-            <w:lang w:val="zh_TW" w:bidi="zh_TW"/>
-          </w:rPr>
-          <w:rPr>
-            <w:color w:val="0000EE"/>
-            <w:u w:val="single"/>
-          </w:rPr>
-          <w:t>彼前1:14</w:t>
-        </w:r>
-      </w:hyperlink>
-      <w:r>
-        <w:rPr>
-          <w:lang w:val="zh_TW" w:bidi="zh_TW"/>
-        </w:rPr>
-        <w:t>；見</w:t>
-      </w:r>
-      <w:hyperlink r:id="rId21">
-        <w:r>
-          <w:rPr>
-            <w:lang w:val="zh_TW" w:bidi="zh_TW"/>
-          </w:rPr>
-          <w:rPr>
-            <w:color w:val="0000EE"/>
-            <w:u w:val="single"/>
-          </w:rPr>
-          <w:t>來5:9</w:t>
-        </w:r>
-      </w:hyperlink>
-      <w:r>
-        <w:rPr>
-          <w:lang w:val="zh_TW" w:bidi="zh_TW"/>
-        </w:rPr>
-        <w:t>，</w:t>
-      </w:r>
-      <w:hyperlink r:id="rId22">
-        <w:r>
-          <w:rPr>
-            <w:lang w:val="zh_TW" w:bidi="zh_TW"/>
-          </w:rPr>
-          <w:rPr>
-            <w:color w:val="0000EE"/>
-            <w:u w:val="single"/>
-          </w:rPr>
-          <w:t>11:8</w:t>
-        </w:r>
-      </w:hyperlink>
-      <w:r>
-        <w:rPr>
-          <w:lang w:val="zh_TW" w:bidi="zh_TW"/>
-        </w:rPr>
-        <w:t>）。</w:t>
-      </w:r>
-    </w:p>
-    <w:p>
-      <w:pPr/>
-      <w:r>
-        <w:rPr>
-          <w:lang w:val="zh_TW" w:bidi="zh_TW"/>
-        </w:rPr>
-      </w:r>
-      <w:r>
-        <w:rPr>
-          <w:lang w:val="zh_TW" w:bidi="zh_TW"/>
-        </w:rPr>
-        <w:t>基督徒應該順服多種人：</w:t>
+        <w:t>在新約中，撒但的形象更為完整，並有多種稱呼：</w:t>
       </w:r>
     </w:p>
     <w:p>
@@ -485,43 +642,7 @@
         <w:rPr>
           <w:lang w:val="zh_TW" w:bidi="zh_TW"/>
         </w:rPr>
-        <w:t>信徒應該順服主（</w:t>
-      </w:r>
-      <w:hyperlink r:id="rId23">
-        <w:r>
-          <w:rPr>
-            <w:lang w:val="zh_TW" w:bidi="zh_TW"/>
-          </w:rPr>
-          <w:rPr>
-            <w:color w:val="0000EE"/>
-            <w:u w:val="single"/>
-          </w:rPr>
-          <w:t>約14:21–24</w:t>
-        </w:r>
-      </w:hyperlink>
-      <w:r>
-        <w:rPr>
-          <w:lang w:val="zh_TW" w:bidi="zh_TW"/>
-        </w:rPr>
-        <w:t>，</w:t>
-      </w:r>
-      <w:hyperlink r:id="rId24">
-        <w:r>
-          <w:rPr>
-            <w:lang w:val="zh_TW" w:bidi="zh_TW"/>
-          </w:rPr>
-          <w:rPr>
-            <w:color w:val="0000EE"/>
-            <w:u w:val="single"/>
-          </w:rPr>
-          <w:t>15:10</w:t>
-        </w:r>
-      </w:hyperlink>
-      <w:r>
-        <w:rPr>
-          <w:lang w:val="zh_TW" w:bidi="zh_TW"/>
-        </w:rPr>
-        <w:t>）。</w:t>
+        <w:t>撒但（希伯來文意為「控告者」）</w:t>
       </w:r>
     </w:p>
     <w:p>
@@ -539,79 +660,7 @@
         <w:rPr>
           <w:lang w:val="zh_TW" w:bidi="zh_TW"/>
         </w:rPr>
-        <w:t>妻子應該順服丈夫（</w:t>
-      </w:r>
-      <w:hyperlink r:id="rId25">
-        <w:r>
-          <w:rPr>
-            <w:lang w:val="zh_TW" w:bidi="zh_TW"/>
-          </w:rPr>
-          <w:rPr>
-            <w:color w:val="0000EE"/>
-            <w:u w:val="single"/>
-          </w:rPr>
-          <w:t>弗5:22–24</w:t>
-        </w:r>
-      </w:hyperlink>
-      <w:r>
-        <w:rPr>
-          <w:lang w:val="zh_TW" w:bidi="zh_TW"/>
-        </w:rPr>
-        <w:t>；</w:t>
-      </w:r>
-      <w:hyperlink r:id="rId26">
-        <w:r>
-          <w:rPr>
-            <w:lang w:val="zh_TW" w:bidi="zh_TW"/>
-          </w:rPr>
-          <w:rPr>
-            <w:color w:val="0000EE"/>
-            <w:u w:val="single"/>
-          </w:rPr>
-          <w:t>西3:18</w:t>
-        </w:r>
-      </w:hyperlink>
-      <w:r>
-        <w:rPr>
-          <w:lang w:val="zh_TW" w:bidi="zh_TW"/>
-        </w:rPr>
-        <w:t>；</w:t>
-      </w:r>
-      <w:hyperlink r:id="rId27">
-        <w:r>
-          <w:rPr>
-            <w:lang w:val="zh_TW" w:bidi="zh_TW"/>
-          </w:rPr>
-          <w:rPr>
-            <w:color w:val="0000EE"/>
-            <w:u w:val="single"/>
-          </w:rPr>
-          <w:t>多2:5</w:t>
-        </w:r>
-      </w:hyperlink>
-      <w:r>
-        <w:rPr>
-          <w:lang w:val="zh_TW" w:bidi="zh_TW"/>
-        </w:rPr>
-        <w:t>；</w:t>
-      </w:r>
-      <w:hyperlink r:id="rId28">
-        <w:r>
-          <w:rPr>
-            <w:lang w:val="zh_TW" w:bidi="zh_TW"/>
-          </w:rPr>
-          <w:rPr>
-            <w:color w:val="0000EE"/>
-            <w:u w:val="single"/>
-          </w:rPr>
-          <w:t>彼前3:1、5</w:t>
-        </w:r>
-      </w:hyperlink>
-      <w:r>
-        <w:rPr>
-          <w:lang w:val="zh_TW" w:bidi="zh_TW"/>
-        </w:rPr>
-        <w:t>）。</w:t>
+        <w:t>魔鬼（撒但的希臘文譯名）</w:t>
       </w:r>
     </w:p>
     <w:p>
@@ -629,43 +678,7 @@
         <w:rPr>
           <w:lang w:val="zh_TW" w:bidi="zh_TW"/>
         </w:rPr>
-        <w:t>兒女要聽從父母（</w:t>
-      </w:r>
-      <w:hyperlink r:id="rId29">
-        <w:r>
-          <w:rPr>
-            <w:lang w:val="zh_TW" w:bidi="zh_TW"/>
-          </w:rPr>
-          <w:rPr>
-            <w:color w:val="0000EE"/>
-            <w:u w:val="single"/>
-          </w:rPr>
-          <w:t>弗6:1</w:t>
-        </w:r>
-      </w:hyperlink>
-      <w:r>
-        <w:rPr>
-          <w:lang w:val="zh_TW" w:bidi="zh_TW"/>
-        </w:rPr>
-        <w:t>；</w:t>
-      </w:r>
-      <w:hyperlink r:id="rId30">
-        <w:r>
-          <w:rPr>
-            <w:lang w:val="zh_TW" w:bidi="zh_TW"/>
-          </w:rPr>
-          <w:rPr>
-            <w:color w:val="0000EE"/>
-            <w:u w:val="single"/>
-          </w:rPr>
-          <w:t>西3:20</w:t>
-        </w:r>
-      </w:hyperlink>
-      <w:r>
-        <w:rPr>
-          <w:lang w:val="zh_TW" w:bidi="zh_TW"/>
-        </w:rPr>
-        <w:t>）。</w:t>
+        <w:t>彼列</w:t>
       </w:r>
     </w:p>
     <w:p>
@@ -683,61 +696,7 @@
         <w:rPr>
           <w:lang w:val="zh_TW" w:bidi="zh_TW"/>
         </w:rPr>
-        <w:t>公民應該順服政府官員（</w:t>
-      </w:r>
-      <w:hyperlink r:id="rId31">
-        <w:r>
-          <w:rPr>
-            <w:lang w:val="zh_TW" w:bidi="zh_TW"/>
-          </w:rPr>
-          <w:rPr>
-            <w:color w:val="0000EE"/>
-            <w:u w:val="single"/>
-          </w:rPr>
-          <w:t>羅13:1–7</w:t>
-        </w:r>
-      </w:hyperlink>
-      <w:r>
-        <w:rPr>
-          <w:lang w:val="zh_TW" w:bidi="zh_TW"/>
-        </w:rPr>
-        <w:t>；</w:t>
-      </w:r>
-      <w:hyperlink r:id="rId32">
-        <w:r>
-          <w:rPr>
-            <w:lang w:val="zh_TW" w:bidi="zh_TW"/>
-          </w:rPr>
-          <w:rPr>
-            <w:color w:val="0000EE"/>
-            <w:u w:val="single"/>
-          </w:rPr>
-          <w:t>多3:1</w:t>
-        </w:r>
-      </w:hyperlink>
-      <w:r>
-        <w:rPr>
-          <w:lang w:val="zh_TW" w:bidi="zh_TW"/>
-        </w:rPr>
-        <w:t>；</w:t>
-      </w:r>
-      <w:hyperlink r:id="rId33">
-        <w:r>
-          <w:rPr>
-            <w:lang w:val="zh_TW" w:bidi="zh_TW"/>
-          </w:rPr>
-          <w:rPr>
-            <w:color w:val="0000EE"/>
-            <w:u w:val="single"/>
-          </w:rPr>
-          <w:t>彼前2:13–14</w:t>
-        </w:r>
-      </w:hyperlink>
-      <w:r>
-        <w:rPr>
-          <w:lang w:val="zh_TW" w:bidi="zh_TW"/>
-        </w:rPr>
-        <w:t>）。</w:t>
+        <w:t>別西卜</w:t>
       </w:r>
     </w:p>
     <w:p>
@@ -755,7 +714,413 @@
         <w:rPr>
           <w:lang w:val="zh_TW" w:bidi="zh_TW"/>
         </w:rPr>
-        <w:t>僕人應該順服主人（</w:t>
+        <w:t>對頭</w:t>
+      </w:r>
+    </w:p>
+    <w:p>
+      <w:pPr>
+        <w:pStyle w:val="ListBullet"/>
+        <w:spacing w:line="240" w:lineRule="auto"/>
+        <w:ind w:left="720"/>
+      </w:pPr>
+      <w:r>
+        <w:rPr>
+          <w:lang w:val="zh_TW" w:bidi="zh_TW"/>
+        </w:rPr>
+      </w:r>
+      <w:r>
+        <w:rPr>
+          <w:lang w:val="zh_TW" w:bidi="zh_TW"/>
+        </w:rPr>
+        <w:t>大龍</w:t>
+      </w:r>
+    </w:p>
+    <w:p>
+      <w:pPr>
+        <w:pStyle w:val="ListBullet"/>
+        <w:spacing w:line="240" w:lineRule="auto"/>
+        <w:ind w:left="720"/>
+      </w:pPr>
+      <w:r>
+        <w:rPr>
+          <w:lang w:val="zh_TW" w:bidi="zh_TW"/>
+        </w:rPr>
+      </w:r>
+      <w:r>
+        <w:rPr>
+          <w:lang w:val="zh_TW" w:bidi="zh_TW"/>
+        </w:rPr>
+        <w:t>仇敵</w:t>
+      </w:r>
+    </w:p>
+    <w:p>
+      <w:pPr>
+        <w:pStyle w:val="ListBullet"/>
+        <w:spacing w:line="240" w:lineRule="auto"/>
+        <w:ind w:left="720"/>
+      </w:pPr>
+      <w:r>
+        <w:rPr>
+          <w:lang w:val="zh_TW" w:bidi="zh_TW"/>
+        </w:rPr>
+      </w:r>
+      <w:r>
+        <w:rPr>
+          <w:lang w:val="zh_TW" w:bidi="zh_TW"/>
+        </w:rPr>
+        <w:t>那條蛇</w:t>
+      </w:r>
+    </w:p>
+    <w:p>
+      <w:pPr>
+        <w:pStyle w:val="ListBullet"/>
+        <w:spacing w:line="240" w:lineRule="auto"/>
+        <w:ind w:left="720"/>
+      </w:pPr>
+      <w:r>
+        <w:rPr>
+          <w:lang w:val="zh_TW" w:bidi="zh_TW"/>
+        </w:rPr>
+      </w:r>
+      <w:r>
+        <w:rPr>
+          <w:lang w:val="zh_TW" w:bidi="zh_TW"/>
+        </w:rPr>
+        <w:t>那試探人的</w:t>
+      </w:r>
+    </w:p>
+    <w:p>
+      <w:pPr>
+        <w:pStyle w:val="ListBullet"/>
+        <w:spacing w:line="240" w:lineRule="auto"/>
+        <w:ind w:left="720"/>
+      </w:pPr>
+      <w:r>
+        <w:rPr>
+          <w:lang w:val="zh_TW" w:bidi="zh_TW"/>
+        </w:rPr>
+      </w:r>
+      <w:r>
+        <w:rPr>
+          <w:lang w:val="zh_TW" w:bidi="zh_TW"/>
+        </w:rPr>
+        <w:t>那惡者</w:t>
+      </w:r>
+    </w:p>
+    <w:p>
+      <w:pPr/>
+      <w:r>
+        <w:rPr>
+          <w:lang w:val="zh_TW" w:bidi="zh_TW"/>
+        </w:rPr>
+      </w:r>
+      <w:r>
+        <w:rPr>
+          <w:lang w:val="zh_TW" w:bidi="zh_TW"/>
+        </w:rPr>
+        <w:t>牠被視為：</w:t>
+      </w:r>
+    </w:p>
+    <w:p>
+      <w:pPr>
+        <w:pStyle w:val="ListBullet"/>
+        <w:spacing w:line="240" w:lineRule="auto"/>
+        <w:ind w:left="720"/>
+      </w:pPr>
+      <w:r>
+        <w:rPr>
+          <w:lang w:val="zh_TW" w:bidi="zh_TW"/>
+        </w:rPr>
+      </w:r>
+      <w:r>
+        <w:rPr>
+          <w:lang w:val="zh_TW" w:bidi="zh_TW"/>
+        </w:rPr>
+        <w:t>一群天使的統領（</w:t>
+      </w:r>
+      <w:hyperlink r:id="rId21">
+        <w:r>
+          <w:rPr>
+            <w:lang w:val="zh_TW" w:bidi="zh_TW"/>
+          </w:rPr>
+          <w:rPr>
+            <w:color w:val="0000EE"/>
+            <w:u w:val="single"/>
+          </w:rPr>
+          <w:t>太25:41</w:t>
+        </w:r>
+      </w:hyperlink>
+      <w:r>
+        <w:rPr>
+          <w:lang w:val="zh_TW" w:bidi="zh_TW"/>
+        </w:rPr>
+        <w:t>）</w:t>
+      </w:r>
+    </w:p>
+    <w:p>
+      <w:pPr>
+        <w:pStyle w:val="ListBullet"/>
+        <w:spacing w:line="240" w:lineRule="auto"/>
+        <w:ind w:left="720"/>
+      </w:pPr>
+      <w:r>
+        <w:rPr>
+          <w:lang w:val="zh_TW" w:bidi="zh_TW"/>
+        </w:rPr>
+      </w:r>
+      <w:r>
+        <w:rPr>
+          <w:lang w:val="zh_TW" w:bidi="zh_TW"/>
+        </w:rPr>
+        <w:t>世界的掌控者（</w:t>
+      </w:r>
+      <w:hyperlink r:id="rId22">
+        <w:r>
+          <w:rPr>
+            <w:lang w:val="zh_TW" w:bidi="zh_TW"/>
+          </w:rPr>
+          <w:rPr>
+            <w:color w:val="0000EE"/>
+            <w:u w:val="single"/>
+          </w:rPr>
+          <w:t>路4:6</w:t>
+        </w:r>
+      </w:hyperlink>
+      <w:r>
+        <w:rPr>
+          <w:lang w:val="zh_TW" w:bidi="zh_TW"/>
+        </w:rPr>
+        <w:t>；</w:t>
+      </w:r>
+      <w:hyperlink r:id="rId23">
+        <w:r>
+          <w:rPr>
+            <w:lang w:val="zh_TW" w:bidi="zh_TW"/>
+          </w:rPr>
+          <w:rPr>
+            <w:color w:val="0000EE"/>
+            <w:u w:val="single"/>
+          </w:rPr>
+          <w:t>徒26:18</w:t>
+        </w:r>
+      </w:hyperlink>
+      <w:r>
+        <w:rPr>
+          <w:lang w:val="zh_TW" w:bidi="zh_TW"/>
+        </w:rPr>
+        <w:t>；</w:t>
+      </w:r>
+      <w:hyperlink r:id="rId24">
+        <w:r>
+          <w:rPr>
+            <w:lang w:val="zh_TW" w:bidi="zh_TW"/>
+          </w:rPr>
+          <w:rPr>
+            <w:color w:val="0000EE"/>
+            <w:u w:val="single"/>
+          </w:rPr>
+          <w:t>林後4:4</w:t>
+        </w:r>
+      </w:hyperlink>
+      <w:r>
+        <w:rPr>
+          <w:lang w:val="zh_TW" w:bidi="zh_TW"/>
+        </w:rPr>
+        <w:t>）</w:t>
+      </w:r>
+    </w:p>
+    <w:p>
+      <w:pPr>
+        <w:pStyle w:val="ListBullet"/>
+        <w:spacing w:line="240" w:lineRule="auto"/>
+        <w:ind w:left="720"/>
+      </w:pPr>
+      <w:r>
+        <w:rPr>
+          <w:lang w:val="zh_TW" w:bidi="zh_TW"/>
+        </w:rPr>
+      </w:r>
+      <w:r>
+        <w:rPr>
+          <w:lang w:val="zh_TW" w:bidi="zh_TW"/>
+        </w:rPr>
+        <w:t>所有非基督徒的掌控者（</w:t>
+      </w:r>
+      <w:hyperlink r:id="rId25">
+        <w:r>
+          <w:rPr>
+            <w:lang w:val="zh_TW" w:bidi="zh_TW"/>
+          </w:rPr>
+          <w:rPr>
+            <w:color w:val="0000EE"/>
+            <w:u w:val="single"/>
+          </w:rPr>
+          <w:t>可4:15</w:t>
+        </w:r>
+      </w:hyperlink>
+      <w:r>
+        <w:rPr>
+          <w:lang w:val="zh_TW" w:bidi="zh_TW"/>
+        </w:rPr>
+        <w:t>；</w:t>
+      </w:r>
+      <w:hyperlink r:id="rId26">
+        <w:r>
+          <w:rPr>
+            <w:lang w:val="zh_TW" w:bidi="zh_TW"/>
+          </w:rPr>
+          <w:rPr>
+            <w:color w:val="0000EE"/>
+            <w:u w:val="single"/>
+          </w:rPr>
+          <w:t>約8:44</w:t>
+        </w:r>
+      </w:hyperlink>
+      <w:r>
+        <w:rPr>
+          <w:lang w:val="zh_TW" w:bidi="zh_TW"/>
+        </w:rPr>
+        <w:t>；</w:t>
+      </w:r>
+      <w:hyperlink r:id="rId27">
+        <w:r>
+          <w:rPr>
+            <w:lang w:val="zh_TW" w:bidi="zh_TW"/>
+          </w:rPr>
+          <w:rPr>
+            <w:color w:val="0000EE"/>
+            <w:u w:val="single"/>
+          </w:rPr>
+          <w:t>徒13:10</w:t>
+        </w:r>
+      </w:hyperlink>
+      <w:r>
+        <w:rPr>
+          <w:lang w:val="zh_TW" w:bidi="zh_TW"/>
+        </w:rPr>
+        <w:t>；</w:t>
+      </w:r>
+      <w:hyperlink r:id="rId28">
+        <w:r>
+          <w:rPr>
+            <w:lang w:val="zh_TW" w:bidi="zh_TW"/>
+          </w:rPr>
+          <w:rPr>
+            <w:color w:val="0000EE"/>
+            <w:u w:val="single"/>
+          </w:rPr>
+          <w:t>西1:13</w:t>
+        </w:r>
+      </w:hyperlink>
+      <w:r>
+        <w:rPr>
+          <w:lang w:val="zh_TW" w:bidi="zh_TW"/>
+        </w:rPr>
+        <w:t>）</w:t>
+      </w:r>
+    </w:p>
+    <w:p>
+      <w:pPr/>
+      <w:r>
+        <w:rPr>
+          <w:lang w:val="zh_TW" w:bidi="zh_TW"/>
+        </w:rPr>
+      </w:r>
+      <w:r>
+        <w:rPr>
+          <w:lang w:val="zh_TW" w:bidi="zh_TW"/>
+        </w:rPr>
+        <w:t>撒但是神的仇敵，想要將所有人與神分開。特別是基督徒的危險敵人（</w:t>
+      </w:r>
+      <w:hyperlink r:id="rId29">
+        <w:r>
+          <w:rPr>
+            <w:lang w:val="zh_TW" w:bidi="zh_TW"/>
+          </w:rPr>
+          <w:rPr>
+            <w:color w:val="0000EE"/>
+            <w:u w:val="single"/>
+          </w:rPr>
+          <w:t>路8:33</w:t>
+        </w:r>
+      </w:hyperlink>
+      <w:r>
+        <w:rPr>
+          <w:lang w:val="zh_TW" w:bidi="zh_TW"/>
+        </w:rPr>
+        <w:t>；</w:t>
+      </w:r>
+      <w:hyperlink r:id="rId30">
+        <w:r>
+          <w:rPr>
+            <w:lang w:val="zh_TW" w:bidi="zh_TW"/>
+          </w:rPr>
+          <w:rPr>
+            <w:color w:val="0000EE"/>
+            <w:u w:val="single"/>
+          </w:rPr>
+          <w:t>林前7:5</w:t>
+        </w:r>
+      </w:hyperlink>
+      <w:r>
+        <w:rPr>
+          <w:lang w:val="zh_TW" w:bidi="zh_TW"/>
+        </w:rPr>
+        <w:t>；</w:t>
+      </w:r>
+      <w:hyperlink r:id="rId31">
+        <w:r>
+          <w:rPr>
+            <w:lang w:val="zh_TW" w:bidi="zh_TW"/>
+          </w:rPr>
+          <w:rPr>
+            <w:color w:val="0000EE"/>
+            <w:u w:val="single"/>
+          </w:rPr>
+          <w:t>彼前5:8</w:t>
+        </w:r>
+      </w:hyperlink>
+      <w:r>
+        <w:rPr>
+          <w:lang w:val="zh_TW" w:bidi="zh_TW"/>
+        </w:rPr>
+        <w:t>），基督徒必須抵擋牠，不被牠的詭計所迷惑（</w:t>
+      </w:r>
+      <w:hyperlink r:id="rId32">
+        <w:r>
+          <w:rPr>
+            <w:lang w:val="zh_TW" w:bidi="zh_TW"/>
+          </w:rPr>
+          <w:rPr>
+            <w:color w:val="0000EE"/>
+            <w:u w:val="single"/>
+          </w:rPr>
+          <w:t>林後2:11</w:t>
+        </w:r>
+      </w:hyperlink>
+      <w:r>
+        <w:rPr>
+          <w:lang w:val="zh_TW" w:bidi="zh_TW"/>
+        </w:rPr>
+        <w:t>；</w:t>
+      </w:r>
+      <w:hyperlink r:id="rId33">
+        <w:r>
+          <w:rPr>
+            <w:lang w:val="zh_TW" w:bidi="zh_TW"/>
+          </w:rPr>
+          <w:rPr>
+            <w:color w:val="0000EE"/>
+            <w:u w:val="single"/>
+          </w:rPr>
+          <w:t>弗6:11</w:t>
+        </w:r>
+      </w:hyperlink>
+      <w:r>
+        <w:rPr>
+          <w:lang w:val="zh_TW" w:bidi="zh_TW"/>
+        </w:rPr>
+        <w:t>；</w:t>
       </w:r>
       <w:hyperlink r:id="rId34">
         <w:r>
@@ -766,7 +1131,57 @@
             <w:color w:val="0000EE"/>
             <w:u w:val="single"/>
           </w:rPr>
-          <w:t>弗6:5</w:t>
+          <w:t>雅4:7</w:t>
+        </w:r>
+      </w:hyperlink>
+      <w:r>
+        <w:rPr>
+          <w:lang w:val="zh_TW" w:bidi="zh_TW"/>
+        </w:rPr>
+        <w:t>）。</w:t>
+      </w:r>
+    </w:p>
+    <w:p>
+      <w:pPr/>
+      <w:r>
+        <w:rPr>
+          <w:lang w:val="zh_TW" w:bidi="zh_TW"/>
+        </w:rPr>
+      </w:r>
+      <w:r>
+        <w:rPr>
+          <w:lang w:val="zh_TW" w:bidi="zh_TW"/>
+        </w:rPr>
+        <w:t>撒但透過以下方式執行牠的邪惡計劃：</w:t>
+      </w:r>
+    </w:p>
+    <w:p>
+      <w:pPr>
+        <w:pStyle w:val="ListBullet"/>
+        <w:spacing w:line="240" w:lineRule="auto"/>
+        <w:ind w:left="720"/>
+      </w:pPr>
+      <w:r>
+        <w:rPr>
+          <w:lang w:val="zh_TW" w:bidi="zh_TW"/>
+        </w:rPr>
+      </w:r>
+      <w:r>
+        <w:rPr>
+          <w:lang w:val="zh_TW" w:bidi="zh_TW"/>
+        </w:rPr>
+        <w:t>試探人（</w:t>
+      </w:r>
+      <w:hyperlink r:id="rId35">
+        <w:r>
+          <w:rPr>
+            <w:lang w:val="zh_TW" w:bidi="zh_TW"/>
+          </w:rPr>
+          <w:rPr>
+            <w:color w:val="0000EE"/>
+            <w:u w:val="single"/>
+          </w:rPr>
+          <w:t>約13:2</w:t>
         </w:r>
       </w:hyperlink>
       <w:r>
@@ -775,16 +1190,124 @@
         </w:rPr>
         <w:t>；</w:t>
       </w:r>
-      <w:hyperlink r:id="rId35">
-        <w:r>
-          <w:rPr>
-            <w:lang w:val="zh_TW" w:bidi="zh_TW"/>
-          </w:rPr>
-          <w:rPr>
-            <w:color w:val="0000EE"/>
-            <w:u w:val="single"/>
-          </w:rPr>
-          <w:t>西3:22</w:t>
+      <w:hyperlink r:id="rId36">
+        <w:r>
+          <w:rPr>
+            <w:lang w:val="zh_TW" w:bidi="zh_TW"/>
+          </w:rPr>
+          <w:rPr>
+            <w:color w:val="0000EE"/>
+            <w:u w:val="single"/>
+          </w:rPr>
+          <w:t>徒5:3</w:t>
+        </w:r>
+      </w:hyperlink>
+      <w:r>
+        <w:rPr>
+          <w:lang w:val="zh_TW" w:bidi="zh_TW"/>
+        </w:rPr>
+        <w:t>）</w:t>
+      </w:r>
+    </w:p>
+    <w:p>
+      <w:pPr>
+        <w:pStyle w:val="ListBullet"/>
+        <w:spacing w:line="240" w:lineRule="auto"/>
+        <w:ind w:left="720"/>
+      </w:pPr>
+      <w:r>
+        <w:rPr>
+          <w:lang w:val="zh_TW" w:bidi="zh_TW"/>
+        </w:rPr>
+      </w:r>
+      <w:r>
+        <w:rPr>
+          <w:lang w:val="zh_TW" w:bidi="zh_TW"/>
+        </w:rPr>
+        <w:t>阻礙神的工人（</w:t>
+      </w:r>
+      <w:hyperlink r:id="rId37">
+        <w:r>
+          <w:rPr>
+            <w:lang w:val="zh_TW" w:bidi="zh_TW"/>
+          </w:rPr>
+          <w:rPr>
+            <w:color w:val="0000EE"/>
+            <w:u w:val="single"/>
+          </w:rPr>
+          <w:t>帖前2:18</w:t>
+        </w:r>
+      </w:hyperlink>
+      <w:r>
+        <w:rPr>
+          <w:lang w:val="zh_TW" w:bidi="zh_TW"/>
+        </w:rPr>
+        <w:t>）</w:t>
+      </w:r>
+    </w:p>
+    <w:p>
+      <w:pPr>
+        <w:pStyle w:val="ListBullet"/>
+        <w:spacing w:line="240" w:lineRule="auto"/>
+        <w:ind w:left="720"/>
+      </w:pPr>
+      <w:r>
+        <w:rPr>
+          <w:lang w:val="zh_TW" w:bidi="zh_TW"/>
+        </w:rPr>
+      </w:r>
+      <w:r>
+        <w:rPr>
+          <w:lang w:val="zh_TW" w:bidi="zh_TW"/>
+        </w:rPr>
+        <w:t>在神面前控告基督徒（</w:t>
+      </w:r>
+      <w:hyperlink r:id="rId38">
+        <w:r>
+          <w:rPr>
+            <w:lang w:val="zh_TW" w:bidi="zh_TW"/>
+          </w:rPr>
+          <w:rPr>
+            <w:color w:val="0000EE"/>
+            <w:u w:val="single"/>
+          </w:rPr>
+          <w:t>啟12:10</w:t>
+        </w:r>
+      </w:hyperlink>
+      <w:r>
+        <w:rPr>
+          <w:lang w:val="zh_TW" w:bidi="zh_TW"/>
+        </w:rPr>
+        <w:t>）</w:t>
+      </w:r>
+    </w:p>
+    <w:p>
+      <w:pPr>
+        <w:pStyle w:val="ListBullet"/>
+        <w:spacing w:line="240" w:lineRule="auto"/>
+        <w:ind w:left="720"/>
+      </w:pPr>
+      <w:r>
+        <w:rPr>
+          <w:lang w:val="zh_TW" w:bidi="zh_TW"/>
+        </w:rPr>
+      </w:r>
+      <w:r>
+        <w:rPr>
+          <w:lang w:val="zh_TW" w:bidi="zh_TW"/>
+        </w:rPr>
+        <w:t>控制那些棄絕福音的惡人（</w:t>
+      </w:r>
+      <w:hyperlink r:id="rId39">
+        <w:r>
+          <w:rPr>
+            <w:lang w:val="zh_TW" w:bidi="zh_TW"/>
+          </w:rPr>
+          <w:rPr>
+            <w:color w:val="0000EE"/>
+            <w:u w:val="single"/>
+          </w:rPr>
+          <w:t>帖後2:9</w:t>
         </w:r>
       </w:hyperlink>
       <w:r>
@@ -793,16 +1316,78 @@
         </w:rPr>
         <w:t>；</w:t>
       </w:r>
-      <w:hyperlink r:id="rId36">
-        <w:r>
-          <w:rPr>
-            <w:lang w:val="zh_TW" w:bidi="zh_TW"/>
-          </w:rPr>
-          <w:rPr>
-            <w:color w:val="0000EE"/>
-            <w:u w:val="single"/>
-          </w:rPr>
-          <w:t>多2:9</w:t>
+      <w:hyperlink r:id="rId40">
+        <w:r>
+          <w:rPr>
+            <w:lang w:val="zh_TW" w:bidi="zh_TW"/>
+          </w:rPr>
+          <w:rPr>
+            <w:color w:val="0000EE"/>
+            <w:u w:val="single"/>
+          </w:rPr>
+          <w:t>啟2:9、13，</w:t>
+        </w:r>
+      </w:hyperlink>
+      <w:hyperlink r:id="rId41">
+        <w:r>
+          <w:rPr>
+            <w:lang w:val="zh_TW" w:bidi="zh_TW"/>
+          </w:rPr>
+          <w:rPr>
+            <w:color w:val="0000EE"/>
+            <w:u w:val="single"/>
+          </w:rPr>
+          <w:t>13:2</w:t>
+        </w:r>
+      </w:hyperlink>
+      <w:r>
+        <w:rPr>
+          <w:lang w:val="zh_TW" w:bidi="zh_TW"/>
+        </w:rPr>
+        <w:t>）。</w:t>
+      </w:r>
+    </w:p>
+    <w:p>
+      <w:pPr/>
+      <w:r>
+        <w:rPr>
+          <w:lang w:val="zh_TW" w:bidi="zh_TW"/>
+        </w:rPr>
+      </w:r>
+      <w:r>
+        <w:rPr>
+          <w:lang w:val="zh_TW" w:bidi="zh_TW"/>
+        </w:rPr>
+        <w:t>然而，最重要的是，新約教導魔鬼自起初就是邪惡的（</w:t>
+      </w:r>
+      <w:hyperlink r:id="rId42">
+        <w:r>
+          <w:rPr>
+            <w:lang w:val="zh_TW" w:bidi="zh_TW"/>
+          </w:rPr>
+          <w:rPr>
+            <w:color w:val="0000EE"/>
+            <w:u w:val="single"/>
+          </w:rPr>
+          <w:t>約一3:8</w:t>
+        </w:r>
+      </w:hyperlink>
+      <w:r>
+        <w:rPr>
+          <w:lang w:val="zh_TW" w:bidi="zh_TW"/>
+        </w:rPr>
+        <w:t>），但藉著耶穌的服事，撒但已被擊敗，並被驅逐出天上（</w:t>
+      </w:r>
+      <w:hyperlink r:id="rId43">
+        <w:r>
+          <w:rPr>
+            <w:lang w:val="zh_TW" w:bidi="zh_TW"/>
+          </w:rPr>
+          <w:rPr>
+            <w:color w:val="0000EE"/>
+            <w:u w:val="single"/>
+          </w:rPr>
+          <w:t>路10:18</w:t>
         </w:r>
       </w:hyperlink>
       <w:r>
@@ -811,16 +1396,106 @@
         </w:rPr>
         <w:t>；</w:t>
       </w:r>
-      <w:hyperlink r:id="rId37">
-        <w:r>
-          <w:rPr>
-            <w:lang w:val="zh_TW" w:bidi="zh_TW"/>
-          </w:rPr>
-          <w:rPr>
-            <w:color w:val="0000EE"/>
-            <w:u w:val="single"/>
-          </w:rPr>
-          <w:t>彼前2:18</w:t>
+      <w:hyperlink r:id="rId44">
+        <w:r>
+          <w:rPr>
+            <w:lang w:val="zh_TW" w:bidi="zh_TW"/>
+          </w:rPr>
+          <w:rPr>
+            <w:color w:val="0000EE"/>
+            <w:u w:val="single"/>
+          </w:rPr>
+          <w:t>啟12</w:t>
+        </w:r>
+      </w:hyperlink>
+      <w:r>
+        <w:rPr>
+          <w:lang w:val="zh_TW" w:bidi="zh_TW"/>
+        </w:rPr>
+        <w:t>）。儘管牠是一個危險的仇敵，基督徒擁有強大的武器——禱告、信心以及耶穌之血的果效。撒但若獲准，仍可引發身體疾病（</w:t>
+      </w:r>
+      <w:hyperlink r:id="rId45">
+        <w:r>
+          <w:rPr>
+            <w:lang w:val="zh_TW" w:bidi="zh_TW"/>
+          </w:rPr>
+          <w:rPr>
+            <w:color w:val="0000EE"/>
+            <w:u w:val="single"/>
+          </w:rPr>
+          <w:t>林後12:7</w:t>
+        </w:r>
+      </w:hyperlink>
+      <w:r>
+        <w:rPr>
+          <w:lang w:val="zh_TW" w:bidi="zh_TW"/>
+        </w:rPr>
+        <w:t>），而人也可能被交給撒但受懲罰（</w:t>
+      </w:r>
+      <w:hyperlink r:id="rId46">
+        <w:r>
+          <w:rPr>
+            <w:lang w:val="zh_TW" w:bidi="zh_TW"/>
+          </w:rPr>
+          <w:rPr>
+            <w:color w:val="0000EE"/>
+            <w:u w:val="single"/>
+          </w:rPr>
+          <w:t>林前5:5</w:t>
+        </w:r>
+      </w:hyperlink>
+      <w:r>
+        <w:rPr>
+          <w:lang w:val="zh_TW" w:bidi="zh_TW"/>
+        </w:rPr>
+        <w:t>；</w:t>
+      </w:r>
+      <w:hyperlink r:id="rId47">
+        <w:r>
+          <w:rPr>
+            <w:lang w:val="zh_TW" w:bidi="zh_TW"/>
+          </w:rPr>
+          <w:rPr>
+            <w:color w:val="0000EE"/>
+            <w:u w:val="single"/>
+          </w:rPr>
+          <w:t>提前1:20</w:t>
+        </w:r>
+      </w:hyperlink>
+      <w:r>
+        <w:rPr>
+          <w:lang w:val="zh_TW" w:bidi="zh_TW"/>
+        </w:rPr>
+        <w:t>）。最終，神掌控撒但，並將徹底毀滅牠（</w:t>
+      </w:r>
+      <w:hyperlink r:id="rId48">
+        <w:r>
+          <w:rPr>
+            <w:lang w:val="zh_TW" w:bidi="zh_TW"/>
+          </w:rPr>
+          <w:rPr>
+            <w:color w:val="0000EE"/>
+            <w:u w:val="single"/>
+          </w:rPr>
+          <w:t>羅16:20</w:t>
+        </w:r>
+      </w:hyperlink>
+      <w:r>
+        <w:rPr>
+          <w:lang w:val="zh_TW" w:bidi="zh_TW"/>
+        </w:rPr>
+        <w:t>；</w:t>
+      </w:r>
+      <w:hyperlink r:id="rId49">
+        <w:r>
+          <w:rPr>
+            <w:lang w:val="zh_TW" w:bidi="zh_TW"/>
+          </w:rPr>
+          <w:rPr>
+            <w:color w:val="0000EE"/>
+            <w:u w:val="single"/>
+          </w:rPr>
+          <w:t>啟20:10</w:t>
         </w:r>
       </w:hyperlink>
       <w:r>
@@ -839,38 +1514,759 @@
       </w:r>
       <w:r>
         <w:rPr>
-          <w:lang w:val="zh_TW" w:bidi="zh_TW"/>
-        </w:rPr>
-        <w:t>然而，儘管聖經非常強調順服，但這種順服從未成為在神面前稱義的基礎。保羅宣稱救恩是神的恩賜，會產生善行（</w:t>
-      </w:r>
-      <w:hyperlink r:id="rId38">
-        <w:r>
-          <w:rPr>
-            <w:lang w:val="zh_TW" w:bidi="zh_TW"/>
-          </w:rPr>
-          <w:rPr>
-            <w:color w:val="0000EE"/>
-            <w:u w:val="single"/>
-          </w:rPr>
-          <w:t>弗2:8–10</w:t>
-        </w:r>
-      </w:hyperlink>
-      <w:r>
-        <w:rPr>
-          <w:lang w:val="zh_TW" w:bidi="zh_TW"/>
-        </w:rPr>
-        <w:t>）。同樣，雅各也談到順服的行為是出於信心（</w:t>
-      </w:r>
-      <w:hyperlink r:id="rId39">
-        <w:r>
-          <w:rPr>
-            <w:lang w:val="zh_TW" w:bidi="zh_TW"/>
-          </w:rPr>
-          <w:rPr>
-            <w:color w:val="0000EE"/>
-            <w:u w:val="single"/>
-          </w:rPr>
-          <w:t>雅2:14–26</w:t>
+          <w:i/>
+          <w:lang w:val="zh_TW" w:bidi="zh_TW"/>
+        </w:rPr>
+        <w:t>另見</w:t>
+      </w:r>
+      <w:r>
+        <w:rPr>
+          <w:lang w:val="zh_TW" w:bidi="zh_TW"/>
+        </w:rPr>
+        <w:t xml:space="preserve"> </w:t>
+      </w:r>
+      <w:r>
+        <w:rPr>
+          <w:lang w:val="zh_TW" w:bidi="zh_TW"/>
+        </w:rPr>
+        <w:t>天使，</w:t>
+      </w:r>
+      <w:r>
+        <w:rPr>
+          <w:lang w:val="zh_TW" w:bidi="zh_TW"/>
+        </w:rPr>
+        <w:t>鬼魔，</w:t>
+      </w:r>
+      <w:r>
+        <w:rPr>
+          <w:lang w:val="zh_TW" w:bidi="zh_TW"/>
+        </w:rPr>
+        <w:t>鬼附，</w:t>
+      </w:r>
+      <w:r>
+        <w:rPr>
+          <w:lang w:val="zh_TW" w:bidi="zh_TW"/>
+        </w:rPr>
+        <w:t>路西弗</w:t>
+      </w:r>
+      <w:r>
+        <w:rPr>
+          <w:lang w:val="zh_TW" w:bidi="zh_TW"/>
+        </w:rPr>
+        <w:t>。</w:t>
+      </w:r>
+      <w:r>
+        <w:rPr>
+          <w:lang w:val="zh_TW" w:bidi="zh_TW"/>
+        </w:rPr>
+      </w:r>
+      <w:r>
+        <w:rPr>
+          <w:lang w:val="zh_TW" w:bidi="zh_TW"/>
+        </w:rPr>
+      </w:r>
+    </w:p>
+    <w:p>
+      <w:pPr/>
+      <w:r>
+        <w:rPr>
+          <w:lang w:val="zh_TW" w:bidi="zh_TW"/>
+        </w:rPr>
+      </w:r>
+    </w:p>
+    <w:p>
+      <w:pPr>
+        <w:pStyle w:val="Heading2"/>
+      </w:pPr>
+      <w:r>
+        <w:rPr>
+          <w:lang w:val="zh_TW" w:bidi="zh_TW"/>
+        </w:rPr>
+        <w:t>撒都該人</w:t>
+      </w:r>
+      <w:r>
+        <w:rPr>
+          <w:lang w:val="zh_TW" w:bidi="zh_TW"/>
+        </w:rPr>
+      </w:r>
+    </w:p>
+    <w:p>
+      <w:pPr/>
+      <w:r>
+        <w:rPr>
+          <w:lang w:val="zh_TW" w:bidi="zh_TW"/>
+        </w:rPr>
+      </w:r>
+      <w:r>
+        <w:rPr>
+          <w:lang w:val="zh_TW" w:bidi="zh_TW"/>
+        </w:rPr>
+        <w:t>在新約中提到14次的猶太教派，在舊約中並未提及。</w:t>
+      </w:r>
+    </w:p>
+    <w:p>
+      <w:pPr>
+        <w:pStyle w:val="Heading3"/>
+      </w:pPr>
+      <w:r>
+        <w:rPr>
+          <w:lang w:val="zh_TW" w:bidi="zh_TW"/>
+        </w:rPr>
+        <w:t>他們的歷史</w:t>
+      </w:r>
+    </w:p>
+    <w:p>
+      <w:pPr/>
+      <w:r>
+        <w:rPr>
+          <w:lang w:val="zh_TW" w:bidi="zh_TW"/>
+        </w:rPr>
+      </w:r>
+      <w:r>
+        <w:rPr>
+          <w:lang w:val="zh_TW" w:bidi="zh_TW"/>
+        </w:rPr>
+        <w:t>關於該名稱的起源，學者提出了幾種可能的解釋。首先，有人認為撒都該人（Sadducees）</w:t>
+      </w:r>
+      <w:r>
+        <w:rPr>
+          <w:lang w:val="zh_TW" w:bidi="zh_TW"/>
+        </w:rPr>
+        <w:t>這個</w:t>
+      </w:r>
+      <w:r>
+        <w:rPr>
+          <w:lang w:val="zh_TW" w:bidi="zh_TW"/>
+        </w:rPr>
+        <w:t>名稱與希伯來文中的「公義」（saddik）有關。然而，從語源學的角度來看，這種解釋並不穩妥，因為</w:t>
+      </w:r>
+      <w:r>
+        <w:rPr>
+          <w:lang w:val="zh_TW" w:bidi="zh_TW"/>
+        </w:rPr>
+        <w:t>這個</w:t>
+      </w:r>
+      <w:r>
+        <w:rPr>
+          <w:lang w:val="zh_TW" w:bidi="zh_TW"/>
+        </w:rPr>
+        <w:t>詞中的</w:t>
+      </w:r>
+      <w:r>
+        <w:rPr>
+          <w:i/>
+          <w:lang w:val="zh_TW" w:bidi="zh_TW"/>
+        </w:rPr>
+        <w:t>i</w:t>
+      </w:r>
+      <w:r>
+        <w:rPr>
+          <w:lang w:val="zh_TW" w:bidi="zh_TW"/>
+        </w:rPr>
+        <w:t>會變成</w:t>
+      </w:r>
+      <w:r>
+        <w:rPr>
+          <w:i/>
+          <w:lang w:val="zh_TW" w:bidi="zh_TW"/>
+        </w:rPr>
+        <w:t>u</w:t>
+      </w:r>
+      <w:r>
+        <w:rPr>
+          <w:lang w:val="zh_TW" w:bidi="zh_TW"/>
+        </w:rPr>
+        <w:t>，而且沒有明確的證據表明他們自稱為「義人」。其次，有人認為</w:t>
+      </w:r>
+      <w:r>
+        <w:rPr>
+          <w:lang w:val="zh_TW" w:bidi="zh_TW"/>
+        </w:rPr>
+        <w:t>這個</w:t>
+      </w:r>
+      <w:r>
+        <w:rPr>
+          <w:lang w:val="zh_TW" w:bidi="zh_TW"/>
+        </w:rPr>
+        <w:t>名稱源於撒督（Zadok，有時在希臘文中寫作Saddouk），即大衛時代的一位祭司（</w:t>
+      </w:r>
+      <w:hyperlink r:id="rId50">
+        <w:r>
+          <w:rPr>
+            <w:lang w:val="zh_TW" w:bidi="zh_TW"/>
+          </w:rPr>
+          <w:rPr>
+            <w:color w:val="0000EE"/>
+            <w:u w:val="single"/>
+          </w:rPr>
+          <w:t>撒下8:17</w:t>
+        </w:r>
+      </w:hyperlink>
+      <w:r>
+        <w:rPr>
+          <w:lang w:val="zh_TW" w:bidi="zh_TW"/>
+        </w:rPr>
+        <w:t>，</w:t>
+      </w:r>
+      <w:hyperlink r:id="rId51">
+        <w:r>
+          <w:rPr>
+            <w:lang w:val="zh_TW" w:bidi="zh_TW"/>
+          </w:rPr>
+          <w:rPr>
+            <w:color w:val="0000EE"/>
+            <w:u w:val="single"/>
+          </w:rPr>
+          <w:t>15:24–29</w:t>
+        </w:r>
+      </w:hyperlink>
+      <w:r>
+        <w:rPr>
+          <w:lang w:val="zh_TW" w:bidi="zh_TW"/>
+        </w:rPr>
+        <w:t>），他</w:t>
+      </w:r>
+      <w:r>
+        <w:rPr>
+          <w:lang w:val="zh_TW" w:bidi="zh_TW"/>
+        </w:rPr>
+        <w:t>用膏</w:t>
+      </w:r>
+      <w:r>
+        <w:rPr>
+          <w:lang w:val="zh_TW" w:bidi="zh_TW"/>
+        </w:rPr>
+        <w:t>膏</w:t>
+      </w:r>
+      <w:r>
+        <w:rPr>
+          <w:lang w:val="zh_TW" w:bidi="zh_TW"/>
+        </w:rPr>
+        <w:t>所羅門</w:t>
+      </w:r>
+      <w:r>
+        <w:rPr>
+          <w:lang w:val="zh_TW" w:bidi="zh_TW"/>
+        </w:rPr>
+        <w:t>（</w:t>
+      </w:r>
+      <w:hyperlink r:id="rId52">
+        <w:r>
+          <w:rPr>
+            <w:lang w:val="zh_TW" w:bidi="zh_TW"/>
+          </w:rPr>
+          <w:rPr>
+            <w:color w:val="0000EE"/>
+            <w:u w:val="single"/>
+          </w:rPr>
+          <w:t>王上1:32–39</w:t>
+        </w:r>
+      </w:hyperlink>
+      <w:r>
+        <w:rPr>
+          <w:lang w:val="zh_TW" w:bidi="zh_TW"/>
+        </w:rPr>
+        <w:t>），並在所羅門統治期間成為大祭司（</w:t>
+      </w:r>
+      <w:hyperlink r:id="rId53">
+        <w:r>
+          <w:rPr>
+            <w:lang w:val="zh_TW" w:bidi="zh_TW"/>
+          </w:rPr>
+          <w:rPr>
+            <w:color w:val="0000EE"/>
+            <w:u w:val="single"/>
+          </w:rPr>
+          <w:t>2:35</w:t>
+        </w:r>
+      </w:hyperlink>
+      <w:r>
+        <w:rPr>
+          <w:lang w:val="zh_TW" w:bidi="zh_TW"/>
+        </w:rPr>
+        <w:t>）。據記載，他是亞倫的兒子以利亞撒的後裔（</w:t>
+      </w:r>
+      <w:hyperlink r:id="rId54">
+        <w:r>
+          <w:rPr>
+            <w:lang w:val="zh_TW" w:bidi="zh_TW"/>
+          </w:rPr>
+          <w:rPr>
+            <w:color w:val="0000EE"/>
+            <w:u w:val="single"/>
+          </w:rPr>
+          <w:t>代上6:3–8</w:t>
+        </w:r>
+      </w:hyperlink>
+      <w:r>
+        <w:rPr>
+          <w:lang w:val="zh_TW" w:bidi="zh_TW"/>
+        </w:rPr>
+        <w:t>），撒督家族的祭司（Zadokite priests）應該一直在聖殿事奉，直到被擄時期。在關於聖殿崇拜恢復的藍圖中（</w:t>
+      </w:r>
+      <w:hyperlink r:id="rId55">
+        <w:r>
+          <w:rPr>
+            <w:lang w:val="zh_TW" w:bidi="zh_TW"/>
+          </w:rPr>
+          <w:rPr>
+            <w:color w:val="0000EE"/>
+            <w:u w:val="single"/>
+          </w:rPr>
+          <w:t>結40–48</w:t>
+        </w:r>
+      </w:hyperlink>
+      <w:r>
+        <w:rPr>
+          <w:lang w:val="zh_TW" w:bidi="zh_TW"/>
+        </w:rPr>
+        <w:t>），撒督家族的祭司再次被指派為「利未祭司」來事奉（</w:t>
+      </w:r>
+      <w:hyperlink r:id="rId56">
+        <w:r>
+          <w:rPr>
+            <w:lang w:val="zh_TW" w:bidi="zh_TW"/>
+          </w:rPr>
+          <w:rPr>
+            <w:color w:val="0000EE"/>
+            <w:u w:val="single"/>
+          </w:rPr>
+          <w:t>44:15–16</w:t>
+        </w:r>
+      </w:hyperlink>
+      <w:r>
+        <w:rPr>
+          <w:lang w:val="zh_TW" w:bidi="zh_TW"/>
+        </w:rPr>
+        <w:t>，</w:t>
+      </w:r>
+      <w:hyperlink r:id="rId57">
+        <w:r>
+          <w:rPr>
+            <w:lang w:val="zh_TW" w:bidi="zh_TW"/>
+          </w:rPr>
+          <w:rPr>
+            <w:color w:val="0000EE"/>
+            <w:u w:val="single"/>
+          </w:rPr>
+          <w:t>48:11–12</w:t>
+        </w:r>
+      </w:hyperlink>
+      <w:r>
+        <w:rPr>
+          <w:lang w:val="zh_TW" w:bidi="zh_TW"/>
+        </w:rPr>
+        <w:t>）。被擄歸回之後，我們讀到約薩答的兒子約書亞擔任大祭司（</w:t>
+      </w:r>
+      <w:hyperlink r:id="rId58">
+        <w:r>
+          <w:rPr>
+            <w:lang w:val="zh_TW" w:bidi="zh_TW"/>
+          </w:rPr>
+          <w:rPr>
+            <w:color w:val="0000EE"/>
+            <w:u w:val="single"/>
+          </w:rPr>
+          <w:t>該1:1</w:t>
+        </w:r>
+      </w:hyperlink>
+      <w:r>
+        <w:rPr>
+          <w:lang w:val="zh_TW" w:bidi="zh_TW"/>
+        </w:rPr>
+        <w:t>），他的家譜可追溯至撒督（</w:t>
+      </w:r>
+      <w:hyperlink r:id="rId59">
+        <w:r>
+          <w:rPr>
+            <w:lang w:val="zh_TW" w:bidi="zh_TW"/>
+          </w:rPr>
+          <w:rPr>
+            <w:color w:val="0000EE"/>
+            <w:u w:val="single"/>
+          </w:rPr>
+          <w:t>代上6:8–15</w:t>
+        </w:r>
+      </w:hyperlink>
+      <w:r>
+        <w:rPr>
+          <w:lang w:val="zh_TW" w:bidi="zh_TW"/>
+        </w:rPr>
+        <w:t>）。公元前二世紀初的文獻顯示，撒督家族的祭司地位仍然受到重視，但並不確定撒都該人是否支持撒督祭司的職</w:t>
+      </w:r>
+      <w:r>
+        <w:rPr>
+          <w:lang w:val="zh_TW" w:bidi="zh_TW"/>
+        </w:rPr>
+        <w:t>分</w:t>
+      </w:r>
+      <w:r>
+        <w:rPr>
+          <w:lang w:val="zh_TW" w:bidi="zh_TW"/>
+        </w:rPr>
+        <w:t>。此外，這種關於撒都該人名稱起源的解釋，無法合理</w:t>
+      </w:r>
+      <w:r>
+        <w:rPr>
+          <w:lang w:val="zh_TW" w:bidi="zh_TW"/>
+        </w:rPr>
+        <w:t>解釋</w:t>
+      </w:r>
+      <w:r>
+        <w:rPr>
+          <w:lang w:val="zh_TW" w:bidi="zh_TW"/>
+        </w:rPr>
+        <w:t>該詞中的雙</w:t>
+      </w:r>
+      <w:r>
+        <w:rPr>
+          <w:i/>
+          <w:lang w:val="zh_TW" w:bidi="zh_TW"/>
+        </w:rPr>
+        <w:t>d</w:t>
+      </w:r>
+      <w:r>
+        <w:rPr>
+          <w:lang w:val="zh_TW" w:bidi="zh_TW"/>
+        </w:rPr>
+        <w:t>。</w:t>
+      </w:r>
+    </w:p>
+    <w:p>
+      <w:pPr/>
+      <w:r>
+        <w:rPr>
+          <w:lang w:val="zh_TW" w:bidi="zh_TW"/>
+        </w:rPr>
+      </w:r>
+      <w:r>
+        <w:rPr>
+          <w:lang w:val="zh_TW" w:bidi="zh_TW"/>
+        </w:rPr>
+        <w:t>第三，根據一個</w:t>
+      </w:r>
+      <w:r>
+        <w:rPr>
+          <w:lang w:val="zh_TW" w:bidi="zh_TW"/>
+        </w:rPr>
+        <w:t>晚期</w:t>
+      </w:r>
+      <w:r>
+        <w:rPr>
+          <w:lang w:val="zh_TW" w:bidi="zh_TW"/>
+        </w:rPr>
+        <w:t>的拉比傳統，撒都該人</w:t>
+      </w:r>
+      <w:r>
+        <w:rPr>
+          <w:lang w:val="zh_TW" w:bidi="zh_TW"/>
+        </w:rPr>
+        <w:t>的名稱</w:t>
+      </w:r>
+      <w:r>
+        <w:rPr>
+          <w:lang w:val="zh_TW" w:bidi="zh_TW"/>
+        </w:rPr>
+        <w:t>源於公元前二世紀一位名為撒督的人。然而，這種觀點缺乏足夠的支持。</w:t>
+      </w:r>
+    </w:p>
+    <w:p>
+      <w:pPr/>
+      <w:r>
+        <w:rPr>
+          <w:lang w:val="zh_TW" w:bidi="zh_TW"/>
+        </w:rPr>
+      </w:r>
+      <w:r>
+        <w:rPr>
+          <w:lang w:val="zh_TW" w:bidi="zh_TW"/>
+        </w:rPr>
+        <w:t>最後，英國新約學者文信（T. W. Manson）</w:t>
+      </w:r>
+      <w:r>
+        <w:rPr>
+          <w:lang w:val="zh_TW" w:bidi="zh_TW"/>
+        </w:rPr>
+        <w:t>提出</w:t>
+      </w:r>
+      <w:r>
+        <w:rPr>
+          <w:lang w:val="zh_TW" w:bidi="zh_TW"/>
+        </w:rPr>
+        <w:t>，他們的名稱可能與希臘文詞語sundikoi有關，意思是「議會成員」，</w:t>
+      </w:r>
+      <w:r>
+        <w:rPr>
+          <w:lang w:val="zh_TW" w:bidi="zh_TW"/>
+        </w:rPr>
+        <w:t>因此</w:t>
+      </w:r>
+      <w:r>
+        <w:rPr>
+          <w:lang w:val="zh_TW" w:bidi="zh_TW"/>
+        </w:rPr>
+        <w:t>視</w:t>
+      </w:r>
+      <w:r>
+        <w:rPr>
+          <w:lang w:val="zh_TW" w:bidi="zh_TW"/>
+        </w:rPr>
+        <w:t>撒都該人為哈斯蒙尼家族統治者下的議員</w:t>
+      </w:r>
+      <w:r>
+        <w:rPr>
+          <w:lang w:val="zh_TW" w:bidi="zh_TW"/>
+        </w:rPr>
+        <w:t>。</w:t>
+      </w:r>
+    </w:p>
+    <w:p>
+      <w:pPr/>
+      <w:r>
+        <w:rPr>
+          <w:lang w:val="zh_TW" w:bidi="zh_TW"/>
+        </w:rPr>
+      </w:r>
+      <w:r>
+        <w:rPr>
+          <w:lang w:val="zh_TW" w:bidi="zh_TW"/>
+        </w:rPr>
+        <w:t>撒都該人最早的歷史記載，可追溯至約拿單‧馬加比（Jonathan Maccabeus）</w:t>
+      </w:r>
+      <w:r>
+        <w:rPr>
+          <w:lang w:val="zh_TW" w:bidi="zh_TW"/>
+        </w:rPr>
+        <w:t>的</w:t>
+      </w:r>
+      <w:r>
+        <w:rPr>
+          <w:lang w:val="zh_TW" w:bidi="zh_TW"/>
+        </w:rPr>
+        <w:t>時代，他在公元前160年至143年期間領導猶太人對抗西流古（Seleucids）。約瑟夫（Josephus，猶太古史記 13.5.9）提到，撒都該人</w:t>
+      </w:r>
+      <w:r>
+        <w:rPr>
+          <w:lang w:val="zh_TW" w:bidi="zh_TW"/>
+        </w:rPr>
+        <w:t>在此時已是一個派別</w:t>
+      </w:r>
+      <w:r>
+        <w:rPr>
+          <w:lang w:val="zh_TW" w:bidi="zh_TW"/>
+        </w:rPr>
+        <w:t>，並且在</w:t>
+      </w:r>
+      <w:r>
+        <w:rPr>
+          <w:lang w:val="zh_TW" w:bidi="zh_TW"/>
+        </w:rPr>
+        <w:t>約翰‧許爾堪</w:t>
+      </w:r>
+      <w:r>
+        <w:rPr>
+          <w:lang w:val="zh_TW" w:bidi="zh_TW"/>
+        </w:rPr>
+        <w:t>（John Hyrcanus）擔任猶太國的領袖（公元前135–104年）時，與法利賽人發生衝突（猶太古史記 13.10.6）。撒都該人可能在某種意義上支持撒督祭司的傳統，或聲稱當時耶路撒冷的祭司職分源自撒督的後裔，但這一點並不</w:t>
+      </w:r>
+      <w:r>
+        <w:rPr>
+          <w:lang w:val="zh_TW" w:bidi="zh_TW"/>
+        </w:rPr>
+        <w:t>清楚</w:t>
+      </w:r>
+      <w:r>
+        <w:rPr>
+          <w:b/>
+          <w:lang w:val="zh_TW" w:bidi="zh_TW"/>
+        </w:rPr>
+        <w:t>。</w:t>
+      </w:r>
+      <w:r>
+        <w:rPr>
+          <w:lang w:val="zh_TW" w:bidi="zh_TW"/>
+        </w:rPr>
+        <w:t>約瑟夫</w:t>
+      </w:r>
+      <w:r>
+        <w:rPr>
+          <w:lang w:val="zh_TW" w:bidi="zh_TW"/>
+        </w:rPr>
+        <w:t>指出，</w:t>
+      </w:r>
+      <w:r>
+        <w:rPr>
+          <w:lang w:val="zh_TW" w:bidi="zh_TW"/>
+        </w:rPr>
+        <w:t>撒都該人</w:t>
+      </w:r>
+      <w:r>
+        <w:rPr>
+          <w:lang w:val="zh_TW" w:bidi="zh_TW"/>
+        </w:rPr>
+        <w:t>得到富人的支持</w:t>
+      </w:r>
+      <w:r>
+        <w:rPr>
+          <w:lang w:val="zh_TW" w:bidi="zh_TW"/>
+        </w:rPr>
+        <w:t>，</w:t>
+      </w:r>
+      <w:r>
+        <w:rPr>
+          <w:lang w:val="zh_TW" w:bidi="zh_TW"/>
+        </w:rPr>
+        <w:t>而法利賽人則在普通民眾中擁有影響力</w:t>
+      </w:r>
+      <w:r>
+        <w:rPr>
+          <w:lang w:val="zh_TW" w:bidi="zh_TW"/>
+        </w:rPr>
+        <w:t>。在莎樂美·亞歷山德拉（Salome Alexandra，公元前76–67年）</w:t>
+      </w:r>
+      <w:r>
+        <w:rPr>
+          <w:lang w:val="zh_TW" w:bidi="zh_TW"/>
+        </w:rPr>
+        <w:t>統治時期</w:t>
+      </w:r>
+      <w:r>
+        <w:rPr>
+          <w:lang w:val="zh_TW" w:bidi="zh_TW"/>
+        </w:rPr>
+        <w:t>，法利賽人</w:t>
+      </w:r>
+      <w:r>
+        <w:rPr>
+          <w:lang w:val="zh_TW" w:bidi="zh_TW"/>
+        </w:rPr>
+        <w:t>佔據上風</w:t>
+      </w:r>
+      <w:r>
+        <w:rPr>
+          <w:lang w:val="zh_TW" w:bidi="zh_TW"/>
+        </w:rPr>
+        <w:t>。然而，但當猶太成為羅馬省份後，羅馬總督開始頻繁更換大祭司，而大多數大祭司似乎都來自撒都該人的貴族家庭。這些撒都該人的家族雖然能與羅馬人妥協，但在當地仍擁有權力和影響力。隨著猶太人與羅馬統治者之間的敵意加劇，撒都該人的影響力逐漸</w:t>
+      </w:r>
+      <w:r>
+        <w:rPr>
+          <w:lang w:val="zh_TW" w:bidi="zh_TW"/>
+        </w:rPr>
+        <w:t>下降</w:t>
+      </w:r>
+      <w:r>
+        <w:rPr>
+          <w:lang w:val="zh_TW" w:bidi="zh_TW"/>
+        </w:rPr>
+        <w:t>。公元70年，耶路撒冷被羅馬人攻陷後，撒都該人便從歷史中消失。</w:t>
+      </w:r>
+    </w:p>
+    <w:p>
+      <w:pPr>
+        <w:pStyle w:val="Heading3"/>
+      </w:pPr>
+      <w:r>
+        <w:rPr>
+          <w:lang w:val="zh_TW" w:bidi="zh_TW"/>
+        </w:rPr>
+        <w:t>在新約聖經中</w:t>
+      </w:r>
+    </w:p>
+    <w:p>
+      <w:pPr/>
+      <w:r>
+        <w:rPr>
+          <w:lang w:val="zh_TW" w:bidi="zh_TW"/>
+        </w:rPr>
+      </w:r>
+      <w:r>
+        <w:rPr>
+          <w:lang w:val="zh_TW" w:bidi="zh_TW"/>
+        </w:rPr>
+        <w:t>在福音書的敘述中，撒都該人的首次出現是在約翰的洗禮現場，當時跟與法利賽人在</w:t>
+      </w:r>
+      <w:r>
+        <w:rPr>
+          <w:lang w:val="zh_TW" w:bidi="zh_TW"/>
+        </w:rPr>
+        <w:t>一起</w:t>
+      </w:r>
+      <w:r>
+        <w:rPr>
+          <w:lang w:val="zh_TW" w:bidi="zh_TW"/>
+        </w:rPr>
+        <w:t>。施洗約翰稱他們為「</w:t>
+      </w:r>
+      <w:r>
+        <w:rPr>
+          <w:lang w:val="zh_TW" w:bidi="zh_TW"/>
+        </w:rPr>
+        <w:t>毒蛇的種類</w:t>
+      </w:r>
+      <w:r>
+        <w:rPr>
+          <w:lang w:val="zh_TW" w:bidi="zh_TW"/>
+        </w:rPr>
+        <w:t>」，並挑戰他們在生活中悔改（</w:t>
+      </w:r>
+      <w:hyperlink r:id="rId60">
+        <w:r>
+          <w:rPr>
+            <w:lang w:val="zh_TW" w:bidi="zh_TW"/>
+          </w:rPr>
+          <w:rPr>
+            <w:color w:val="0000EE"/>
+            <w:u w:val="single"/>
+          </w:rPr>
+          <w:t>太3:7–10</w:t>
+        </w:r>
+      </w:hyperlink>
+      <w:r>
+        <w:rPr>
+          <w:lang w:val="zh_TW" w:bidi="zh_TW"/>
+        </w:rPr>
+        <w:t>）。後來，撒都該人與一些法利賽人一起來試探耶穌，要求祂</w:t>
+      </w:r>
+      <w:r>
+        <w:rPr>
+          <w:lang w:val="zh_TW" w:bidi="zh_TW"/>
+        </w:rPr>
+        <w:t>從天上顯個神蹟給他們看</w:t>
+      </w:r>
+      <w:r>
+        <w:rPr>
+          <w:lang w:val="zh_TW" w:bidi="zh_TW"/>
+        </w:rPr>
+        <w:t>（</w:t>
+      </w:r>
+      <w:hyperlink r:id="rId61">
+        <w:r>
+          <w:rPr>
+            <w:lang w:val="zh_TW" w:bidi="zh_TW"/>
+          </w:rPr>
+          <w:rPr>
+            <w:color w:val="0000EE"/>
+            <w:u w:val="single"/>
+          </w:rPr>
+          <w:t>16:1</w:t>
+        </w:r>
+      </w:hyperlink>
+      <w:r>
+        <w:rPr>
+          <w:lang w:val="zh_TW" w:bidi="zh_TW"/>
+        </w:rPr>
+        <w:t>）。耶穌告訴門徒要提防撒都該人（</w:t>
+      </w:r>
+      <w:hyperlink r:id="rId62">
+        <w:r>
+          <w:rPr>
+            <w:lang w:val="zh_TW" w:bidi="zh_TW"/>
+          </w:rPr>
+          <w:rPr>
+            <w:color w:val="0000EE"/>
+            <w:u w:val="single"/>
+          </w:rPr>
+          <w:t>6、11–12</w:t>
         </w:r>
       </w:hyperlink>
       <w:r>
@@ -891,18 +2287,224 @@
         <w:rPr>
           <w:lang w:val="zh_TW" w:bidi="zh_TW"/>
         </w:rPr>
-        <w:t>耶穌自己在被出賣的那夜，重複強調對祂的愛是以遵守祂的誡命來衡量的（</w:t>
-      </w:r>
-      <w:hyperlink r:id="rId19">
-        <w:r>
-          <w:rPr>
-            <w:lang w:val="zh_TW" w:bidi="zh_TW"/>
-          </w:rPr>
-          <w:rPr>
-            <w:color w:val="0000EE"/>
-            <w:u w:val="single"/>
-          </w:rPr>
-          <w:t>約14:15、21、23–24</w:t>
+        <w:t>在</w:t>
+      </w:r>
+      <w:hyperlink r:id="rId63">
+        <w:r>
+          <w:rPr>
+            <w:lang w:val="zh_TW" w:bidi="zh_TW"/>
+          </w:rPr>
+          <w:rPr>
+            <w:color w:val="0000EE"/>
+            <w:u w:val="single"/>
+          </w:rPr>
+          <w:t>馬太福音二十二章23至33節</w:t>
+        </w:r>
+      </w:hyperlink>
+      <w:r>
+        <w:rPr>
+          <w:lang w:val="zh_TW" w:bidi="zh_TW"/>
+        </w:rPr>
+        <w:t>中（參</w:t>
+      </w:r>
+      <w:hyperlink r:id="rId64">
+        <w:r>
+          <w:rPr>
+            <w:lang w:val="zh_TW" w:bidi="zh_TW"/>
+          </w:rPr>
+          <w:rPr>
+            <w:color w:val="0000EE"/>
+            <w:u w:val="single"/>
+          </w:rPr>
+          <w:t>可12:18–27</w:t>
+        </w:r>
+      </w:hyperlink>
+      <w:r>
+        <w:rPr>
+          <w:lang w:val="zh_TW" w:bidi="zh_TW"/>
+        </w:rPr>
+        <w:t>；</w:t>
+      </w:r>
+      <w:hyperlink r:id="rId65">
+        <w:r>
+          <w:rPr>
+            <w:lang w:val="zh_TW" w:bidi="zh_TW"/>
+          </w:rPr>
+          <w:rPr>
+            <w:color w:val="0000EE"/>
+            <w:u w:val="single"/>
+          </w:rPr>
+          <w:t>路20:27–38</w:t>
+        </w:r>
+      </w:hyperlink>
+      <w:r>
+        <w:rPr>
+          <w:lang w:val="zh_TW" w:bidi="zh_TW"/>
+        </w:rPr>
+        <w:t>），法利賽人和撒都該人之間開始出現巨大</w:t>
+      </w:r>
+      <w:r>
+        <w:rPr>
+          <w:lang w:val="zh_TW" w:bidi="zh_TW"/>
+        </w:rPr>
+        <w:t>分歧</w:t>
+      </w:r>
+      <w:r>
+        <w:rPr>
+          <w:lang w:val="zh_TW" w:bidi="zh_TW"/>
+        </w:rPr>
+        <w:t>。撒都該人和其他人一樣，想用問題讓刁難耶穌，於是提出了一個詭辯的問題，顯示他們對死人復活的懷疑</w:t>
+      </w:r>
+      <w:r>
+        <w:rPr>
+          <w:lang w:val="zh_TW" w:bidi="zh_TW"/>
+        </w:rPr>
+        <w:t>。</w:t>
+      </w:r>
+      <w:r>
+        <w:rPr>
+          <w:lang w:val="zh_TW" w:bidi="zh_TW"/>
+        </w:rPr>
+        <w:t>在這段經文中，撒都該人被描述為否認死後有復活的人。他們引用了一個</w:t>
+      </w:r>
+      <w:r>
+        <w:rPr>
+          <w:lang w:val="zh_TW" w:bidi="zh_TW"/>
+        </w:rPr>
+        <w:t>婦人</w:t>
+      </w:r>
+      <w:r>
+        <w:rPr>
+          <w:lang w:val="zh_TW" w:bidi="zh_TW"/>
+        </w:rPr>
+        <w:t>先後嫁給七個兄弟的例子，問道：「</w:t>
+      </w:r>
+      <w:r>
+        <w:rPr>
+          <w:lang w:val="zh_TW" w:bidi="zh_TW"/>
+        </w:rPr>
+        <w:t>當復活的時候，她是七個人中哪一個的妻子呢？</w:t>
+      </w:r>
+      <w:r>
+        <w:rPr>
+          <w:lang w:val="zh_TW" w:bidi="zh_TW"/>
+        </w:rPr>
+        <w:t>」這暗示了復活不可能是真實的，因為存在這樣的問題。</w:t>
+      </w:r>
+      <w:r>
+        <w:rPr>
+          <w:lang w:val="zh_TW" w:bidi="zh_TW"/>
+        </w:rPr>
+        <w:t>耶穌指出他們的錯誤在於不明白聖經和神的大能</w:t>
+      </w:r>
+      <w:r>
+        <w:rPr>
+          <w:lang w:val="zh_TW" w:bidi="zh_TW"/>
+        </w:rPr>
+        <w:t>。</w:t>
+      </w:r>
+    </w:p>
+    <w:p>
+      <w:pPr/>
+      <w:r>
+        <w:rPr>
+          <w:lang w:val="zh_TW" w:bidi="zh_TW"/>
+        </w:rPr>
+      </w:r>
+      <w:r>
+        <w:rPr>
+          <w:lang w:val="zh_TW" w:bidi="zh_TW"/>
+        </w:rPr>
+        <w:t>在耶路撒冷教會的初期，祭司、</w:t>
+      </w:r>
+      <w:r>
+        <w:rPr>
+          <w:lang w:val="zh_TW" w:bidi="zh_TW"/>
+        </w:rPr>
+        <w:t>守殿官</w:t>
+      </w:r>
+      <w:r>
+        <w:rPr>
+          <w:lang w:val="zh_TW" w:bidi="zh_TW"/>
+        </w:rPr>
+        <w:t>以及撒都該人</w:t>
+      </w:r>
+      <w:r>
+        <w:rPr>
+          <w:lang w:val="zh_TW" w:bidi="zh_TW"/>
+        </w:rPr>
+        <w:t>因使徒傳講死人復活而感到煩惱</w:t>
+      </w:r>
+      <w:r>
+        <w:rPr>
+          <w:lang w:val="zh_TW" w:bidi="zh_TW"/>
+        </w:rPr>
+        <w:t>（</w:t>
+      </w:r>
+      <w:hyperlink r:id="rId66">
+        <w:r>
+          <w:rPr>
+            <w:lang w:val="zh_TW" w:bidi="zh_TW"/>
+          </w:rPr>
+          <w:rPr>
+            <w:color w:val="0000EE"/>
+            <w:u w:val="single"/>
+          </w:rPr>
+          <w:t>徒4:1–2</w:t>
+        </w:r>
+      </w:hyperlink>
+      <w:r>
+        <w:rPr>
+          <w:lang w:val="zh_TW" w:bidi="zh_TW"/>
+        </w:rPr>
+        <w:t>）。撒都該人似乎主導了對使徒和他們</w:t>
+      </w:r>
+      <w:r>
+        <w:rPr>
+          <w:lang w:val="zh_TW" w:bidi="zh_TW"/>
+        </w:rPr>
+        <w:t>傳道</w:t>
+      </w:r>
+      <w:r>
+        <w:rPr>
+          <w:lang w:val="zh_TW" w:bidi="zh_TW"/>
+        </w:rPr>
+        <w:t>的反對聲音。後來，大祭司和撒都該人決定逮捕使徒並將他們關在監獄中（</w:t>
+      </w:r>
+      <w:hyperlink r:id="rId67">
+        <w:r>
+          <w:rPr>
+            <w:lang w:val="zh_TW" w:bidi="zh_TW"/>
+          </w:rPr>
+          <w:rPr>
+            <w:color w:val="0000EE"/>
+            <w:u w:val="single"/>
+          </w:rPr>
+          <w:t>5:17</w:t>
+        </w:r>
+      </w:hyperlink>
+      <w:r>
+        <w:rPr>
+          <w:lang w:val="zh_TW" w:bidi="zh_TW"/>
+        </w:rPr>
+        <w:t>）。</w:t>
+      </w:r>
+      <w:r>
+        <w:rPr>
+          <w:lang w:val="zh_TW" w:bidi="zh_TW"/>
+        </w:rPr>
+        <w:t>新約中唯一提到撒都該人的另一處，是</w:t>
+      </w:r>
+      <w:hyperlink r:id="rId68">
+        <w:r>
+          <w:rPr>
+            <w:lang w:val="zh_TW" w:bidi="zh_TW"/>
+          </w:rPr>
+          <w:rPr>
+            <w:color w:val="0000EE"/>
+            <w:u w:val="single"/>
+          </w:rPr>
+          <w:t>使徒行傳二十三章6至8節</w:t>
         </w:r>
       </w:hyperlink>
       <w:r>
@@ -911,79 +2513,688 @@
         </w:rPr>
         <w:t>，</w:t>
       </w:r>
-      <w:hyperlink r:id="rId24">
-        <w:r>
-          <w:rPr>
-            <w:lang w:val="zh_TW" w:bidi="zh_TW"/>
-          </w:rPr>
-          <w:rPr>
-            <w:color w:val="0000EE"/>
-            <w:u w:val="single"/>
-          </w:rPr>
-          <w:t>15:10</w:t>
-        </w:r>
-      </w:hyperlink>
-      <w:r>
-        <w:rPr>
-          <w:lang w:val="zh_TW" w:bidi="zh_TW"/>
-        </w:rPr>
-        <w:t>）。祂也強調，祂對神父的愛是通過遵守父神的命令來表現的（</w:t>
-      </w:r>
-      <w:hyperlink r:id="rId40">
-        <w:r>
-          <w:rPr>
-            <w:lang w:val="zh_TW" w:bidi="zh_TW"/>
-          </w:rPr>
-          <w:rPr>
-            <w:color w:val="0000EE"/>
-            <w:u w:val="single"/>
-          </w:rPr>
-          <w:t>14:31</w:t>
-        </w:r>
-      </w:hyperlink>
-      <w:r>
-        <w:rPr>
-          <w:lang w:val="zh_TW" w:bidi="zh_TW"/>
-        </w:rPr>
-        <w:t>）。聖經提到許多人的順服是出於他們對神的信心和愛（</w:t>
-      </w:r>
-      <w:hyperlink r:id="rId41">
-        <w:r>
-          <w:rPr>
-            <w:lang w:val="zh_TW" w:bidi="zh_TW"/>
-          </w:rPr>
-          <w:rPr>
-            <w:color w:val="0000EE"/>
-            <w:u w:val="single"/>
-          </w:rPr>
-          <w:t>來11章</w:t>
-        </w:r>
-      </w:hyperlink>
-      <w:r>
-        <w:rPr>
-          <w:lang w:val="zh_TW" w:bidi="zh_TW"/>
-        </w:rPr>
-        <w:t>）。例如，亞伯相信神並獻上更美的祭物（</w:t>
-      </w:r>
-      <w:hyperlink r:id="rId42">
-        <w:r>
-          <w:rPr>
-            <w:lang w:val="zh_TW" w:bidi="zh_TW"/>
-          </w:rPr>
-          <w:rPr>
-            <w:color w:val="0000EE"/>
-            <w:u w:val="single"/>
-          </w:rPr>
-          <w:t>4</w:t>
-        </w:r>
-      </w:hyperlink>
-      <w:r>
-        <w:rPr>
-          <w:lang w:val="zh_TW" w:bidi="zh_TW"/>
-        </w:rPr>
-        <w:t>節）。挪亞相信神的話而建造了一艘大船（或方舟；見</w:t>
-      </w:r>
-      <w:hyperlink r:id="rId43">
+      <w:r>
+        <w:rPr>
+          <w:lang w:val="zh_TW" w:bidi="zh_TW"/>
+        </w:rPr>
+        <w:t>記載</w:t>
+      </w:r>
+      <w:r>
+        <w:rPr>
+          <w:lang w:val="zh_TW" w:bidi="zh_TW"/>
+        </w:rPr>
+        <w:t>了保羅在猶太公會前的審訊。在那次場合中，保羅故意談到他對復活的信心，</w:t>
+      </w:r>
+      <w:r>
+        <w:rPr>
+          <w:lang w:val="zh_TW" w:bidi="zh_TW"/>
+        </w:rPr>
+        <w:t>以</w:t>
+      </w:r>
+      <w:r>
+        <w:rPr>
+          <w:lang w:val="zh_TW" w:bidi="zh_TW"/>
+        </w:rPr>
+        <w:t>引</w:t>
+      </w:r>
+      <w:r>
+        <w:rPr>
+          <w:lang w:val="zh_TW" w:bidi="zh_TW"/>
+        </w:rPr>
+        <w:t>起</w:t>
+      </w:r>
+      <w:r>
+        <w:rPr>
+          <w:lang w:val="zh_TW" w:bidi="zh_TW"/>
+        </w:rPr>
+        <w:t>法利賽人和不信復活的撒都該人之間的分歧。</w:t>
+      </w:r>
+    </w:p>
+    <w:p>
+      <w:pPr/>
+      <w:r>
+        <w:rPr>
+          <w:lang w:val="zh_TW" w:bidi="zh_TW"/>
+        </w:rPr>
+      </w:r>
+      <w:r>
+        <w:rPr>
+          <w:lang w:val="zh_TW" w:bidi="zh_TW"/>
+        </w:rPr>
+        <w:t>因此，從這些新約經文中，我們了解到撒都該人的基本信條、他們在大祭司家族中的顯赫地位，以及</w:t>
+      </w:r>
+      <w:r>
+        <w:rPr>
+          <w:lang w:val="zh_TW" w:bidi="zh_TW"/>
+        </w:rPr>
+        <w:t>他們與</w:t>
+      </w:r>
+      <w:r>
+        <w:rPr>
+          <w:lang w:val="zh_TW" w:bidi="zh_TW"/>
+        </w:rPr>
+        <w:t>法利賽人之間的</w:t>
+      </w:r>
+      <w:r>
+        <w:rPr>
+          <w:lang w:val="zh_TW" w:bidi="zh_TW"/>
+        </w:rPr>
+        <w:t>分歧。</w:t>
+      </w:r>
+    </w:p>
+    <w:p>
+      <w:pPr/>
+      <w:r>
+        <w:rPr>
+          <w:lang w:val="zh_TW" w:bidi="zh_TW"/>
+        </w:rPr>
+      </w:r>
+      <w:r>
+        <w:rPr>
+          <w:lang w:val="zh_TW" w:bidi="zh_TW"/>
+        </w:rPr>
+        <w:t>約瑟夫是公元一世紀末的猶太歷史學家，</w:t>
+      </w:r>
+      <w:r>
+        <w:rPr>
+          <w:lang w:val="zh_TW" w:bidi="zh_TW"/>
+        </w:rPr>
+        <w:t>他</w:t>
+      </w:r>
+      <w:r>
+        <w:rPr>
+          <w:lang w:val="zh_TW" w:bidi="zh_TW"/>
+        </w:rPr>
+        <w:t>補充了新約中關於這個派別的一些</w:t>
+      </w:r>
+      <w:r>
+        <w:rPr>
+          <w:lang w:val="zh_TW" w:bidi="zh_TW"/>
+        </w:rPr>
+        <w:t>信息</w:t>
+      </w:r>
+      <w:r>
+        <w:rPr>
+          <w:lang w:val="zh_TW" w:bidi="zh_TW"/>
+        </w:rPr>
+        <w:t>。他指出，與法利賽人和愛色尼派（Essenes）不同，</w:t>
+      </w:r>
+      <w:r>
+        <w:rPr>
+          <w:lang w:val="zh_TW" w:bidi="zh_TW"/>
+        </w:rPr>
+        <w:t>撒都該人</w:t>
+      </w:r>
+      <w:r>
+        <w:rPr>
+          <w:lang w:val="zh_TW" w:bidi="zh_TW"/>
+        </w:rPr>
+        <w:t>不承認神的主權護理，而強調我們所遭遇的一切都是我們所做的善或惡的結果（猶太古史記 13.5.9；猶太戰史</w:t>
+      </w:r>
+      <w:r>
+        <w:rPr>
+          <w:i/>
+          <w:lang w:val="zh_TW" w:bidi="zh_TW"/>
+        </w:rPr>
+        <w:t xml:space="preserve"> </w:t>
+      </w:r>
+      <w:r>
+        <w:rPr>
+          <w:lang w:val="zh_TW" w:bidi="zh_TW"/>
+        </w:rPr>
+        <w:t>2.8.14）。約瑟夫以類似新約的方式提到，撒都該人拒絕「靈魂的不朽持續性，以及在陰間的懲罰和獎賞」（猶太戰史 2.8.14）。他們宣稱「靈魂隨著身體一起死去」（</w:t>
+      </w:r>
+      <w:r>
+        <w:rPr>
+          <w:i/>
+          <w:lang w:val="zh_TW" w:bidi="zh_TW"/>
+        </w:rPr>
+        <w:t xml:space="preserve">猶太古史記 </w:t>
+      </w:r>
+      <w:r>
+        <w:rPr>
+          <w:lang w:val="zh_TW" w:bidi="zh_TW"/>
+        </w:rPr>
+        <w:t>18.1.4）。早期基督教作家——希坡律陀（Hippolytus）、俄利根（</w:t>
+      </w:r>
+      <w:r>
+        <w:rPr>
+          <w:lang w:val="zh_TW" w:bidi="zh_TW"/>
+        </w:rPr>
+        <w:t>Origen</w:t>
+      </w:r>
+      <w:r>
+        <w:rPr>
+          <w:lang w:val="zh_TW" w:bidi="zh_TW"/>
+        </w:rPr>
+        <w:t>）和耶柔米（</w:t>
+      </w:r>
+      <w:r>
+        <w:rPr>
+          <w:lang w:val="zh_TW" w:bidi="zh_TW"/>
+        </w:rPr>
+        <w:t>Jerome</w:t>
+      </w:r>
+      <w:r>
+        <w:rPr>
+          <w:lang w:val="zh_TW" w:bidi="zh_TW"/>
+        </w:rPr>
+        <w:t>）——表示撒都該人只接受摩西五經，而不接受其它舊約</w:t>
+      </w:r>
+      <w:r>
+        <w:rPr>
+          <w:lang w:val="zh_TW" w:bidi="zh_TW"/>
+        </w:rPr>
+        <w:t>書卷</w:t>
+      </w:r>
+      <w:r>
+        <w:rPr>
+          <w:lang w:val="zh_TW" w:bidi="zh_TW"/>
+        </w:rPr>
+        <w:t>。然而，他們似乎並不反對其它舊約書卷整體（不過我們可能懷疑，他們是否接受像但以理書這樣明確提到死人復活的書卷），而是反對法利賽人引入的律法規條，並主張只有舊約律法應被視為強制性的。在這一點上，</w:t>
+      </w:r>
+      <w:r>
+        <w:rPr>
+          <w:lang w:val="zh_TW" w:bidi="zh_TW"/>
+        </w:rPr>
+        <w:t>以及他們對天使和死後生命的否定上</w:t>
+      </w:r>
+      <w:r>
+        <w:rPr>
+          <w:lang w:val="zh_TW" w:bidi="zh_TW"/>
+        </w:rPr>
+        <w:t>，他們似乎</w:t>
+      </w:r>
+      <w:r>
+        <w:rPr>
+          <w:lang w:val="zh_TW" w:bidi="zh_TW"/>
+        </w:rPr>
+        <w:t>視法利賽人為革新者</w:t>
+      </w:r>
+      <w:r>
+        <w:rPr>
+          <w:lang w:val="zh_TW" w:bidi="zh_TW"/>
+        </w:rPr>
+        <w:t>，</w:t>
+      </w:r>
+      <w:r>
+        <w:rPr>
+          <w:lang w:val="zh_TW" w:bidi="zh_TW"/>
+        </w:rPr>
+        <w:t>而自視為保守派</w:t>
+      </w:r>
+      <w:r>
+        <w:rPr>
+          <w:lang w:val="zh_TW" w:bidi="zh_TW"/>
+        </w:rPr>
+        <w:t>。</w:t>
+      </w:r>
+    </w:p>
+    <w:p>
+      <w:pPr/>
+      <w:r>
+        <w:rPr>
+          <w:lang w:val="zh_TW" w:bidi="zh_TW"/>
+        </w:rPr>
+      </w:r>
+      <w:r>
+        <w:rPr>
+          <w:lang w:val="zh_TW" w:bidi="zh_TW"/>
+        </w:rPr>
+        <w:t>另一個</w:t>
+      </w:r>
+      <w:r>
+        <w:rPr>
+          <w:lang w:val="zh_TW" w:bidi="zh_TW"/>
+        </w:rPr>
+        <w:t>關於撒都該人的主要</w:t>
+      </w:r>
+      <w:r>
+        <w:rPr>
+          <w:lang w:val="zh_TW" w:bidi="zh_TW"/>
+        </w:rPr>
+        <w:t>資料</w:t>
+      </w:r>
+      <w:r>
+        <w:rPr>
+          <w:lang w:val="zh_TW" w:bidi="zh_TW"/>
+        </w:rPr>
+        <w:t>來源是米示拿（Mishnah），這是拉比教導的彙編，在公元二世紀成書。撒都該人反對法利賽人試圖強加於民眾的許多詳細規條（巴拉 3.3、7）。此外，它也表明，撒都該人比其它猶太派別，更傾向妥協接受外邦人的方式（拿達</w:t>
+      </w:r>
+      <w:r>
+        <w:rPr>
+          <w:i/>
+          <w:lang w:val="zh_TW" w:bidi="zh_TW"/>
+        </w:rPr>
+        <w:t xml:space="preserve"> </w:t>
+      </w:r>
+      <w:r>
+        <w:rPr>
+          <w:lang w:val="zh_TW" w:bidi="zh_TW"/>
+        </w:rPr>
+        <w:t>4.2）。</w:t>
+      </w:r>
+    </w:p>
+    <w:p>
+      <w:pPr/>
+      <w:r>
+        <w:rPr>
+          <w:lang w:val="zh_TW" w:bidi="zh_TW"/>
+        </w:rPr>
+      </w:r>
+      <w:r>
+        <w:rPr>
+          <w:i/>
+          <w:lang w:val="zh_TW" w:bidi="zh_TW"/>
+        </w:rPr>
+        <w:t>參見</w:t>
+      </w:r>
+      <w:r>
+        <w:rPr>
+          <w:lang w:val="zh_TW" w:bidi="zh_TW"/>
+        </w:rPr>
+        <w:t xml:space="preserve"> </w:t>
+      </w:r>
+      <w:r>
+        <w:rPr>
+          <w:lang w:val="zh_TW" w:bidi="zh_TW"/>
+        </w:rPr>
+        <w:t>愛色尼派</w:t>
+      </w:r>
+      <w:r>
+        <w:rPr>
+          <w:lang w:val="zh_TW" w:bidi="zh_TW"/>
+        </w:rPr>
+        <w:t>，</w:t>
+      </w:r>
+      <w:r>
+        <w:rPr>
+          <w:lang w:val="zh_TW" w:bidi="zh_TW"/>
+        </w:rPr>
+        <w:t>猶太教</w:t>
+      </w:r>
+      <w:r>
+        <w:rPr>
+          <w:lang w:val="zh_TW" w:bidi="zh_TW"/>
+        </w:rPr>
+        <w:t>，</w:t>
+      </w:r>
+      <w:r>
+        <w:rPr>
+          <w:lang w:val="zh_TW" w:bidi="zh_TW"/>
+        </w:rPr>
+        <w:t>法利賽人</w:t>
+      </w:r>
+      <w:r>
+        <w:rPr>
+          <w:lang w:val="zh_TW" w:bidi="zh_TW"/>
+        </w:rPr>
+        <w:t>。</w:t>
+      </w:r>
+      <w:r>
+        <w:rPr>
+          <w:lang w:val="zh_TW" w:bidi="zh_TW"/>
+        </w:rPr>
+      </w:r>
+      <w:r>
+        <w:rPr>
+          <w:lang w:val="zh_TW" w:bidi="zh_TW"/>
+        </w:rPr>
+      </w:r>
+    </w:p>
+    <w:p>
+      <w:pPr/>
+      <w:r>
+        <w:rPr>
+          <w:lang w:val="zh_TW" w:bidi="zh_TW"/>
+        </w:rPr>
+      </w:r>
+    </w:p>
+    <w:p>
+      <w:pPr>
+        <w:pStyle w:val="Heading2"/>
+      </w:pPr>
+      <w:r>
+        <w:rPr>
+          <w:lang w:val="zh_TW" w:bidi="zh_TW"/>
+        </w:rPr>
+        <w:t>撒弗他</w:t>
+      </w:r>
+      <w:r>
+        <w:rPr>
+          <w:lang w:val="zh_TW" w:bidi="zh_TW"/>
+        </w:rPr>
+      </w:r>
+    </w:p>
+    <w:p>
+      <w:pPr/>
+      <w:r>
+        <w:rPr>
+          <w:lang w:val="zh_TW" w:bidi="zh_TW"/>
+        </w:rPr>
+      </w:r>
+      <w:r>
+        <w:rPr>
+          <w:lang w:val="zh_TW" w:bidi="zh_TW"/>
+        </w:rPr>
+        <w:t>古實的五個兒子之一，是</w:t>
+      </w:r>
+      <w:r>
+        <w:rPr>
+          <w:lang w:val="zh_TW" w:bidi="zh_TW"/>
+        </w:rPr>
+        <w:t>挪亞經由含這一支系的後裔</w:t>
+      </w:r>
+      <w:r>
+        <w:rPr>
+          <w:lang w:val="zh_TW" w:bidi="zh_TW"/>
+        </w:rPr>
+        <w:t>（</w:t>
+      </w:r>
+      <w:hyperlink r:id="rId69">
+        <w:r>
+          <w:rPr>
+            <w:lang w:val="zh_TW" w:bidi="zh_TW"/>
+          </w:rPr>
+          <w:rPr>
+            <w:color w:val="0000EE"/>
+            <w:u w:val="single"/>
+          </w:rPr>
+          <w:t>創10:7</w:t>
+        </w:r>
+      </w:hyperlink>
+      <w:r>
+        <w:rPr>
+          <w:lang w:val="zh_TW" w:bidi="zh_TW"/>
+        </w:rPr>
+        <w:t>；</w:t>
+      </w:r>
+      <w:hyperlink r:id="rId70">
+        <w:r>
+          <w:rPr>
+            <w:lang w:val="zh_TW" w:bidi="zh_TW"/>
+          </w:rPr>
+          <w:rPr>
+            <w:color w:val="0000EE"/>
+            <w:u w:val="single"/>
+          </w:rPr>
+          <w:t>代上1:9</w:t>
+        </w:r>
+      </w:hyperlink>
+      <w:r>
+        <w:rPr>
+          <w:lang w:val="zh_TW" w:bidi="zh_TW"/>
+        </w:rPr>
+        <w:t>）。據推測，撒弗他定居在阿拉伯南岸，那裡有幾座城市就是以他的名字命名的。</w:t>
+      </w:r>
+      <w:r>
+        <w:rPr>
+          <w:lang w:val="zh_TW" w:bidi="zh_TW"/>
+        </w:rPr>
+      </w:r>
+      <w:r>
+        <w:rPr>
+          <w:lang w:val="zh_TW" w:bidi="zh_TW"/>
+        </w:rPr>
+      </w:r>
+    </w:p>
+    <w:p>
+      <w:pPr/>
+      <w:r>
+        <w:rPr>
+          <w:lang w:val="zh_TW" w:bidi="zh_TW"/>
+        </w:rPr>
+      </w:r>
+    </w:p>
+    <w:p>
+      <w:pPr>
+        <w:pStyle w:val="Heading2"/>
+      </w:pPr>
+      <w:r>
+        <w:rPr>
+          <w:lang w:val="zh_TW" w:bidi="zh_TW"/>
+        </w:rPr>
+        <w:t>撒弗提迦</w:t>
+      </w:r>
+      <w:r>
+        <w:rPr>
+          <w:lang w:val="zh_TW" w:bidi="zh_TW"/>
+        </w:rPr>
+      </w:r>
+    </w:p>
+    <w:p>
+      <w:pPr/>
+      <w:r>
+        <w:rPr>
+          <w:lang w:val="zh_TW" w:bidi="zh_TW"/>
+        </w:rPr>
+      </w:r>
+      <w:r>
+        <w:rPr>
+          <w:lang w:val="zh_TW" w:bidi="zh_TW"/>
+        </w:rPr>
+        <w:t>古實的五個兒子之一，是</w:t>
+      </w:r>
+      <w:r>
+        <w:rPr>
+          <w:lang w:val="zh_TW" w:bidi="zh_TW"/>
+        </w:rPr>
+        <w:t>挪亞的後裔含的家系</w:t>
+      </w:r>
+      <w:r>
+        <w:rPr>
+          <w:lang w:val="zh_TW" w:bidi="zh_TW"/>
+        </w:rPr>
+        <w:t>（</w:t>
+      </w:r>
+      <w:hyperlink r:id="rId69">
+        <w:r>
+          <w:rPr>
+            <w:lang w:val="zh_TW" w:bidi="zh_TW"/>
+          </w:rPr>
+          <w:rPr>
+            <w:color w:val="0000EE"/>
+            <w:u w:val="single"/>
+          </w:rPr>
+          <w:t>創10:7</w:t>
+        </w:r>
+      </w:hyperlink>
+      <w:r>
+        <w:rPr>
+          <w:lang w:val="zh_TW" w:bidi="zh_TW"/>
+        </w:rPr>
+        <w:t>；</w:t>
+      </w:r>
+      <w:hyperlink r:id="rId70">
+        <w:r>
+          <w:rPr>
+            <w:lang w:val="zh_TW" w:bidi="zh_TW"/>
+          </w:rPr>
+          <w:rPr>
+            <w:color w:val="0000EE"/>
+            <w:u w:val="single"/>
+          </w:rPr>
+          <w:t>代上1:9</w:t>
+        </w:r>
+      </w:hyperlink>
+      <w:r>
+        <w:rPr>
+          <w:lang w:val="zh_TW" w:bidi="zh_TW"/>
+        </w:rPr>
+        <w:t>）。撒弗提迦定居在阿拉伯地區。</w:t>
+      </w:r>
+      <w:r>
+        <w:rPr>
+          <w:lang w:val="zh_TW" w:bidi="zh_TW"/>
+        </w:rPr>
+      </w:r>
+      <w:r>
+        <w:rPr>
+          <w:lang w:val="zh_TW" w:bidi="zh_TW"/>
+        </w:rPr>
+      </w:r>
+    </w:p>
+    <w:p>
+      <w:pPr/>
+      <w:r>
+        <w:rPr>
+          <w:lang w:val="zh_TW" w:bidi="zh_TW"/>
+        </w:rPr>
+      </w:r>
+    </w:p>
+    <w:p>
+      <w:pPr>
+        <w:pStyle w:val="Heading2"/>
+      </w:pPr>
+      <w:r>
+        <w:rPr>
+          <w:lang w:val="zh_TW" w:bidi="zh_TW"/>
+        </w:rPr>
+        <w:t>撒拉</w:t>
+      </w:r>
+      <w:r>
+        <w:rPr>
+          <w:lang w:val="zh_TW" w:bidi="zh_TW"/>
+        </w:rPr>
+      </w:r>
+    </w:p>
+    <w:p>
+      <w:pPr>
+        <w:pStyle w:val="ListNumber"/>
+        <w:numPr>
+          <w:ilvl w:val="0"/>
+          <w:numId w:val="15"/>
+        </w:numPr>
+        <w:spacing w:line="240" w:lineRule="auto"/>
+        <w:ind w:left="720"/>
+      </w:pPr>
+      <w:r>
+        <w:rPr>
+          <w:lang w:val="zh_TW" w:bidi="zh_TW"/>
+        </w:rPr>
+      </w:r>
+      <w:r>
+        <w:rPr>
+          <w:lang w:val="zh_TW" w:bidi="zh_TW"/>
+        </w:rPr>
+        <w:t>亞伯拉罕的妻子。撒拉原本的名字叫「撒萊」 （</w:t>
+      </w:r>
+      <w:hyperlink r:id="rId71">
+        <w:r>
+          <w:rPr>
+            <w:lang w:val="zh_TW" w:bidi="zh_TW"/>
+          </w:rPr>
+          <w:rPr>
+            <w:color w:val="0000EE"/>
+            <w:u w:val="single"/>
+          </w:rPr>
+          <w:t>創11:29</w:t>
+        </w:r>
+      </w:hyperlink>
+      <w:r>
+        <w:rPr>
+          <w:lang w:val="zh_TW" w:bidi="zh_TW"/>
+        </w:rPr>
+        <w:t>）。當神應許她會生一個兒子，並成為多國、多王的母親時，神就把她的名字改成了撒拉（意思是「公主」)（</w:t>
+      </w:r>
+      <w:hyperlink r:id="rId72">
+        <w:r>
+          <w:rPr>
+            <w:lang w:val="zh_TW" w:bidi="zh_TW"/>
+          </w:rPr>
+          <w:rPr>
+            <w:color w:val="0000EE"/>
+            <w:u w:val="single"/>
+          </w:rPr>
+          <w:t>17:15–16</w:t>
+        </w:r>
+      </w:hyperlink>
+      <w:r>
+        <w:rPr>
+          <w:lang w:val="zh_TW" w:bidi="zh_TW"/>
+        </w:rPr>
+        <w:t>）。撒拉既是亞伯拉罕的妻子，也是他同父異母的妹妹（</w:t>
+      </w:r>
+      <w:hyperlink r:id="rId73">
+        <w:r>
+          <w:rPr>
+            <w:lang w:val="zh_TW" w:bidi="zh_TW"/>
+          </w:rPr>
+          <w:rPr>
+            <w:color w:val="0000EE"/>
+            <w:u w:val="single"/>
+          </w:rPr>
+          <w:t>20:12</w:t>
+        </w:r>
+      </w:hyperlink>
+      <w:r>
+        <w:rPr>
+          <w:lang w:val="zh_TW" w:bidi="zh_TW"/>
+        </w:rPr>
+        <w:t>）。</w:t>
+        <w:br/>
+      </w:r>
+      <w:r>
+        <w:rPr>
+          <w:lang w:val="zh_TW" w:bidi="zh_TW"/>
+        </w:rPr>
+        <w:t>撒拉一路跟隨亞伯拉罕，從迦勒底的吾珥搬到哈蘭，最後進入了迦南地（</w:t>
+      </w:r>
+      <w:hyperlink r:id="rId74">
+        <w:r>
+          <w:rPr>
+            <w:lang w:val="zh_TW" w:bidi="zh_TW"/>
+          </w:rPr>
+          <w:rPr>
+            <w:color w:val="0000EE"/>
+            <w:u w:val="single"/>
+          </w:rPr>
+          <w:t>創11:31</w:t>
+        </w:r>
+      </w:hyperlink>
+      <w:r>
+        <w:rPr>
+          <w:lang w:val="zh_TW" w:bidi="zh_TW"/>
+        </w:rPr>
+        <w:t>，</w:t>
+      </w:r>
+      <w:hyperlink r:id="rId75">
+        <w:r>
+          <w:rPr>
+            <w:lang w:val="zh_TW" w:bidi="zh_TW"/>
+          </w:rPr>
+          <w:rPr>
+            <w:color w:val="0000EE"/>
+            <w:u w:val="single"/>
+          </w:rPr>
+          <w:t>12:5</w:t>
+        </w:r>
+      </w:hyperlink>
+      <w:r>
+        <w:rPr>
+          <w:lang w:val="zh_TW" w:bidi="zh_TW"/>
+        </w:rPr>
+        <w:t>）。有很長一段時間，她都無法生育。儘管神曾應許亞伯拉罕，說要讓他成為大國（在</w:t>
+      </w:r>
+      <w:hyperlink r:id="rId76">
+        <w:r>
+          <w:rPr>
+            <w:lang w:val="zh_TW" w:bidi="zh_TW"/>
+          </w:rPr>
+          <w:rPr>
+            <w:color w:val="0000EE"/>
+            <w:u w:val="single"/>
+          </w:rPr>
+          <w:t>12:2</w:t>
+        </w:r>
+      </w:hyperlink>
+      <w:r>
+        <w:rPr>
+          <w:lang w:val="zh_TW" w:bidi="zh_TW"/>
+        </w:rPr>
+        <w:t>中），並要把迦南地賜給他的後裔（</w:t>
+      </w:r>
+      <w:hyperlink r:id="rId77">
         <w:r>
           <w:rPr>
             <w:lang w:val="zh_TW" w:bidi="zh_TW"/>
@@ -999,54 +3210,133 @@
         <w:rPr>
           <w:lang w:val="zh_TW" w:bidi="zh_TW"/>
         </w:rPr>
-        <w:t>節）。亞伯拉罕憑著信心在神的指示下離開吾珥的家，那時他並不知道自己的目的地（</w:t>
-      </w:r>
-      <w:hyperlink r:id="rId22">
-        <w:r>
-          <w:rPr>
-            <w:lang w:val="zh_TW" w:bidi="zh_TW"/>
-          </w:rPr>
-          <w:rPr>
-            <w:color w:val="0000EE"/>
-            <w:u w:val="single"/>
-          </w:rPr>
-          <w:t>8</w:t>
-        </w:r>
-      </w:hyperlink>
-      <w:r>
-        <w:rPr>
-          <w:lang w:val="zh_TW" w:bidi="zh_TW"/>
-        </w:rPr>
-        <w:t>節）。摩西因信神而拒絕了被稱為法老兒子的特權，寧願選擇與神的百姓以色列人同在（</w:t>
-      </w:r>
-      <w:hyperlink r:id="rId44">
-        <w:r>
-          <w:rPr>
-            <w:lang w:val="zh_TW" w:bidi="zh_TW"/>
-          </w:rPr>
-          <w:rPr>
-            <w:color w:val="0000EE"/>
-            <w:u w:val="single"/>
-          </w:rPr>
-          <w:t>24–25</w:t>
-        </w:r>
-      </w:hyperlink>
-      <w:r>
-        <w:rPr>
-          <w:lang w:val="zh_TW" w:bidi="zh_TW"/>
-        </w:rPr>
-        <w:t>節）。信而順服神的最大例子是耶穌基督自己。祂虛己，取了奴僕的形象，謙卑自己，順服至死，甚至死在十字架上（</w:t>
-      </w:r>
-      <w:hyperlink r:id="rId45">
-        <w:r>
-          <w:rPr>
-            <w:lang w:val="zh_TW" w:bidi="zh_TW"/>
-          </w:rPr>
-          <w:rPr>
-            <w:color w:val="0000EE"/>
-            <w:u w:val="single"/>
-          </w:rPr>
-          <w:t>腓2:7–8</w:t>
+        <w:t>節），但撒拉依然一直沒有孩子。</w:t>
+        <w:br/>
+      </w:r>
+      <w:r>
+        <w:rPr>
+          <w:lang w:val="zh_TW" w:bidi="zh_TW"/>
+        </w:rPr>
+        <w:t>十年過去了，撒拉還是沒有懷孕（參</w:t>
+      </w:r>
+      <w:hyperlink r:id="rId78">
+        <w:r>
+          <w:rPr>
+            <w:lang w:val="zh_TW" w:bidi="zh_TW"/>
+          </w:rPr>
+          <w:rPr>
+            <w:color w:val="0000EE"/>
+            <w:u w:val="single"/>
+          </w:rPr>
+          <w:t>創12:4</w:t>
+        </w:r>
+      </w:hyperlink>
+      <w:r>
+        <w:rPr>
+          <w:lang w:val="zh_TW" w:bidi="zh_TW"/>
+        </w:rPr>
+        <w:t>，</w:t>
+      </w:r>
+      <w:hyperlink r:id="rId79">
+        <w:r>
+          <w:rPr>
+            <w:lang w:val="zh_TW" w:bidi="zh_TW"/>
+          </w:rPr>
+          <w:rPr>
+            <w:color w:val="0000EE"/>
+            <w:u w:val="single"/>
+          </w:rPr>
+          <w:t>16:16</w:t>
+        </w:r>
+      </w:hyperlink>
+      <w:r>
+        <w:rPr>
+          <w:lang w:val="zh_TW" w:bidi="zh_TW"/>
+        </w:rPr>
+        <w:t>）。於是，她把自己的埃及使女夏甲送給亞伯拉罕當妾，夏甲隨後生下一個兒子，名叫以實瑪利（</w:t>
+      </w:r>
+      <w:hyperlink r:id="rId80">
+        <w:r>
+          <w:rPr>
+            <w:lang w:val="zh_TW" w:bidi="zh_TW"/>
+          </w:rPr>
+          <w:rPr>
+            <w:color w:val="0000EE"/>
+            <w:u w:val="single"/>
+          </w:rPr>
+          <w:t>16:3–4</w:t>
+        </w:r>
+      </w:hyperlink>
+      <w:r>
+        <w:rPr>
+          <w:lang w:val="zh_TW" w:bidi="zh_TW"/>
+        </w:rPr>
+        <w:t>）。雖然神應許以實瑪利也會成為大國（</w:t>
+      </w:r>
+      <w:hyperlink r:id="rId81">
+        <w:r>
+          <w:rPr>
+            <w:lang w:val="zh_TW" w:bidi="zh_TW"/>
+          </w:rPr>
+          <w:rPr>
+            <w:color w:val="0000EE"/>
+            <w:u w:val="single"/>
+          </w:rPr>
+          <w:t>17:20</w:t>
+        </w:r>
+      </w:hyperlink>
+      <w:r>
+        <w:rPr>
+          <w:lang w:val="zh_TW" w:bidi="zh_TW"/>
+        </w:rPr>
+        <w:t>），但神說，以實瑪利並不是那個應許的孩子。神指明撒拉才是那個孩子的母親，儘管撒拉在聽到這個預言時還笑了一下。最後，隨著以撒的出生，這個預言實現了（</w:t>
+      </w:r>
+      <w:hyperlink r:id="rId82">
+        <w:r>
+          <w:rPr>
+            <w:lang w:val="zh_TW" w:bidi="zh_TW"/>
+          </w:rPr>
+          <w:rPr>
+            <w:color w:val="0000EE"/>
+            <w:u w:val="single"/>
+          </w:rPr>
+          <w:t>21:2–3</w:t>
+        </w:r>
+      </w:hyperlink>
+      <w:r>
+        <w:rPr>
+          <w:lang w:val="zh_TW" w:bidi="zh_TW"/>
+        </w:rPr>
+        <w:t>）。那時撒拉已經90歲了，這距離神第一次應許亞伯拉罕會有孩子已經過了25年（</w:t>
+      </w:r>
+      <w:hyperlink r:id="rId83">
+        <w:r>
+          <w:rPr>
+            <w:lang w:val="zh_TW" w:bidi="zh_TW"/>
+          </w:rPr>
+          <w:rPr>
+            <w:color w:val="0000EE"/>
+            <w:u w:val="single"/>
+          </w:rPr>
+          <w:t>17:17</w:t>
+        </w:r>
+      </w:hyperlink>
+      <w:r>
+        <w:rPr>
+          <w:lang w:val="zh_TW" w:bidi="zh_TW"/>
+        </w:rPr>
+        <w:t>，</w:t>
+      </w:r>
+      <w:hyperlink r:id="rId84">
+        <w:r>
+          <w:rPr>
+            <w:lang w:val="zh_TW" w:bidi="zh_TW"/>
+          </w:rPr>
+          <w:rPr>
+            <w:color w:val="0000EE"/>
+            <w:u w:val="single"/>
+          </w:rPr>
+          <w:t>21:5</w:t>
         </w:r>
       </w:hyperlink>
       <w:r>
@@ -1054,6 +3344,2118 @@
           <w:lang w:val="zh_TW" w:bidi="zh_TW"/>
         </w:rPr>
         <w:t>）。</w:t>
+        <w:br/>
+      </w:r>
+      <w:r>
+        <w:rPr>
+          <w:lang w:val="zh_TW" w:bidi="zh_TW"/>
+        </w:rPr>
+        <w:t>在亞伯拉罕和撒拉剛到迦南時，因為當地發生饑荒，他們不得不去埃及避難。亞伯拉罕告訴埃及人說，撒拉只是他的妹妹而不是妻子。因為撒拉非常漂亮，所以法老（埃及的王）就把她接進了宮裡（</w:t>
+      </w:r>
+      <w:hyperlink r:id="rId85">
+        <w:r>
+          <w:rPr>
+            <w:lang w:val="zh_TW" w:bidi="zh_TW"/>
+          </w:rPr>
+          <w:rPr>
+            <w:color w:val="0000EE"/>
+            <w:u w:val="single"/>
+          </w:rPr>
+          <w:t>創12:11–15</w:t>
+        </w:r>
+      </w:hyperlink>
+      <w:r>
+        <w:rPr>
+          <w:lang w:val="zh_TW" w:bidi="zh_TW"/>
+        </w:rPr>
+        <w:t>）。埃及人因此對亞伯拉罕很好，沒有殺他。神為了保護撒拉和亞伯拉罕的婚姻，降下災禍給法老全家，直到法老放走撒拉為止。</w:t>
+        <w:br/>
+      </w:r>
+      <w:r>
+        <w:rPr>
+          <w:lang w:val="zh_TW" w:bidi="zh_TW"/>
+        </w:rPr>
+        <w:t>類似的事情後來在基拉耳也發生過，當時的王亞比米勒也把撒拉接進了家門（第</w:t>
+      </w:r>
+      <w:hyperlink r:id="rId86">
+        <w:r>
+          <w:rPr>
+            <w:lang w:val="zh_TW" w:bidi="zh_TW"/>
+          </w:rPr>
+          <w:rPr>
+            <w:color w:val="0000EE"/>
+            <w:u w:val="single"/>
+          </w:rPr>
+          <w:t>20</w:t>
+        </w:r>
+      </w:hyperlink>
+      <w:r>
+        <w:rPr>
+          <w:lang w:val="zh_TW" w:bidi="zh_TW"/>
+        </w:rPr>
+        <w:t>章）。神再次保護了撒拉，保住她作為應許之子母親的身分。神確保了以撒就是亞伯拉罕和撒拉親生兒子的事實，不會有任何疑慮。這件事發生後不久，以撒就出生了（</w:t>
+      </w:r>
+      <w:hyperlink r:id="rId87">
+        <w:r>
+          <w:rPr>
+            <w:lang w:val="zh_TW" w:bidi="zh_TW"/>
+          </w:rPr>
+          <w:rPr>
+            <w:color w:val="0000EE"/>
+            <w:u w:val="single"/>
+          </w:rPr>
+          <w:t>21:1–5</w:t>
+        </w:r>
+      </w:hyperlink>
+      <w:r>
+        <w:rPr>
+          <w:lang w:val="zh_TW" w:bidi="zh_TW"/>
+        </w:rPr>
+        <w:t>），其出生大約是在神應許的一年後（</w:t>
+      </w:r>
+      <w:hyperlink r:id="rId88">
+        <w:r>
+          <w:rPr>
+            <w:lang w:val="zh_TW" w:bidi="zh_TW"/>
+          </w:rPr>
+          <w:rPr>
+            <w:color w:val="0000EE"/>
+            <w:u w:val="single"/>
+          </w:rPr>
+          <w:t>17:21</w:t>
+        </w:r>
+      </w:hyperlink>
+      <w:r>
+        <w:rPr>
+          <w:lang w:val="zh_TW" w:bidi="zh_TW"/>
+        </w:rPr>
+        <w:t>；</w:t>
+      </w:r>
+      <w:hyperlink r:id="rId89">
+        <w:r>
+          <w:rPr>
+            <w:lang w:val="zh_TW" w:bidi="zh_TW"/>
+          </w:rPr>
+          <w:rPr>
+            <w:color w:val="0000EE"/>
+            <w:u w:val="single"/>
+          </w:rPr>
+          <w:t>18:10–14</w:t>
+        </w:r>
+      </w:hyperlink>
+      <w:r>
+        <w:rPr>
+          <w:lang w:val="zh_TW" w:bidi="zh_TW"/>
+        </w:rPr>
+        <w:t>）。撒拉去世時享年127歲，安葬在麥比拉的洞，那是亞伯拉罕向赫人以弗崙買下的地方（第</w:t>
+      </w:r>
+      <w:hyperlink r:id="rId90">
+        <w:r>
+          <w:rPr>
+            <w:lang w:val="zh_TW" w:bidi="zh_TW"/>
+          </w:rPr>
+          <w:rPr>
+            <w:color w:val="0000EE"/>
+            <w:u w:val="single"/>
+          </w:rPr>
+          <w:t>23</w:t>
+        </w:r>
+      </w:hyperlink>
+      <w:r>
+        <w:rPr>
+          <w:lang w:val="zh_TW" w:bidi="zh_TW"/>
+        </w:rPr>
+        <w:t>章）。</w:t>
+        <w:br/>
+      </w:r>
+      <w:r>
+        <w:rPr>
+          <w:lang w:val="zh_TW" w:bidi="zh_TW"/>
+        </w:rPr>
+        <w:t>除了創世記，舊約聖經只在</w:t>
+      </w:r>
+      <w:hyperlink r:id="rId91">
+        <w:r>
+          <w:rPr>
+            <w:lang w:val="zh_TW" w:bidi="zh_TW"/>
+          </w:rPr>
+          <w:rPr>
+            <w:color w:val="0000EE"/>
+            <w:u w:val="single"/>
+          </w:rPr>
+          <w:t>以賽亞書五十一章2節</w:t>
+        </w:r>
+      </w:hyperlink>
+      <w:r>
+        <w:rPr>
+          <w:lang w:val="zh_TW" w:bidi="zh_TW"/>
+        </w:rPr>
+        <w:t>提到過撒拉。新約聖經則在</w:t>
+      </w:r>
+      <w:hyperlink r:id="rId92">
+        <w:r>
+          <w:rPr>
+            <w:lang w:val="zh_TW" w:bidi="zh_TW"/>
+          </w:rPr>
+          <w:rPr>
+            <w:color w:val="0000EE"/>
+            <w:u w:val="single"/>
+          </w:rPr>
+          <w:t>羅馬書四章19節</w:t>
+        </w:r>
+      </w:hyperlink>
+      <w:r>
+        <w:rPr>
+          <w:lang w:val="zh_TW" w:bidi="zh_TW"/>
+        </w:rPr>
+        <w:t>、</w:t>
+      </w:r>
+      <w:hyperlink r:id="rId93">
+        <w:r>
+          <w:rPr>
+            <w:lang w:val="zh_TW" w:bidi="zh_TW"/>
+          </w:rPr>
+          <w:rPr>
+            <w:color w:val="0000EE"/>
+            <w:u w:val="single"/>
+          </w:rPr>
+          <w:t>九章9節</w:t>
+        </w:r>
+      </w:hyperlink>
+      <w:r>
+        <w:rPr>
+          <w:lang w:val="zh_TW" w:bidi="zh_TW"/>
+        </w:rPr>
+        <w:t>、</w:t>
+      </w:r>
+      <w:hyperlink r:id="rId94">
+        <w:r>
+          <w:rPr>
+            <w:lang w:val="zh_TW" w:bidi="zh_TW"/>
+          </w:rPr>
+          <w:rPr>
+            <w:color w:val="0000EE"/>
+            <w:u w:val="single"/>
+          </w:rPr>
+          <w:t>希伯來書十一章11節</w:t>
+        </w:r>
+      </w:hyperlink>
+      <w:r>
+        <w:rPr>
+          <w:lang w:val="zh_TW" w:bidi="zh_TW"/>
+        </w:rPr>
+        <w:t>、</w:t>
+      </w:r>
+      <w:hyperlink r:id="rId95">
+        <w:r>
+          <w:rPr>
+            <w:lang w:val="zh_TW" w:bidi="zh_TW"/>
+          </w:rPr>
+          <w:rPr>
+            <w:color w:val="0000EE"/>
+            <w:u w:val="single"/>
+          </w:rPr>
+          <w:t>彼得前書三章6節</w:t>
+        </w:r>
+      </w:hyperlink>
+      <w:r>
+        <w:rPr>
+          <w:lang w:val="zh_TW" w:bidi="zh_TW"/>
+        </w:rPr>
+        <w:t>和</w:t>
+      </w:r>
+      <w:hyperlink r:id="rId96">
+        <w:r>
+          <w:rPr>
+            <w:lang w:val="zh_TW" w:bidi="zh_TW"/>
+          </w:rPr>
+          <w:rPr>
+            <w:color w:val="0000EE"/>
+            <w:u w:val="single"/>
+          </w:rPr>
+          <w:t>加拉太書四章21至31節</w:t>
+        </w:r>
+      </w:hyperlink>
+      <w:r>
+        <w:rPr>
+          <w:lang w:val="zh_TW" w:bidi="zh_TW"/>
+        </w:rPr>
+        <w:t>提到了她（儘管在加拉太書的經文中沒有直接說出她的名字）。</w:t>
+        <w:br/>
+      </w:r>
+      <w:r>
+        <w:rPr>
+          <w:i/>
+          <w:lang w:val="zh_TW" w:bidi="zh_TW"/>
+        </w:rPr>
+        <w:t>另見</w:t>
+      </w:r>
+      <w:r>
+        <w:rPr>
+          <w:lang w:val="zh_TW" w:bidi="zh_TW"/>
+        </w:rPr>
+        <w:t xml:space="preserve"> </w:t>
+      </w:r>
+      <w:r>
+        <w:rPr>
+          <w:lang w:val="zh_TW" w:bidi="zh_TW"/>
+        </w:rPr>
+        <w:t>亞伯拉罕</w:t>
+      </w:r>
+      <w:r>
+        <w:rPr>
+          <w:lang w:val="zh_TW" w:bidi="zh_TW"/>
+        </w:rPr>
+        <w:t>；</w:t>
+      </w:r>
+      <w:r>
+        <w:rPr>
+          <w:lang w:val="zh_TW" w:bidi="zh_TW"/>
+        </w:rPr>
+        <w:t>不能生育</w:t>
+      </w:r>
+      <w:r>
+        <w:rPr>
+          <w:lang w:val="zh_TW" w:bidi="zh_TW"/>
+        </w:rPr>
+        <w:t>。</w:t>
+      </w:r>
+    </w:p>
+    <w:p>
+      <w:pPr>
+        <w:pStyle w:val="ListNumber"/>
+        <w:spacing w:line="240" w:lineRule="auto"/>
+        <w:ind w:left="720"/>
+      </w:pPr>
+      <w:r>
+        <w:rPr>
+          <w:lang w:val="zh_TW" w:bidi="zh_TW"/>
+        </w:rPr>
+      </w:r>
+      <w:r>
+        <w:rPr>
+          <w:lang w:val="zh_TW" w:bidi="zh_TW"/>
+        </w:rPr>
+        <w:t>這是一些譯本在</w:t>
+      </w:r>
+      <w:hyperlink r:id="rId97">
+        <w:r>
+          <w:rPr>
+            <w:lang w:val="zh_TW" w:bidi="zh_TW"/>
+          </w:rPr>
+          <w:rPr>
+            <w:color w:val="0000EE"/>
+            <w:u w:val="single"/>
+          </w:rPr>
+          <w:t>民數記二十六章46節</w:t>
+        </w:r>
+      </w:hyperlink>
+      <w:r>
+        <w:rPr>
+          <w:lang w:val="zh_TW" w:bidi="zh_TW"/>
+        </w:rPr>
+        <w:t>中對亞設的女兒西拉 (Serah) 的拼寫方式。</w:t>
+      </w:r>
+      <w:r>
+        <w:rPr>
+          <w:i/>
+          <w:lang w:val="zh_TW" w:bidi="zh_TW"/>
+        </w:rPr>
+        <w:t>見</w:t>
+      </w:r>
+      <w:r>
+        <w:rPr>
+          <w:lang w:val="zh_TW" w:bidi="zh_TW"/>
+        </w:rPr>
+        <w:t>西拉</w:t>
+      </w:r>
+      <w:r>
+        <w:rPr>
+          <w:lang w:val="zh_TW" w:bidi="zh_TW"/>
+        </w:rPr>
+        <w:t>。</w:t>
+      </w:r>
+    </w:p>
+    <w:p>
+      <w:pPr>
+        <w:pStyle w:val="ListNumber"/>
+        <w:spacing w:line="240" w:lineRule="auto"/>
+        <w:ind w:left="720"/>
+      </w:pPr>
+      <w:r>
+        <w:rPr>
+          <w:lang w:val="zh_TW" w:bidi="zh_TW"/>
+        </w:rPr>
+      </w:r>
+      <w:r>
+        <w:rPr>
+          <w:lang w:val="zh_TW" w:bidi="zh_TW"/>
+        </w:rPr>
+        <w:t>多比傳（the book of Tobit）的女主角是撒拉。撒拉在痛苦中的祈禱得到了神的垂聽，神差遣天使拉斐爾（Raphael）充當媒人，安排她嫁給多比亞（</w:t>
+      </w:r>
+      <w:hyperlink r:id="rId98">
+        <w:r>
+          <w:rPr>
+            <w:lang w:val="zh_TW" w:bidi="zh_TW"/>
+          </w:rPr>
+          <w:rPr>
+            <w:color w:val="0000EE"/>
+            <w:u w:val="single"/>
+          </w:rPr>
+          <w:t>多比傳6:9及之後</w:t>
+        </w:r>
+      </w:hyperlink>
+      <w:r>
+        <w:rPr>
+          <w:lang w:val="zh_TW" w:bidi="zh_TW"/>
+        </w:rPr>
+        <w:t>）。撒拉先前一直被惡魔折磨，導致她之前的七任丈夫都在婚禮當晚去世。後來多比亞按照天使拉斐爾給他的配方，使用魚的心臟和肝臟趕走了惡魔（</w:t>
+      </w:r>
+      <w:hyperlink r:id="rId99">
+        <w:r>
+          <w:rPr>
+            <w:lang w:val="zh_TW" w:bidi="zh_TW"/>
+          </w:rPr>
+          <w:rPr>
+            <w:color w:val="0000EE"/>
+            <w:u w:val="single"/>
+          </w:rPr>
+          <w:t>8:2</w:t>
+        </w:r>
+      </w:hyperlink>
+      <w:r>
+        <w:rPr>
+          <w:lang w:val="zh_TW" w:bidi="zh_TW"/>
+        </w:rPr>
+        <w:t>）。多比和妻子安娜在尼尼微去世後，多比亞和撒拉帶著孩子們回到了撒拉在埃克巴坦那 (Ecbatana) 的家（</w:t>
+      </w:r>
+      <w:hyperlink r:id="rId100">
+        <w:r>
+          <w:rPr>
+            <w:lang w:val="zh_TW" w:bidi="zh_TW"/>
+          </w:rPr>
+          <w:rPr>
+            <w:color w:val="0000EE"/>
+            <w:u w:val="single"/>
+          </w:rPr>
+          <w:t>14:12及之後</w:t>
+        </w:r>
+      </w:hyperlink>
+      <w:r>
+        <w:rPr>
+          <w:lang w:val="zh_TW" w:bidi="zh_TW"/>
+        </w:rPr>
+        <w:t>）。</w:t>
+      </w:r>
+      <w:r>
+        <w:rPr>
+          <w:lang w:val="zh_TW" w:bidi="zh_TW"/>
+        </w:rPr>
+      </w:r>
+      <w:r>
+        <w:rPr>
+          <w:lang w:val="zh_TW" w:bidi="zh_TW"/>
+        </w:rPr>
+      </w:r>
+    </w:p>
+    <w:p>
+      <w:pPr/>
+      <w:r>
+        <w:rPr>
+          <w:lang w:val="zh_TW" w:bidi="zh_TW"/>
+        </w:rPr>
+      </w:r>
+    </w:p>
+    <w:p>
+      <w:pPr>
+        <w:pStyle w:val="Heading2"/>
+      </w:pPr>
+      <w:r>
+        <w:rPr>
+          <w:lang w:val="zh_TW" w:bidi="zh_TW"/>
+        </w:rPr>
+        <w:t>撒萊</w:t>
+      </w:r>
+      <w:r>
+        <w:rPr>
+          <w:lang w:val="zh_TW" w:bidi="zh_TW"/>
+        </w:rPr>
+      </w:r>
+    </w:p>
+    <w:p>
+      <w:pPr/>
+      <w:r>
+        <w:rPr>
+          <w:lang w:val="zh_TW" w:bidi="zh_TW"/>
+        </w:rPr>
+      </w:r>
+      <w:r>
+        <w:rPr>
+          <w:lang w:val="zh_TW" w:bidi="zh_TW"/>
+        </w:rPr>
+        <w:t>這是亞伯拉罕的妻子撒拉原來的名字（</w:t>
+      </w:r>
+      <w:hyperlink r:id="rId71">
+        <w:r>
+          <w:rPr>
+            <w:lang w:val="zh_TW" w:bidi="zh_TW"/>
+          </w:rPr>
+          <w:rPr>
+            <w:color w:val="0000EE"/>
+            <w:u w:val="single"/>
+          </w:rPr>
+          <w:t>創11:29</w:t>
+        </w:r>
+      </w:hyperlink>
+      <w:r>
+        <w:rPr>
+          <w:lang w:val="zh_TW" w:bidi="zh_TW"/>
+        </w:rPr>
+        <w:t>）。</w:t>
+      </w:r>
+      <w:r>
+        <w:rPr>
+          <w:i/>
+          <w:lang w:val="zh_TW" w:bidi="zh_TW"/>
+        </w:rPr>
+        <w:t>見</w:t>
+      </w:r>
+      <w:r>
+        <w:rPr>
+          <w:lang w:val="zh_TW" w:bidi="zh_TW"/>
+        </w:rPr>
+        <w:t>撒拉 #1</w:t>
+      </w:r>
+      <w:r>
+        <w:rPr>
+          <w:lang w:val="zh_TW" w:bidi="zh_TW"/>
+        </w:rPr>
+        <w:t>。</w:t>
+      </w:r>
+      <w:r>
+        <w:rPr>
+          <w:lang w:val="zh_TW" w:bidi="zh_TW"/>
+        </w:rPr>
+      </w:r>
+      <w:r>
+        <w:rPr>
+          <w:lang w:val="zh_TW" w:bidi="zh_TW"/>
+        </w:rPr>
+      </w:r>
+    </w:p>
+    <w:p>
+      <w:pPr/>
+      <w:r>
+        <w:rPr>
+          <w:lang w:val="zh_TW" w:bidi="zh_TW"/>
+        </w:rPr>
+      </w:r>
+    </w:p>
+    <w:p>
+      <w:pPr>
+        <w:pStyle w:val="Heading2"/>
+      </w:pPr>
+      <w:r>
+        <w:rPr>
+          <w:lang w:val="zh_TW" w:bidi="zh_TW"/>
+        </w:rPr>
+        <w:t>撒冷</w:t>
+      </w:r>
+      <w:r>
+        <w:rPr>
+          <w:lang w:val="zh_TW" w:bidi="zh_TW"/>
+        </w:rPr>
+      </w:r>
+    </w:p>
+    <w:p>
+      <w:pPr/>
+      <w:r>
+        <w:rPr>
+          <w:lang w:val="zh_TW" w:bidi="zh_TW"/>
+        </w:rPr>
+      </w:r>
+      <w:r>
+        <w:rPr>
+          <w:lang w:val="zh_TW" w:bidi="zh_TW"/>
+        </w:rPr>
+        <w:t>這是祭司—王麥基洗德的故鄉（</w:t>
+      </w:r>
+      <w:hyperlink r:id="rId101">
+        <w:r>
+          <w:rPr>
+            <w:lang w:val="zh_TW" w:bidi="zh_TW"/>
+          </w:rPr>
+          <w:rPr>
+            <w:color w:val="0000EE"/>
+            <w:u w:val="single"/>
+          </w:rPr>
+          <w:t>創14:18</w:t>
+        </w:r>
+      </w:hyperlink>
+      <w:r>
+        <w:rPr>
+          <w:lang w:val="zh_TW" w:bidi="zh_TW"/>
+        </w:rPr>
+        <w:t>；</w:t>
+      </w:r>
+      <w:hyperlink r:id="rId102">
+        <w:r>
+          <w:rPr>
+            <w:lang w:val="zh_TW" w:bidi="zh_TW"/>
+          </w:rPr>
+          <w:rPr>
+            <w:color w:val="0000EE"/>
+            <w:u w:val="single"/>
+          </w:rPr>
+          <w:t>詩76:2</w:t>
+        </w:r>
+      </w:hyperlink>
+      <w:r>
+        <w:rPr>
+          <w:lang w:val="zh_TW" w:bidi="zh_TW"/>
+        </w:rPr>
+        <w:t>；</w:t>
+      </w:r>
+      <w:hyperlink r:id="rId103">
+        <w:r>
+          <w:rPr>
+            <w:lang w:val="zh_TW" w:bidi="zh_TW"/>
+          </w:rPr>
+          <w:rPr>
+            <w:color w:val="0000EE"/>
+            <w:u w:val="single"/>
+          </w:rPr>
+          <w:t>來7:1–2</w:t>
+        </w:r>
+      </w:hyperlink>
+      <w:r>
+        <w:rPr>
+          <w:lang w:val="zh_TW" w:bidi="zh_TW"/>
+        </w:rPr>
+        <w:t>）。一般認為撒冷就是耶路撒冷的古稱。</w:t>
+      </w:r>
+      <w:r>
+        <w:rPr>
+          <w:i/>
+          <w:lang w:val="zh_TW" w:bidi="zh_TW"/>
+        </w:rPr>
+        <w:t>見</w:t>
+      </w:r>
+      <w:r>
+        <w:rPr>
+          <w:lang w:val="zh_TW" w:bidi="zh_TW"/>
+        </w:rPr>
+        <w:t>耶路撒冷</w:t>
+      </w:r>
+      <w:r>
+        <w:rPr>
+          <w:lang w:val="zh_TW" w:bidi="zh_TW"/>
+        </w:rPr>
+        <w:t>。</w:t>
+      </w:r>
+      <w:r>
+        <w:rPr>
+          <w:lang w:val="zh_TW" w:bidi="zh_TW"/>
+        </w:rPr>
+      </w:r>
+      <w:r>
+        <w:rPr>
+          <w:lang w:val="zh_TW" w:bidi="zh_TW"/>
+        </w:rPr>
+      </w:r>
+    </w:p>
+    <w:p>
+      <w:pPr/>
+      <w:r>
+        <w:rPr>
+          <w:lang w:val="zh_TW" w:bidi="zh_TW"/>
+        </w:rPr>
+      </w:r>
+    </w:p>
+    <w:p>
+      <w:pPr>
+        <w:pStyle w:val="Heading2"/>
+      </w:pPr>
+      <w:r>
+        <w:rPr>
+          <w:lang w:val="zh_TW" w:bidi="zh_TW"/>
+        </w:rPr>
+        <w:t>撒羅米</w:t>
+      </w:r>
+      <w:r>
+        <w:rPr>
+          <w:lang w:val="zh_TW" w:bidi="zh_TW"/>
+        </w:rPr>
+      </w:r>
+    </w:p>
+    <w:p>
+      <w:pPr/>
+      <w:r>
+        <w:rPr>
+          <w:lang w:val="zh_TW" w:bidi="zh_TW"/>
+        </w:rPr>
+      </w:r>
+      <w:r>
+        <w:rPr>
+          <w:lang w:val="zh_TW" w:bidi="zh_TW"/>
+        </w:rPr>
+        <w:t>撒羅米這個名字來自希伯來的問候語</w:t>
+      </w:r>
+      <w:r>
+        <w:rPr>
+          <w:i/>
+          <w:lang w:val="zh_TW" w:bidi="zh_TW"/>
+        </w:rPr>
+        <w:t>shalom，</w:t>
+      </w:r>
+      <w:r>
+        <w:rPr>
+          <w:lang w:val="zh_TW" w:bidi="zh_TW"/>
+        </w:rPr>
+        <w:t>意思是平安。這個名字在結尾加上字母「e」是希臘式的風格。</w:t>
+      </w:r>
+    </w:p>
+    <w:p>
+      <w:pPr>
+        <w:pStyle w:val="ListNumber"/>
+        <w:numPr>
+          <w:ilvl w:val="0"/>
+          <w:numId w:val="16"/>
+        </w:numPr>
+        <w:spacing w:line="240" w:lineRule="auto"/>
+        <w:ind w:left="720"/>
+      </w:pPr>
+      <w:r>
+        <w:rPr>
+          <w:lang w:val="zh_TW" w:bidi="zh_TW"/>
+        </w:rPr>
+      </w:r>
+      <w:r>
+        <w:rPr>
+          <w:lang w:val="zh_TW" w:bidi="zh_TW"/>
+        </w:rPr>
+        <w:t>一位名叫撒羅米的婦人是耶穌的追隨者。她可能是馬利亞的姐妹，雅各和約翰的母親。在</w:t>
+      </w:r>
+      <w:hyperlink r:id="rId104">
+        <w:r>
+          <w:rPr>
+            <w:lang w:val="zh_TW" w:bidi="zh_TW"/>
+          </w:rPr>
+          <w:rPr>
+            <w:color w:val="0000EE"/>
+            <w:u w:val="single"/>
+          </w:rPr>
+          <w:t>馬可福音十五章40節</w:t>
+        </w:r>
+      </w:hyperlink>
+      <w:r>
+        <w:rPr>
+          <w:lang w:val="zh_TW" w:bidi="zh_TW"/>
+        </w:rPr>
+        <w:t>中，福音書作者描述了站在十字架下的婦人。有三位的名字被提及：抹大拉的馬利亞、小雅各和約西的母親馬利亞，以及撒羅米。</w:t>
+        <w:br/>
+      </w:r>
+      <w:r>
+        <w:rPr>
+          <w:lang w:val="zh_TW" w:bidi="zh_TW"/>
+        </w:rPr>
+        <w:t>馬可後來描述了天未亮之前來到墳墓的婦人。馬可記載抹大拉的馬利亞、雅各的母親馬利亞和撒羅米帶了香料來膏抹屍體（</w:t>
+      </w:r>
+      <w:hyperlink r:id="rId105">
+        <w:r>
+          <w:rPr>
+            <w:lang w:val="zh_TW" w:bidi="zh_TW"/>
+          </w:rPr>
+          <w:rPr>
+            <w:color w:val="0000EE"/>
+            <w:u w:val="single"/>
+          </w:rPr>
+          <w:t>馬可福音16:1</w:t>
+        </w:r>
+      </w:hyperlink>
+      <w:r>
+        <w:rPr>
+          <w:lang w:val="zh_TW" w:bidi="zh_TW"/>
+        </w:rPr>
+        <w:t>）。</w:t>
+        <w:br/>
+      </w:r>
+      <w:r>
+        <w:rPr>
+          <w:lang w:val="zh_TW" w:bidi="zh_TW"/>
+        </w:rPr>
+        <w:t>馬太提到兩位名叫馬利亞的女人，以及西庇太兒子的母親，她可能是撒羅米（</w:t>
+      </w:r>
+      <w:hyperlink r:id="rId106">
+        <w:r>
+          <w:rPr>
+            <w:lang w:val="zh_TW" w:bidi="zh_TW"/>
+          </w:rPr>
+          <w:rPr>
+            <w:color w:val="0000EE"/>
+            <w:u w:val="single"/>
+          </w:rPr>
+          <w:t>馬太福音27:56</w:t>
+        </w:r>
+      </w:hyperlink>
+      <w:r>
+        <w:rPr>
+          <w:lang w:val="zh_TW" w:bidi="zh_TW"/>
+        </w:rPr>
+        <w:t>）。</w:t>
+        <w:br/>
+      </w:r>
+      <w:r>
+        <w:rPr>
+          <w:lang w:val="zh_TW" w:bidi="zh_TW"/>
+        </w:rPr>
+        <w:t>約翰提到四位女性：</w:t>
+      </w:r>
+    </w:p>
+    <w:p>
+      <w:pPr>
+        <w:pStyle w:val="ListNumber"/>
+        <w:spacing w:line="240" w:lineRule="auto"/>
+        <w:ind w:left="1440"/>
+      </w:pPr>
+      <w:r>
+        <w:rPr>
+          <w:lang w:val="zh_TW" w:bidi="zh_TW"/>
+        </w:rPr>
+      </w:r>
+      <w:r>
+        <w:rPr>
+          <w:lang w:val="zh_TW" w:bidi="zh_TW"/>
+        </w:rPr>
+        <w:t>耶穌的母親馬利亞；</w:t>
+      </w:r>
+    </w:p>
+    <w:p>
+      <w:pPr>
+        <w:pStyle w:val="ListNumber"/>
+        <w:spacing w:line="240" w:lineRule="auto"/>
+        <w:ind w:left="1440"/>
+      </w:pPr>
+      <w:r>
+        <w:rPr>
+          <w:lang w:val="zh_TW" w:bidi="zh_TW"/>
+        </w:rPr>
+      </w:r>
+      <w:r>
+        <w:rPr>
+          <w:lang w:val="zh_TW" w:bidi="zh_TW"/>
+        </w:rPr>
+        <w:t>革羅罷</w:t>
+      </w:r>
+      <w:r>
+        <w:rPr>
+          <w:lang w:val="zh_TW" w:bidi="zh_TW"/>
+        </w:rPr>
+        <w:t>的妻子馬利亞；</w:t>
+      </w:r>
+    </w:p>
+    <w:p>
+      <w:pPr>
+        <w:pStyle w:val="ListNumber"/>
+        <w:spacing w:line="240" w:lineRule="auto"/>
+        <w:ind w:left="1440"/>
+      </w:pPr>
+      <w:r>
+        <w:rPr>
+          <w:lang w:val="zh_TW" w:bidi="zh_TW"/>
+        </w:rPr>
+      </w:r>
+      <w:r>
+        <w:rPr>
+          <w:lang w:val="zh_TW" w:bidi="zh_TW"/>
+        </w:rPr>
+        <w:t>抹大拉的馬利亞；以及</w:t>
+      </w:r>
+    </w:p>
+    <w:p>
+      <w:pPr>
+        <w:pStyle w:val="ListNumber"/>
+        <w:spacing w:line="240" w:lineRule="auto"/>
+        <w:ind w:left="1440"/>
+      </w:pPr>
+      <w:r>
+        <w:rPr>
+          <w:lang w:val="zh_TW" w:bidi="zh_TW"/>
+        </w:rPr>
+      </w:r>
+      <w:r>
+        <w:rPr>
+          <w:lang w:val="zh_TW" w:bidi="zh_TW"/>
+        </w:rPr>
+        <w:t>馬利亞的</w:t>
+      </w:r>
+      <w:r>
+        <w:rPr>
+          <w:lang w:val="zh_TW" w:bidi="zh_TW"/>
+        </w:rPr>
+        <w:t>姊妹</w:t>
+      </w:r>
+      <w:r>
+        <w:rPr>
+          <w:lang w:val="zh_TW" w:bidi="zh_TW"/>
+        </w:rPr>
+        <w:t>（在</w:t>
+      </w:r>
+      <w:hyperlink r:id="rId107">
+        <w:r>
+          <w:rPr>
+            <w:lang w:val="zh_TW" w:bidi="zh_TW"/>
+          </w:rPr>
+          <w:rPr>
+            <w:color w:val="0000EE"/>
+            <w:u w:val="single"/>
+          </w:rPr>
+          <w:t>約翰福音19:25</w:t>
+        </w:r>
+      </w:hyperlink>
+      <w:r>
+        <w:rPr>
+          <w:lang w:val="zh_TW" w:bidi="zh_TW"/>
+        </w:rPr>
+        <w:t>中未提及名字）。</w:t>
+      </w:r>
+    </w:p>
+    <w:p>
+      <w:pPr/>
+      <w:r>
+        <w:rPr>
+          <w:lang w:val="zh_TW" w:bidi="zh_TW"/>
+        </w:rPr>
+      </w:r>
+      <w:r>
+        <w:rPr>
+          <w:lang w:val="zh_TW" w:bidi="zh_TW"/>
+        </w:rPr>
+        <w:t>如果馬利亞的</w:t>
+      </w:r>
+      <w:r>
+        <w:rPr>
+          <w:lang w:val="zh_TW" w:bidi="zh_TW"/>
+        </w:rPr>
+        <w:t>姊妹</w:t>
+      </w:r>
+      <w:r>
+        <w:rPr>
+          <w:lang w:val="zh_TW" w:bidi="zh_TW"/>
+        </w:rPr>
+        <w:t>是撒羅米，那麼她和西庇太兒子的母親很可能是同一個人。這就使雅各和約翰，即西庇太的兒子，是耶穌的表兄弟。</w:t>
+      </w:r>
+    </w:p>
+    <w:p>
+      <w:pPr>
+        <w:pStyle w:val="ListNumber"/>
+        <w:numPr>
+          <w:ilvl w:val="0"/>
+          <w:numId w:val="17"/>
+        </w:numPr>
+        <w:spacing w:line="240" w:lineRule="auto"/>
+        <w:ind w:left="720"/>
+      </w:pPr>
+      <w:r>
+        <w:rPr>
+          <w:lang w:val="zh_TW" w:bidi="zh_TW"/>
+        </w:rPr>
+      </w:r>
+      <w:r>
+        <w:rPr>
+          <w:lang w:val="zh_TW" w:bidi="zh_TW"/>
+        </w:rPr>
+        <w:t>希羅底的女兒，來自希羅底與希律腓力的第一次婚姻。</w:t>
+      </w:r>
+      <w:hyperlink r:id="rId108">
+        <w:r>
+          <w:rPr>
+            <w:lang w:val="zh_TW" w:bidi="zh_TW"/>
+          </w:rPr>
+          <w:rPr>
+            <w:color w:val="0000EE"/>
+            <w:u w:val="single"/>
+          </w:rPr>
+          <w:t>馬太福音十四章6節</w:t>
+        </w:r>
+      </w:hyperlink>
+      <w:r>
+        <w:rPr>
+          <w:lang w:val="zh_TW" w:bidi="zh_TW"/>
+        </w:rPr>
+        <w:t>和</w:t>
+      </w:r>
+      <w:hyperlink r:id="rId109">
+        <w:r>
+          <w:rPr>
+            <w:lang w:val="zh_TW" w:bidi="zh_TW"/>
+          </w:rPr>
+          <w:rPr>
+            <w:color w:val="0000EE"/>
+            <w:u w:val="single"/>
+          </w:rPr>
+          <w:t>馬可福音六章22節</w:t>
+        </w:r>
+      </w:hyperlink>
+      <w:r>
+        <w:rPr>
+          <w:lang w:val="zh_TW" w:bidi="zh_TW"/>
+        </w:rPr>
+        <w:t>都沒有提到她的名字，但根據傳統，撒羅米是那位以舞蹈取悅希律的女孩。作為獎賞，希律發誓答應她任何要求，甚至他國的一半。在她母親的指使下，她要施洗約翰的頭。</w:t>
+      </w:r>
+      <w:r>
+        <w:rPr>
+          <w:lang w:val="zh_TW" w:bidi="zh_TW"/>
+        </w:rPr>
+      </w:r>
+      <w:r>
+        <w:rPr>
+          <w:lang w:val="zh_TW" w:bidi="zh_TW"/>
+        </w:rPr>
+      </w:r>
+    </w:p>
+    <w:p>
+      <w:pPr/>
+      <w:r>
+        <w:rPr>
+          <w:lang w:val="zh_TW" w:bidi="zh_TW"/>
+        </w:rPr>
+      </w:r>
+    </w:p>
+    <w:p>
+      <w:pPr>
+        <w:pStyle w:val="Heading2"/>
+      </w:pPr>
+      <w:r>
+        <w:rPr>
+          <w:lang w:val="zh_TW" w:bidi="zh_TW"/>
+        </w:rPr>
+        <w:t>撒馬利亞人</w:t>
+      </w:r>
+      <w:r>
+        <w:rPr>
+          <w:lang w:val="zh_TW" w:bidi="zh_TW"/>
+        </w:rPr>
+      </w:r>
+    </w:p>
+    <w:p>
+      <w:pPr/>
+      <w:r>
+        <w:rPr>
+          <w:lang w:val="zh_TW" w:bidi="zh_TW"/>
+        </w:rPr>
+      </w:r>
+      <w:r>
+        <w:rPr>
+          <w:lang w:val="zh_TW" w:bidi="zh_TW"/>
+        </w:rPr>
+        <w:t>從猶太人中分裂出來的群體。這個群體居住在猶太地的北方、加利利的南方，並且與其猶太鄰居之間處於敵對緊張的狀態。耶穌對這個備受鄙視的群體所表現的態度，與當時人們的普遍態度形成強烈對比。</w:t>
+      </w:r>
+    </w:p>
+    <w:p>
+      <w:pPr/>
+      <w:r>
+        <w:rPr>
+          <w:lang w:val="zh_TW" w:bidi="zh_TW"/>
+        </w:rPr>
+      </w:r>
+      <w:r>
+        <w:rPr>
+          <w:lang w:val="zh_TW" w:bidi="zh_TW"/>
+        </w:rPr>
+        <w:t>概述</w:t>
+      </w:r>
+    </w:p>
+    <w:p>
+      <w:pPr>
+        <w:pStyle w:val="ListBullet"/>
+        <w:spacing w:line="240" w:lineRule="auto"/>
+        <w:ind w:left="720"/>
+      </w:pPr>
+      <w:r>
+        <w:rPr>
+          <w:lang w:val="zh_TW" w:bidi="zh_TW"/>
+        </w:rPr>
+      </w:r>
+      <w:r>
+        <w:rPr>
+          <w:b/>
+          <w:u w:val="single"/>
+          <w:lang w:val="zh_TW" w:bidi="zh_TW"/>
+        </w:rPr>
+        <w:t>教派的起源</w:t>
+      </w:r>
+    </w:p>
+    <w:p>
+      <w:pPr>
+        <w:pStyle w:val="ListBullet"/>
+        <w:spacing w:line="240" w:lineRule="auto"/>
+        <w:ind w:left="720"/>
+      </w:pPr>
+      <w:r>
+        <w:rPr>
+          <w:lang w:val="zh_TW" w:bidi="zh_TW"/>
+        </w:rPr>
+      </w:r>
+      <w:r>
+        <w:rPr>
+          <w:b/>
+          <w:u w:val="single"/>
+          <w:lang w:val="zh_TW" w:bidi="zh_TW"/>
+        </w:rPr>
+        <w:t>撒馬利亞人與猶太人的關係</w:t>
+      </w:r>
+    </w:p>
+    <w:p>
+      <w:pPr>
+        <w:pStyle w:val="ListBullet"/>
+        <w:spacing w:line="240" w:lineRule="auto"/>
+        <w:ind w:left="720"/>
+      </w:pPr>
+      <w:r>
+        <w:rPr>
+          <w:lang w:val="zh_TW" w:bidi="zh_TW"/>
+        </w:rPr>
+      </w:r>
+      <w:r>
+        <w:rPr>
+          <w:b/>
+          <w:u w:val="single"/>
+          <w:lang w:val="zh_TW" w:bidi="zh_TW"/>
+        </w:rPr>
+        <w:t>撒馬利亞人的信仰</w:t>
+      </w:r>
+    </w:p>
+    <w:p>
+      <w:pPr>
+        <w:pStyle w:val="ListBullet"/>
+        <w:spacing w:line="240" w:lineRule="auto"/>
+        <w:ind w:left="720"/>
+      </w:pPr>
+      <w:r>
+        <w:rPr>
+          <w:lang w:val="zh_TW" w:bidi="zh_TW"/>
+        </w:rPr>
+      </w:r>
+      <w:r>
+        <w:rPr>
+          <w:b/>
+          <w:u w:val="single"/>
+          <w:lang w:val="zh_TW" w:bidi="zh_TW"/>
+        </w:rPr>
+        <w:t>耶穌與撒馬利亞人</w:t>
+      </w:r>
+    </w:p>
+    <w:p>
+      <w:pPr>
+        <w:pStyle w:val="ListBullet"/>
+        <w:spacing w:line="240" w:lineRule="auto"/>
+        <w:ind w:left="720"/>
+      </w:pPr>
+      <w:r>
+        <w:rPr>
+          <w:lang w:val="zh_TW" w:bidi="zh_TW"/>
+        </w:rPr>
+      </w:r>
+      <w:r>
+        <w:rPr>
+          <w:b/>
+          <w:u w:val="single"/>
+          <w:lang w:val="zh_TW" w:bidi="zh_TW"/>
+        </w:rPr>
+        <w:t>撒馬利亞在初代教會使命中的地位</w:t>
+      </w:r>
+    </w:p>
+    <w:p>
+      <w:pPr>
+        <w:pStyle w:val="Heading3"/>
+      </w:pPr>
+      <w:r>
+        <w:rPr>
+          <w:lang w:val="zh_TW" w:bidi="zh_TW"/>
+        </w:rPr>
+        <w:t>教派的起源</w:t>
+      </w:r>
+    </w:p>
+    <w:p>
+      <w:pPr/>
+      <w:r>
+        <w:rPr>
+          <w:lang w:val="zh_TW" w:bidi="zh_TW"/>
+        </w:rPr>
+      </w:r>
+      <w:r>
+        <w:rPr>
+          <w:lang w:val="zh_TW" w:bidi="zh_TW"/>
+        </w:rPr>
+        <w:t>我們難以確切判定撒馬利亞教派何時形成，以及與猶太教最終決裂的時間。舊約聖經對撒馬利亞人教派起源的看法是，他們源自被重新安置於該地的外邦民族，他們對神的敬拜只屬表面，其內在仍然是偶像崇拜。根據</w:t>
+      </w:r>
+      <w:hyperlink r:id="rId110">
+        <w:r>
+          <w:rPr>
+            <w:lang w:val="zh_TW" w:bidi="zh_TW"/>
+          </w:rPr>
+          <w:rPr>
+            <w:color w:val="0000EE"/>
+            <w:u w:val="single"/>
+          </w:rPr>
+          <w:t>列王紀下十七章</w:t>
+        </w:r>
+      </w:hyperlink>
+      <w:r>
+        <w:rPr>
+          <w:lang w:val="zh_TW" w:bidi="zh_TW"/>
+        </w:rPr>
+        <w:t>，撒馬利亞人教派起源於公元前722年，以色列被亞述擊敗後的人口安排。亞述王將以色列人逐出該地，並重新在該地安置巴比倫、古他和其它各國的被征服人民。</w:t>
+      </w:r>
+    </w:p>
+    <w:p>
+      <w:pPr/>
+      <w:r>
+        <w:rPr>
+          <w:lang w:val="zh_TW" w:bidi="zh_TW"/>
+        </w:rPr>
+      </w:r>
+      <w:r>
+        <w:rPr>
+          <w:lang w:val="zh_TW" w:bidi="zh_TW"/>
+        </w:rPr>
+        <w:t>撒馬利亞人對其起源提出了截然不同的見解。他們聲稱自己是以法蓮和瑪拿西兩個猶太支派的後裔（見</w:t>
+      </w:r>
+      <w:hyperlink r:id="rId111">
+        <w:r>
+          <w:rPr>
+            <w:lang w:val="zh_TW" w:bidi="zh_TW"/>
+          </w:rPr>
+          <w:rPr>
+            <w:color w:val="0000EE"/>
+            <w:u w:val="single"/>
+          </w:rPr>
+          <w:t>約4:12</w:t>
+        </w:r>
+      </w:hyperlink>
+      <w:r>
+        <w:rPr>
+          <w:lang w:val="zh_TW" w:bidi="zh_TW"/>
+        </w:rPr>
+        <w:t>），並認為以色列人在公元前722年被亞述擄掠，並非全面或永久性的。為了解釋他們群體與猶太人之間的敵意，撒馬利亞人的說法認為，猶太人有叛教之罪，他們在以利時代設立異教的敬拜聖所，而不是持守在基利心山上的唯一聖地。因此，撒馬利亞人認為自己在血統和敬拜上，都是真正的以色列人。</w:t>
+      </w:r>
+    </w:p>
+    <w:p>
+      <w:pPr/>
+      <w:r>
+        <w:rPr>
+          <w:lang w:val="zh_TW" w:bidi="zh_TW"/>
+        </w:rPr>
+      </w:r>
+      <w:r>
+        <w:rPr>
+          <w:lang w:val="zh_TW" w:bidi="zh_TW"/>
+        </w:rPr>
+        <w:t>根據該時期的亞述文獻記載，確實證明對北國的人口安排，但亞述王顯然未有全面驅逐（見</w:t>
+      </w:r>
+      <w:hyperlink r:id="rId112">
+        <w:r>
+          <w:rPr>
+            <w:lang w:val="zh_TW" w:bidi="zh_TW"/>
+          </w:rPr>
+          <w:rPr>
+            <w:color w:val="0000EE"/>
+            <w:u w:val="single"/>
+          </w:rPr>
+          <w:t>代下34:9</w:t>
+        </w:r>
+      </w:hyperlink>
+      <w:r>
+        <w:rPr>
+          <w:lang w:val="zh_TW" w:bidi="zh_TW"/>
+        </w:rPr>
+        <w:t>）。這表明該地可能存在兩個族群：第一是未被擄走的本地以色列餘民，第二是外來的被擄族群，他們逐漸被本地居民的信仰所吸引，然而在早期的融合過程中，無疑存在宗教混合的情況。</w:t>
+      </w:r>
+    </w:p>
+    <w:p>
+      <w:pPr>
+        <w:pStyle w:val="Heading3"/>
+      </w:pPr>
+      <w:r>
+        <w:rPr>
+          <w:lang w:val="zh_TW" w:bidi="zh_TW"/>
+        </w:rPr>
+        <w:t>撒馬利亞人與猶太人的關係</w:t>
+      </w:r>
+    </w:p>
+    <w:p>
+      <w:pPr/>
+      <w:r>
+        <w:rPr>
+          <w:lang w:val="zh_TW" w:bidi="zh_TW"/>
+        </w:rPr>
+      </w:r>
+      <w:r>
+        <w:rPr>
+          <w:lang w:val="zh_TW" w:bidi="zh_TW"/>
+        </w:rPr>
+        <w:t>住在北方的基利心山（他們的聖山）、示劍與撒馬利亞地區的撒馬利亞人，與曾住在猶太地、後來住到加利利的猶太人，他們的關係歷史實在充滿變化張力。被擄之民於波斯統治者賽魯士的詔令下（約公元前538年），返回耶路撒冷時，北方與南方王國之間古老的緊張關係再次出現。當時整個南部地區由北方撒馬利亞的參巴拉統治，他是波斯權下巴勒斯坦的本地統治者。被擄之民渴望返回耶路撒冷，特別是他們重建耶路撒冷聖殿的心願，對他在北方的領導地位構成實質的政治威脅（</w:t>
+      </w:r>
+      <w:hyperlink r:id="rId113">
+        <w:r>
+          <w:rPr>
+            <w:lang w:val="zh_TW" w:bidi="zh_TW"/>
+          </w:rPr>
+          <w:rPr>
+            <w:color w:val="0000EE"/>
+            <w:u w:val="single"/>
+          </w:rPr>
+          <w:t>拉4:7–24</w:t>
+        </w:r>
+      </w:hyperlink>
+      <w:r>
+        <w:rPr>
+          <w:lang w:val="zh_TW" w:bidi="zh_TW"/>
+        </w:rPr>
+        <w:t>；</w:t>
+      </w:r>
+      <w:hyperlink r:id="rId114">
+        <w:r>
+          <w:rPr>
+            <w:lang w:val="zh_TW" w:bidi="zh_TW"/>
+          </w:rPr>
+          <w:rPr>
+            <w:color w:val="0000EE"/>
+            <w:u w:val="single"/>
+          </w:rPr>
+          <w:t>尼4:1–9</w:t>
+        </w:r>
+      </w:hyperlink>
+      <w:r>
+        <w:rPr>
+          <w:lang w:val="zh_TW" w:bidi="zh_TW"/>
+        </w:rPr>
+        <w:t>）。</w:t>
+      </w:r>
+    </w:p>
+    <w:p>
+      <w:pPr/>
+      <w:r>
+        <w:rPr>
+          <w:lang w:val="zh_TW" w:bidi="zh_TW"/>
+        </w:rPr>
+      </w:r>
+      <w:r>
+        <w:rPr>
+          <w:lang w:val="zh_TW" w:bidi="zh_TW"/>
+        </w:rPr>
+        <w:t>最初的反對是出於政治動機，但在之後某個時期，可能是在主前五世紀，另有一座聖殿在基利心山上建立時，反對便轉變為宗教層面之事。這段時間猶太人對撒馬利亞人的敵意，可參考另一個例子，來自</w:t>
+      </w:r>
+      <w:hyperlink r:id="rId115">
+        <w:r>
+          <w:rPr>
+            <w:lang w:val="zh_TW" w:bidi="zh_TW"/>
+          </w:rPr>
+          <w:rPr>
+            <w:color w:val="0000EE"/>
+            <w:u w:val="single"/>
+          </w:rPr>
+          <w:t>便西拉智訓五十篇25至26節</w:t>
+        </w:r>
+      </w:hyperlink>
+      <w:r>
+        <w:rPr>
+          <w:lang w:val="zh_TW" w:bidi="zh_TW"/>
+        </w:rPr>
+        <w:t>（約寫於公元前200年），其中將撒馬利亞人的地位置於以東人和非利士人之下，並稱他們為「愚蠢的民族」（參利未遺訓7:2）。</w:t>
+      </w:r>
+    </w:p>
+    <w:p>
+      <w:pPr/>
+      <w:r>
+        <w:rPr>
+          <w:lang w:val="zh_TW" w:bidi="zh_TW"/>
+        </w:rPr>
+      </w:r>
+      <w:r>
+        <w:rPr>
+          <w:lang w:val="zh_TW" w:bidi="zh_TW"/>
+        </w:rPr>
+        <w:t>猶太人對撒馬利亞人的輕視加深，因為撒馬利亞人未有對抗安提阿古·伊皮法尼（約公元前167年）在該區推行的希臘化敬拜的行動。部分猶太群體反對將耶路撒冷聖殿尹為宙斯的聖殿（</w:t>
+      </w:r>
+      <w:hyperlink r:id="rId116">
+        <w:r>
+          <w:rPr>
+            <w:lang w:val="zh_TW" w:bidi="zh_TW"/>
+          </w:rPr>
+          <w:rPr>
+            <w:color w:val="0000EE"/>
+            <w:u w:val="single"/>
+          </w:rPr>
+          <w:t>馬加比一書1:62–64</w:t>
+        </w:r>
+      </w:hyperlink>
+      <w:r>
+        <w:rPr>
+          <w:lang w:val="zh_TW" w:bidi="zh_TW"/>
+        </w:rPr>
+        <w:t>），並最終跟隨馬加比起義（</w:t>
+      </w:r>
+      <w:hyperlink r:id="rId117">
+        <w:r>
+          <w:rPr>
+            <w:lang w:val="zh_TW" w:bidi="zh_TW"/>
+          </w:rPr>
+          <w:rPr>
+            <w:color w:val="0000EE"/>
+            <w:u w:val="single"/>
+          </w:rPr>
+          <w:t>馬加比一書2:42–43</w:t>
+        </w:r>
+      </w:hyperlink>
+      <w:r>
+        <w:rPr>
+          <w:lang w:val="zh_TW" w:bidi="zh_TW"/>
+        </w:rPr>
+        <w:t>），但資料顯示撒馬利亞人並未有同樣表態（見</w:t>
+      </w:r>
+      <w:hyperlink r:id="rId118">
+        <w:r>
+          <w:rPr>
+            <w:lang w:val="zh_TW" w:bidi="zh_TW"/>
+          </w:rPr>
+          <w:rPr>
+            <w:color w:val="0000EE"/>
+            <w:u w:val="single"/>
+          </w:rPr>
+          <w:t>馬加比一書6:2</w:t>
+        </w:r>
+      </w:hyperlink>
+      <w:r>
+        <w:rPr>
+          <w:lang w:val="zh_TW" w:bidi="zh_TW"/>
+        </w:rPr>
+        <w:t>）。</w:t>
+      </w:r>
+    </w:p>
+    <w:p>
+      <w:pPr/>
+      <w:r>
+        <w:rPr>
+          <w:lang w:val="zh_TW" w:bidi="zh_TW"/>
+        </w:rPr>
+      </w:r>
+      <w:r>
+        <w:rPr>
+          <w:lang w:val="zh_TW" w:bidi="zh_TW"/>
+        </w:rPr>
+        <w:t>這種惡劣的關係，在哈斯蒙尼家族帶來短暫的猶太獨立時期，達到高峰。當時，猶太統治者約翰‧許爾堪率軍攻擊示劍，征服並摧毀撒馬利亞人位於基利心山上的聖殿（約公元前128年）。</w:t>
+      </w:r>
+    </w:p>
+    <w:p>
+      <w:pPr/>
+      <w:r>
+        <w:rPr>
+          <w:lang w:val="zh_TW" w:bidi="zh_TW"/>
+        </w:rPr>
+      </w:r>
+      <w:r>
+        <w:rPr>
+          <w:lang w:val="zh_TW" w:bidi="zh_TW"/>
+        </w:rPr>
+        <w:t>在大希律王統治之下，撒馬利亞的處境有所改善，然而撒馬利亞人與猶太地及加利利猶太人之間的敵意仍然持續。撒馬利亞人認為耶路撒冷聖殿是虛假的宗教中心，並被耶路撒冷當局排除在內院之外。大約在公元6年，一群撒馬利亞人在逾越節期間，將人骨撒在聖殿的門廊和聖所內，褻瀆耶路撒冷聖殿。當加利利猶太人在各種節期期間前往耶路撒冷，而必須穿越撒馬利亞時，他們遭遇敵意的情況亦屢見不鮮（</w:t>
+      </w:r>
+      <w:hyperlink r:id="rId119">
+        <w:r>
+          <w:rPr>
+            <w:lang w:val="zh_TW" w:bidi="zh_TW"/>
+          </w:rPr>
+          <w:rPr>
+            <w:color w:val="0000EE"/>
+            <w:u w:val="single"/>
+          </w:rPr>
+          <w:t>路9:51–53</w:t>
+        </w:r>
+      </w:hyperlink>
+      <w:r>
+        <w:rPr>
+          <w:lang w:val="zh_TW" w:bidi="zh_TW"/>
+        </w:rPr>
+        <w:t>）。</w:t>
+      </w:r>
+    </w:p>
+    <w:p>
+      <w:pPr/>
+      <w:r>
+        <w:rPr>
+          <w:lang w:val="zh_TW" w:bidi="zh_TW"/>
+        </w:rPr>
+      </w:r>
+      <w:r>
+        <w:rPr>
+          <w:lang w:val="zh_TW" w:bidi="zh_TW"/>
+        </w:rPr>
+        <w:t>這種敵對在耶穌時代仍然持續，兩個群體將對方排除在各自的敬拜中心之外，即耶路撒冷聖殿和位於基利心山的撒馬利亞人聖殿。例如，撒馬利亞人被禁止進入聖殿內院，他們所獻的祭物都被視為外邦人的獻祭。因此，若將撒馬利亞人稱為「分裂者」會更為準確，但實際上他們被當作外邦人對待。兩個群體之間不可通婚，人際關係也受到極大限制（</w:t>
+      </w:r>
+      <w:hyperlink r:id="rId120">
+        <w:r>
+          <w:rPr>
+            <w:lang w:val="zh_TW" w:bidi="zh_TW"/>
+          </w:rPr>
+          <w:rPr>
+            <w:color w:val="0000EE"/>
+            <w:u w:val="single"/>
+          </w:rPr>
+          <w:t>約4:9</w:t>
+        </w:r>
+      </w:hyperlink>
+      <w:r>
+        <w:rPr>
+          <w:lang w:val="zh_TW" w:bidi="zh_TW"/>
+        </w:rPr>
+        <w:t>）。在這種強制隔離下，兩個群體之間的互動難免有限。僅僅是「撒馬利亞人」這個詞，在猶太人口中就已是蔑視（</w:t>
+      </w:r>
+      <w:hyperlink r:id="rId121">
+        <w:r>
+          <w:rPr>
+            <w:lang w:val="zh_TW" w:bidi="zh_TW"/>
+          </w:rPr>
+          <w:rPr>
+            <w:color w:val="0000EE"/>
+            <w:u w:val="single"/>
+          </w:rPr>
+          <w:t>約8:48</w:t>
+        </w:r>
+      </w:hyperlink>
+      <w:r>
+        <w:rPr>
+          <w:lang w:val="zh_TW" w:bidi="zh_TW"/>
+        </w:rPr>
+        <w:t>），一些文士甚至不願直接說出這個稱呼（參</w:t>
+      </w:r>
+      <w:hyperlink r:id="rId122">
+        <w:r>
+          <w:rPr>
+            <w:lang w:val="zh_TW" w:bidi="zh_TW"/>
+          </w:rPr>
+          <w:rPr>
+            <w:color w:val="0000EE"/>
+            <w:u w:val="single"/>
+          </w:rPr>
+          <w:t>路10:37</w:t>
+        </w:r>
+      </w:hyperlink>
+      <w:r>
+        <w:rPr>
+          <w:lang w:val="zh_TW" w:bidi="zh_TW"/>
+        </w:rPr>
+        <w:t>中明顯的委婉說法）。門徒對撒馬利亞人拒絕提供住宿的反應（</w:t>
+      </w:r>
+      <w:hyperlink r:id="rId123">
+        <w:r>
+          <w:rPr>
+            <w:lang w:val="zh_TW" w:bidi="zh_TW"/>
+          </w:rPr>
+          <w:rPr>
+            <w:color w:val="0000EE"/>
+            <w:u w:val="single"/>
+          </w:rPr>
+          <w:t>路9:51–55</w:t>
+        </w:r>
+      </w:hyperlink>
+      <w:r>
+        <w:rPr>
+          <w:lang w:val="zh_TW" w:bidi="zh_TW"/>
+        </w:rPr>
+        <w:t>），即是當時猶太人對撒馬利亞人敵意的典型例子。</w:t>
+      </w:r>
+    </w:p>
+    <w:p>
+      <w:pPr/>
+      <w:r>
+        <w:rPr>
+          <w:lang w:val="zh_TW" w:bidi="zh_TW"/>
+        </w:rPr>
+      </w:r>
+      <w:r>
+        <w:rPr>
+          <w:lang w:val="zh_TW" w:bidi="zh_TW"/>
+        </w:rPr>
+        <w:t>目前證據雖然不足以顯示撒馬利亞人的態度相同，但我們可推測這種情況存在，亦相當合理。因此，在</w:t>
+      </w:r>
+      <w:hyperlink r:id="rId123">
+        <w:r>
+          <w:rPr>
+            <w:lang w:val="zh_TW" w:bidi="zh_TW"/>
+          </w:rPr>
+          <w:rPr>
+            <w:color w:val="0000EE"/>
+            <w:u w:val="single"/>
+          </w:rPr>
+          <w:t>路加福音九章51至55節</w:t>
+        </w:r>
+      </w:hyperlink>
+      <w:r>
+        <w:rPr>
+          <w:lang w:val="zh_TW" w:bidi="zh_TW"/>
+        </w:rPr>
+        <w:t>所記載的情況中，撒馬利亞人拒絕款待其他「定意向耶路撒冷去」的猶太人，很可能並非罕見。</w:t>
+      </w:r>
+    </w:p>
+    <w:p>
+      <w:pPr>
+        <w:pStyle w:val="Heading3"/>
+      </w:pPr>
+      <w:r>
+        <w:rPr>
+          <w:lang w:val="zh_TW" w:bidi="zh_TW"/>
+        </w:rPr>
+        <w:t>撒馬利亞人的信仰</w:t>
+      </w:r>
+    </w:p>
+    <w:p>
+      <w:pPr/>
+      <w:r>
+        <w:rPr>
+          <w:lang w:val="zh_TW" w:bidi="zh_TW"/>
+        </w:rPr>
+      </w:r>
+      <w:r>
+        <w:rPr>
+          <w:lang w:val="zh_TW" w:bidi="zh_TW"/>
+        </w:rPr>
+        <w:t>撒馬利亞人的主要信仰，同時展現了他們與主流猶太教之間的共通之處與明顯差異。他們與猶太教共同持守對亞伯拉罕、以撒、雅各之神的一神信仰。然而，相較之下，北方基利心山作為唯一獻祭聖地的地位則有所提升，這主張是基於撒馬利亞文本中，數處與申命記和出埃及記不同的段落。基利心山因此被認定為亞伯第一次獻祭的地點（</w:t>
+      </w:r>
+      <w:hyperlink r:id="rId124">
+        <w:r>
+          <w:rPr>
+            <w:lang w:val="zh_TW" w:bidi="zh_TW"/>
+          </w:rPr>
+          <w:rPr>
+            <w:color w:val="0000EE"/>
+            <w:u w:val="single"/>
+          </w:rPr>
+          <w:t>創4:4</w:t>
+        </w:r>
+      </w:hyperlink>
+      <w:r>
+        <w:rPr>
+          <w:lang w:val="zh_TW" w:bidi="zh_TW"/>
+        </w:rPr>
+        <w:t>）、挪亞在洪水後獻祭的地方（</w:t>
+      </w:r>
+      <w:hyperlink r:id="rId125">
+        <w:r>
+          <w:rPr>
+            <w:lang w:val="zh_TW" w:bidi="zh_TW"/>
+          </w:rPr>
+          <w:rPr>
+            <w:color w:val="0000EE"/>
+            <w:u w:val="single"/>
+          </w:rPr>
+          <w:t>8:20</w:t>
+        </w:r>
+      </w:hyperlink>
+      <w:r>
+        <w:rPr>
+          <w:lang w:val="zh_TW" w:bidi="zh_TW"/>
+        </w:rPr>
+        <w:t>）、亞伯拉罕與麥基洗德相會之處（</w:t>
+      </w:r>
+      <w:hyperlink r:id="rId101">
+        <w:r>
+          <w:rPr>
+            <w:lang w:val="zh_TW" w:bidi="zh_TW"/>
+          </w:rPr>
+          <w:rPr>
+            <w:color w:val="0000EE"/>
+            <w:u w:val="single"/>
+          </w:rPr>
+          <w:t>14:18</w:t>
+        </w:r>
+      </w:hyperlink>
+      <w:r>
+        <w:rPr>
+          <w:lang w:val="zh_TW" w:bidi="zh_TW"/>
+        </w:rPr>
+        <w:t>）、以撒獻祭預備之地（第</w:t>
+      </w:r>
+      <w:hyperlink r:id="rId126">
+        <w:r>
+          <w:rPr>
+            <w:lang w:val="zh_TW" w:bidi="zh_TW"/>
+          </w:rPr>
+          <w:rPr>
+            <w:color w:val="0000EE"/>
+            <w:u w:val="single"/>
+          </w:rPr>
+          <w:t>22</w:t>
+        </w:r>
+      </w:hyperlink>
+      <w:r>
+        <w:rPr>
+          <w:lang w:val="zh_TW" w:bidi="zh_TW"/>
+        </w:rPr>
+        <w:t>章），以及許多其它相關的地方。</w:t>
+      </w:r>
+    </w:p>
+    <w:p>
+      <w:pPr/>
+      <w:r>
+        <w:rPr>
+          <w:lang w:val="zh_TW" w:bidi="zh_TW"/>
+        </w:rPr>
+      </w:r>
+      <w:r>
+        <w:rPr>
+          <w:lang w:val="zh_TW" w:bidi="zh_TW"/>
+        </w:rPr>
+        <w:t>撒馬利亞人僅承認聖經的前五卷書（摩西五經）為神的啟示，其教義和實踐完全基於這些書卷。如此狹窄的正典範圍，不僅決定了撒馬利亞神學的方向，也使他們與當時的猶太思想進一步分離。例如，在撒馬利亞人的思想中，摩西的地位比猶太人所理解的更為崇高；他不僅被視為最主要的先知，更在後來的思想中，被描述為最卓越的人，在創造世之時便已存在，為以色列向神代求，並且被認為是人類的「世界之光」。撒馬利亞神學中的彌賽亞盼望，也反映了這種狹窄的正典觀。由於在五經中找不到任何關於大衛家彌賽亞的證據，因此撒馬利亞人不會期待出自大衛家的彌賽亞。相反，根據</w:t>
+      </w:r>
+      <w:hyperlink r:id="rId127">
+        <w:r>
+          <w:rPr>
+            <w:lang w:val="zh_TW" w:bidi="zh_TW"/>
+          </w:rPr>
+          <w:rPr>
+            <w:color w:val="0000EE"/>
+            <w:u w:val="single"/>
+          </w:rPr>
+          <w:t>申命記十八章15至18節</w:t>
+        </w:r>
+      </w:hyperlink>
+      <w:r>
+        <w:rPr>
+          <w:lang w:val="zh_TW" w:bidi="zh_TW"/>
+        </w:rPr>
+        <w:t>的內容，他們期待著一位「像摩西的先知」。這位期盼的先知也被稱為「塔合伯」（Taheb），即復興者，因為他在末後的日子，要在基利心山恢復正確的敬拜秩序，並使異教的敬拜歸向此處。</w:t>
+      </w:r>
+    </w:p>
+    <w:p>
+      <w:pPr/>
+      <w:r>
+        <w:rPr>
+          <w:lang w:val="zh_TW" w:bidi="zh_TW"/>
+        </w:rPr>
+      </w:r>
+      <w:r>
+        <w:rPr>
+          <w:lang w:val="zh_TW" w:bidi="zh_TW"/>
+        </w:rPr>
+        <w:t>因此明顯的是，正是這個群體高舉基利心山的主張，使他們在神學和文化上與猶太鄰居區分開來。</w:t>
+      </w:r>
+    </w:p>
+    <w:p>
+      <w:pPr>
+        <w:pStyle w:val="Heading3"/>
+      </w:pPr>
+      <w:r>
+        <w:rPr>
+          <w:lang w:val="zh_TW" w:bidi="zh_TW"/>
+        </w:rPr>
+        <w:t>耶穌與撒馬利亞人</w:t>
+      </w:r>
+    </w:p>
+    <w:p>
+      <w:pPr/>
+      <w:r>
+        <w:rPr>
+          <w:lang w:val="zh_TW" w:bidi="zh_TW"/>
+        </w:rPr>
+      </w:r>
+      <w:r>
+        <w:rPr>
+          <w:lang w:val="zh_TW" w:bidi="zh_TW"/>
+        </w:rPr>
+        <w:t>猶太人普遍認為撒馬利亞人幾乎等同外邦人，而耶穌在某種程度上也有這樣的看法。耶穌稱那位撒馬利亞痲瘋病人為「這外族人」（</w:t>
+      </w:r>
+      <w:hyperlink r:id="rId128">
+        <w:r>
+          <w:rPr>
+            <w:lang w:val="zh_TW" w:bidi="zh_TW"/>
+          </w:rPr>
+          <w:rPr>
+            <w:color w:val="0000EE"/>
+            <w:u w:val="single"/>
+          </w:rPr>
+          <w:t>路17:18</w:t>
+        </w:r>
+      </w:hyperlink>
+      <w:r>
+        <w:rPr>
+          <w:lang w:val="zh_TW" w:bidi="zh_TW"/>
+        </w:rPr>
+        <w:t>），並在差遣門徒時禁止他們將國度的信息傳給撒馬利亞人或外邦人（</w:t>
+      </w:r>
+      <w:hyperlink r:id="rId129">
+        <w:r>
+          <w:rPr>
+            <w:lang w:val="zh_TW" w:bidi="zh_TW"/>
+          </w:rPr>
+          <w:rPr>
+            <w:color w:val="0000EE"/>
+            <w:u w:val="single"/>
+          </w:rPr>
+          <w:t>太10:5</w:t>
+        </w:r>
+      </w:hyperlink>
+      <w:r>
+        <w:rPr>
+          <w:lang w:val="zh_TW" w:bidi="zh_TW"/>
+        </w:rPr>
+        <w:t>）。</w:t>
+      </w:r>
+    </w:p>
+    <w:p>
+      <w:pPr/>
+      <w:r>
+        <w:rPr>
+          <w:lang w:val="zh_TW" w:bidi="zh_TW"/>
+        </w:rPr>
+      </w:r>
+      <w:r>
+        <w:rPr>
+          <w:lang w:val="zh_TW" w:bidi="zh_TW"/>
+        </w:rPr>
+        <w:t>然而，福音書確鑿的證據顯示，耶穌對撒馬利亞人的態度與祂同時代的猶太人南轅北轍。當門徒表現出猶太人的敵意，並要求降下「審判之火」，懲罰拒絕接待的撒馬利亞人時，耶穌「責備了他們」（</w:t>
+      </w:r>
+      <w:hyperlink r:id="rId130">
+        <w:r>
+          <w:rPr>
+            <w:lang w:val="zh_TW" w:bidi="zh_TW"/>
+          </w:rPr>
+          <w:rPr>
+            <w:color w:val="0000EE"/>
+            <w:u w:val="single"/>
+          </w:rPr>
+          <w:t>路9:55</w:t>
+        </w:r>
+      </w:hyperlink>
+      <w:r>
+        <w:rPr>
+          <w:lang w:val="zh_TW" w:bidi="zh_TW"/>
+        </w:rPr>
+        <w:t>）。此外，祂不僅沒有拒絕醫治那位撒馬利亞痲瘋病人，反而肯定他是十人中唯一記得歸榮耀給神的（</w:t>
+      </w:r>
+      <w:hyperlink r:id="rId131">
+        <w:r>
+          <w:rPr>
+            <w:lang w:val="zh_TW" w:bidi="zh_TW"/>
+          </w:rPr>
+          <w:rPr>
+            <w:color w:val="0000EE"/>
+            <w:u w:val="single"/>
+          </w:rPr>
+          <w:t>17:11–19</w:t>
+        </w:r>
+      </w:hyperlink>
+      <w:r>
+        <w:rPr>
+          <w:lang w:val="zh_TW" w:bidi="zh_TW"/>
+        </w:rPr>
+        <w:t>）。同樣在好撒馬利亞人的比喻中（</w:t>
+      </w:r>
+      <w:hyperlink r:id="rId132">
+        <w:r>
+          <w:rPr>
+            <w:lang w:val="zh_TW" w:bidi="zh_TW"/>
+          </w:rPr>
+          <w:rPr>
+            <w:color w:val="0000EE"/>
+            <w:u w:val="single"/>
+          </w:rPr>
+          <w:t>10:30–37</w:t>
+        </w:r>
+      </w:hyperlink>
+      <w:r>
+        <w:rPr>
+          <w:lang w:val="zh_TW" w:bidi="zh_TW"/>
+        </w:rPr>
+        <w:t>），耶穌明顯突破了傳統的偏見，將被鄙視的撒馬利亞人（而非受尊敬的猶太祭司或利未人），描繪為真正幫助有需要者的鄰舍。在此處及其它地方，耶穌以神的要求挑戰聽眾，突破傳統對「義人」與「被排斥者」的界定。</w:t>
+      </w:r>
+    </w:p>
+    <w:p>
+      <w:pPr/>
+      <w:r>
+        <w:rPr>
+          <w:lang w:val="zh_TW" w:bidi="zh_TW"/>
+        </w:rPr>
+      </w:r>
+      <w:hyperlink r:id="rId133">
+        <w:r>
+          <w:rPr>
+            <w:lang w:val="zh_TW" w:bidi="zh_TW"/>
+          </w:rPr>
+          <w:rPr>
+            <w:color w:val="0000EE"/>
+            <w:u w:val="single"/>
+          </w:rPr>
+          <w:t>約翰福音四章4至43節</w:t>
+        </w:r>
+      </w:hyperlink>
+      <w:r>
+        <w:rPr>
+          <w:lang w:val="zh_TW" w:bidi="zh_TW"/>
+        </w:rPr>
+        <w:t>不僅記錄了耶穌與撒馬利亞婦人之間引人入勝的對話，還記錄了耶穌隨後在敘加這個撒馬利亞城市停留兩日的事蹟。在此，我們看見耶穌不僅冒著風險，與井邊的撒馬利亞婦人接觸，不介意被視為禮儀上不潔淨（</w:t>
+      </w:r>
+      <w:hyperlink r:id="rId134">
+        <w:r>
+          <w:rPr>
+            <w:lang w:val="zh_TW" w:bidi="zh_TW"/>
+          </w:rPr>
+          <w:rPr>
+            <w:color w:val="0000EE"/>
+            <w:u w:val="single"/>
+          </w:rPr>
+          <w:t>7–9</w:t>
+        </w:r>
+      </w:hyperlink>
+      <w:r>
+        <w:rPr>
+          <w:lang w:val="zh_TW" w:bidi="zh_TW"/>
+        </w:rPr>
+        <w:t>節），還給予她救贖的恩賜（</w:t>
+      </w:r>
+      <w:hyperlink r:id="rId135">
+        <w:r>
+          <w:rPr>
+            <w:lang w:val="zh_TW" w:bidi="zh_TW"/>
+          </w:rPr>
+          <w:rPr>
+            <w:color w:val="0000EE"/>
+            <w:u w:val="single"/>
+          </w:rPr>
+          <w:t>10</w:t>
+        </w:r>
+      </w:hyperlink>
+      <w:r>
+        <w:rPr>
+          <w:lang w:val="zh_TW" w:bidi="zh_TW"/>
+        </w:rPr>
+        <w:t>節），甚至涵蓋整個撒馬利亞城鎮（</w:t>
+      </w:r>
+      <w:hyperlink r:id="rId136">
+        <w:r>
+          <w:rPr>
+            <w:lang w:val="zh_TW" w:bidi="zh_TW"/>
+          </w:rPr>
+          <w:rPr>
+            <w:color w:val="0000EE"/>
+            <w:u w:val="single"/>
+          </w:rPr>
+          <w:t>39–41</w:t>
+        </w:r>
+      </w:hyperlink>
+      <w:r>
+        <w:rPr>
+          <w:lang w:val="zh_TW" w:bidi="zh_TW"/>
+        </w:rPr>
+        <w:t>節）。婦人聽見耶穌了解她的婚姻生活（</w:t>
+      </w:r>
+      <w:hyperlink r:id="rId137">
+        <w:r>
+          <w:rPr>
+            <w:lang w:val="zh_TW" w:bidi="zh_TW"/>
+          </w:rPr>
+          <w:rPr>
+            <w:color w:val="0000EE"/>
+            <w:u w:val="single"/>
+          </w:rPr>
+          <w:t>16–18</w:t>
+        </w:r>
+      </w:hyperlink>
+      <w:r>
+        <w:rPr>
+          <w:lang w:val="zh_TW" w:bidi="zh_TW"/>
+        </w:rPr>
+        <w:t>節），知道他必定是一位「先知」。呼應撒馬利亞人期盼，在末後的日子會有一位「像摩西的先知」，可能婦人會想到，耶穌就是他們期待已久的先知彌賽亞（</w:t>
+      </w:r>
+      <w:hyperlink r:id="rId138">
+        <w:r>
+          <w:rPr>
+            <w:lang w:val="zh_TW" w:bidi="zh_TW"/>
+          </w:rPr>
+          <w:rPr>
+            <w:color w:val="0000EE"/>
+            <w:u w:val="single"/>
+          </w:rPr>
+          <w:t>19</w:t>
+        </w:r>
+      </w:hyperlink>
+      <w:r>
+        <w:rPr>
+          <w:lang w:val="zh_TW" w:bidi="zh_TW"/>
+        </w:rPr>
+        <w:t>、</w:t>
+      </w:r>
+      <w:hyperlink r:id="rId138">
+        <w:r>
+          <w:rPr>
+            <w:lang w:val="zh_TW" w:bidi="zh_TW"/>
+          </w:rPr>
+          <w:rPr>
+            <w:color w:val="0000EE"/>
+            <w:u w:val="single"/>
+          </w:rPr>
+          <w:t>25–26</w:t>
+        </w:r>
+      </w:hyperlink>
+      <w:r>
+        <w:rPr>
+          <w:lang w:val="zh_TW" w:bidi="zh_TW"/>
+        </w:rPr>
+        <w:t>節）。耶穌停留在這個受鄙視的群體中，藉此突破猶太人對撒馬利亞人根深蒂固的敵意，也接受他們對自己作為「彌賽亞」（</w:t>
+      </w:r>
+      <w:hyperlink r:id="rId139">
+        <w:r>
+          <w:rPr>
+            <w:lang w:val="zh_TW" w:bidi="zh_TW"/>
+          </w:rPr>
+          <w:rPr>
+            <w:color w:val="0000EE"/>
+            <w:u w:val="single"/>
+          </w:rPr>
+          <w:t>26</w:t>
+        </w:r>
+      </w:hyperlink>
+      <w:r>
+        <w:rPr>
+          <w:lang w:val="zh_TW" w:bidi="zh_TW"/>
+        </w:rPr>
+        <w:t>節）和「世界的救主」（</w:t>
+      </w:r>
+      <w:hyperlink r:id="rId140">
+        <w:r>
+          <w:rPr>
+            <w:lang w:val="zh_TW" w:bidi="zh_TW"/>
+          </w:rPr>
+          <w:rPr>
+            <w:color w:val="0000EE"/>
+            <w:u w:val="single"/>
+          </w:rPr>
+          <w:t>42</w:t>
+        </w:r>
+      </w:hyperlink>
+      <w:r>
+        <w:rPr>
+          <w:lang w:val="zh_TW" w:bidi="zh_TW"/>
+        </w:rPr>
+        <w:t>節）的信仰。在此，正如耶穌與猶太社會中被排斥者的互動一般，祂重新定義公義，肯定其意思不是根據血統或宗教實踐，而是根據他們對祂的信心。如此，祂打破了當時種族與文化的界線，為福音進入整個外邦世界奠定基礎。</w:t>
+      </w:r>
+    </w:p>
+    <w:p>
+      <w:pPr>
+        <w:pStyle w:val="Heading3"/>
+      </w:pPr>
+      <w:r>
+        <w:rPr>
+          <w:lang w:val="zh_TW" w:bidi="zh_TW"/>
+        </w:rPr>
+        <w:t>撒馬利亞在初代教會使命中的地位</w:t>
+      </w:r>
+    </w:p>
+    <w:p>
+      <w:pPr/>
+      <w:r>
+        <w:rPr>
+          <w:lang w:val="zh_TW" w:bidi="zh_TW"/>
+        </w:rPr>
+      </w:r>
+      <w:r>
+        <w:rPr>
+          <w:lang w:val="zh_TW" w:bidi="zh_TW"/>
+        </w:rPr>
+        <w:t>耶穌升天前頒布大使命，吩咐門徒將福音傳到撒馬利亞（</w:t>
+      </w:r>
+      <w:hyperlink r:id="rId141">
+        <w:r>
+          <w:rPr>
+            <w:lang w:val="zh_TW" w:bidi="zh_TW"/>
+          </w:rPr>
+          <w:rPr>
+            <w:color w:val="0000EE"/>
+            <w:u w:val="single"/>
+          </w:rPr>
+          <w:t>徒1:8</w:t>
+        </w:r>
+      </w:hyperlink>
+      <w:r>
+        <w:rPr>
+          <w:lang w:val="zh_TW" w:bidi="zh_TW"/>
+        </w:rPr>
+        <w:t>）。初代教會的宣教行動確實包含這個地區。司提反殉道之後，許多基督徒被迫離開耶路撒冷（</w:t>
+      </w:r>
+      <w:hyperlink r:id="rId142">
+        <w:r>
+          <w:rPr>
+            <w:lang w:val="zh_TW" w:bidi="zh_TW"/>
+          </w:rPr>
+          <w:rPr>
+            <w:color w:val="0000EE"/>
+            <w:u w:val="single"/>
+          </w:rPr>
+          <w:t>8:1</w:t>
+        </w:r>
+      </w:hyperlink>
+      <w:r>
+        <w:rPr>
+          <w:lang w:val="zh_TW" w:bidi="zh_TW"/>
+        </w:rPr>
+        <w:t>），其中一位名叫腓利的基督徒，在撒馬利亞的城市傳揚福音（</w:t>
+      </w:r>
+      <w:hyperlink r:id="rId143">
+        <w:r>
+          <w:rPr>
+            <w:lang w:val="zh_TW" w:bidi="zh_TW"/>
+          </w:rPr>
+          <w:rPr>
+            <w:color w:val="0000EE"/>
+            <w:u w:val="single"/>
+          </w:rPr>
+          <w:t>5</w:t>
+        </w:r>
+      </w:hyperlink>
+      <w:r>
+        <w:rPr>
+          <w:lang w:val="zh_TW" w:bidi="zh_TW"/>
+        </w:rPr>
+        <w:t>節）。他所行神蹟引發強烈回應，因此彼得與約翰（代表耶路撒冷的使徒）被差派前往，調查並確認聖靈在他們中間。然而，主後第二世紀的證據顯示，基督教並未在撒馬利亞人當中建立穩固基礎。大多數撒馬利亞人仍維持自身的宗教傳統。至今，撒馬利亞人的小型餘民仍然存在，居住在基利心山（示劍）附近，以及以色列境內的若干城市。</w:t>
+      </w:r>
+    </w:p>
+    <w:p>
+      <w:pPr/>
+      <w:r>
+        <w:rPr>
+          <w:lang w:val="zh_TW" w:bidi="zh_TW"/>
+        </w:rPr>
+      </w:r>
+      <w:r>
+        <w:rPr>
+          <w:i/>
+          <w:lang w:val="zh_TW" w:bidi="zh_TW"/>
+        </w:rPr>
+        <w:t>另見</w:t>
+      </w:r>
+      <w:r>
+        <w:rPr>
+          <w:lang w:val="zh_TW" w:bidi="zh_TW"/>
+        </w:rPr>
+        <w:t>聖經聖經抄本與文本（舊約）</w:t>
+      </w:r>
+      <w:r>
+        <w:rPr>
+          <w:lang w:val="zh_TW" w:bidi="zh_TW"/>
+        </w:rPr>
+        <w:t>；</w:t>
+      </w:r>
+      <w:r>
+        <w:rPr>
+          <w:lang w:val="zh_TW" w:bidi="zh_TW"/>
+        </w:rPr>
+        <w:t>撒馬利亞</w:t>
+      </w:r>
+      <w:r>
+        <w:rPr>
+          <w:lang w:val="zh_TW" w:bidi="zh_TW"/>
+        </w:rPr>
+        <w:t>。</w:t>
       </w:r>
       <w:r>
         <w:rPr>
@@ -2956,6 +7358,30 @@
   <w:num w:numId="13" w16cid:durableId="592781308">
     <w:abstractNumId w:val="11"/>
   </w:num>
+  <w:num w:numId="14">
+    <w:abstractNumId w:val="3"/>
+    <w:lvlOverride w:ilvl="0">
+      <w:startOverride w:val="1"/>
+    </w:lvlOverride>
+  </w:num>
+  <w:num w:numId="15">
+    <w:abstractNumId w:val="3"/>
+    <w:lvlOverride w:ilvl="0">
+      <w:startOverride w:val="1"/>
+    </w:lvlOverride>
+  </w:num>
+  <w:num w:numId="16">
+    <w:abstractNumId w:val="3"/>
+    <w:lvlOverride w:ilvl="0">
+      <w:startOverride w:val="1"/>
+    </w:lvlOverride>
+  </w:num>
+  <w:num w:numId="17">
+    <w:abstractNumId w:val="3"/>
+    <w:lvlOverride w:ilvl="0">
+      <w:startOverride w:val="1"/>
+    </w:lvlOverride>
+  </w:num>
   <w:numIdMacAtCleanup w:val="10"/>
 </w:numbering>
 </file>

--- a/zht/docx/133.content.docx
+++ b/zht/docx/133.content.docx
@@ -19,7 +19,7 @@
         <w:rPr>
           <w:lang w:val="zh_TW" w:bidi="zh_TW"/>
         </w:rPr>
-        <w:t>Resource: Tyndale Open Bible Dictionary</w:t>
+        <w:t>Resource: Aquifer Open Bible Dictionary</w:t>
       </w:r>
       <w:r>
         <w:rPr>
@@ -112,7 +112,7 @@
         <w:rPr>
           <w:lang w:val="zh_TW" w:bidi="zh_TW"/>
         </w:rPr>
-        <w:t>Tyndale Open Bible Dictionary</w:t>
+        <w:t>Aquifer Open Bible Dictionary</w:t>
       </w:r>
     </w:p>
     <w:p>
@@ -2858,6 +2858,181 @@
         <w:rPr>
           <w:lang w:val="zh_TW" w:bidi="zh_TW"/>
         </w:rPr>
+        <w:t>撒發那忒‧巴內亞</w:t>
+      </w:r>
+      <w:r>
+        <w:rPr>
+          <w:lang w:val="zh_TW" w:bidi="zh_TW"/>
+        </w:rPr>
+      </w:r>
+    </w:p>
+    <w:p>
+      <w:pPr/>
+      <w:r>
+        <w:rPr>
+          <w:lang w:val="zh_TW" w:bidi="zh_TW"/>
+        </w:rPr>
+      </w:r>
+      <w:r>
+        <w:rPr>
+          <w:lang w:val="zh_TW" w:bidi="zh_TW"/>
+        </w:rPr>
+        <w:t>約瑟開始治理埃及時，法老賜給他的名字（</w:t>
+      </w:r>
+      <w:hyperlink r:id="rId69">
+        <w:r>
+          <w:rPr>
+            <w:lang w:val="zh_TW" w:bidi="zh_TW"/>
+          </w:rPr>
+          <w:rPr>
+            <w:color w:val="0000EE"/>
+            <w:u w:val="single"/>
+          </w:rPr>
+          <w:t>創41:45</w:t>
+        </w:r>
+      </w:hyperlink>
+      <w:r>
+        <w:rPr>
+          <w:lang w:val="zh_TW" w:bidi="zh_TW"/>
+        </w:rPr>
+        <w:t>）。這個名字最可能的意思是「神說：他必存活」。</w:t>
+      </w:r>
+      <w:r>
+        <w:rPr>
+          <w:i/>
+          <w:lang w:val="zh_TW" w:bidi="zh_TW"/>
+        </w:rPr>
+        <w:t>見</w:t>
+      </w:r>
+      <w:r>
+        <w:rPr>
+          <w:lang w:val="zh_TW" w:bidi="zh_TW"/>
+        </w:rPr>
+        <w:t xml:space="preserve"> </w:t>
+      </w:r>
+      <w:r>
+        <w:rPr>
+          <w:lang w:val="zh_TW" w:bidi="zh_TW"/>
+        </w:rPr>
+        <w:t>約瑟 #1</w:t>
+      </w:r>
+      <w:r>
+        <w:rPr>
+          <w:lang w:val="zh_TW" w:bidi="zh_TW"/>
+        </w:rPr>
+        <w:t>。</w:t>
+      </w:r>
+      <w:r>
+        <w:rPr>
+          <w:lang w:val="zh_TW" w:bidi="zh_TW"/>
+        </w:rPr>
+      </w:r>
+      <w:r>
+        <w:rPr>
+          <w:lang w:val="zh_TW" w:bidi="zh_TW"/>
+        </w:rPr>
+      </w:r>
+    </w:p>
+    <w:p>
+      <w:pPr/>
+      <w:r>
+        <w:rPr>
+          <w:lang w:val="zh_TW" w:bidi="zh_TW"/>
+        </w:rPr>
+      </w:r>
+    </w:p>
+    <w:p>
+      <w:pPr>
+        <w:pStyle w:val="Heading2"/>
+      </w:pPr>
+      <w:r>
+        <w:rPr>
+          <w:lang w:val="zh_TW" w:bidi="zh_TW"/>
+        </w:rPr>
+        <w:t>撒番</w:t>
+      </w:r>
+      <w:r>
+        <w:rPr>
+          <w:lang w:val="zh_TW" w:bidi="zh_TW"/>
+        </w:rPr>
+      </w:r>
+    </w:p>
+    <w:p>
+      <w:pPr/>
+      <w:r>
+        <w:rPr>
+          <w:lang w:val="zh_TW" w:bidi="zh_TW"/>
+        </w:rPr>
+      </w:r>
+      <w:r>
+        <w:rPr>
+          <w:lang w:val="zh_TW" w:bidi="zh_TW"/>
+        </w:rPr>
+        <w:t>以察的次子，也是何利人的族長（</w:t>
+      </w:r>
+      <w:hyperlink r:id="rId70">
+        <w:r>
+          <w:rPr>
+            <w:lang w:val="zh_TW" w:bidi="zh_TW"/>
+          </w:rPr>
+          <w:rPr>
+            <w:color w:val="0000EE"/>
+            <w:u w:val="single"/>
+          </w:rPr>
+          <w:t>創36:27</w:t>
+        </w:r>
+      </w:hyperlink>
+      <w:r>
+        <w:rPr>
+          <w:lang w:val="zh_TW" w:bidi="zh_TW"/>
+        </w:rPr>
+        <w:t>；</w:t>
+      </w:r>
+      <w:hyperlink r:id="rId71">
+        <w:r>
+          <w:rPr>
+            <w:lang w:val="zh_TW" w:bidi="zh_TW"/>
+          </w:rPr>
+          <w:rPr>
+            <w:color w:val="0000EE"/>
+            <w:u w:val="single"/>
+          </w:rPr>
+          <w:t>代上1:42</w:t>
+        </w:r>
+      </w:hyperlink>
+      <w:r>
+        <w:rPr>
+          <w:lang w:val="zh_TW" w:bidi="zh_TW"/>
+        </w:rPr>
+        <w:t>）。</w:t>
+      </w:r>
+      <w:r>
+        <w:rPr>
+          <w:lang w:val="zh_TW" w:bidi="zh_TW"/>
+        </w:rPr>
+      </w:r>
+      <w:r>
+        <w:rPr>
+          <w:lang w:val="zh_TW" w:bidi="zh_TW"/>
+        </w:rPr>
+      </w:r>
+    </w:p>
+    <w:p>
+      <w:pPr/>
+      <w:r>
+        <w:rPr>
+          <w:lang w:val="zh_TW" w:bidi="zh_TW"/>
+        </w:rPr>
+      </w:r>
+    </w:p>
+    <w:p>
+      <w:pPr>
+        <w:pStyle w:val="Heading2"/>
+      </w:pPr>
+      <w:r>
+        <w:rPr>
+          <w:lang w:val="zh_TW" w:bidi="zh_TW"/>
+        </w:rPr>
         <w:t>撒弗他</w:t>
       </w:r>
       <w:r>
@@ -2891,7 +3066,7 @@
         </w:rPr>
         <w:t>（</w:t>
       </w:r>
-      <w:hyperlink r:id="rId69">
+      <w:hyperlink r:id="rId72">
         <w:r>
           <w:rPr>
             <w:lang w:val="zh_TW" w:bidi="zh_TW"/>
@@ -2909,7 +3084,7 @@
         </w:rPr>
         <w:t>；</w:t>
       </w:r>
-      <w:hyperlink r:id="rId70">
+      <w:hyperlink r:id="rId73">
         <w:r>
           <w:rPr>
             <w:lang w:val="zh_TW" w:bidi="zh_TW"/>
@@ -2987,7 +3162,7 @@
         </w:rPr>
         <w:t>（</w:t>
       </w:r>
-      <w:hyperlink r:id="rId69">
+      <w:hyperlink r:id="rId72">
         <w:r>
           <w:rPr>
             <w:lang w:val="zh_TW" w:bidi="zh_TW"/>
@@ -3005,7 +3180,7 @@
         </w:rPr>
         <w:t>；</w:t>
       </w:r>
-      <w:hyperlink r:id="rId70">
+      <w:hyperlink r:id="rId73">
         <w:r>
           <w:rPr>
             <w:lang w:val="zh_TW" w:bidi="zh_TW"/>
@@ -3079,7 +3254,7 @@
         </w:rPr>
         <w:t>亞伯拉罕的妻子。撒拉原本的名字叫「撒萊」 （</w:t>
       </w:r>
-      <w:hyperlink r:id="rId71">
+      <w:hyperlink r:id="rId74">
         <w:r>
           <w:rPr>
             <w:lang w:val="zh_TW" w:bidi="zh_TW"/>
@@ -3097,7 +3272,7 @@
         </w:rPr>
         <w:t>）。當神應許她會生一個兒子，並成為多國、多王的母親時，神就把她的名字改成了撒拉（意思是「公主」)（</w:t>
       </w:r>
-      <w:hyperlink r:id="rId72">
+      <w:hyperlink r:id="rId75">
         <w:r>
           <w:rPr>
             <w:lang w:val="zh_TW" w:bidi="zh_TW"/>
@@ -3115,7 +3290,7 @@
         </w:rPr>
         <w:t>）。撒拉既是亞伯拉罕的妻子，也是他同父異母的妹妹（</w:t>
       </w:r>
-      <w:hyperlink r:id="rId73">
+      <w:hyperlink r:id="rId76">
         <w:r>
           <w:rPr>
             <w:lang w:val="zh_TW" w:bidi="zh_TW"/>
@@ -3140,7 +3315,7 @@
         </w:rPr>
         <w:t>撒拉一路跟隨亞伯拉罕，從迦勒底的吾珥搬到哈蘭，最後進入了迦南地（</w:t>
       </w:r>
-      <w:hyperlink r:id="rId74">
+      <w:hyperlink r:id="rId77">
         <w:r>
           <w:rPr>
             <w:lang w:val="zh_TW" w:bidi="zh_TW"/>
@@ -3158,7 +3333,7 @@
         </w:rPr>
         <w:t>，</w:t>
       </w:r>
-      <w:hyperlink r:id="rId75">
+      <w:hyperlink r:id="rId78">
         <w:r>
           <w:rPr>
             <w:lang w:val="zh_TW" w:bidi="zh_TW"/>
@@ -3176,7 +3351,7 @@
         </w:rPr>
         <w:t>）。有很長一段時間，她都無法生育。儘管神曾應許亞伯拉罕，說要讓他成為大國（在</w:t>
       </w:r>
-      <w:hyperlink r:id="rId76">
+      <w:hyperlink r:id="rId79">
         <w:r>
           <w:rPr>
             <w:lang w:val="zh_TW" w:bidi="zh_TW"/>
@@ -3194,7 +3369,7 @@
         </w:rPr>
         <w:t>中），並要把迦南地賜給他的後裔（</w:t>
       </w:r>
-      <w:hyperlink r:id="rId77">
+      <w:hyperlink r:id="rId80">
         <w:r>
           <w:rPr>
             <w:lang w:val="zh_TW" w:bidi="zh_TW"/>
@@ -3219,7 +3394,7 @@
         </w:rPr>
         <w:t>十年過去了，撒拉還是沒有懷孕（參</w:t>
       </w:r>
-      <w:hyperlink r:id="rId78">
+      <w:hyperlink r:id="rId81">
         <w:r>
           <w:rPr>
             <w:lang w:val="zh_TW" w:bidi="zh_TW"/>
@@ -3237,7 +3412,7 @@
         </w:rPr>
         <w:t>，</w:t>
       </w:r>
-      <w:hyperlink r:id="rId79">
+      <w:hyperlink r:id="rId82">
         <w:r>
           <w:rPr>
             <w:lang w:val="zh_TW" w:bidi="zh_TW"/>
@@ -3255,7 +3430,7 @@
         </w:rPr>
         <w:t>）。於是，她把自己的埃及使女夏甲送給亞伯拉罕當妾，夏甲隨後生下一個兒子，名叫以實瑪利（</w:t>
       </w:r>
-      <w:hyperlink r:id="rId80">
+      <w:hyperlink r:id="rId83">
         <w:r>
           <w:rPr>
             <w:lang w:val="zh_TW" w:bidi="zh_TW"/>
@@ -3273,7 +3448,7 @@
         </w:rPr>
         <w:t>）。雖然神應許以實瑪利也會成為大國（</w:t>
       </w:r>
-      <w:hyperlink r:id="rId81">
+      <w:hyperlink r:id="rId84">
         <w:r>
           <w:rPr>
             <w:lang w:val="zh_TW" w:bidi="zh_TW"/>
@@ -3291,7 +3466,7 @@
         </w:rPr>
         <w:t>），但神說，以實瑪利並不是那個應許的孩子。神指明撒拉才是那個孩子的母親，儘管撒拉在聽到這個預言時還笑了一下。最後，隨著以撒的出生，這個預言實現了（</w:t>
       </w:r>
-      <w:hyperlink r:id="rId82">
+      <w:hyperlink r:id="rId85">
         <w:r>
           <w:rPr>
             <w:lang w:val="zh_TW" w:bidi="zh_TW"/>
@@ -3309,7 +3484,7 @@
         </w:rPr>
         <w:t>）。那時撒拉已經90歲了，這距離神第一次應許亞伯拉罕會有孩子已經過了25年（</w:t>
       </w:r>
-      <w:hyperlink r:id="rId83">
+      <w:hyperlink r:id="rId86">
         <w:r>
           <w:rPr>
             <w:lang w:val="zh_TW" w:bidi="zh_TW"/>
@@ -3327,7 +3502,7 @@
         </w:rPr>
         <w:t>，</w:t>
       </w:r>
-      <w:hyperlink r:id="rId84">
+      <w:hyperlink r:id="rId87">
         <w:r>
           <w:rPr>
             <w:lang w:val="zh_TW" w:bidi="zh_TW"/>
@@ -3352,7 +3527,7 @@
         </w:rPr>
         <w:t>在亞伯拉罕和撒拉剛到迦南時，因為當地發生饑荒，他們不得不去埃及避難。亞伯拉罕告訴埃及人說，撒拉只是他的妹妹而不是妻子。因為撒拉非常漂亮，所以法老（埃及的王）就把她接進了宮裡（</w:t>
       </w:r>
-      <w:hyperlink r:id="rId85">
+      <w:hyperlink r:id="rId88">
         <w:r>
           <w:rPr>
             <w:lang w:val="zh_TW" w:bidi="zh_TW"/>
@@ -3377,7 +3552,7 @@
         </w:rPr>
         <w:t>類似的事情後來在基拉耳也發生過，當時的王亞比米勒也把撒拉接進了家門（第</w:t>
       </w:r>
-      <w:hyperlink r:id="rId86">
+      <w:hyperlink r:id="rId89">
         <w:r>
           <w:rPr>
             <w:lang w:val="zh_TW" w:bidi="zh_TW"/>
@@ -3395,7 +3570,7 @@
         </w:rPr>
         <w:t>章）。神再次保護了撒拉，保住她作為應許之子母親的身分。神確保了以撒就是亞伯拉罕和撒拉親生兒子的事實，不會有任何疑慮。這件事發生後不久，以撒就出生了（</w:t>
       </w:r>
-      <w:hyperlink r:id="rId87">
+      <w:hyperlink r:id="rId90">
         <w:r>
           <w:rPr>
             <w:lang w:val="zh_TW" w:bidi="zh_TW"/>
@@ -3413,7 +3588,7 @@
         </w:rPr>
         <w:t>），其出生大約是在神應許的一年後（</w:t>
       </w:r>
-      <w:hyperlink r:id="rId88">
+      <w:hyperlink r:id="rId91">
         <w:r>
           <w:rPr>
             <w:lang w:val="zh_TW" w:bidi="zh_TW"/>
@@ -3431,7 +3606,7 @@
         </w:rPr>
         <w:t>；</w:t>
       </w:r>
-      <w:hyperlink r:id="rId89">
+      <w:hyperlink r:id="rId92">
         <w:r>
           <w:rPr>
             <w:lang w:val="zh_TW" w:bidi="zh_TW"/>
@@ -3449,7 +3624,7 @@
         </w:rPr>
         <w:t>）。撒拉去世時享年127歲，安葬在麥比拉的洞，那是亞伯拉罕向赫人以弗崙買下的地方（第</w:t>
       </w:r>
-      <w:hyperlink r:id="rId90">
+      <w:hyperlink r:id="rId93">
         <w:r>
           <w:rPr>
             <w:lang w:val="zh_TW" w:bidi="zh_TW"/>
@@ -3474,7 +3649,7 @@
         </w:rPr>
         <w:t>除了創世記，舊約聖經只在</w:t>
       </w:r>
-      <w:hyperlink r:id="rId91">
+      <w:hyperlink r:id="rId94">
         <w:r>
           <w:rPr>
             <w:lang w:val="zh_TW" w:bidi="zh_TW"/>
@@ -3492,7 +3667,7 @@
         </w:rPr>
         <w:t>提到過撒拉。新約聖經則在</w:t>
       </w:r>
-      <w:hyperlink r:id="rId92">
+      <w:hyperlink r:id="rId95">
         <w:r>
           <w:rPr>
             <w:lang w:val="zh_TW" w:bidi="zh_TW"/>
@@ -3510,7 +3685,7 @@
         </w:rPr>
         <w:t>、</w:t>
       </w:r>
-      <w:hyperlink r:id="rId93">
+      <w:hyperlink r:id="rId96">
         <w:r>
           <w:rPr>
             <w:lang w:val="zh_TW" w:bidi="zh_TW"/>
@@ -3528,7 +3703,7 @@
         </w:rPr>
         <w:t>、</w:t>
       </w:r>
-      <w:hyperlink r:id="rId94">
+      <w:hyperlink r:id="rId97">
         <w:r>
           <w:rPr>
             <w:lang w:val="zh_TW" w:bidi="zh_TW"/>
@@ -3546,7 +3721,7 @@
         </w:rPr>
         <w:t>、</w:t>
       </w:r>
-      <w:hyperlink r:id="rId95">
+      <w:hyperlink r:id="rId98">
         <w:r>
           <w:rPr>
             <w:lang w:val="zh_TW" w:bidi="zh_TW"/>
@@ -3564,7 +3739,7 @@
         </w:rPr>
         <w:t>和</w:t>
       </w:r>
-      <w:hyperlink r:id="rId96">
+      <w:hyperlink r:id="rId99">
         <w:r>
           <w:rPr>
             <w:lang w:val="zh_TW" w:bidi="zh_TW"/>
@@ -3638,7 +3813,7 @@
         </w:rPr>
         <w:t>這是一些譯本在</w:t>
       </w:r>
-      <w:hyperlink r:id="rId97">
+      <w:hyperlink r:id="rId100">
         <w:r>
           <w:rPr>
             <w:lang w:val="zh_TW" w:bidi="zh_TW"/>
@@ -3693,7 +3868,7 @@
         </w:rPr>
         <w:t>多比傳（the book of Tobit）的女主角是撒拉。撒拉在痛苦中的祈禱得到了神的垂聽，神差遣天使拉斐爾（Raphael）充當媒人，安排她嫁給多比亞（</w:t>
       </w:r>
-      <w:hyperlink r:id="rId98">
+      <w:hyperlink r:id="rId101">
         <w:r>
           <w:rPr>
             <w:lang w:val="zh_TW" w:bidi="zh_TW"/>
@@ -3711,7 +3886,7 @@
         </w:rPr>
         <w:t>）。撒拉先前一直被惡魔折磨，導致她之前的七任丈夫都在婚禮當晚去世。後來多比亞按照天使拉斐爾給他的配方，使用魚的心臟和肝臟趕走了惡魔（</w:t>
       </w:r>
-      <w:hyperlink r:id="rId99">
+      <w:hyperlink r:id="rId102">
         <w:r>
           <w:rPr>
             <w:lang w:val="zh_TW" w:bidi="zh_TW"/>
@@ -3729,7 +3904,7 @@
         </w:rPr>
         <w:t>）。多比和妻子安娜在尼尼微去世後，多比亞和撒拉帶著孩子們回到了撒拉在埃克巴坦那 (Ecbatana) 的家（</w:t>
       </w:r>
-      <w:hyperlink r:id="rId100">
+      <w:hyperlink r:id="rId103">
         <w:r>
           <w:rPr>
             <w:lang w:val="zh_TW" w:bidi="zh_TW"/>
@@ -3795,7 +3970,7 @@
         </w:rPr>
         <w:t>這是亞伯拉罕的妻子撒拉原來的名字（</w:t>
       </w:r>
-      <w:hyperlink r:id="rId71">
+      <w:hyperlink r:id="rId74">
         <w:r>
           <w:rPr>
             <w:lang w:val="zh_TW" w:bidi="zh_TW"/>
@@ -3880,7 +4055,7 @@
         </w:rPr>
         <w:t>這是祭司—王麥基洗德的故鄉（</w:t>
       </w:r>
-      <w:hyperlink r:id="rId101">
+      <w:hyperlink r:id="rId104">
         <w:r>
           <w:rPr>
             <w:lang w:val="zh_TW" w:bidi="zh_TW"/>
@@ -3898,7 +4073,7 @@
         </w:rPr>
         <w:t>；</w:t>
       </w:r>
-      <w:hyperlink r:id="rId102">
+      <w:hyperlink r:id="rId105">
         <w:r>
           <w:rPr>
             <w:lang w:val="zh_TW" w:bidi="zh_TW"/>
@@ -3916,7 +4091,7 @@
         </w:rPr>
         <w:t>；</w:t>
       </w:r>
-      <w:hyperlink r:id="rId103">
+      <w:hyperlink r:id="rId106">
         <w:r>
           <w:rPr>
             <w:lang w:val="zh_TW" w:bidi="zh_TW"/>
@@ -4036,7 +4211,7 @@
         </w:rPr>
         <w:t>一位名叫撒羅米的婦人是耶穌的追隨者。她可能是馬利亞的姐妹，雅各和約翰的母親。在</w:t>
       </w:r>
-      <w:hyperlink r:id="rId104">
+      <w:hyperlink r:id="rId107">
         <w:r>
           <w:rPr>
             <w:lang w:val="zh_TW" w:bidi="zh_TW"/>
@@ -4061,7 +4236,7 @@
         </w:rPr>
         <w:t>馬可後來描述了天未亮之前來到墳墓的婦人。馬可記載抹大拉的馬利亞、雅各的母親馬利亞和撒羅米帶了香料來膏抹屍體（</w:t>
       </w:r>
-      <w:hyperlink r:id="rId105">
+      <w:hyperlink r:id="rId108">
         <w:r>
           <w:rPr>
             <w:lang w:val="zh_TW" w:bidi="zh_TW"/>
@@ -4086,7 +4261,7 @@
         </w:rPr>
         <w:t>馬太提到兩位名叫馬利亞的女人，以及西庇太兒子的母親，她可能是撒羅米（</w:t>
       </w:r>
-      <w:hyperlink r:id="rId106">
+      <w:hyperlink r:id="rId109">
         <w:r>
           <w:rPr>
             <w:lang w:val="zh_TW" w:bidi="zh_TW"/>
@@ -4201,7 +4376,7 @@
         </w:rPr>
         <w:t>（在</w:t>
       </w:r>
-      <w:hyperlink r:id="rId107">
+      <w:hyperlink r:id="rId110">
         <w:r>
           <w:rPr>
             <w:lang w:val="zh_TW" w:bidi="zh_TW"/>
@@ -4267,7 +4442,7 @@
         </w:rPr>
         <w:t>希羅底的女兒，來自希羅底與希律腓力的第一次婚姻。</w:t>
       </w:r>
-      <w:hyperlink r:id="rId108">
+      <w:hyperlink r:id="rId111">
         <w:r>
           <w:rPr>
             <w:lang w:val="zh_TW" w:bidi="zh_TW"/>
@@ -4285,7 +4460,7 @@
         </w:rPr>
         <w:t>和</w:t>
       </w:r>
-      <w:hyperlink r:id="rId109">
+      <w:hyperlink r:id="rId112">
         <w:r>
           <w:rPr>
             <w:lang w:val="zh_TW" w:bidi="zh_TW"/>
@@ -4490,7 +4665,7 @@
         </w:rPr>
         <w:t>我們難以確切判定撒馬利亞教派何時形成，以及與猶太教最終決裂的時間。舊約聖經對撒馬利亞人教派起源的看法是，他們源自被重新安置於該地的外邦民族，他們對神的敬拜只屬表面，其內在仍然是偶像崇拜。根據</w:t>
       </w:r>
-      <w:hyperlink r:id="rId110">
+      <w:hyperlink r:id="rId113">
         <w:r>
           <w:rPr>
             <w:lang w:val="zh_TW" w:bidi="zh_TW"/>
@@ -4522,7 +4697,7 @@
         </w:rPr>
         <w:t>撒馬利亞人對其起源提出了截然不同的見解。他們聲稱自己是以法蓮和瑪拿西兩個猶太支派的後裔（見</w:t>
       </w:r>
-      <w:hyperlink r:id="rId111">
+      <w:hyperlink r:id="rId114">
         <w:r>
           <w:rPr>
             <w:lang w:val="zh_TW" w:bidi="zh_TW"/>
@@ -4554,7 +4729,7 @@
         </w:rPr>
         <w:t>根據該時期的亞述文獻記載，確實證明對北國的人口安排，但亞述王顯然未有全面驅逐（見</w:t>
       </w:r>
-      <w:hyperlink r:id="rId112">
+      <w:hyperlink r:id="rId115">
         <w:r>
           <w:rPr>
             <w:lang w:val="zh_TW" w:bidi="zh_TW"/>
@@ -4597,7 +4772,7 @@
         </w:rPr>
         <w:t>住在北方的基利心山（他們的聖山）、示劍與撒馬利亞地區的撒馬利亞人，與曾住在猶太地、後來住到加利利的猶太人，他們的關係歷史實在充滿變化張力。被擄之民於波斯統治者賽魯士的詔令下（約公元前538年），返回耶路撒冷時，北方與南方王國之間古老的緊張關係再次出現。當時整個南部地區由北方撒馬利亞的參巴拉統治，他是波斯權下巴勒斯坦的本地統治者。被擄之民渴望返回耶路撒冷，特別是他們重建耶路撒冷聖殿的心願，對他在北方的領導地位構成實質的政治威脅（</w:t>
       </w:r>
-      <w:hyperlink r:id="rId113">
+      <w:hyperlink r:id="rId116">
         <w:r>
           <w:rPr>
             <w:lang w:val="zh_TW" w:bidi="zh_TW"/>
@@ -4615,7 +4790,7 @@
         </w:rPr>
         <w:t>；</w:t>
       </w:r>
-      <w:hyperlink r:id="rId114">
+      <w:hyperlink r:id="rId117">
         <w:r>
           <w:rPr>
             <w:lang w:val="zh_TW" w:bidi="zh_TW"/>
@@ -4647,7 +4822,7 @@
         </w:rPr>
         <w:t>最初的反對是出於政治動機，但在之後某個時期，可能是在主前五世紀，另有一座聖殿在基利心山上建立時，反對便轉變為宗教層面之事。這段時間猶太人對撒馬利亞人的敵意，可參考另一個例子，來自</w:t>
       </w:r>
-      <w:hyperlink r:id="rId115">
+      <w:hyperlink r:id="rId118">
         <w:r>
           <w:rPr>
             <w:lang w:val="zh_TW" w:bidi="zh_TW"/>
@@ -4679,7 +4854,7 @@
         </w:rPr>
         <w:t>猶太人對撒馬利亞人的輕視加深，因為撒馬利亞人未有對抗安提阿古·伊皮法尼（約公元前167年）在該區推行的希臘化敬拜的行動。部分猶太群體反對將耶路撒冷聖殿尹為宙斯的聖殿（</w:t>
       </w:r>
-      <w:hyperlink r:id="rId116">
+      <w:hyperlink r:id="rId119">
         <w:r>
           <w:rPr>
             <w:lang w:val="zh_TW" w:bidi="zh_TW"/>
@@ -4697,7 +4872,7 @@
         </w:rPr>
         <w:t>），並最終跟隨馬加比起義（</w:t>
       </w:r>
-      <w:hyperlink r:id="rId117">
+      <w:hyperlink r:id="rId120">
         <w:r>
           <w:rPr>
             <w:lang w:val="zh_TW" w:bidi="zh_TW"/>
@@ -4715,7 +4890,7 @@
         </w:rPr>
         <w:t>），但資料顯示撒馬利亞人並未有同樣表態（見</w:t>
       </w:r>
-      <w:hyperlink r:id="rId118">
+      <w:hyperlink r:id="rId121">
         <w:r>
           <w:rPr>
             <w:lang w:val="zh_TW" w:bidi="zh_TW"/>
@@ -4761,7 +4936,7 @@
         </w:rPr>
         <w:t>在大希律王統治之下，撒馬利亞的處境有所改善，然而撒馬利亞人與猶太地及加利利猶太人之間的敵意仍然持續。撒馬利亞人認為耶路撒冷聖殿是虛假的宗教中心，並被耶路撒冷當局排除在內院之外。大約在公元6年，一群撒馬利亞人在逾越節期間，將人骨撒在聖殿的門廊和聖所內，褻瀆耶路撒冷聖殿。當加利利猶太人在各種節期期間前往耶路撒冷，而必須穿越撒馬利亞時，他們遭遇敵意的情況亦屢見不鮮（</w:t>
       </w:r>
-      <w:hyperlink r:id="rId119">
+      <w:hyperlink r:id="rId122">
         <w:r>
           <w:rPr>
             <w:lang w:val="zh_TW" w:bidi="zh_TW"/>
@@ -4793,7 +4968,7 @@
         </w:rPr>
         <w:t>這種敵對在耶穌時代仍然持續，兩個群體將對方排除在各自的敬拜中心之外，即耶路撒冷聖殿和位於基利心山的撒馬利亞人聖殿。例如，撒馬利亞人被禁止進入聖殿內院，他們所獻的祭物都被視為外邦人的獻祭。因此，若將撒馬利亞人稱為「分裂者」會更為準確，但實際上他們被當作外邦人對待。兩個群體之間不可通婚，人際關係也受到極大限制（</w:t>
       </w:r>
-      <w:hyperlink r:id="rId120">
+      <w:hyperlink r:id="rId123">
         <w:r>
           <w:rPr>
             <w:lang w:val="zh_TW" w:bidi="zh_TW"/>
@@ -4811,7 +4986,7 @@
         </w:rPr>
         <w:t>）。在這種強制隔離下，兩個群體之間的互動難免有限。僅僅是「撒馬利亞人」這個詞，在猶太人口中就已是蔑視（</w:t>
       </w:r>
-      <w:hyperlink r:id="rId121">
+      <w:hyperlink r:id="rId124">
         <w:r>
           <w:rPr>
             <w:lang w:val="zh_TW" w:bidi="zh_TW"/>
@@ -4829,7 +5004,7 @@
         </w:rPr>
         <w:t>），一些文士甚至不願直接說出這個稱呼（參</w:t>
       </w:r>
-      <w:hyperlink r:id="rId122">
+      <w:hyperlink r:id="rId125">
         <w:r>
           <w:rPr>
             <w:lang w:val="zh_TW" w:bidi="zh_TW"/>
@@ -4847,7 +5022,7 @@
         </w:rPr>
         <w:t>中明顯的委婉說法）。門徒對撒馬利亞人拒絕提供住宿的反應（</w:t>
       </w:r>
-      <w:hyperlink r:id="rId123">
+      <w:hyperlink r:id="rId126">
         <w:r>
           <w:rPr>
             <w:lang w:val="zh_TW" w:bidi="zh_TW"/>
@@ -4879,7 +5054,7 @@
         </w:rPr>
         <w:t>目前證據雖然不足以顯示撒馬利亞人的態度相同，但我們可推測這種情況存在，亦相當合理。因此，在</w:t>
       </w:r>
-      <w:hyperlink r:id="rId123">
+      <w:hyperlink r:id="rId126">
         <w:r>
           <w:rPr>
             <w:lang w:val="zh_TW" w:bidi="zh_TW"/>
@@ -4922,7 +5097,7 @@
         </w:rPr>
         <w:t>撒馬利亞人的主要信仰，同時展現了他們與主流猶太教之間的共通之處與明顯差異。他們與猶太教共同持守對亞伯拉罕、以撒、雅各之神的一神信仰。然而，相較之下，北方基利心山作為唯一獻祭聖地的地位則有所提升，這主張是基於撒馬利亞文本中，數處與申命記和出埃及記不同的段落。基利心山因此被認定為亞伯第一次獻祭的地點（</w:t>
       </w:r>
-      <w:hyperlink r:id="rId124">
+      <w:hyperlink r:id="rId127">
         <w:r>
           <w:rPr>
             <w:lang w:val="zh_TW" w:bidi="zh_TW"/>
@@ -4940,7 +5115,7 @@
         </w:rPr>
         <w:t>）、挪亞在洪水後獻祭的地方（</w:t>
       </w:r>
-      <w:hyperlink r:id="rId125">
+      <w:hyperlink r:id="rId128">
         <w:r>
           <w:rPr>
             <w:lang w:val="zh_TW" w:bidi="zh_TW"/>
@@ -4958,7 +5133,7 @@
         </w:rPr>
         <w:t>）、亞伯拉罕與麥基洗德相會之處（</w:t>
       </w:r>
-      <w:hyperlink r:id="rId101">
+      <w:hyperlink r:id="rId104">
         <w:r>
           <w:rPr>
             <w:lang w:val="zh_TW" w:bidi="zh_TW"/>
@@ -4976,7 +5151,7 @@
         </w:rPr>
         <w:t>）、以撒獻祭預備之地（第</w:t>
       </w:r>
-      <w:hyperlink r:id="rId126">
+      <w:hyperlink r:id="rId129">
         <w:r>
           <w:rPr>
             <w:lang w:val="zh_TW" w:bidi="zh_TW"/>
@@ -5008,7 +5183,7 @@
         </w:rPr>
         <w:t>撒馬利亞人僅承認聖經的前五卷書（摩西五經）為神的啟示，其教義和實踐完全基於這些書卷。如此狹窄的正典範圍，不僅決定了撒馬利亞神學的方向，也使他們與當時的猶太思想進一步分離。例如，在撒馬利亞人的思想中，摩西的地位比猶太人所理解的更為崇高；他不僅被視為最主要的先知，更在後來的思想中，被描述為最卓越的人，在創造世之時便已存在，為以色列向神代求，並且被認為是人類的「世界之光」。撒馬利亞神學中的彌賽亞盼望，也反映了這種狹窄的正典觀。由於在五經中找不到任何關於大衛家彌賽亞的證據，因此撒馬利亞人不會期待出自大衛家的彌賽亞。相反，根據</w:t>
       </w:r>
-      <w:hyperlink r:id="rId127">
+      <w:hyperlink r:id="rId130">
         <w:r>
           <w:rPr>
             <w:lang w:val="zh_TW" w:bidi="zh_TW"/>
@@ -5065,7 +5240,7 @@
         </w:rPr>
         <w:t>猶太人普遍認為撒馬利亞人幾乎等同外邦人，而耶穌在某種程度上也有這樣的看法。耶穌稱那位撒馬利亞痲瘋病人為「這外族人」（</w:t>
       </w:r>
-      <w:hyperlink r:id="rId128">
+      <w:hyperlink r:id="rId131">
         <w:r>
           <w:rPr>
             <w:lang w:val="zh_TW" w:bidi="zh_TW"/>
@@ -5083,7 +5258,7 @@
         </w:rPr>
         <w:t>），並在差遣門徒時禁止他們將國度的信息傳給撒馬利亞人或外邦人（</w:t>
       </w:r>
-      <w:hyperlink r:id="rId129">
+      <w:hyperlink r:id="rId132">
         <w:r>
           <w:rPr>
             <w:lang w:val="zh_TW" w:bidi="zh_TW"/>
@@ -5115,7 +5290,7 @@
         </w:rPr>
         <w:t>然而，福音書確鑿的證據顯示，耶穌對撒馬利亞人的態度與祂同時代的猶太人南轅北轍。當門徒表現出猶太人的敵意，並要求降下「審判之火」，懲罰拒絕接待的撒馬利亞人時，耶穌「責備了他們」（</w:t>
       </w:r>
-      <w:hyperlink r:id="rId130">
+      <w:hyperlink r:id="rId133">
         <w:r>
           <w:rPr>
             <w:lang w:val="zh_TW" w:bidi="zh_TW"/>
@@ -5133,7 +5308,7 @@
         </w:rPr>
         <w:t>）。此外，祂不僅沒有拒絕醫治那位撒馬利亞痲瘋病人，反而肯定他是十人中唯一記得歸榮耀給神的（</w:t>
       </w:r>
-      <w:hyperlink r:id="rId131">
+      <w:hyperlink r:id="rId134">
         <w:r>
           <w:rPr>
             <w:lang w:val="zh_TW" w:bidi="zh_TW"/>
@@ -5151,7 +5326,7 @@
         </w:rPr>
         <w:t>）。同樣在好撒馬利亞人的比喻中（</w:t>
       </w:r>
-      <w:hyperlink r:id="rId132">
+      <w:hyperlink r:id="rId135">
         <w:r>
           <w:rPr>
             <w:lang w:val="zh_TW" w:bidi="zh_TW"/>
@@ -5177,7 +5352,7 @@
           <w:lang w:val="zh_TW" w:bidi="zh_TW"/>
         </w:rPr>
       </w:r>
-      <w:hyperlink r:id="rId133">
+      <w:hyperlink r:id="rId136">
         <w:r>
           <w:rPr>
             <w:lang w:val="zh_TW" w:bidi="zh_TW"/>
@@ -5195,7 +5370,7 @@
         </w:rPr>
         <w:t>不僅記錄了耶穌與撒馬利亞婦人之間引人入勝的對話，還記錄了耶穌隨後在敘加這個撒馬利亞城市停留兩日的事蹟。在此，我們看見耶穌不僅冒著風險，與井邊的撒馬利亞婦人接觸，不介意被視為禮儀上不潔淨（</w:t>
       </w:r>
-      <w:hyperlink r:id="rId134">
+      <w:hyperlink r:id="rId137">
         <w:r>
           <w:rPr>
             <w:lang w:val="zh_TW" w:bidi="zh_TW"/>
@@ -5213,7 +5388,7 @@
         </w:rPr>
         <w:t>節），還給予她救贖的恩賜（</w:t>
       </w:r>
-      <w:hyperlink r:id="rId135">
+      <w:hyperlink r:id="rId138">
         <w:r>
           <w:rPr>
             <w:lang w:val="zh_TW" w:bidi="zh_TW"/>
@@ -5231,7 +5406,7 @@
         </w:rPr>
         <w:t>節），甚至涵蓋整個撒馬利亞城鎮（</w:t>
       </w:r>
-      <w:hyperlink r:id="rId136">
+      <w:hyperlink r:id="rId139">
         <w:r>
           <w:rPr>
             <w:lang w:val="zh_TW" w:bidi="zh_TW"/>
@@ -5249,7 +5424,7 @@
         </w:rPr>
         <w:t>節）。婦人聽見耶穌了解她的婚姻生活（</w:t>
       </w:r>
-      <w:hyperlink r:id="rId137">
+      <w:hyperlink r:id="rId140">
         <w:r>
           <w:rPr>
             <w:lang w:val="zh_TW" w:bidi="zh_TW"/>
@@ -5267,7 +5442,7 @@
         </w:rPr>
         <w:t>節），知道他必定是一位「先知」。呼應撒馬利亞人期盼，在末後的日子會有一位「像摩西的先知」，可能婦人會想到，耶穌就是他們期待已久的先知彌賽亞（</w:t>
       </w:r>
-      <w:hyperlink r:id="rId138">
+      <w:hyperlink r:id="rId141">
         <w:r>
           <w:rPr>
             <w:lang w:val="zh_TW" w:bidi="zh_TW"/>
@@ -5285,7 +5460,7 @@
         </w:rPr>
         <w:t>、</w:t>
       </w:r>
-      <w:hyperlink r:id="rId138">
+      <w:hyperlink r:id="rId141">
         <w:r>
           <w:rPr>
             <w:lang w:val="zh_TW" w:bidi="zh_TW"/>
@@ -5303,7 +5478,7 @@
         </w:rPr>
         <w:t>節）。耶穌停留在這個受鄙視的群體中，藉此突破猶太人對撒馬利亞人根深蒂固的敵意，也接受他們對自己作為「彌賽亞」（</w:t>
       </w:r>
-      <w:hyperlink r:id="rId139">
+      <w:hyperlink r:id="rId142">
         <w:r>
           <w:rPr>
             <w:lang w:val="zh_TW" w:bidi="zh_TW"/>
@@ -5321,7 +5496,7 @@
         </w:rPr>
         <w:t>節）和「世界的救主」（</w:t>
       </w:r>
-      <w:hyperlink r:id="rId140">
+      <w:hyperlink r:id="rId143">
         <w:r>
           <w:rPr>
             <w:lang w:val="zh_TW" w:bidi="zh_TW"/>
@@ -5364,7 +5539,7 @@
         </w:rPr>
         <w:t>耶穌升天前頒布大使命，吩咐門徒將福音傳到撒馬利亞（</w:t>
       </w:r>
-      <w:hyperlink r:id="rId141">
+      <w:hyperlink r:id="rId144">
         <w:r>
           <w:rPr>
             <w:lang w:val="zh_TW" w:bidi="zh_TW"/>
@@ -5382,7 +5557,7 @@
         </w:rPr>
         <w:t>）。初代教會的宣教行動確實包含這個地區。司提反殉道之後，許多基督徒被迫離開耶路撒冷（</w:t>
       </w:r>
-      <w:hyperlink r:id="rId142">
+      <w:hyperlink r:id="rId145">
         <w:r>
           <w:rPr>
             <w:lang w:val="zh_TW" w:bidi="zh_TW"/>
@@ -5400,7 +5575,7 @@
         </w:rPr>
         <w:t>），其中一位名叫腓利的基督徒，在撒馬利亞的城市傳揚福音（</w:t>
       </w:r>
-      <w:hyperlink r:id="rId143">
+      <w:hyperlink r:id="rId146">
         <w:r>
           <w:rPr>
             <w:lang w:val="zh_TW" w:bidi="zh_TW"/>

--- a/zht/docx/133.content.docx
+++ b/zht/docx/133.content.docx
@@ -149,7 +149,7 @@
         <w:rPr>
           <w:lang w:val="zh_TW" w:bidi="zh_TW"/>
         </w:rPr>
-        <w:t>ren</w:t>
+        <w:t>quan</w:t>
       </w:r>
       <w:r>
         <w:rPr>
@@ -212,7 +212,7 @@
         <w:rPr>
           <w:lang w:val="zh_TW" w:bidi="zh_TW"/>
         </w:rPr>
-        <w:t>人</w:t>
+        <w:t>權能</w:t>
       </w:r>
       <w:r>
         <w:rPr>
@@ -231,7 +231,7 @@
         <w:rPr>
           <w:lang w:val="zh_TW" w:bidi="zh_TW"/>
         </w:rPr>
-        <w:t>人類，不論是男性或女性。</w:t>
+        <w:t>因著力量、技能、資源或權柄而能夠做事的能力。</w:t>
       </w:r>
     </w:p>
     <w:p>
@@ -245,18 +245,94 @@
         <w:rPr>
           <w:lang w:val="zh_TW" w:bidi="zh_TW"/>
         </w:rPr>
-        <w:t>聖經對人的教導，始於對神正確的認識。聖經人論（anthropology，即對人的研究）的核心，是建基於高舉的神學（即對神的研究）脈絡之中。人若對神有崇高而敬虔的認識，就會肯定人的尊貴和尊嚴，相反，若對神的概念膚淺，就往往導致對人的觀點偏差。因此，人可能被看得比應有的更為重要，或比聖經所啟示的更不重要。這兩種看法都是不合乎聖經的。探討人的學問（本文中「人」一詞是包括男女在內的人類）的起點，必須從認識神——人的創造主開始。</w:t>
+        <w:t>舊約聖經使用多個希伯來文詞語來表達權能，新約聖經則使用多個希臘文詞語來表達。聖經有關權能的教導，大致可以歸納為四個方面：</w:t>
       </w:r>
     </w:p>
     <w:p>
       <w:pPr>
+        <w:pStyle w:val="ListNumber"/>
+        <w:numPr>
+          <w:ilvl w:val="0"/>
+          <w:numId w:val="14"/>
+        </w:numPr>
+        <w:spacing w:line="240" w:lineRule="auto"/>
+        <w:ind w:left="720"/>
+      </w:pPr>
+      <w:r>
+        <w:rPr>
+          <w:lang w:val="zh_TW" w:bidi="zh_TW"/>
+        </w:rPr>
+      </w:r>
+      <w:r>
+        <w:rPr>
+          <w:lang w:val="zh_TW" w:bidi="zh_TW"/>
+        </w:rPr>
+        <w:t>神無限的權能</w:t>
+      </w:r>
+    </w:p>
+    <w:p>
+      <w:pPr>
+        <w:pStyle w:val="ListNumber"/>
+        <w:spacing w:line="240" w:lineRule="auto"/>
+        <w:ind w:left="720"/>
+      </w:pPr>
+      <w:r>
+        <w:rPr>
+          <w:lang w:val="zh_TW" w:bidi="zh_TW"/>
+        </w:rPr>
+      </w:r>
+      <w:r>
+        <w:rPr>
+          <w:lang w:val="zh_TW" w:bidi="zh_TW"/>
+        </w:rPr>
+        <w:t>神賜給受造之物的有限能力</w:t>
+      </w:r>
+    </w:p>
+    <w:p>
+      <w:pPr>
+        <w:pStyle w:val="ListNumber"/>
+        <w:spacing w:line="240" w:lineRule="auto"/>
+        <w:ind w:left="720"/>
+      </w:pPr>
+      <w:r>
+        <w:rPr>
+          <w:lang w:val="zh_TW" w:bidi="zh_TW"/>
+        </w:rPr>
+      </w:r>
+      <w:r>
+        <w:rPr>
+          <w:lang w:val="zh_TW" w:bidi="zh_TW"/>
+        </w:rPr>
+        <w:t>神藉著耶穌基督彰顯的權能</w:t>
+      </w:r>
+    </w:p>
+    <w:p>
+      <w:pPr>
+        <w:pStyle w:val="ListNumber"/>
+        <w:spacing w:line="240" w:lineRule="auto"/>
+        <w:ind w:left="720"/>
+      </w:pPr>
+      <w:r>
+        <w:rPr>
+          <w:lang w:val="zh_TW" w:bidi="zh_TW"/>
+        </w:rPr>
+      </w:r>
+      <w:r>
+        <w:rPr>
+          <w:lang w:val="zh_TW" w:bidi="zh_TW"/>
+        </w:rPr>
+        <w:t>神（藉著聖靈）在祂百姓生命中運行的權能</w:t>
+      </w:r>
+    </w:p>
+    <w:p>
+      <w:pPr>
         <w:pStyle w:val="Heading3"/>
       </w:pPr>
       <w:r>
         <w:rPr>
           <w:lang w:val="zh_TW" w:bidi="zh_TW"/>
         </w:rPr>
-        <w:t>人的起源</w:t>
+        <w:t>神無限的權能</w:t>
       </w:r>
     </w:p>
     <w:p>
@@ -270,7 +346,7 @@
         <w:rPr>
           <w:lang w:val="zh_TW" w:bidi="zh_TW"/>
         </w:rPr>
-        <w:t>與自然主義（naturalistic）、唯物論（materialistic）的起源理論相對，聖經的觀點首先宣告永恆的神創造了人，而人是一切受造物中最重要的。人無須拘泥於某種特定的時序，來理解神創造人的工作。有些基督徒相信，聖經在</w:t>
+        <w:t>神是全能的。一切其它能力都來自祂，並且都在祂的掌管之下。聖經對此的教導，可以用</w:t>
       </w:r>
       <w:hyperlink r:id="rId13">
         <w:r>
@@ -281,81 +357,14 @@
             <w:color w:val="0000EE"/>
             <w:u w:val="single"/>
           </w:rPr>
-          <w:t>創世記一章</w:t>
-        </w:r>
-      </w:hyperlink>
-      <w:r>
-        <w:rPr>
-          <w:lang w:val="zh_TW" w:bidi="zh_TW"/>
-        </w:rPr>
-        <w:t>中所呈現的是一個封閉的年表──六個實際的24小時日子（參</w:t>
-      </w:r>
-      <w:hyperlink r:id="rId14">
-        <w:r>
-          <w:rPr>
-            <w:lang w:val="zh_TW" w:bidi="zh_TW"/>
-          </w:rPr>
-          <w:rPr>
-            <w:color w:val="0000EE"/>
-            <w:u w:val="single"/>
-          </w:rPr>
-          <w:t>創1:5、8、13</w:t>
-        </w:r>
-      </w:hyperlink>
-      <w:r>
-        <w:rPr>
-          <w:lang w:val="zh_TW" w:bidi="zh_TW"/>
-        </w:rPr>
-        <w:t>等）；而人在其中驚人且突然出現，可能只是約6000年前的事（參跟大主教詹姆士‧烏社爾〔James Ussher〕的編年史〔</w:t>
-      </w:r>
-      <w:r>
-        <w:rPr>
-          <w:i/>
-          <w:lang w:val="zh_TW" w:bidi="zh_TW"/>
-        </w:rPr>
-        <w:t>Annales，</w:t>
-      </w:r>
-      <w:r>
-        <w:rPr>
-          <w:lang w:val="zh_TW" w:bidi="zh_TW"/>
-        </w:rPr>
-        <w:t xml:space="preserve"> 1650–58年〕相關，但不限於這著作的年表）。另一些持這種普遍觀點的人（有時稱為創造科學〔creation science〕），則對</w:t>
-      </w:r>
-      <w:hyperlink r:id="rId15">
-        <w:r>
-          <w:rPr>
-            <w:lang w:val="zh_TW" w:bidi="zh_TW"/>
-          </w:rPr>
-          <w:rPr>
-            <w:color w:val="0000EE"/>
-            <w:u w:val="single"/>
-          </w:rPr>
-          <w:t>創世記五</w:t>
-        </w:r>
-      </w:hyperlink>
-      <w:r>
-        <w:rPr>
-          <w:lang w:val="zh_TW" w:bidi="zh_TW"/>
-        </w:rPr>
-        <w:t>和</w:t>
-      </w:r>
-      <w:hyperlink r:id="rId16">
-        <w:r>
-          <w:rPr>
-            <w:lang w:val="zh_TW" w:bidi="zh_TW"/>
-          </w:rPr>
-          <w:rPr>
-            <w:color w:val="0000EE"/>
-            <w:u w:val="single"/>
-          </w:rPr>
-          <w:t>十一章</w:t>
-        </w:r>
-      </w:hyperlink>
-      <w:r>
-        <w:rPr>
-          <w:lang w:val="zh_TW" w:bidi="zh_TW"/>
-        </w:rPr>
-        <w:t>的年表抱持較為彈性的看法，把人的創造時間推算至約10000年前。</w:t>
+          <w:t>歷代志上二十九章11至12節</w:t>
+        </w:r>
+      </w:hyperlink>
+      <w:r>
+        <w:rPr>
+          <w:lang w:val="zh_TW" w:bidi="zh_TW"/>
+        </w:rPr>
+        <w:t>向神獻上的讚美來概括：「耶和華啊，尊大、能力、榮耀、強勝、威嚴都是你的；凡天上地下的都是你的；國度也是你的，並且你為至高，為萬有之首。豐富尊榮都從你而來，你也治理萬物。在你手裡有大能大力，使人尊大強盛都出於你。」</w:t>
       </w:r>
     </w:p>
     <w:p>
@@ -369,25 +378,79 @@
         <w:rPr>
           <w:lang w:val="zh_TW" w:bidi="zh_TW"/>
         </w:rPr>
-        <w:t>另一些人認為，</w:t>
-      </w:r>
-      <w:hyperlink r:id="rId13">
-        <w:r>
-          <w:rPr>
-            <w:lang w:val="zh_TW" w:bidi="zh_TW"/>
-          </w:rPr>
-          <w:rPr>
-            <w:color w:val="0000EE"/>
-            <w:u w:val="single"/>
-          </w:rPr>
-          <w:t>創世記一</w:t>
-        </w:r>
-      </w:hyperlink>
-      <w:r>
-        <w:rPr>
-          <w:lang w:val="zh_TW" w:bidi="zh_TW"/>
-        </w:rPr>
-        <w:t>和</w:t>
+        <w:t>聖經常用神的「大能的手」和「伸出來的膀臂」來描寫祂的權能（</w:t>
+      </w:r>
+      <w:hyperlink r:id="rId14">
+        <w:r>
+          <w:rPr>
+            <w:lang w:val="zh_TW" w:bidi="zh_TW"/>
+          </w:rPr>
+          <w:rPr>
+            <w:color w:val="0000EE"/>
+            <w:u w:val="single"/>
+          </w:rPr>
+          <w:t>出6:6</w:t>
+        </w:r>
+      </w:hyperlink>
+      <w:r>
+        <w:rPr>
+          <w:lang w:val="zh_TW" w:bidi="zh_TW"/>
+        </w:rPr>
+        <w:t>，</w:t>
+      </w:r>
+      <w:hyperlink r:id="rId15">
+        <w:r>
+          <w:rPr>
+            <w:lang w:val="zh_TW" w:bidi="zh_TW"/>
+          </w:rPr>
+          <w:rPr>
+            <w:color w:val="0000EE"/>
+            <w:u w:val="single"/>
+          </w:rPr>
+          <w:t>7:4</w:t>
+        </w:r>
+      </w:hyperlink>
+      <w:r>
+        <w:rPr>
+          <w:lang w:val="zh_TW" w:bidi="zh_TW"/>
+        </w:rPr>
+        <w:t>；</w:t>
+      </w:r>
+      <w:hyperlink r:id="rId16">
+        <w:r>
+          <w:rPr>
+            <w:lang w:val="zh_TW" w:bidi="zh_TW"/>
+          </w:rPr>
+          <w:rPr>
+            <w:color w:val="0000EE"/>
+            <w:u w:val="single"/>
+          </w:rPr>
+          <w:t>詩44:2–3</w:t>
+        </w:r>
+      </w:hyperlink>
+      <w:r>
+        <w:rPr>
+          <w:lang w:val="zh_TW" w:bidi="zh_TW"/>
+        </w:rPr>
+        <w:t>）。我們可以從以下幾方面看見神的權能：</w:t>
+      </w:r>
+    </w:p>
+    <w:p>
+      <w:pPr>
+        <w:pStyle w:val="ListBullet"/>
+        <w:spacing w:line="240" w:lineRule="auto"/>
+        <w:ind w:left="720"/>
+      </w:pPr>
+      <w:r>
+        <w:rPr>
+          <w:lang w:val="zh_TW" w:bidi="zh_TW"/>
+        </w:rPr>
+      </w:r>
+      <w:r>
+        <w:rPr>
+          <w:lang w:val="zh_TW" w:bidi="zh_TW"/>
+        </w:rPr>
+        <w:t>創造萬有（</w:t>
       </w:r>
       <w:hyperlink r:id="rId17">
         <w:r>
@@ -398,45 +461,194 @@
             <w:color w:val="0000EE"/>
             <w:u w:val="single"/>
           </w:rPr>
-          <w:t>二章</w:t>
-        </w:r>
-      </w:hyperlink>
-      <w:r>
-        <w:rPr>
-          <w:lang w:val="zh_TW" w:bidi="zh_TW"/>
-        </w:rPr>
-        <w:t>的經文可以從更廣闊的角度解釋，認為人的創造可追溯至極其遙遠的古代（甚至延伸至數百萬年前）。他們主張，在神的掌管與引導之下，該創造的過程可能在神的創造工作中扮演重要角色。這種觀點最合適的名稱是漸進創造論（progressive creationism），它與有神進化論（theistic evolution）相對，有神進化論通常認為神只是啟動了過程，而在過程展開之後，神幾乎不再介入。漸進創造論則認為，</w:t>
-      </w:r>
-      <w:hyperlink r:id="rId13">
-        <w:r>
-          <w:rPr>
-            <w:lang w:val="zh_TW" w:bidi="zh_TW"/>
-          </w:rPr>
-          <w:rPr>
-            <w:color w:val="0000EE"/>
-            <w:u w:val="single"/>
-          </w:rPr>
-          <w:t>創世記一章</w:t>
-        </w:r>
-      </w:hyperlink>
-      <w:r>
-        <w:rPr>
-          <w:lang w:val="zh_TW" w:bidi="zh_TW"/>
-        </w:rPr>
-        <w:t>中的希伯來文「日」（</w:t>
-      </w:r>
-      <w:r>
-        <w:rPr>
-          <w:i/>
-          <w:lang w:val="zh_TW" w:bidi="zh_TW"/>
-        </w:rPr>
-        <w:t>yom</w:t>
-      </w:r>
-      <w:r>
-        <w:rPr>
-          <w:lang w:val="zh_TW" w:bidi="zh_TW"/>
-        </w:rPr>
-        <w:t>）可以指一段延長的時間（例：「日代（day-age）」理論）；因此，「有晚上，有早晨，是第x日」這樣的措辭，可能是一種文學手法，用來展現神創造工作的場景，在時間歷程中逐步推進。</w:t>
+          <w:t>詩65:6</w:t>
+        </w:r>
+      </w:hyperlink>
+      <w:r>
+        <w:rPr>
+          <w:lang w:val="zh_TW" w:bidi="zh_TW"/>
+        </w:rPr>
+        <w:t>；</w:t>
+      </w:r>
+      <w:hyperlink r:id="rId18">
+        <w:r>
+          <w:rPr>
+            <w:lang w:val="zh_TW" w:bidi="zh_TW"/>
+          </w:rPr>
+          <w:rPr>
+            <w:color w:val="0000EE"/>
+            <w:u w:val="single"/>
+          </w:rPr>
+          <w:t>賽40:26</w:t>
+        </w:r>
+      </w:hyperlink>
+      <w:r>
+        <w:rPr>
+          <w:lang w:val="zh_TW" w:bidi="zh_TW"/>
+        </w:rPr>
+        <w:t>；</w:t>
+      </w:r>
+      <w:hyperlink r:id="rId19">
+        <w:r>
+          <w:rPr>
+            <w:lang w:val="zh_TW" w:bidi="zh_TW"/>
+          </w:rPr>
+          <w:rPr>
+            <w:color w:val="0000EE"/>
+            <w:u w:val="single"/>
+          </w:rPr>
+          <w:t>耶10:12</w:t>
+        </w:r>
+      </w:hyperlink>
+      <w:r>
+        <w:rPr>
+          <w:lang w:val="zh_TW" w:bidi="zh_TW"/>
+        </w:rPr>
+        <w:t>，</w:t>
+      </w:r>
+      <w:hyperlink r:id="rId20">
+        <w:r>
+          <w:rPr>
+            <w:lang w:val="zh_TW" w:bidi="zh_TW"/>
+          </w:rPr>
+          <w:rPr>
+            <w:color w:val="0000EE"/>
+            <w:u w:val="single"/>
+          </w:rPr>
+          <w:t>27:5</w:t>
+        </w:r>
+      </w:hyperlink>
+      <w:r>
+        <w:rPr>
+          <w:lang w:val="zh_TW" w:bidi="zh_TW"/>
+        </w:rPr>
+        <w:t>）</w:t>
+      </w:r>
+    </w:p>
+    <w:p>
+      <w:pPr>
+        <w:pStyle w:val="ListBullet"/>
+        <w:spacing w:line="240" w:lineRule="auto"/>
+        <w:ind w:left="720"/>
+      </w:pPr>
+      <w:r>
+        <w:rPr>
+          <w:lang w:val="zh_TW" w:bidi="zh_TW"/>
+        </w:rPr>
+      </w:r>
+      <w:r>
+        <w:rPr>
+          <w:lang w:val="zh_TW" w:bidi="zh_TW"/>
+        </w:rPr>
+        <w:t>神統管世界（</w:t>
+      </w:r>
+      <w:hyperlink r:id="rId21">
+        <w:r>
+          <w:rPr>
+            <w:lang w:val="zh_TW" w:bidi="zh_TW"/>
+          </w:rPr>
+          <w:rPr>
+            <w:color w:val="0000EE"/>
+            <w:u w:val="single"/>
+          </w:rPr>
+          <w:t>代下20:6</w:t>
+        </w:r>
+      </w:hyperlink>
+      <w:r>
+        <w:rPr>
+          <w:lang w:val="zh_TW" w:bidi="zh_TW"/>
+        </w:rPr>
+        <w:t>）</w:t>
+      </w:r>
+    </w:p>
+    <w:p>
+      <w:pPr>
+        <w:pStyle w:val="ListBullet"/>
+        <w:spacing w:line="240" w:lineRule="auto"/>
+        <w:ind w:left="720"/>
+      </w:pPr>
+      <w:r>
+        <w:rPr>
+          <w:lang w:val="zh_TW" w:bidi="zh_TW"/>
+        </w:rPr>
+      </w:r>
+      <w:r>
+        <w:rPr>
+          <w:lang w:val="zh_TW" w:bidi="zh_TW"/>
+        </w:rPr>
+        <w:t>神施行拯救和審判（</w:t>
+      </w:r>
+      <w:hyperlink r:id="rId22">
+        <w:r>
+          <w:rPr>
+            <w:lang w:val="zh_TW" w:bidi="zh_TW"/>
+          </w:rPr>
+          <w:rPr>
+            <w:color w:val="0000EE"/>
+            <w:u w:val="single"/>
+          </w:rPr>
+          <w:t>出15:6</w:t>
+        </w:r>
+      </w:hyperlink>
+      <w:r>
+        <w:rPr>
+          <w:lang w:val="zh_TW" w:bidi="zh_TW"/>
+        </w:rPr>
+        <w:t>；</w:t>
+      </w:r>
+      <w:hyperlink r:id="rId23">
+        <w:r>
+          <w:rPr>
+            <w:lang w:val="zh_TW" w:bidi="zh_TW"/>
+          </w:rPr>
+          <w:rPr>
+            <w:color w:val="0000EE"/>
+            <w:u w:val="single"/>
+          </w:rPr>
+          <w:t>申26:8</w:t>
+        </w:r>
+      </w:hyperlink>
+      <w:r>
+        <w:rPr>
+          <w:lang w:val="zh_TW" w:bidi="zh_TW"/>
+        </w:rPr>
+        <w:t>）</w:t>
+      </w:r>
+    </w:p>
+    <w:p>
+      <w:pPr>
+        <w:pStyle w:val="ListBullet"/>
+        <w:spacing w:line="240" w:lineRule="auto"/>
+        <w:ind w:left="720"/>
+      </w:pPr>
+      <w:r>
+        <w:rPr>
+          <w:lang w:val="zh_TW" w:bidi="zh_TW"/>
+        </w:rPr>
+      </w:r>
+      <w:r>
+        <w:rPr>
+          <w:lang w:val="zh_TW" w:bidi="zh_TW"/>
+        </w:rPr>
+        <w:t>幫助祂的百姓（</w:t>
+      </w:r>
+      <w:hyperlink r:id="rId24">
+        <w:r>
+          <w:rPr>
+            <w:lang w:val="zh_TW" w:bidi="zh_TW"/>
+          </w:rPr>
+          <w:rPr>
+            <w:color w:val="0000EE"/>
+            <w:u w:val="single"/>
+          </w:rPr>
+          <w:t>詩111:6</w:t>
+        </w:r>
+      </w:hyperlink>
+      <w:r>
+        <w:rPr>
+          <w:lang w:val="zh_TW" w:bidi="zh_TW"/>
+        </w:rPr>
+        <w:t>）</w:t>
       </w:r>
     </w:p>
     <w:p>
@@ -450,7 +662,54 @@
         <w:rPr>
           <w:lang w:val="zh_TW" w:bidi="zh_TW"/>
         </w:rPr>
-        <w:t>許多基督徒在人的起源問題上，立場介乎於保守的年代觀與廣泛的年代觀之間。然而，不論個人傾向如何，若要以聖經的方式思考人，就必須承認神在創造人這件事上的創意作為。信心的本質始於這句話：「我信神，全能的父，是創造天地的主。」</w:t>
+        <w:t xml:space="preserve">新約聖經同樣提到了神大能的權能。 </w:t>
+      </w:r>
+      <w:hyperlink r:id="rId25">
+        <w:r>
+          <w:rPr>
+            <w:lang w:val="zh_TW" w:bidi="zh_TW"/>
+          </w:rPr>
+          <w:rPr>
+            <w:color w:val="0000EE"/>
+            <w:u w:val="single"/>
+          </w:rPr>
+          <w:t>以弗所書一章19節</w:t>
+        </w:r>
+      </w:hyperlink>
+      <w:r>
+        <w:rPr>
+          <w:lang w:val="zh_TW" w:bidi="zh_TW"/>
+        </w:rPr>
+        <w:t>指出，祂的權能是無限的。在</w:t>
+      </w:r>
+      <w:hyperlink r:id="rId26">
+        <w:r>
+          <w:rPr>
+            <w:lang w:val="zh_TW" w:bidi="zh_TW"/>
+          </w:rPr>
+          <w:rPr>
+            <w:color w:val="0000EE"/>
+            <w:u w:val="single"/>
+          </w:rPr>
+          <w:t>馬太福音二十六章64節</w:t>
+        </w:r>
+      </w:hyperlink>
+      <w:r>
+        <w:rPr>
+          <w:lang w:val="zh_TW" w:bidi="zh_TW"/>
+        </w:rPr>
+        <w:t>，耶穌更以「那權能者」來稱呼神：「你們要看見人子坐在那權能者的右邊，駕著天上的雲降臨。」</w:t>
+      </w:r>
+    </w:p>
+    <w:p>
+      <w:pPr>
+        <w:pStyle w:val="Heading3"/>
+      </w:pPr>
+      <w:r>
+        <w:rPr>
+          <w:lang w:val="zh_TW" w:bidi="zh_TW"/>
+        </w:rPr>
+        <w:t>神賜給受造之物的有限力量</w:t>
       </w:r>
     </w:p>
     <w:p>
@@ -464,25 +723,97 @@
         <w:rPr>
           <w:lang w:val="zh_TW" w:bidi="zh_TW"/>
         </w:rPr>
-        <w:t>人不僅是神的創造，也是祂創造工作的巔峰。遠在現代精密科學出現之前，古人已經注意到人類在解剖學上的構造與動物界的成員相似。然而，儘管有這些相似之處，聖經的觀點從不把人與動物放在同一層次──人是獨特的，是神創造工作的高峰，是祂巧手工藝的極致。</w:t>
-      </w:r>
-      <w:hyperlink r:id="rId13">
-        <w:r>
-          <w:rPr>
-            <w:lang w:val="zh_TW" w:bidi="zh_TW"/>
-          </w:rPr>
-          <w:rPr>
-            <w:color w:val="0000EE"/>
-            <w:u w:val="single"/>
-          </w:rPr>
-          <w:t>創世記一章</w:t>
-        </w:r>
-      </w:hyperlink>
-      <w:r>
-        <w:rPr>
-          <w:lang w:val="zh_TW" w:bidi="zh_TW"/>
-        </w:rPr>
-        <w:t>的受造次序，本身就是漸進且逐步提升的；神一切的創造工作，最終以祂創造人類為高峰。</w:t>
+        <w:t>神所創造的萬物都擁有一定的能力。例如：</w:t>
+      </w:r>
+    </w:p>
+    <w:p>
+      <w:pPr>
+        <w:pStyle w:val="ListBullet"/>
+        <w:spacing w:line="240" w:lineRule="auto"/>
+        <w:ind w:left="720"/>
+      </w:pPr>
+      <w:r>
+        <w:rPr>
+          <w:lang w:val="zh_TW" w:bidi="zh_TW"/>
+        </w:rPr>
+      </w:r>
+      <w:r>
+        <w:rPr>
+          <w:lang w:val="zh_TW" w:bidi="zh_TW"/>
+        </w:rPr>
+        <w:t>動物，例如野牛、馬和獅子（</w:t>
+      </w:r>
+      <w:hyperlink r:id="rId27">
+        <w:r>
+          <w:rPr>
+            <w:lang w:val="zh_TW" w:bidi="zh_TW"/>
+          </w:rPr>
+          <w:rPr>
+            <w:color w:val="0000EE"/>
+            <w:u w:val="single"/>
+          </w:rPr>
+          <w:t>伯39:11</w:t>
+        </w:r>
+      </w:hyperlink>
+      <w:r>
+        <w:rPr>
+          <w:lang w:val="zh_TW" w:bidi="zh_TW"/>
+        </w:rPr>
+        <w:t>、</w:t>
+      </w:r>
+      <w:hyperlink r:id="rId27">
+        <w:r>
+          <w:rPr>
+            <w:lang w:val="zh_TW" w:bidi="zh_TW"/>
+          </w:rPr>
+          <w:rPr>
+            <w:color w:val="0000EE"/>
+            <w:u w:val="single"/>
+          </w:rPr>
+          <w:t>19</w:t>
+        </w:r>
+      </w:hyperlink>
+      <w:r>
+        <w:rPr>
+          <w:lang w:val="zh_TW" w:bidi="zh_TW"/>
+        </w:rPr>
+        <w:t>；</w:t>
+      </w:r>
+      <w:hyperlink r:id="rId28">
+        <w:r>
+          <w:rPr>
+            <w:lang w:val="zh_TW" w:bidi="zh_TW"/>
+          </w:rPr>
+          <w:rPr>
+            <w:color w:val="0000EE"/>
+            <w:u w:val="single"/>
+          </w:rPr>
+          <w:t>箴30:30</w:t>
+        </w:r>
+      </w:hyperlink>
+      <w:r>
+        <w:rPr>
+          <w:lang w:val="zh_TW" w:bidi="zh_TW"/>
+        </w:rPr>
+        <w:t>）</w:t>
+      </w:r>
+    </w:p>
+    <w:p>
+      <w:pPr>
+        <w:pStyle w:val="ListBullet"/>
+        <w:spacing w:line="240" w:lineRule="auto"/>
+        <w:ind w:left="720"/>
+      </w:pPr>
+      <w:r>
+        <w:rPr>
+          <w:lang w:val="zh_TW" w:bidi="zh_TW"/>
+        </w:rPr>
+      </w:r>
+      <w:r>
+        <w:rPr>
+          <w:lang w:val="zh_TW" w:bidi="zh_TW"/>
+        </w:rPr>
+        <w:t>風暴、狂風、雷和閃電。</w:t>
       </w:r>
     </w:p>
     <w:p>
@@ -496,7 +827,151 @@
         <w:rPr>
           <w:lang w:val="zh_TW" w:bidi="zh_TW"/>
         </w:rPr>
-        <w:t>人的獨特行為特徵包括語言、工具製造與文化。人的獨特經驗特徵則包括反思的自覺、倫理的關懷、審美的追求、歷史的意識，以及形而上層面的關切。這些因素無論單獨存在或綜合起來，都使人有別於其它形式的動物生命。人遠遠不僅是某些現代進化論所說的「裸猿（naked ape）」。然而，單靠社會學並不足以解釋人的全貌本質，這正是神的啟示所要揭示的主題。</w:t>
+        <w:t>神也賜給人能力，使人擁有：</w:t>
+      </w:r>
+    </w:p>
+    <w:p>
+      <w:pPr>
+        <w:pStyle w:val="ListBullet"/>
+        <w:spacing w:line="240" w:lineRule="auto"/>
+        <w:ind w:left="720"/>
+      </w:pPr>
+      <w:r>
+        <w:rPr>
+          <w:lang w:val="zh_TW" w:bidi="zh_TW"/>
+        </w:rPr>
+      </w:r>
+      <w:r>
+        <w:rPr>
+          <w:lang w:val="zh_TW" w:bidi="zh_TW"/>
+        </w:rPr>
+        <w:t>力氣（</w:t>
+      </w:r>
+      <w:hyperlink r:id="rId29">
+        <w:r>
+          <w:rPr>
+            <w:lang w:val="zh_TW" w:bidi="zh_TW"/>
+          </w:rPr>
+          <w:rPr>
+            <w:color w:val="0000EE"/>
+            <w:u w:val="single"/>
+          </w:rPr>
+          <w:t>士16:5–6</w:t>
+        </w:r>
+      </w:hyperlink>
+      <w:r>
+        <w:rPr>
+          <w:lang w:val="zh_TW" w:bidi="zh_TW"/>
+        </w:rPr>
+        <w:t>）</w:t>
+      </w:r>
+    </w:p>
+    <w:p>
+      <w:pPr>
+        <w:pStyle w:val="ListBullet"/>
+        <w:spacing w:line="240" w:lineRule="auto"/>
+        <w:ind w:left="720"/>
+      </w:pPr>
+      <w:r>
+        <w:rPr>
+          <w:lang w:val="zh_TW" w:bidi="zh_TW"/>
+        </w:rPr>
+      </w:r>
+      <w:r>
+        <w:rPr>
+          <w:lang w:val="zh_TW" w:bidi="zh_TW"/>
+        </w:rPr>
+        <w:t>爭戰的能力（</w:t>
+      </w:r>
+      <w:hyperlink r:id="rId30">
+        <w:r>
+          <w:rPr>
+            <w:lang w:val="zh_TW" w:bidi="zh_TW"/>
+          </w:rPr>
+          <w:rPr>
+            <w:color w:val="0000EE"/>
+            <w:u w:val="single"/>
+          </w:rPr>
+          <w:t>士6:12</w:t>
+        </w:r>
+      </w:hyperlink>
+      <w:r>
+        <w:rPr>
+          <w:lang w:val="zh_TW" w:bidi="zh_TW"/>
+        </w:rPr>
+        <w:t>）</w:t>
+      </w:r>
+    </w:p>
+    <w:p>
+      <w:pPr>
+        <w:pStyle w:val="ListBullet"/>
+        <w:spacing w:line="240" w:lineRule="auto"/>
+        <w:ind w:left="720"/>
+      </w:pPr>
+      <w:r>
+        <w:rPr>
+          <w:lang w:val="zh_TW" w:bidi="zh_TW"/>
+        </w:rPr>
+      </w:r>
+      <w:r>
+        <w:rPr>
+          <w:lang w:val="zh_TW" w:bidi="zh_TW"/>
+        </w:rPr>
+        <w:t>行善的能力和加害於人的能力（</w:t>
+      </w:r>
+      <w:hyperlink r:id="rId31">
+        <w:r>
+          <w:rPr>
+            <w:lang w:val="zh_TW" w:bidi="zh_TW"/>
+          </w:rPr>
+          <w:rPr>
+            <w:color w:val="0000EE"/>
+            <w:u w:val="single"/>
+          </w:rPr>
+          <w:t>創31:29</w:t>
+        </w:r>
+      </w:hyperlink>
+      <w:r>
+        <w:rPr>
+          <w:lang w:val="zh_TW" w:bidi="zh_TW"/>
+        </w:rPr>
+        <w:t>；</w:t>
+      </w:r>
+      <w:hyperlink r:id="rId32">
+        <w:r>
+          <w:rPr>
+            <w:lang w:val="zh_TW" w:bidi="zh_TW"/>
+          </w:rPr>
+          <w:rPr>
+            <w:color w:val="0000EE"/>
+            <w:u w:val="single"/>
+          </w:rPr>
+          <w:t>箴3:27</w:t>
+        </w:r>
+      </w:hyperlink>
+      <w:r>
+        <w:rPr>
+          <w:lang w:val="zh_TW" w:bidi="zh_TW"/>
+        </w:rPr>
+        <w:t>；</w:t>
+      </w:r>
+      <w:hyperlink r:id="rId33">
+        <w:r>
+          <w:rPr>
+            <w:lang w:val="zh_TW" w:bidi="zh_TW"/>
+          </w:rPr>
+          <w:rPr>
+            <w:color w:val="0000EE"/>
+            <w:u w:val="single"/>
+          </w:rPr>
+          <w:t>彌2:1</w:t>
+        </w:r>
+      </w:hyperlink>
+      <w:r>
+        <w:rPr>
+          <w:lang w:val="zh_TW" w:bidi="zh_TW"/>
+        </w:rPr>
+        <w:t>）</w:t>
       </w:r>
     </w:p>
     <w:p>
@@ -510,116 +985,18 @@
         <w:rPr>
           <w:lang w:val="zh_TW" w:bidi="zh_TW"/>
         </w:rPr>
-        <w:t>雖然人與神的受造物之間有連續性（從</w:t>
-      </w:r>
-      <w:hyperlink r:id="rId18">
-        <w:r>
-          <w:rPr>
-            <w:lang w:val="zh_TW" w:bidi="zh_TW"/>
-          </w:rPr>
-          <w:rPr>
-            <w:color w:val="0000EE"/>
-            <w:u w:val="single"/>
-          </w:rPr>
-          <w:t>創2:7</w:t>
-        </w:r>
-      </w:hyperlink>
-      <w:r>
-        <w:rPr>
-          <w:lang w:val="zh_TW" w:bidi="zh_TW"/>
-        </w:rPr>
-        <w:t>所說「用地上的塵土造」可見一斑），但人同時又與先前一切受造物不同，因為神向他吹入生命的氣息，他就成了有靈的活人（</w:t>
-      </w:r>
-      <w:hyperlink r:id="rId18">
-        <w:r>
-          <w:rPr>
-            <w:lang w:val="zh_TW" w:bidi="zh_TW"/>
-          </w:rPr>
-          <w:rPr>
-            <w:color w:val="0000EE"/>
-            <w:u w:val="single"/>
-          </w:rPr>
-          <w:t>2:7</w:t>
-        </w:r>
-      </w:hyperlink>
-      <w:r>
-        <w:rPr>
-          <w:lang w:val="zh_TW" w:bidi="zh_TW"/>
-        </w:rPr>
-        <w:t>）。人是由神照著祂的形像，造成男和女（</w:t>
-      </w:r>
-      <w:hyperlink r:id="rId19">
-        <w:r>
-          <w:rPr>
-            <w:lang w:val="zh_TW" w:bidi="zh_TW"/>
-          </w:rPr>
-          <w:rPr>
-            <w:color w:val="0000EE"/>
-            <w:u w:val="single"/>
-          </w:rPr>
-          <w:t>1:27</w:t>
-        </w:r>
-      </w:hyperlink>
-      <w:r>
-        <w:rPr>
-          <w:lang w:val="zh_TW" w:bidi="zh_TW"/>
-        </w:rPr>
-        <w:t>），意味著凡是一般論及人的說話，都必須同時適用於男人和女人；而「何為人」的最準確描繪，乃在男人和女人同在的關係之中，才能完全顯明。生養眾多與治理全地的命令，是神交付給兩性共同承擔的責任。同樣，是男人和女人一同背叛神，他們要在墮落世界中承擔始祖犯罪的後果；而基督來要救贖的，也是男人和女人（參</w:t>
-      </w:r>
-      <w:hyperlink r:id="rId20">
-        <w:r>
-          <w:rPr>
-            <w:lang w:val="zh_TW" w:bidi="zh_TW"/>
-          </w:rPr>
-          <w:rPr>
-            <w:color w:val="0000EE"/>
-            <w:u w:val="single"/>
-          </w:rPr>
-          <w:t>加3:28</w:t>
-        </w:r>
-      </w:hyperlink>
-      <w:r>
-        <w:rPr>
-          <w:lang w:val="zh_TW" w:bidi="zh_TW"/>
-        </w:rPr>
-        <w:t>）。同時，「男性」與「女性」這兩個詞語確實表示真實的區別。許多被人視為性別差異的現象，可能是文化造成的，但在男性（希伯來文zakar</w:t>
-      </w:r>
-      <w:r>
-        <w:rPr>
-          <w:i/>
-          <w:lang w:val="zh_TW" w:bidi="zh_TW"/>
-        </w:rPr>
-        <w:t>，</w:t>
-      </w:r>
-      <w:r>
-        <w:rPr>
-          <w:lang w:val="zh_TW" w:bidi="zh_TW"/>
-        </w:rPr>
-        <w:t>意即「刺透者」）和女性（希伯來文neqeba</w:t>
-      </w:r>
-      <w:r>
-        <w:rPr>
-          <w:i/>
-          <w:lang w:val="zh_TW" w:bidi="zh_TW"/>
-        </w:rPr>
-        <w:t>，</w:t>
-      </w:r>
-      <w:r>
-        <w:rPr>
-          <w:lang w:val="zh_TW" w:bidi="zh_TW"/>
-        </w:rPr>
-        <w:t>意即「被刺透者」）之間最根本的性別差異，則是出於神的設計。只有男與女二者同在，才能完整展現神的形像（見</w:t>
-      </w:r>
-      <w:hyperlink r:id="rId19">
-        <w:r>
-          <w:rPr>
-            <w:lang w:val="zh_TW" w:bidi="zh_TW"/>
-          </w:rPr>
-          <w:rPr>
-            <w:color w:val="0000EE"/>
-            <w:u w:val="single"/>
-          </w:rPr>
-          <w:t>創1:27</w:t>
+        <w:t>掌權者所擁有的權力和權柄也是神所賜的（</w:t>
+      </w:r>
+      <w:hyperlink r:id="rId34">
+        <w:r>
+          <w:rPr>
+            <w:lang w:val="zh_TW" w:bidi="zh_TW"/>
+          </w:rPr>
+          <w:rPr>
+            <w:color w:val="0000EE"/>
+            <w:u w:val="single"/>
+          </w:rPr>
+          <w:t>羅13:1</w:t>
         </w:r>
       </w:hyperlink>
       <w:r>
@@ -640,61 +1017,115 @@
         <w:rPr>
           <w:lang w:val="zh_TW" w:bidi="zh_TW"/>
         </w:rPr>
-        <w:t>的確，有關人的聖經論述中，最令人驚嘆的宣告，就是神照著祂的形像造人。對其它任何受造物，甚至天使，都沒有這樣的說法。</w:t>
-      </w:r>
-      <w:hyperlink r:id="rId21">
-        <w:r>
-          <w:rPr>
-            <w:lang w:val="zh_TW" w:bidi="zh_TW"/>
-          </w:rPr>
-          <w:rPr>
-            <w:color w:val="0000EE"/>
-            <w:u w:val="single"/>
-          </w:rPr>
-          <w:t>創世記一章26至28節</w:t>
-        </w:r>
-      </w:hyperlink>
-      <w:r>
-        <w:rPr>
-          <w:lang w:val="zh_TW" w:bidi="zh_TW"/>
-        </w:rPr>
-        <w:t>所說的「照著他的形像」，正是</w:t>
-      </w:r>
-      <w:hyperlink r:id="rId22">
-        <w:r>
-          <w:rPr>
-            <w:lang w:val="zh_TW" w:bidi="zh_TW"/>
-          </w:rPr>
-          <w:rPr>
-            <w:color w:val="0000EE"/>
-            <w:u w:val="single"/>
-          </w:rPr>
-          <w:t>詩篇八篇5節</w:t>
-        </w:r>
-      </w:hyperlink>
-      <w:r>
-        <w:rPr>
-          <w:lang w:val="zh_TW" w:bidi="zh_TW"/>
-        </w:rPr>
-        <w:t>中詩人轉述的基礎：「你叫他比神微小一點」（直譯；七十士譯本則譯為「比天使微小一點」）。「神的形像」這個片語的意義一直是許多辯論的主題。有些人認為這個片語是指神的物理形像，但這點值得懷疑，因為神是靈（參</w:t>
-      </w:r>
-      <w:hyperlink r:id="rId23">
-        <w:r>
-          <w:rPr>
-            <w:lang w:val="zh_TW" w:bidi="zh_TW"/>
-          </w:rPr>
-          <w:rPr>
-            <w:color w:val="0000EE"/>
-            <w:u w:val="single"/>
-          </w:rPr>
-          <w:t>約4:24</w:t>
-        </w:r>
-      </w:hyperlink>
-      <w:r>
-        <w:rPr>
-          <w:lang w:val="zh_TW" w:bidi="zh_TW"/>
-        </w:rPr>
-        <w:t>）。其他人認為這個片語指的是人的人格（personhood），這與神的位格（personality）相對應（具有智力、感情和意志）。這些人的特質可能存在於神的形像中；然而，這些人格層面的不同面向，也同樣存在於動物界的其它成員之中，並非人所獨有。</w:t>
+        <w:t>聖經也提到了天使的權能（</w:t>
+      </w:r>
+      <w:hyperlink r:id="rId35">
+        <w:r>
+          <w:rPr>
+            <w:lang w:val="zh_TW" w:bidi="zh_TW"/>
+          </w:rPr>
+          <w:rPr>
+            <w:color w:val="0000EE"/>
+            <w:u w:val="single"/>
+          </w:rPr>
+          <w:t>彼後2:11</w:t>
+        </w:r>
+      </w:hyperlink>
+      <w:r>
+        <w:rPr>
+          <w:lang w:val="zh_TW" w:bidi="zh_TW"/>
+        </w:rPr>
+        <w:t>），以及被稱為「執政的、掌權的」屬靈存有。撒但也有一定的權勢（見</w:t>
+      </w:r>
+      <w:hyperlink r:id="rId36">
+        <w:r>
+          <w:rPr>
+            <w:lang w:val="zh_TW" w:bidi="zh_TW"/>
+          </w:rPr>
+          <w:rPr>
+            <w:color w:val="0000EE"/>
+            <w:u w:val="single"/>
+          </w:rPr>
+          <w:t>伯1:6–12</w:t>
+        </w:r>
+      </w:hyperlink>
+      <w:r>
+        <w:rPr>
+          <w:lang w:val="zh_TW" w:bidi="zh_TW"/>
+        </w:rPr>
+        <w:t>，</w:t>
+      </w:r>
+      <w:hyperlink r:id="rId37">
+        <w:r>
+          <w:rPr>
+            <w:lang w:val="zh_TW" w:bidi="zh_TW"/>
+          </w:rPr>
+          <w:rPr>
+            <w:color w:val="0000EE"/>
+            <w:u w:val="single"/>
+          </w:rPr>
+          <w:t>2:1–6</w:t>
+        </w:r>
+      </w:hyperlink>
+      <w:r>
+        <w:rPr>
+          <w:lang w:val="zh_TW" w:bidi="zh_TW"/>
+        </w:rPr>
+        <w:t>）。神容許罪惡、邪惡和死亡在人身上發揮一定的權勢（</w:t>
+      </w:r>
+      <w:hyperlink r:id="rId38">
+        <w:r>
+          <w:rPr>
+            <w:lang w:val="zh_TW" w:bidi="zh_TW"/>
+          </w:rPr>
+          <w:rPr>
+            <w:color w:val="0000EE"/>
+            <w:u w:val="single"/>
+          </w:rPr>
+          <w:t>何13:14</w:t>
+        </w:r>
+      </w:hyperlink>
+      <w:r>
+        <w:rPr>
+          <w:lang w:val="zh_TW" w:bidi="zh_TW"/>
+        </w:rPr>
+        <w:t>；</w:t>
+      </w:r>
+      <w:hyperlink r:id="rId39">
+        <w:r>
+          <w:rPr>
+            <w:lang w:val="zh_TW" w:bidi="zh_TW"/>
+          </w:rPr>
+          <w:rPr>
+            <w:color w:val="0000EE"/>
+            <w:u w:val="single"/>
+          </w:rPr>
+          <w:t>路22:53</w:t>
+        </w:r>
+      </w:hyperlink>
+      <w:r>
+        <w:rPr>
+          <w:lang w:val="zh_TW" w:bidi="zh_TW"/>
+        </w:rPr>
+        <w:t>；</w:t>
+      </w:r>
+      <w:hyperlink r:id="rId40">
+        <w:r>
+          <w:rPr>
+            <w:lang w:val="zh_TW" w:bidi="zh_TW"/>
+          </w:rPr>
+          <w:rPr>
+            <w:color w:val="0000EE"/>
+            <w:u w:val="single"/>
+          </w:rPr>
+          <w:t>羅3:9</w:t>
+        </w:r>
+      </w:hyperlink>
+      <w:r>
+        <w:rPr>
+          <w:lang w:val="zh_TW" w:bidi="zh_TW"/>
+        </w:rPr>
+        <w:t>）。</w:t>
       </w:r>
     </w:p>
     <w:p>
@@ -708,7 +1139,126 @@
         <w:rPr>
           <w:lang w:val="zh_TW" w:bidi="zh_TW"/>
         </w:rPr>
-        <w:t>「形像」這個詞語的基本意思（希伯來文tselem）是「影子」、「代表」或「相似」。人裡面有神的形像，顯明神對人的價值與尊嚴的看法──人在受造的世界裡作為祂的影子或祂的代表。古代亞述的君王會在遙遠的地區設立自己實體的像，提醒那些容易忘記的人，這些地區仍屬於帝國。同樣，神也把祂自己的影子、祂同在的代表，放在人裡面，安置在祂所造的世界中。</w:t>
+        <w:t>這一切都只是有限的權勢。神賜給祂的百姓力量，使他們能勝過這些權勢。神能保護祂的百姓脫離野獸的傷害（</w:t>
+      </w:r>
+      <w:hyperlink r:id="rId41">
+        <w:r>
+          <w:rPr>
+            <w:lang w:val="zh_TW" w:bidi="zh_TW"/>
+          </w:rPr>
+          <w:rPr>
+            <w:color w:val="0000EE"/>
+            <w:u w:val="single"/>
+          </w:rPr>
+          <w:t>但6:27</w:t>
+        </w:r>
+      </w:hyperlink>
+      <w:r>
+        <w:rPr>
+          <w:lang w:val="zh_TW" w:bidi="zh_TW"/>
+        </w:rPr>
+        <w:t>；</w:t>
+      </w:r>
+      <w:hyperlink r:id="rId42">
+        <w:r>
+          <w:rPr>
+            <w:lang w:val="zh_TW" w:bidi="zh_TW"/>
+          </w:rPr>
+          <w:rPr>
+            <w:color w:val="0000EE"/>
+            <w:u w:val="single"/>
+          </w:rPr>
+          <w:t>路10:19</w:t>
+        </w:r>
+      </w:hyperlink>
+      <w:r>
+        <w:rPr>
+          <w:lang w:val="zh_TW" w:bidi="zh_TW"/>
+        </w:rPr>
+        <w:t>），也能保護他們不受他人轄制。耶穌對彼拉多說：「若不是從上頭賜給你的，你就毫無權柄辦我。」（</w:t>
+      </w:r>
+      <w:hyperlink r:id="rId43">
+        <w:r>
+          <w:rPr>
+            <w:lang w:val="zh_TW" w:bidi="zh_TW"/>
+          </w:rPr>
+          <w:rPr>
+            <w:color w:val="0000EE"/>
+            <w:u w:val="single"/>
+          </w:rPr>
+          <w:t>約19:11</w:t>
+        </w:r>
+      </w:hyperlink>
+      <w:r>
+        <w:rPr>
+          <w:lang w:val="zh_TW" w:bidi="zh_TW"/>
+        </w:rPr>
+        <w:t>）。神也能救人脫離罪、死亡、撒但，以及一切邪靈勢力（</w:t>
+      </w:r>
+      <w:hyperlink r:id="rId44">
+        <w:r>
+          <w:rPr>
+            <w:lang w:val="zh_TW" w:bidi="zh_TW"/>
+          </w:rPr>
+          <w:rPr>
+            <w:color w:val="0000EE"/>
+            <w:u w:val="single"/>
+          </w:rPr>
+          <w:t>林後10:4</w:t>
+        </w:r>
+      </w:hyperlink>
+      <w:r>
+        <w:rPr>
+          <w:lang w:val="zh_TW" w:bidi="zh_TW"/>
+        </w:rPr>
+        <w:t>；</w:t>
+      </w:r>
+      <w:hyperlink r:id="rId45">
+        <w:r>
+          <w:rPr>
+            <w:lang w:val="zh_TW" w:bidi="zh_TW"/>
+          </w:rPr>
+          <w:rPr>
+            <w:color w:val="0000EE"/>
+            <w:u w:val="single"/>
+          </w:rPr>
+          <w:t>弗6:10–18</w:t>
+        </w:r>
+      </w:hyperlink>
+      <w:r>
+        <w:rPr>
+          <w:lang w:val="zh_TW" w:bidi="zh_TW"/>
+        </w:rPr>
+        <w:t>）。「這世界的王」對基督毫無權柄（</w:t>
+      </w:r>
+      <w:hyperlink r:id="rId46">
+        <w:r>
+          <w:rPr>
+            <w:lang w:val="zh_TW" w:bidi="zh_TW"/>
+          </w:rPr>
+          <w:rPr>
+            <w:color w:val="0000EE"/>
+            <w:u w:val="single"/>
+          </w:rPr>
+          <w:t>約14:30</w:t>
+        </w:r>
+      </w:hyperlink>
+      <w:r>
+        <w:rPr>
+          <w:lang w:val="zh_TW" w:bidi="zh_TW"/>
+        </w:rPr>
+        <w:t>），因此牠也不能轄制那些信靠基督的人。</w:t>
+      </w:r>
+    </w:p>
+    <w:p>
+      <w:pPr>
+        <w:pStyle w:val="Heading3"/>
+      </w:pPr>
+      <w:r>
+        <w:rPr>
+          <w:lang w:val="zh_TW" w:bidi="zh_TW"/>
+        </w:rPr>
+        <w:t>神藉著耶穌基督彰顯的權能</w:t>
       </w:r>
     </w:p>
     <w:p>
@@ -722,90 +1272,169 @@
         <w:rPr>
           <w:lang w:val="zh_TW" w:bidi="zh_TW"/>
         </w:rPr>
-        <w:t>這種「神的形像在人裡面」的觀點，似乎也得到</w:t>
-      </w:r>
-      <w:hyperlink r:id="rId13">
-        <w:r>
-          <w:rPr>
-            <w:lang w:val="zh_TW" w:bidi="zh_TW"/>
-          </w:rPr>
-          <w:rPr>
-            <w:color w:val="0000EE"/>
-            <w:u w:val="single"/>
-          </w:rPr>
-          <w:t>創世記一章</w:t>
-        </w:r>
-      </w:hyperlink>
-      <w:r>
-        <w:rPr>
-          <w:lang w:val="zh_TW" w:bidi="zh_TW"/>
-        </w:rPr>
-        <w:t>直接上下文的印證。人是照著神的形像造的，要管理神一切其它的受造物（</w:t>
-      </w:r>
-      <w:hyperlink r:id="rId24">
-        <w:r>
-          <w:rPr>
-            <w:lang w:val="zh_TW" w:bidi="zh_TW"/>
-          </w:rPr>
-          <w:rPr>
-            <w:color w:val="0000EE"/>
-            <w:u w:val="single"/>
-          </w:rPr>
-          <w:t>創1:26</w:t>
-        </w:r>
-      </w:hyperlink>
-      <w:r>
-        <w:rPr>
-          <w:lang w:val="zh_TW" w:bidi="zh_TW"/>
-        </w:rPr>
-        <w:t>；另見</w:t>
-      </w:r>
-      <w:hyperlink r:id="rId22">
-        <w:r>
-          <w:rPr>
-            <w:lang w:val="zh_TW" w:bidi="zh_TW"/>
-          </w:rPr>
-          <w:rPr>
-            <w:color w:val="0000EE"/>
-            <w:u w:val="single"/>
-          </w:rPr>
-          <w:t>詩8:5</w:t>
-        </w:r>
-      </w:hyperlink>
-      <w:r>
-        <w:rPr>
-          <w:lang w:val="zh_TW" w:bidi="zh_TW"/>
-        </w:rPr>
-        <w:t>）。進一步說，作為造物主的代表，人應當回應祂。耶穌宣告神是靈，而這宣告的結果，是人要以心靈和誠實敬拜祂（</w:t>
-      </w:r>
-      <w:hyperlink r:id="rId25">
-        <w:r>
-          <w:rPr>
-            <w:lang w:val="zh_TW" w:bidi="zh_TW"/>
-          </w:rPr>
-          <w:rPr>
-            <w:color w:val="0000EE"/>
-            <w:u w:val="single"/>
-          </w:rPr>
-          <w:t>約4:21–24</w:t>
-        </w:r>
-      </w:hyperlink>
-      <w:r>
-        <w:rPr>
-          <w:lang w:val="zh_TW" w:bidi="zh_TW"/>
-        </w:rPr>
-        <w:t>）。</w:t>
+        <w:t>福音書和使徒行傳經常記載基督所彰顯的權能。祂的權能表現在：</w:t>
       </w:r>
     </w:p>
     <w:p>
       <w:pPr>
-        <w:pStyle w:val="Heading3"/>
-      </w:pPr>
-      <w:r>
-        <w:rPr>
-          <w:lang w:val="zh_TW" w:bidi="zh_TW"/>
-        </w:rPr>
-        <w:t>人的本性</w:t>
+        <w:pStyle w:val="ListBullet"/>
+        <w:spacing w:line="240" w:lineRule="auto"/>
+        <w:ind w:left="720"/>
+      </w:pPr>
+      <w:r>
+        <w:rPr>
+          <w:lang w:val="zh_TW" w:bidi="zh_TW"/>
+        </w:rPr>
+      </w:r>
+      <w:r>
+        <w:rPr>
+          <w:lang w:val="zh_TW" w:bidi="zh_TW"/>
+        </w:rPr>
+        <w:t>神蹟（</w:t>
+      </w:r>
+      <w:hyperlink r:id="rId47">
+        <w:r>
+          <w:rPr>
+            <w:lang w:val="zh_TW" w:bidi="zh_TW"/>
+          </w:rPr>
+          <w:rPr>
+            <w:color w:val="0000EE"/>
+            <w:u w:val="single"/>
+          </w:rPr>
+          <w:t>太11:20</w:t>
+        </w:r>
+      </w:hyperlink>
+      <w:r>
+        <w:rPr>
+          <w:lang w:val="zh_TW" w:bidi="zh_TW"/>
+        </w:rPr>
+        <w:t>；</w:t>
+      </w:r>
+      <w:hyperlink r:id="rId48">
+        <w:r>
+          <w:rPr>
+            <w:lang w:val="zh_TW" w:bidi="zh_TW"/>
+          </w:rPr>
+          <w:rPr>
+            <w:color w:val="0000EE"/>
+            <w:u w:val="single"/>
+          </w:rPr>
+          <w:t>徒2:22</w:t>
+        </w:r>
+      </w:hyperlink>
+      <w:r>
+        <w:rPr>
+          <w:lang w:val="zh_TW" w:bidi="zh_TW"/>
+        </w:rPr>
+        <w:t>）</w:t>
+      </w:r>
+    </w:p>
+    <w:p>
+      <w:pPr>
+        <w:pStyle w:val="ListBullet"/>
+        <w:spacing w:line="240" w:lineRule="auto"/>
+        <w:ind w:left="720"/>
+      </w:pPr>
+      <w:r>
+        <w:rPr>
+          <w:lang w:val="zh_TW" w:bidi="zh_TW"/>
+        </w:rPr>
+      </w:r>
+      <w:r>
+        <w:rPr>
+          <w:lang w:val="zh_TW" w:bidi="zh_TW"/>
+        </w:rPr>
+        <w:t>醫治</w:t>
+      </w:r>
+    </w:p>
+    <w:p>
+      <w:pPr>
+        <w:pStyle w:val="ListBullet"/>
+        <w:spacing w:line="240" w:lineRule="auto"/>
+        <w:ind w:left="720"/>
+      </w:pPr>
+      <w:r>
+        <w:rPr>
+          <w:lang w:val="zh_TW" w:bidi="zh_TW"/>
+        </w:rPr>
+      </w:r>
+      <w:r>
+        <w:rPr>
+          <w:lang w:val="zh_TW" w:bidi="zh_TW"/>
+        </w:rPr>
+        <w:t>趕鬼（</w:t>
+      </w:r>
+      <w:hyperlink r:id="rId49">
+        <w:r>
+          <w:rPr>
+            <w:lang w:val="zh_TW" w:bidi="zh_TW"/>
+          </w:rPr>
+          <w:rPr>
+            <w:color w:val="0000EE"/>
+            <w:u w:val="single"/>
+          </w:rPr>
+          <w:t>路4:36</w:t>
+        </w:r>
+      </w:hyperlink>
+      <w:r>
+        <w:rPr>
+          <w:lang w:val="zh_TW" w:bidi="zh_TW"/>
+        </w:rPr>
+        <w:t>，</w:t>
+      </w:r>
+      <w:hyperlink r:id="rId50">
+        <w:r>
+          <w:rPr>
+            <w:lang w:val="zh_TW" w:bidi="zh_TW"/>
+          </w:rPr>
+          <w:rPr>
+            <w:color w:val="0000EE"/>
+            <w:u w:val="single"/>
+          </w:rPr>
+          <w:t>5:17</w:t>
+        </w:r>
+      </w:hyperlink>
+      <w:r>
+        <w:rPr>
+          <w:lang w:val="zh_TW" w:bidi="zh_TW"/>
+        </w:rPr>
+        <w:t>，</w:t>
+      </w:r>
+      <w:hyperlink r:id="rId51">
+        <w:r>
+          <w:rPr>
+            <w:lang w:val="zh_TW" w:bidi="zh_TW"/>
+          </w:rPr>
+          <w:rPr>
+            <w:color w:val="0000EE"/>
+            <w:u w:val="single"/>
+          </w:rPr>
+          <w:t>6:19</w:t>
+        </w:r>
+      </w:hyperlink>
+      <w:r>
+        <w:rPr>
+          <w:lang w:val="zh_TW" w:bidi="zh_TW"/>
+        </w:rPr>
+        <w:t>；</w:t>
+      </w:r>
+      <w:hyperlink r:id="rId52">
+        <w:r>
+          <w:rPr>
+            <w:lang w:val="zh_TW" w:bidi="zh_TW"/>
+          </w:rPr>
+          <w:rPr>
+            <w:color w:val="0000EE"/>
+            <w:u w:val="single"/>
+          </w:rPr>
+          <w:t>徒10:38</w:t>
+        </w:r>
+      </w:hyperlink>
+      <w:r>
+        <w:rPr>
+          <w:lang w:val="zh_TW" w:bidi="zh_TW"/>
+        </w:rPr>
+        <w:t>）</w:t>
       </w:r>
     </w:p>
     <w:p>
@@ -819,25 +1448,126 @@
         <w:rPr>
           <w:lang w:val="zh_TW" w:bidi="zh_TW"/>
         </w:rPr>
-        <w:t>人往往會傾向把「人」看成由不同部分組成，但聖經的重點卻是強調人的整全。關於人的本性究竟是三方（tripartite，即三重結構）：靈、魂與體（參</w:t>
-      </w:r>
-      <w:hyperlink r:id="rId26">
-        <w:r>
-          <w:rPr>
-            <w:lang w:val="zh_TW" w:bidi="zh_TW"/>
-          </w:rPr>
-          <w:rPr>
-            <w:color w:val="0000EE"/>
-            <w:u w:val="single"/>
-          </w:rPr>
-          <w:t>帖前5:23</w:t>
-        </w:r>
-      </w:hyperlink>
-      <w:r>
-        <w:rPr>
-          <w:lang w:val="zh_TW" w:bidi="zh_TW"/>
-        </w:rPr>
-        <w:t>）；還是二方（bipartite，即二重結構）：物質與非物質，至今仍然爭辯不休。雖然聖經似乎可以支持這兩種立場，但有關人的本性，最重要的問題不在於人有多少部分，而在於人的合一。因此，聖經論及人時，首先宣告：人是一個同時由物質屬性與非物質屬性構成的「位格」。用巴特（Karl Barth）的話說，人是「有身體的魂，同時也是有魂的身體」沒有只具身體而無魂的人，也難以把沒有身體的靈看作完整的人，除非處於暫時的、過渡性的狀態。希伯來文nephesh，常譯作「魂」，在多數語境中更合宜的翻譯是「人」。希伯來文ruach（「氣息」、「風」、「靈」）和希臘文pneuma（「靈」）和psuche（「魂」）常用來指人的非物質部分。這部分與身體相比並不因此而不真實。若僅以純物質、純身體的觀點看人，是極其貧乏的。同樣，若過度強調靈，卻輕忽身體，也是不真實、不平衡的。人可以這樣說：「我是個人，而我的存在目前極度依賴我的身體。但我不只是身體，也不只是血肉。當我的身體死去，我仍然活著；當我的血肉朽壞，我依然存在。但有一天，我要再一次在身體裡活著。因為一個沒有身體的靈魂，並不能完全表達我的人性。神為我所設立的理想，是要我在一個〔新的〕身體裡過生活。因此，在永恆狀態的盼望裡，我信身體的復活和永遠的生命。」</w:t>
+        <w:t>祂的復活顯明了祂最大的權能。耶穌曾提到自己有權柄捨命，也有權柄再取回生命（</w:t>
+      </w:r>
+      <w:hyperlink r:id="rId53">
+        <w:r>
+          <w:rPr>
+            <w:lang w:val="zh_TW" w:bidi="zh_TW"/>
+          </w:rPr>
+          <w:rPr>
+            <w:color w:val="0000EE"/>
+            <w:u w:val="single"/>
+          </w:rPr>
+          <w:t>約10:18</w:t>
+        </w:r>
+      </w:hyperlink>
+      <w:r>
+        <w:rPr>
+          <w:lang w:val="zh_TW" w:bidi="zh_TW"/>
+        </w:rPr>
+        <w:t>）。不過，新約聖經也經常提到父神以大能使祂從死人中復活（</w:t>
+      </w:r>
+      <w:hyperlink r:id="rId54">
+        <w:r>
+          <w:rPr>
+            <w:lang w:val="zh_TW" w:bidi="zh_TW"/>
+          </w:rPr>
+          <w:rPr>
+            <w:color w:val="0000EE"/>
+            <w:u w:val="single"/>
+          </w:rPr>
+          <w:t>羅1:4</w:t>
+        </w:r>
+      </w:hyperlink>
+      <w:r>
+        <w:rPr>
+          <w:lang w:val="zh_TW" w:bidi="zh_TW"/>
+        </w:rPr>
+        <w:t>；</w:t>
+      </w:r>
+      <w:hyperlink r:id="rId55">
+        <w:r>
+          <w:rPr>
+            <w:lang w:val="zh_TW" w:bidi="zh_TW"/>
+          </w:rPr>
+          <w:rPr>
+            <w:color w:val="0000EE"/>
+            <w:u w:val="single"/>
+          </w:rPr>
+          <w:t>弗1:19–20</w:t>
+        </w:r>
+      </w:hyperlink>
+      <w:r>
+        <w:rPr>
+          <w:lang w:val="zh_TW" w:bidi="zh_TW"/>
+        </w:rPr>
+        <w:t>）。到了時候，祂要帶著能力和大榮耀降臨（</w:t>
+      </w:r>
+      <w:hyperlink r:id="rId56">
+        <w:r>
+          <w:rPr>
+            <w:lang w:val="zh_TW" w:bidi="zh_TW"/>
+          </w:rPr>
+          <w:rPr>
+            <w:color w:val="0000EE"/>
+            <w:u w:val="single"/>
+          </w:rPr>
+          <w:t>太24:30</w:t>
+        </w:r>
+      </w:hyperlink>
+      <w:r>
+        <w:rPr>
+          <w:lang w:val="zh_TW" w:bidi="zh_TW"/>
+        </w:rPr>
+        <w:t>）。耶穌在地上生活期間，也是藉著聖靈行出這些大能的作為（</w:t>
+      </w:r>
+      <w:hyperlink r:id="rId57">
+        <w:r>
+          <w:rPr>
+            <w:lang w:val="zh_TW" w:bidi="zh_TW"/>
+          </w:rPr>
+          <w:rPr>
+            <w:color w:val="0000EE"/>
+            <w:u w:val="single"/>
+          </w:rPr>
+          <w:t>路4:14</w:t>
+        </w:r>
+      </w:hyperlink>
+      <w:r>
+        <w:rPr>
+          <w:lang w:val="zh_TW" w:bidi="zh_TW"/>
+        </w:rPr>
+        <w:t>；</w:t>
+      </w:r>
+      <w:hyperlink r:id="rId52">
+        <w:r>
+          <w:rPr>
+            <w:lang w:val="zh_TW" w:bidi="zh_TW"/>
+          </w:rPr>
+          <w:rPr>
+            <w:color w:val="0000EE"/>
+            <w:u w:val="single"/>
+          </w:rPr>
+          <w:t>徒10:38</w:t>
+        </w:r>
+      </w:hyperlink>
+      <w:r>
+        <w:rPr>
+          <w:lang w:val="zh_TW" w:bidi="zh_TW"/>
+        </w:rPr>
+        <w:t>）。</w:t>
+      </w:r>
+    </w:p>
+    <w:p>
+      <w:pPr>
+        <w:pStyle w:val="Heading3"/>
+      </w:pPr>
+      <w:r>
+        <w:rPr>
+          <w:lang w:val="zh_TW" w:bidi="zh_TW"/>
+        </w:rPr>
+        <w:t>神在祂百姓生命中的權能</w:t>
       </w:r>
     </w:p>
     <w:p>
@@ -851,25 +1581,205 @@
         <w:rPr>
           <w:lang w:val="zh_TW" w:bidi="zh_TW"/>
         </w:rPr>
-        <w:t>若要從聖經的角度思考人的本性，就不能不面對墮落的問題。</w:t>
-      </w:r>
-      <w:hyperlink r:id="rId27">
-        <w:r>
-          <w:rPr>
-            <w:lang w:val="zh_TW" w:bidi="zh_TW"/>
-          </w:rPr>
-          <w:rPr>
-            <w:color w:val="0000EE"/>
-            <w:u w:val="single"/>
-          </w:rPr>
-          <w:t>創世記三章</w:t>
-        </w:r>
-      </w:hyperlink>
-      <w:r>
-        <w:rPr>
-          <w:lang w:val="zh_TW" w:bidi="zh_TW"/>
-        </w:rPr>
-        <w:t>顯示，未墮落的人原本是不死的，他生育的能力起初並不受生產痛苦的限制，他的工作也不會因自然界的反覆無常而受挫。然而，墮落之後，一切都改變了：在人內在的生命裡、在男女彼此之間、在人與自然的互動中，以及在人與造物主的關係上，全都發生了變化。</w:t>
+        <w:t>在舊約聖經中，神常使軟弱的人剛強起來。祂賜能力給疲乏的人（</w:t>
+      </w:r>
+      <w:hyperlink r:id="rId58">
+        <w:r>
+          <w:rPr>
+            <w:lang w:val="zh_TW" w:bidi="zh_TW"/>
+          </w:rPr>
+          <w:rPr>
+            <w:color w:val="0000EE"/>
+            <w:u w:val="single"/>
+          </w:rPr>
+          <w:t>賽40:29</w:t>
+        </w:r>
+      </w:hyperlink>
+      <w:r>
+        <w:rPr>
+          <w:lang w:val="zh_TW" w:bidi="zh_TW"/>
+        </w:rPr>
+        <w:t>），使他們越來越有力量（</w:t>
+      </w:r>
+      <w:hyperlink r:id="rId59">
+        <w:r>
+          <w:rPr>
+            <w:lang w:val="zh_TW" w:bidi="zh_TW"/>
+          </w:rPr>
+          <w:rPr>
+            <w:color w:val="0000EE"/>
+            <w:u w:val="single"/>
+          </w:rPr>
+          <w:t>詩84:7</w:t>
+        </w:r>
+      </w:hyperlink>
+      <w:r>
+        <w:rPr>
+          <w:lang w:val="zh_TW" w:bidi="zh_TW"/>
+        </w:rPr>
+        <w:t>；另見</w:t>
+      </w:r>
+      <w:hyperlink r:id="rId60">
+        <w:r>
+          <w:rPr>
+            <w:lang w:val="zh_TW" w:bidi="zh_TW"/>
+          </w:rPr>
+          <w:rPr>
+            <w:color w:val="0000EE"/>
+            <w:u w:val="single"/>
+          </w:rPr>
+          <w:t>詩68:35</w:t>
+        </w:r>
+      </w:hyperlink>
+      <w:r>
+        <w:rPr>
+          <w:lang w:val="zh_TW" w:bidi="zh_TW"/>
+        </w:rPr>
+        <w:t>，</w:t>
+      </w:r>
+      <w:hyperlink r:id="rId61">
+        <w:r>
+          <w:rPr>
+            <w:lang w:val="zh_TW" w:bidi="zh_TW"/>
+          </w:rPr>
+          <w:rPr>
+            <w:color w:val="0000EE"/>
+            <w:u w:val="single"/>
+          </w:rPr>
+          <w:t>138:3</w:t>
+        </w:r>
+      </w:hyperlink>
+      <w:r>
+        <w:rPr>
+          <w:lang w:val="zh_TW" w:bidi="zh_TW"/>
+        </w:rPr>
+        <w:t>）。祂將能力賜給先知（</w:t>
+      </w:r>
+      <w:hyperlink r:id="rId62">
+        <w:r>
+          <w:rPr>
+            <w:lang w:val="zh_TW" w:bidi="zh_TW"/>
+          </w:rPr>
+          <w:rPr>
+            <w:color w:val="0000EE"/>
+            <w:u w:val="single"/>
+          </w:rPr>
+          <w:t>彌3:8</w:t>
+        </w:r>
+      </w:hyperlink>
+      <w:r>
+        <w:rPr>
+          <w:lang w:val="zh_TW" w:bidi="zh_TW"/>
+        </w:rPr>
+        <w:t>）和君王（</w:t>
+      </w:r>
+      <w:hyperlink r:id="rId63">
+        <w:r>
+          <w:rPr>
+            <w:lang w:val="zh_TW" w:bidi="zh_TW"/>
+          </w:rPr>
+          <w:rPr>
+            <w:color w:val="0000EE"/>
+            <w:u w:val="single"/>
+          </w:rPr>
+          <w:t>撒上2:10</w:t>
+        </w:r>
+      </w:hyperlink>
+      <w:r>
+        <w:rPr>
+          <w:lang w:val="zh_TW" w:bidi="zh_TW"/>
+        </w:rPr>
+        <w:t>；</w:t>
+      </w:r>
+      <w:hyperlink r:id="rId64">
+        <w:r>
+          <w:rPr>
+            <w:lang w:val="zh_TW" w:bidi="zh_TW"/>
+          </w:rPr>
+          <w:rPr>
+            <w:color w:val="0000EE"/>
+            <w:u w:val="single"/>
+          </w:rPr>
+          <w:t>詩21:1</w:t>
+        </w:r>
+      </w:hyperlink>
+      <w:r>
+        <w:rPr>
+          <w:lang w:val="zh_TW" w:bidi="zh_TW"/>
+        </w:rPr>
+        <w:t>）。祂也要以特別的方式將權能賜給彌賽亞（</w:t>
+      </w:r>
+      <w:hyperlink r:id="rId65">
+        <w:r>
+          <w:rPr>
+            <w:lang w:val="zh_TW" w:bidi="zh_TW"/>
+          </w:rPr>
+          <w:rPr>
+            <w:color w:val="0000EE"/>
+            <w:u w:val="single"/>
+          </w:rPr>
+          <w:t>賽9:6</w:t>
+        </w:r>
+      </w:hyperlink>
+      <w:r>
+        <w:rPr>
+          <w:lang w:val="zh_TW" w:bidi="zh_TW"/>
+        </w:rPr>
+        <w:t>，</w:t>
+      </w:r>
+      <w:hyperlink r:id="rId66">
+        <w:r>
+          <w:rPr>
+            <w:lang w:val="zh_TW" w:bidi="zh_TW"/>
+          </w:rPr>
+          <w:rPr>
+            <w:color w:val="0000EE"/>
+            <w:u w:val="single"/>
+          </w:rPr>
+          <w:t>11:2</w:t>
+        </w:r>
+      </w:hyperlink>
+      <w:r>
+        <w:rPr>
+          <w:lang w:val="zh_TW" w:bidi="zh_TW"/>
+        </w:rPr>
+        <w:t>；</w:t>
+      </w:r>
+      <w:hyperlink r:id="rId67">
+        <w:r>
+          <w:rPr>
+            <w:lang w:val="zh_TW" w:bidi="zh_TW"/>
+          </w:rPr>
+          <w:rPr>
+            <w:color w:val="0000EE"/>
+            <w:u w:val="single"/>
+          </w:rPr>
+          <w:t>彌5:4</w:t>
+        </w:r>
+      </w:hyperlink>
+      <w:r>
+        <w:rPr>
+          <w:lang w:val="zh_TW" w:bidi="zh_TW"/>
+        </w:rPr>
+        <w:t>）。然而，神所有的百姓都領受力量，好為祂而活並事奉祂（</w:t>
+      </w:r>
+      <w:hyperlink r:id="rId68">
+        <w:r>
+          <w:rPr>
+            <w:lang w:val="zh_TW" w:bidi="zh_TW"/>
+          </w:rPr>
+          <w:rPr>
+            <w:color w:val="0000EE"/>
+            <w:u w:val="single"/>
+          </w:rPr>
+          <w:t>賽49:5</w:t>
+        </w:r>
+      </w:hyperlink>
+      <w:r>
+        <w:rPr>
+          <w:lang w:val="zh_TW" w:bidi="zh_TW"/>
+        </w:rPr>
+        <w:t>）。</w:t>
       </w:r>
     </w:p>
     <w:p>
@@ -883,25 +1793,43 @@
         <w:rPr>
           <w:lang w:val="zh_TW" w:bidi="zh_TW"/>
         </w:rPr>
-        <w:t>墮落的結果是，人深深地墮落了，這墮落滲透到他全人的每一部分。「全然敗壞」這個片語，不一定是指人已經壞到不能再壞，而是指罪的影響波及人的整個存在。同時，神的形像在墮落之後，仍以某種方式繼續存在於人的身上，這就成了神施行救恩的依據（參</w:t>
-      </w:r>
-      <w:hyperlink r:id="rId28">
-        <w:r>
-          <w:rPr>
-            <w:lang w:val="zh_TW" w:bidi="zh_TW"/>
-          </w:rPr>
-          <w:rPr>
-            <w:color w:val="0000EE"/>
-            <w:u w:val="single"/>
-          </w:rPr>
-          <w:t>羅5章</w:t>
-        </w:r>
-      </w:hyperlink>
-      <w:r>
-        <w:rPr>
-          <w:lang w:val="zh_TW" w:bidi="zh_TW"/>
-        </w:rPr>
-        <w:t>）。基本上，正因神看重人內在的價值，救恩才有其神所立的合理性。</w:t>
+        <w:t>新約聖經中將福音稱為神拯救一切相信之人的大能（</w:t>
+      </w:r>
+      <w:hyperlink r:id="rId69">
+        <w:r>
+          <w:rPr>
+            <w:lang w:val="zh_TW" w:bidi="zh_TW"/>
+          </w:rPr>
+          <w:rPr>
+            <w:color w:val="0000EE"/>
+            <w:u w:val="single"/>
+          </w:rPr>
+          <w:t>羅1:16</w:t>
+        </w:r>
+      </w:hyperlink>
+      <w:r>
+        <w:rPr>
+          <w:lang w:val="zh_TW" w:bidi="zh_TW"/>
+        </w:rPr>
+        <w:t>）。「凡接待他（耶穌基督）的，就是信他名的人，他就賜他們權柄作神的兒女。」（</w:t>
+      </w:r>
+      <w:hyperlink r:id="rId70">
+        <w:r>
+          <w:rPr>
+            <w:lang w:val="zh_TW" w:bidi="zh_TW"/>
+          </w:rPr>
+          <w:rPr>
+            <w:color w:val="0000EE"/>
+            <w:u w:val="single"/>
+          </w:rPr>
+          <w:t>約1:12</w:t>
+        </w:r>
+      </w:hyperlink>
+      <w:r>
+        <w:rPr>
+          <w:lang w:val="zh_TW" w:bidi="zh_TW"/>
+        </w:rPr>
+        <w:t>）。</w:t>
       </w:r>
     </w:p>
     <w:p>
@@ -915,7 +1843,295 @@
         <w:rPr>
           <w:lang w:val="zh_TW" w:bidi="zh_TW"/>
         </w:rPr>
-        <w:t>關於人本質上是良善還是邪惡的舊爭論，在創世記的記載裡既顯出其困境，也提供了解答：神造人，乃是要他有意識地反映造物主的尊嚴與高貴。然而，人卻因刻意的悖逆而背叛了造物主，從此陷入罪中，罪成了他一生的烙印；除非有神的恩典，否則他仍要不斷活在其中。這隨之而來的罪，既是墮落之人存在本質上的特質，也是他不斷表現出來，無數驕傲與自私的行為。雖然神的形像因人的墮落而在人裡面受損，但當一個人在基督裡得著新生命時，神的靈就在他裡面運行，有效重新激發這形像。神的恩典因此帶來個人的更新、人與人關係的復和，以及恢復與神的相交。</w:t>
+        <w:t>信徒是神的兒女，得以從聖靈領受能力（</w:t>
+      </w:r>
+      <w:hyperlink r:id="rId71">
+        <w:r>
+          <w:rPr>
+            <w:lang w:val="zh_TW" w:bidi="zh_TW"/>
+          </w:rPr>
+          <w:rPr>
+            <w:color w:val="0000EE"/>
+            <w:u w:val="single"/>
+          </w:rPr>
+          <w:t>徒6:8</w:t>
+        </w:r>
+      </w:hyperlink>
+      <w:r>
+        <w:rPr>
+          <w:lang w:val="zh_TW" w:bidi="zh_TW"/>
+        </w:rPr>
+        <w:t>）：</w:t>
+      </w:r>
+    </w:p>
+    <w:p>
+      <w:pPr>
+        <w:pStyle w:val="ListBullet"/>
+        <w:spacing w:line="240" w:lineRule="auto"/>
+        <w:ind w:left="720"/>
+      </w:pPr>
+      <w:r>
+        <w:rPr>
+          <w:lang w:val="zh_TW" w:bidi="zh_TW"/>
+        </w:rPr>
+      </w:r>
+      <w:r>
+        <w:rPr>
+          <w:lang w:val="zh_TW" w:bidi="zh_TW"/>
+        </w:rPr>
+        <w:t>能夠事奉神（</w:t>
+      </w:r>
+      <w:hyperlink r:id="rId72">
+        <w:r>
+          <w:rPr>
+            <w:lang w:val="zh_TW" w:bidi="zh_TW"/>
+          </w:rPr>
+          <w:rPr>
+            <w:color w:val="0000EE"/>
+            <w:u w:val="single"/>
+          </w:rPr>
+          <w:t>弗3:16</w:t>
+        </w:r>
+      </w:hyperlink>
+      <w:r>
+        <w:rPr>
+          <w:lang w:val="zh_TW" w:bidi="zh_TW"/>
+        </w:rPr>
+        <w:t>）</w:t>
+      </w:r>
+    </w:p>
+    <w:p>
+      <w:pPr>
+        <w:pStyle w:val="ListBullet"/>
+        <w:spacing w:line="240" w:lineRule="auto"/>
+        <w:ind w:left="720"/>
+      </w:pPr>
+      <w:r>
+        <w:rPr>
+          <w:lang w:val="zh_TW" w:bidi="zh_TW"/>
+        </w:rPr>
+      </w:r>
+      <w:r>
+        <w:rPr>
+          <w:lang w:val="zh_TW" w:bidi="zh_TW"/>
+        </w:rPr>
+        <w:t>能夠為祂作見證（</w:t>
+      </w:r>
+      <w:hyperlink r:id="rId73">
+        <w:r>
+          <w:rPr>
+            <w:lang w:val="zh_TW" w:bidi="zh_TW"/>
+          </w:rPr>
+          <w:rPr>
+            <w:color w:val="0000EE"/>
+            <w:u w:val="single"/>
+          </w:rPr>
+          <w:t>路24:49</w:t>
+        </w:r>
+      </w:hyperlink>
+      <w:r>
+        <w:rPr>
+          <w:lang w:val="zh_TW" w:bidi="zh_TW"/>
+        </w:rPr>
+        <w:t>；</w:t>
+      </w:r>
+      <w:hyperlink r:id="rId74">
+        <w:r>
+          <w:rPr>
+            <w:lang w:val="zh_TW" w:bidi="zh_TW"/>
+          </w:rPr>
+          <w:rPr>
+            <w:color w:val="0000EE"/>
+            <w:u w:val="single"/>
+          </w:rPr>
+          <w:t>徒1:8</w:t>
+        </w:r>
+      </w:hyperlink>
+      <w:r>
+        <w:rPr>
+          <w:lang w:val="zh_TW" w:bidi="zh_TW"/>
+        </w:rPr>
+        <w:t>）</w:t>
+      </w:r>
+    </w:p>
+    <w:p>
+      <w:pPr>
+        <w:pStyle w:val="ListBullet"/>
+        <w:spacing w:line="240" w:lineRule="auto"/>
+        <w:ind w:left="720"/>
+      </w:pPr>
+      <w:r>
+        <w:rPr>
+          <w:lang w:val="zh_TW" w:bidi="zh_TW"/>
+        </w:rPr>
+      </w:r>
+      <w:r>
+        <w:rPr>
+          <w:lang w:val="zh_TW" w:bidi="zh_TW"/>
+        </w:rPr>
+        <w:t>能夠忍受苦難（</w:t>
+      </w:r>
+      <w:hyperlink r:id="rId75">
+        <w:r>
+          <w:rPr>
+            <w:lang w:val="zh_TW" w:bidi="zh_TW"/>
+          </w:rPr>
+          <w:rPr>
+            <w:color w:val="0000EE"/>
+            <w:u w:val="single"/>
+          </w:rPr>
+          <w:t>提後1:8</w:t>
+        </w:r>
+      </w:hyperlink>
+      <w:r>
+        <w:rPr>
+          <w:lang w:val="zh_TW" w:bidi="zh_TW"/>
+        </w:rPr>
+        <w:t>）</w:t>
+      </w:r>
+    </w:p>
+    <w:p>
+      <w:pPr>
+        <w:pStyle w:val="ListBullet"/>
+        <w:spacing w:line="240" w:lineRule="auto"/>
+        <w:ind w:left="720"/>
+      </w:pPr>
+      <w:r>
+        <w:rPr>
+          <w:lang w:val="zh_TW" w:bidi="zh_TW"/>
+        </w:rPr>
+      </w:r>
+      <w:r>
+        <w:rPr>
+          <w:lang w:val="zh_TW" w:bidi="zh_TW"/>
+        </w:rPr>
+        <w:t>能夠參與事奉（</w:t>
+      </w:r>
+      <w:hyperlink r:id="rId76">
+        <w:r>
+          <w:rPr>
+            <w:lang w:val="zh_TW" w:bidi="zh_TW"/>
+          </w:rPr>
+          <w:rPr>
+            <w:color w:val="0000EE"/>
+            <w:u w:val="single"/>
+          </w:rPr>
+          <w:t>弗3:7</w:t>
+        </w:r>
+      </w:hyperlink>
+      <w:r>
+        <w:rPr>
+          <w:lang w:val="zh_TW" w:bidi="zh_TW"/>
+        </w:rPr>
+        <w:t>）</w:t>
+      </w:r>
+    </w:p>
+    <w:p>
+      <w:pPr>
+        <w:pStyle w:val="ListBullet"/>
+        <w:spacing w:line="240" w:lineRule="auto"/>
+        <w:ind w:left="720"/>
+      </w:pPr>
+      <w:r>
+        <w:rPr>
+          <w:lang w:val="zh_TW" w:bidi="zh_TW"/>
+        </w:rPr>
+      </w:r>
+      <w:r>
+        <w:rPr>
+          <w:lang w:val="zh_TW" w:bidi="zh_TW"/>
+        </w:rPr>
+        <w:t>能夠在軟弱時得著能力（</w:t>
+      </w:r>
+      <w:hyperlink r:id="rId77">
+        <w:r>
+          <w:rPr>
+            <w:lang w:val="zh_TW" w:bidi="zh_TW"/>
+          </w:rPr>
+          <w:rPr>
+            <w:color w:val="0000EE"/>
+            <w:u w:val="single"/>
+          </w:rPr>
+          <w:t>林後12:9</w:t>
+        </w:r>
+      </w:hyperlink>
+      <w:r>
+        <w:rPr>
+          <w:lang w:val="zh_TW" w:bidi="zh_TW"/>
+        </w:rPr>
+        <w:t>）</w:t>
+      </w:r>
+    </w:p>
+    <w:p>
+      <w:pPr>
+        <w:pStyle w:val="ListBullet"/>
+        <w:spacing w:line="240" w:lineRule="auto"/>
+        <w:ind w:left="720"/>
+      </w:pPr>
+      <w:r>
+        <w:rPr>
+          <w:lang w:val="zh_TW" w:bidi="zh_TW"/>
+        </w:rPr>
+      </w:r>
+      <w:r>
+        <w:rPr>
+          <w:lang w:val="zh_TW" w:bidi="zh_TW"/>
+        </w:rPr>
+        <w:t>能夠藉著禱告發揮力量（</w:t>
+      </w:r>
+      <w:hyperlink r:id="rId78">
+        <w:r>
+          <w:rPr>
+            <w:lang w:val="zh_TW" w:bidi="zh_TW"/>
+          </w:rPr>
+          <w:rPr>
+            <w:color w:val="0000EE"/>
+            <w:u w:val="single"/>
+          </w:rPr>
+          <w:t>雅5:16</w:t>
+        </w:r>
+      </w:hyperlink>
+      <w:r>
+        <w:rPr>
+          <w:lang w:val="zh_TW" w:bidi="zh_TW"/>
+        </w:rPr>
+        <w:t>）</w:t>
+      </w:r>
+    </w:p>
+    <w:p>
+      <w:pPr>
+        <w:pStyle w:val="ListBullet"/>
+        <w:spacing w:line="240" w:lineRule="auto"/>
+        <w:ind w:left="720"/>
+      </w:pPr>
+      <w:r>
+        <w:rPr>
+          <w:lang w:val="zh_TW" w:bidi="zh_TW"/>
+        </w:rPr>
+      </w:r>
+      <w:r>
+        <w:rPr>
+          <w:lang w:val="zh_TW" w:bidi="zh_TW"/>
+        </w:rPr>
+        <w:t>能夠蒙保守，不受邪惡侵害（</w:t>
+      </w:r>
+      <w:hyperlink r:id="rId79">
+        <w:r>
+          <w:rPr>
+            <w:lang w:val="zh_TW" w:bidi="zh_TW"/>
+          </w:rPr>
+          <w:rPr>
+            <w:color w:val="0000EE"/>
+            <w:u w:val="single"/>
+          </w:rPr>
+          <w:t>彼前1:5</w:t>
+        </w:r>
+      </w:hyperlink>
+      <w:r>
+        <w:rPr>
+          <w:lang w:val="zh_TW" w:bidi="zh_TW"/>
+        </w:rPr>
+        <w:t>）</w:t>
       </w:r>
     </w:p>
     <w:p>
@@ -929,18 +2145,43 @@
         <w:rPr>
           <w:lang w:val="zh_TW" w:bidi="zh_TW"/>
         </w:rPr>
-        <w:t>人起初是神所造的善，但因自己的計謀而成了惡；然而，靠著神的大能，人仍能重新得著那善。要明白「作為一個完整的人」的真正意義，必須從耶穌的生命去重新發現，祂的人性生活就是人的新起點。因此，耶穌是新的亞當；在祂的樣式中，有一個取代舊樣式的新開端。</w:t>
-      </w:r>
-    </w:p>
-    <w:p>
-      <w:pPr>
-        <w:pStyle w:val="Heading3"/>
-      </w:pPr>
-      <w:r>
-        <w:rPr>
-          <w:lang w:val="zh_TW" w:bidi="zh_TW"/>
-        </w:rPr>
-        <w:t>人的歸宿</w:t>
+        <w:t>那些為基督成就大事的人，並不是靠著自己的能力去做（</w:t>
+      </w:r>
+      <w:hyperlink r:id="rId80">
+        <w:r>
+          <w:rPr>
+            <w:lang w:val="zh_TW" w:bidi="zh_TW"/>
+          </w:rPr>
+          <w:rPr>
+            <w:color w:val="0000EE"/>
+            <w:u w:val="single"/>
+          </w:rPr>
+          <w:t>徒3:12</w:t>
+        </w:r>
+      </w:hyperlink>
+      <w:r>
+        <w:rPr>
+          <w:lang w:val="zh_TW" w:bidi="zh_TW"/>
+        </w:rPr>
+        <w:t>）。他們出去事奉時，知道萬事都在基督的掌管之下，也知道祂必常與他們同在（</w:t>
+      </w:r>
+      <w:hyperlink r:id="rId81">
+        <w:r>
+          <w:rPr>
+            <w:lang w:val="zh_TW" w:bidi="zh_TW"/>
+          </w:rPr>
+          <w:rPr>
+            <w:color w:val="0000EE"/>
+            <w:u w:val="single"/>
+          </w:rPr>
+          <w:t>太28:18–20</w:t>
+        </w:r>
+      </w:hyperlink>
+      <w:r>
+        <w:rPr>
+          <w:lang w:val="zh_TW" w:bidi="zh_TW"/>
+        </w:rPr>
+        <w:t>）。</w:t>
       </w:r>
     </w:p>
     <w:p>
@@ -952,148 +2193,6 @@
       </w:r>
       <w:r>
         <w:rPr>
-          <w:lang w:val="zh_TW" w:bidi="zh_TW"/>
-        </w:rPr>
-        <w:t>聖經對人的看法，必須平衡地涵蓋：人出自神的創造、人悖逆了神的恩典、人要面對的審判，以及因救主耶穌而得著救贖和永生應許的盼望。人有一個起點，卻要永遠存在。這宣告與自然主義的起源與歸宿理論形成強烈對比。現代思想中最具欺騙性的傾向之一，就是「與死亡和解」的觀念。那些不思念神、也不盼望永恆的人，彼此勸勉，要把身體不可避免的衰敗與死亡，視為人生命的自然結局。但聖經的觀點認為，人類的死亡根本不是自然的。</w:t>
-      </w:r>
-    </w:p>
-    <w:p>
-      <w:pPr/>
-      <w:r>
-        <w:rPr>
-          <w:lang w:val="zh_TW" w:bidi="zh_TW"/>
-        </w:rPr>
-      </w:r>
-      <w:r>
-        <w:rPr>
-          <w:lang w:val="zh_TW" w:bidi="zh_TW"/>
-        </w:rPr>
-        <w:t>死亡是後來進入的特質，而不是人的天然歸宿。死亡可以用來描述身體，卻不能用來描述靈。聖經的教導是：雖然身體會死、會朽壞，但人仍存活，並盼望將來得著更新的身體。那些認識基督的人，在肉身死去時就與祂同在（</w:t>
-      </w:r>
-      <w:hyperlink r:id="rId29">
-        <w:r>
-          <w:rPr>
-            <w:lang w:val="zh_TW" w:bidi="zh_TW"/>
-          </w:rPr>
-          <w:rPr>
-            <w:color w:val="0000EE"/>
-            <w:u w:val="single"/>
-          </w:rPr>
-          <w:t>腓1:23</w:t>
-        </w:r>
-      </w:hyperlink>
-      <w:r>
-        <w:rPr>
-          <w:lang w:val="zh_TW" w:bidi="zh_TW"/>
-        </w:rPr>
-        <w:t>），並等候身體復活，進入永恆的生命 （</w:t>
-      </w:r>
-      <w:hyperlink r:id="rId30">
-        <w:r>
-          <w:rPr>
-            <w:lang w:val="zh_TW" w:bidi="zh_TW"/>
-          </w:rPr>
-          <w:rPr>
-            <w:color w:val="0000EE"/>
-            <w:u w:val="single"/>
-          </w:rPr>
-          <w:t>林前15:35–49</w:t>
-        </w:r>
-      </w:hyperlink>
-      <w:r>
-        <w:rPr>
-          <w:lang w:val="zh_TW" w:bidi="zh_TW"/>
-        </w:rPr>
-        <w:t>）。至於那些離世時與基督無關的人，並不是就此消失，而是要進入一種永遠的存在狀態，清醒意識到自己與神隔絕，失落了原本該享有祂同在直到永遠的命定。聖經教導有關失喪之人的結局，對現代人來說極其難以接受。甚至一些高度尊重聖經權威的基督徒，一想到惡人要受永遠刑罰，也可能會感到震驚。然而，聖經中有關惡人終極審判的教義，卻是與聖經許多其它教導，一樣確實而穩固的。</w:t>
-      </w:r>
-    </w:p>
-    <w:p>
-      <w:pPr/>
-      <w:r>
-        <w:rPr>
-          <w:lang w:val="zh_TW" w:bidi="zh_TW"/>
-        </w:rPr>
-      </w:r>
-      <w:r>
-        <w:rPr>
-          <w:lang w:val="zh_TW" w:bidi="zh_TW"/>
-        </w:rPr>
-        <w:t>在聖經中，有關人性最震撼的真理之一，就是明白神所開始救恩工作，最終導致永恆聖子道成肉身，原因竟然是為了人。在祂復活升天之後，主耶穌基督回到天上榮耀威嚴的永恆地位，並且永遠作為神－人（God-man）而存留。耶穌是神，祂分享聖父與聖靈一切的屬性；耶穌是人，祂與人同在、認同人。祂在一個有形的身體裡顯明自己，雖然那是復活的身體，卻是所有屬祂之人復活的初熟果子。因此，道成肉身在神性（deity）裡帶來了一個永恆的改變。若不是因為神極其看重人的價值，祂決不會在自己裡面作出如此根本的改變。正如希伯來書的作者所說：「兒女既同有血肉之體，他也照樣親自成了血肉之體」（</w:t>
-      </w:r>
-      <w:hyperlink r:id="rId31">
-        <w:r>
-          <w:rPr>
-            <w:lang w:val="zh_TW" w:bidi="zh_TW"/>
-          </w:rPr>
-          <w:rPr>
-            <w:color w:val="0000EE"/>
-            <w:u w:val="single"/>
-          </w:rPr>
-          <w:t>來2:14</w:t>
-        </w:r>
-      </w:hyperlink>
-      <w:r>
-        <w:rPr>
-          <w:lang w:val="zh_TW" w:bidi="zh_TW"/>
-        </w:rPr>
-        <w:t>）。</w:t>
-      </w:r>
-    </w:p>
-    <w:p>
-      <w:pPr/>
-      <w:r>
-        <w:rPr>
-          <w:lang w:val="zh_TW" w:bidi="zh_TW"/>
-        </w:rPr>
-      </w:r>
-      <w:r>
-        <w:rPr>
-          <w:lang w:val="zh_TW" w:bidi="zh_TW"/>
-        </w:rPr>
-        <w:t>我們人性的最終指標，就是人是為了敬拜神並永遠享受祂而被造的。神從未將這樣的心意，賜給其它受造之物。即便是那些仍然維持完美狀態、並在清醒喜樂中敬拜父的天使，他們與神的關係也不及蒙救贖的人那樣親密（</w:t>
-      </w:r>
-      <w:hyperlink r:id="rId32">
-        <w:r>
-          <w:rPr>
-            <w:lang w:val="zh_TW" w:bidi="zh_TW"/>
-          </w:rPr>
-          <w:rPr>
-            <w:color w:val="0000EE"/>
-            <w:u w:val="single"/>
-          </w:rPr>
-          <w:t>來2:16</w:t>
-        </w:r>
-      </w:hyperlink>
-      <w:r>
-        <w:rPr>
-          <w:lang w:val="zh_TW" w:bidi="zh_TW"/>
-        </w:rPr>
-        <w:t>）。</w:t>
-      </w:r>
-    </w:p>
-    <w:p>
-      <w:pPr/>
-      <w:r>
-        <w:rPr>
-          <w:lang w:val="zh_TW" w:bidi="zh_TW"/>
-        </w:rPr>
-      </w:r>
-      <w:r>
-        <w:rPr>
-          <w:lang w:val="zh_TW" w:bidi="zh_TW"/>
-        </w:rPr>
-        <w:t>人算什麼？在基督裡，人就是神原本要他成為的樣式，滿有尊榮與尊貴，並且永遠在祂寶座前歡喜快樂。</w:t>
-      </w:r>
-    </w:p>
-    <w:p>
-      <w:pPr/>
-      <w:r>
-        <w:rPr>
-          <w:lang w:val="zh_TW" w:bidi="zh_TW"/>
-        </w:rPr>
-      </w:r>
-      <w:r>
-        <w:rPr>
           <w:i/>
           <w:lang w:val="zh_TW" w:bidi="zh_TW"/>
         </w:rPr>
@@ -1109,3695 +2208,19 @@
         <w:rPr>
           <w:lang w:val="zh_TW" w:bidi="zh_TW"/>
         </w:rPr>
-        <w:t>神的形象；屬血氣的</w:t>
-      </w:r>
-      <w:r>
-        <w:rPr>
-          <w:lang w:val="zh_TW" w:bidi="zh_TW"/>
-        </w:rPr>
-        <w:t>人；</w:t>
-      </w:r>
-      <w:r>
-        <w:rPr>
-          <w:lang w:val="zh_TW" w:bidi="zh_TW"/>
-        </w:rPr>
-        <w:t>舊人與新人</w:t>
-      </w:r>
-      <w:r>
-        <w:rPr>
-          <w:lang w:val="zh_TW" w:bidi="zh_TW"/>
-        </w:rPr>
-        <w:t>。</w:t>
-      </w:r>
-      <w:r>
-        <w:rPr>
-          <w:lang w:val="zh_TW" w:bidi="zh_TW"/>
-        </w:rPr>
-      </w:r>
-      <w:r>
-        <w:rPr>
-          <w:lang w:val="zh_TW" w:bidi="zh_TW"/>
-        </w:rPr>
-      </w:r>
-    </w:p>
-    <w:p>
-      <w:pPr/>
-      <w:r>
-        <w:rPr>
-          <w:lang w:val="zh_TW" w:bidi="zh_TW"/>
-        </w:rPr>
-      </w:r>
-    </w:p>
-    <w:p>
-      <w:pPr>
-        <w:pStyle w:val="Heading2"/>
-      </w:pPr>
-      <w:r>
-        <w:rPr>
-          <w:lang w:val="zh_TW" w:bidi="zh_TW"/>
-        </w:rPr>
-        <w:t>人的墮落</w:t>
-      </w:r>
-      <w:r>
-        <w:rPr>
-          <w:lang w:val="zh_TW" w:bidi="zh_TW"/>
-        </w:rPr>
-      </w:r>
-    </w:p>
-    <w:p>
-      <w:pPr/>
-      <w:r>
-        <w:rPr>
-          <w:lang w:val="zh_TW" w:bidi="zh_TW"/>
-        </w:rPr>
-      </w:r>
-      <w:r>
-        <w:rPr>
-          <w:lang w:val="zh_TW" w:bidi="zh_TW"/>
-        </w:rPr>
-        <w:t>在人類歷史中，亞當吃了那禁果，使人類由道德上純真、蒙神喜悅的狀態，轉變為被定罪、終必死亡的光景。</w:t>
-      </w:r>
-    </w:p>
-    <w:p>
-      <w:pPr>
-        <w:pStyle w:val="Heading3"/>
-      </w:pPr>
-      <w:r>
-        <w:rPr>
-          <w:lang w:val="zh_TW" w:bidi="zh_TW"/>
-        </w:rPr>
-        <w:t>聖經的證據</w:t>
-      </w:r>
-    </w:p>
-    <w:p>
-      <w:pPr/>
-      <w:r>
-        <w:rPr>
-          <w:lang w:val="zh_TW" w:bidi="zh_TW"/>
-        </w:rPr>
-      </w:r>
-      <w:hyperlink r:id="rId13">
-        <w:r>
-          <w:rPr>
-            <w:lang w:val="zh_TW" w:bidi="zh_TW"/>
-          </w:rPr>
-          <w:rPr>
-            <w:color w:val="0000EE"/>
-            <w:u w:val="single"/>
-          </w:rPr>
-          <w:t>創世記一</w:t>
-        </w:r>
-      </w:hyperlink>
-      <w:r>
-        <w:rPr>
-          <w:lang w:val="zh_TW" w:bidi="zh_TW"/>
-        </w:rPr>
-        <w:t>和</w:t>
-      </w:r>
-      <w:hyperlink r:id="rId17">
-        <w:r>
-          <w:rPr>
-            <w:lang w:val="zh_TW" w:bidi="zh_TW"/>
-          </w:rPr>
-          <w:rPr>
-            <w:color w:val="0000EE"/>
-            <w:u w:val="single"/>
-          </w:rPr>
-          <w:t>二章</w:t>
-        </w:r>
-      </w:hyperlink>
-      <w:r>
-        <w:rPr>
-          <w:lang w:val="zh_TW" w:bidi="zh_TW"/>
-        </w:rPr>
-        <w:t>的創世敘事，肯定了人的本質與使命的獨特性。人是按著神的形像被造，為要與神相交、彼此交通。作為神的代表，人被賦予治理全地的權柄，要開發並使用地上的資源，使神得榮耀。</w:t>
-      </w:r>
-    </w:p>
-    <w:p>
-      <w:pPr/>
-      <w:r>
-        <w:rPr>
-          <w:lang w:val="zh_TW" w:bidi="zh_TW"/>
-        </w:rPr>
-      </w:r>
-      <w:r>
-        <w:rPr>
-          <w:lang w:val="zh_TW" w:bidi="zh_TW"/>
-        </w:rPr>
-        <w:t>除了文化使命以外，人同時也領受一條具體的命令：神准許他吃伊甸園的各樣植物，卻明確禁止他吃分別善惡樹上的果子。這命令的目的，乃是為了在人的意識中，建立善與惡之間的根本對立，並使人肯定其定位就是事奉造物主。人若能忠心事奉，便可享受天父所賜的一切福分，並最終進入與神同在，享受永恆生命的豐盛。</w:t>
-      </w:r>
-    </w:p>
-    <w:p>
-      <w:pPr/>
-      <w:r>
-        <w:rPr>
-          <w:lang w:val="zh_TW" w:bidi="zh_TW"/>
-        </w:rPr>
-      </w:r>
-      <w:r>
-        <w:rPr>
-          <w:lang w:val="zh_TW" w:bidi="zh_TW"/>
-        </w:rPr>
-        <w:t>雖然人與動物一樣被造為有生命的活物，但人生命的核心在於與神的聯合與相交。與神的交通本應是亞當自覺擁有的特權，這與動物形成對比，因牠們既沒有犯罪的可能，也沒有與神有意識的相交。人在充分明白另一選擇所帶來的邪惡後，應當甘心樂意、出於愛心地事奉神。因此，他在神面前的生命本質應是敬虔的，而不是單憑本能的。</w:t>
-      </w:r>
-    </w:p>
-    <w:p>
-      <w:pPr/>
-      <w:r>
-        <w:rPr>
-          <w:lang w:val="zh_TW" w:bidi="zh_TW"/>
-        </w:rPr>
-      </w:r>
-      <w:r>
-        <w:rPr>
-          <w:lang w:val="zh_TW" w:bidi="zh_TW"/>
-        </w:rPr>
-        <w:t>神吩咐不可吃分別善惡樹的果子，其目的在於要使人堅立於公義和信心的道路上，然而，撒但卻利用這條命令作為機會，引誘人背叛神。雖然人面對試探本身並不是邪惡，但撒但引誘人犯罪卻是邪惡的。這意味著在人墮落之前，宇宙已經存在邪惡。撒但的目的明顯是要使人歸服於牠，並藉著人將牠黑暗的國度擴展到全地。人的墮落，以及其後神所展開的救贖計劃，必須在神與撒但之間的宇宙性衝突這個背景下來理解，而在這場爭戰中，神最終的得勝是確定無疑的。撒但藉著蛇作為工具，先接近夏娃來引誘亞當，誘惑他們吃分別善惡樹的果子。</w:t>
-      </w:r>
-    </w:p>
-    <w:p>
-      <w:pPr/>
-      <w:r>
-        <w:rPr>
-          <w:lang w:val="zh_TW" w:bidi="zh_TW"/>
-        </w:rPr>
-      </w:r>
-      <w:r>
-        <w:rPr>
-          <w:lang w:val="zh_TW" w:bidi="zh_TW"/>
-        </w:rPr>
-        <w:t>在人墮落之前，對善惡的分別並非一無所知，只是他在經驗上只認識善。亞當應當只從神那裡領受有關善惡分別的本質，以及領受教導，知道吃或不吃生命樹上的果子所帶來的後果。正如他起初從造物主得著生命，如今他也當順服神口中所出的一切話，並藉此而活。試探的目的，是要人離開對神的依靠。撒但質疑神話語的真實，並挑戰祂的權柄，引誘人以為自己能判斷善惡，並能掌握後果，使後果有利自己。這試探的核心，就是要人自以為神。</w:t>
-      </w:r>
-    </w:p>
-    <w:p>
-      <w:pPr/>
-      <w:r>
-        <w:rPr>
-          <w:lang w:val="zh_TW" w:bidi="zh_TW"/>
-        </w:rPr>
-      </w:r>
-      <w:r>
-        <w:rPr>
-          <w:lang w:val="zh_TW" w:bidi="zh_TW"/>
-        </w:rPr>
-        <w:t>亞當在屈服於撒但的試探後，與妻子一同吃了禁果，因而墮落。這悖逆的行為，乃是背叛、不忠、失信與不信的行為。正如「不可吃」這條命令總結並集中表明了人在神面前公義的一切要求，這違命的舉動則彰顯出徹底的背道。全心的背叛與完全的悖逆取代了對神完全的順服：人拒絕神的權柄，懷疑神的美善，爭論神的智慧，否定神的真理。一個全新的情感與思想的複雜體系，掌控了人的心思意念。</w:t>
-      </w:r>
-    </w:p>
-    <w:p>
-      <w:pPr>
-        <w:pStyle w:val="Heading3"/>
-      </w:pPr>
-      <w:r>
-        <w:rPr>
-          <w:lang w:val="zh_TW" w:bidi="zh_TW"/>
-        </w:rPr>
-        <w:t>墮落的後果</w:t>
-      </w:r>
-    </w:p>
-    <w:p>
-      <w:pPr/>
-      <w:r>
-        <w:rPr>
-          <w:lang w:val="zh_TW" w:bidi="zh_TW"/>
-        </w:rPr>
-      </w:r>
-      <w:r>
-        <w:rPr>
-          <w:lang w:val="zh_TW" w:bidi="zh_TW"/>
-        </w:rPr>
-        <w:t>人墮落的最直接後果，就是在神面前失去了坦然與喜樂，轉而生出懼怕與羞恥。亞當與夏娃與神隔絕，也清楚顯明了這一點。這既表現在臨到人的咒詛，更明顯體現在亞當和夏娃被逐出伊甸園。伊甸園原是公義的居所，是人與神聯合和相交的範圍；一旦人因不義斷絕了與神的相交，就必然會被逐出伊甸園。正如神所警告的，罪的結果就是死。因為死亡會臨到一切有生命之處，也使人的身體在墳墓裡歸於朽壞。</w:t>
-      </w:r>
-    </w:p>
-    <w:p>
-      <w:pPr/>
-      <w:r>
-        <w:rPr>
-          <w:lang w:val="zh_TW" w:bidi="zh_TW"/>
-        </w:rPr>
-      </w:r>
-      <w:r>
-        <w:rPr>
-          <w:lang w:val="zh_TW" w:bidi="zh_TW"/>
-        </w:rPr>
-        <w:t>墮落的後果不僅臨到亞當和夏娃，也延伸到一切由他們自然繁衍而來的人身上，因為亞當與全人類之間存在獨特的連帶關係。有些神學家特別強調亞當與後裔之間的普遍聯繫，而另一些則注重約的關係，以亞當作為後裔之首和代表。亞當犯罪對全人類的後果，就是他的罪被算在所有後裔的身上，他們因此都必面對死亡的刑罰，並且承受敗壞的本性。</w:t>
-      </w:r>
-    </w:p>
-    <w:p>
-      <w:pPr/>
-      <w:r>
-        <w:rPr>
-          <w:lang w:val="zh_TW" w:bidi="zh_TW"/>
-        </w:rPr>
-      </w:r>
-      <w:r>
-        <w:rPr>
-          <w:lang w:val="zh_TW" w:bidi="zh_TW"/>
-        </w:rPr>
-        <w:t>墮落的後果也顯明在整個受造界，因咒詛的作用，使人在完成原本文化使命時遭遇阻力。人要繁衍遍布世界，就必須經歷生產的痛苦與危險，而維持生命所需的食物、衣物與居所，也只能經過艱辛和勞苦的勞動才能得來。</w:t>
-      </w:r>
-    </w:p>
-    <w:p>
-      <w:pPr/>
-      <w:r>
-        <w:rPr>
-          <w:lang w:val="zh_TW" w:bidi="zh_TW"/>
-        </w:rPr>
-      </w:r>
-      <w:r>
-        <w:rPr>
-          <w:lang w:val="zh_TW" w:bidi="zh_TW"/>
-        </w:rPr>
-        <w:t>然而，人墮落後，死亡並沒有</w:t>
-      </w:r>
-      <w:r>
-        <w:rPr>
-          <w:b/>
-          <w:lang w:val="zh_TW" w:bidi="zh_TW"/>
-        </w:rPr>
-        <w:t>立刻</w:t>
-      </w:r>
-      <w:r>
-        <w:rPr>
-          <w:lang w:val="zh_TW" w:bidi="zh_TW"/>
-        </w:rPr>
-        <w:t>臨到作為</w:t>
-      </w:r>
-      <w:r>
-        <w:rPr>
-          <w:b/>
-          <w:lang w:val="zh_TW" w:bidi="zh_TW"/>
-        </w:rPr>
-        <w:t>最終</w:t>
-      </w:r>
-      <w:r>
-        <w:rPr>
-          <w:lang w:val="zh_TW" w:bidi="zh_TW"/>
-        </w:rPr>
-        <w:t>的審判，這正顯出神對人的拯救旨意。亞當在聽見死亡的咒詛之前，已經先聽見一位救主的應許（</w:t>
-      </w:r>
-      <w:hyperlink r:id="rId33">
-        <w:r>
-          <w:rPr>
-            <w:lang w:val="zh_TW" w:bidi="zh_TW"/>
-          </w:rPr>
-          <w:rPr>
-            <w:color w:val="0000EE"/>
-            <w:u w:val="single"/>
-          </w:rPr>
-          <w:t>創3:15</w:t>
-        </w:r>
-      </w:hyperlink>
-      <w:r>
-        <w:rPr>
-          <w:lang w:val="zh_TW" w:bidi="zh_TW"/>
-        </w:rPr>
-        <w:t>）。</w:t>
-      </w:r>
-    </w:p>
-    <w:p>
-      <w:pPr/>
-      <w:r>
-        <w:rPr>
-          <w:lang w:val="zh_TW" w:bidi="zh_TW"/>
-        </w:rPr>
-      </w:r>
-      <w:r>
-        <w:rPr>
-          <w:lang w:val="zh_TW" w:bidi="zh_TW"/>
-        </w:rPr>
-        <w:t>自</w:t>
-      </w:r>
-      <w:hyperlink r:id="rId27">
-        <w:r>
-          <w:rPr>
-            <w:lang w:val="zh_TW" w:bidi="zh_TW"/>
-          </w:rPr>
-          <w:rPr>
-            <w:color w:val="0000EE"/>
-            <w:u w:val="single"/>
-          </w:rPr>
-          <w:t>創世記三章</w:t>
-        </w:r>
-      </w:hyperlink>
-      <w:r>
-        <w:rPr>
-          <w:lang w:val="zh_TW" w:bidi="zh_TW"/>
-        </w:rPr>
-        <w:t>之後，聖經很少提到人的墮落，但這一歷史事件卻是其後一切經文的必要前提。聖經的重點是面向未來——罪惡不斷擴大的影響，以及神展開祂的救贖計劃。</w:t>
-      </w:r>
-    </w:p>
-    <w:p>
-      <w:pPr/>
-      <w:r>
-        <w:rPr>
-          <w:lang w:val="zh_TW" w:bidi="zh_TW"/>
-        </w:rPr>
-      </w:r>
-      <w:r>
-        <w:rPr>
-          <w:i/>
-          <w:lang w:val="zh_TW" w:bidi="zh_TW"/>
-        </w:rPr>
-        <w:t>另見</w:t>
-      </w:r>
-      <w:r>
-        <w:rPr>
-          <w:lang w:val="zh_TW" w:bidi="zh_TW"/>
-        </w:rPr>
-        <w:t xml:space="preserve"> </w:t>
-      </w:r>
-      <w:r>
-        <w:rPr>
-          <w:lang w:val="zh_TW" w:bidi="zh_TW"/>
-        </w:rPr>
-        <w:t>亞當（人物）；</w:t>
-      </w:r>
-      <w:r>
-        <w:rPr>
-          <w:lang w:val="zh_TW" w:bidi="zh_TW"/>
-        </w:rPr>
-        <w:t>死亡；</w:t>
-      </w:r>
-      <w:r>
-        <w:rPr>
-          <w:lang w:val="zh_TW" w:bidi="zh_TW"/>
-        </w:rPr>
-        <w:t>罪</w:t>
-      </w:r>
-      <w:r>
-        <w:rPr>
-          <w:lang w:val="zh_TW" w:bidi="zh_TW"/>
-        </w:rPr>
-        <w:t>。</w:t>
-      </w:r>
-      <w:r>
-        <w:rPr>
-          <w:lang w:val="zh_TW" w:bidi="zh_TW"/>
-        </w:rPr>
-      </w:r>
-      <w:r>
-        <w:rPr>
-          <w:lang w:val="zh_TW" w:bidi="zh_TW"/>
-        </w:rPr>
-      </w:r>
-    </w:p>
-    <w:p>
-      <w:pPr/>
-      <w:r>
-        <w:rPr>
-          <w:lang w:val="zh_TW" w:bidi="zh_TW"/>
-        </w:rPr>
-      </w:r>
-    </w:p>
-    <w:p>
-      <w:pPr>
-        <w:pStyle w:val="Heading2"/>
-      </w:pPr>
-      <w:r>
-        <w:rPr>
-          <w:lang w:val="zh_TW" w:bidi="zh_TW"/>
-        </w:rPr>
-        <w:t>人子</w:t>
-      </w:r>
-      <w:r>
-        <w:rPr>
-          <w:lang w:val="zh_TW" w:bidi="zh_TW"/>
-        </w:rPr>
-      </w:r>
-    </w:p>
-    <w:p>
-      <w:pPr/>
-      <w:r>
-        <w:rPr>
-          <w:lang w:val="zh_TW" w:bidi="zh_TW"/>
-        </w:rPr>
-      </w:r>
-      <w:r>
-        <w:rPr>
-          <w:lang w:val="zh_TW" w:bidi="zh_TW"/>
-        </w:rPr>
-        <w:t>這是耶穌使用的彌賽亞稱號，用來表達祂屬天的根源、地上的使命以及將來的榮耀再來。這稱號不僅僅如一些教會的教父或近代學者所認為僅指祂具有人的本質和人性，而是反映出耶穌的天上根源和神的威嚴；祂以人的形式所顯現的奧秘；以及祂在地上的使命，這使命促使祂被釘在十字架上，並進入榮耀。</w:t>
-      </w:r>
-    </w:p>
-    <w:p>
-      <w:pPr/>
-      <w:r>
-        <w:rPr>
-          <w:lang w:val="zh_TW" w:bidi="zh_TW"/>
-        </w:rPr>
-      </w:r>
-      <w:r>
-        <w:rPr>
-          <w:lang w:val="zh_TW" w:bidi="zh_TW"/>
-        </w:rPr>
-        <w:t>「人子」這個稱號的背景可以追溯到舊約，特別是在以西結書中出現，因為這位先知被稱為「人子」多達90次。例如，神對他說：「人子啊，你站起來，我要和你說話」（</w:t>
-      </w:r>
-      <w:hyperlink r:id="rId34">
-        <w:r>
-          <w:rPr>
-            <w:lang w:val="zh_TW" w:bidi="zh_TW"/>
-          </w:rPr>
-          <w:rPr>
-            <w:color w:val="0000EE"/>
-            <w:u w:val="single"/>
-          </w:rPr>
-          <w:t>結2:1</w:t>
-        </w:r>
-      </w:hyperlink>
-      <w:r>
-        <w:rPr>
-          <w:lang w:val="zh_TW" w:bidi="zh_TW"/>
-        </w:rPr>
-        <w:t>）。耶穌使用「人子」這個稱號以及許多來自以西結書的主題，顯示耶穌要表明自己是末世的先知，就像以西結一樣（</w:t>
-      </w:r>
-      <w:hyperlink r:id="rId35">
-        <w:r>
-          <w:rPr>
-            <w:lang w:val="zh_TW" w:bidi="zh_TW"/>
-          </w:rPr>
-          <w:rPr>
-            <w:color w:val="0000EE"/>
-            <w:u w:val="single"/>
-          </w:rPr>
-          <w:t>4</w:t>
-        </w:r>
-      </w:hyperlink>
-      <w:r>
-        <w:rPr>
-          <w:lang w:val="zh_TW" w:bidi="zh_TW"/>
-        </w:rPr>
-        <w:t>、</w:t>
-      </w:r>
-      <w:hyperlink r:id="rId36">
-        <w:r>
-          <w:rPr>
-            <w:lang w:val="zh_TW" w:bidi="zh_TW"/>
-          </w:rPr>
-          <w:rPr>
-            <w:color w:val="0000EE"/>
-            <w:u w:val="single"/>
-          </w:rPr>
-          <w:t>7</w:t>
-        </w:r>
-      </w:hyperlink>
-      <w:r>
-        <w:rPr>
-          <w:lang w:val="zh_TW" w:bidi="zh_TW"/>
-        </w:rPr>
-        <w:t>、</w:t>
-      </w:r>
-      <w:hyperlink r:id="rId37">
-        <w:r>
-          <w:rPr>
-            <w:lang w:val="zh_TW" w:bidi="zh_TW"/>
-          </w:rPr>
-          <w:rPr>
-            <w:color w:val="0000EE"/>
-            <w:u w:val="single"/>
-          </w:rPr>
-          <w:t>10</w:t>
-        </w:r>
-      </w:hyperlink>
-      <w:r>
-        <w:rPr>
-          <w:lang w:val="zh_TW" w:bidi="zh_TW"/>
-        </w:rPr>
-        <w:t>、</w:t>
-      </w:r>
-      <w:hyperlink r:id="rId38">
-        <w:r>
-          <w:rPr>
-            <w:lang w:val="zh_TW" w:bidi="zh_TW"/>
-          </w:rPr>
-          <w:rPr>
-            <w:color w:val="0000EE"/>
-            <w:u w:val="single"/>
-          </w:rPr>
-          <w:t>22</w:t>
-        </w:r>
-      </w:hyperlink>
-      <w:r>
-        <w:rPr>
-          <w:lang w:val="zh_TW" w:bidi="zh_TW"/>
-        </w:rPr>
-        <w:t>、</w:t>
-      </w:r>
-      <w:hyperlink r:id="rId39">
-        <w:r>
-          <w:rPr>
-            <w:lang w:val="zh_TW" w:bidi="zh_TW"/>
-          </w:rPr>
-          <w:rPr>
-            <w:color w:val="0000EE"/>
-            <w:u w:val="single"/>
-          </w:rPr>
-          <w:t>40–48</w:t>
-        </w:r>
-      </w:hyperlink>
-      <w:r>
-        <w:rPr>
-          <w:lang w:val="zh_TW" w:bidi="zh_TW"/>
-        </w:rPr>
-        <w:t>章），對耶路撒冷的毀滅和神國在以色列的復興有最終的宣告（</w:t>
-      </w:r>
-      <w:hyperlink r:id="rId40">
-        <w:r>
-          <w:rPr>
-            <w:lang w:val="zh_TW" w:bidi="zh_TW"/>
-          </w:rPr>
-          <w:rPr>
-            <w:color w:val="0000EE"/>
-            <w:u w:val="single"/>
-          </w:rPr>
-          <w:t>太23–24章</w:t>
-        </w:r>
-      </w:hyperlink>
+        <w:t>神的存在與屬性</w:t>
+      </w:r>
       <w:r>
         <w:rPr>
           <w:lang w:val="zh_TW" w:bidi="zh_TW"/>
         </w:rPr>
         <w:t>；</w:t>
       </w:r>
-      <w:hyperlink r:id="rId41">
-        <w:r>
-          <w:rPr>
-            <w:lang w:val="zh_TW" w:bidi="zh_TW"/>
-          </w:rPr>
-          <w:rPr>
-            <w:color w:val="0000EE"/>
-            <w:u w:val="single"/>
-          </w:rPr>
-          <w:t>徒1:6–8</w:t>
-        </w:r>
-      </w:hyperlink>
-      <w:r>
-        <w:rPr>
-          <w:lang w:val="zh_TW" w:bidi="zh_TW"/>
-        </w:rPr>
-        <w:t>）。</w:t>
-      </w:r>
-    </w:p>
-    <w:p>
-      <w:pPr/>
-      <w:r>
-        <w:rPr>
-          <w:lang w:val="zh_TW" w:bidi="zh_TW"/>
-        </w:rPr>
-      </w:r>
-      <w:r>
-        <w:rPr>
-          <w:lang w:val="zh_TW" w:bidi="zh_TW"/>
-        </w:rPr>
-        <w:t>這個稱號的具體來源是</w:t>
-      </w:r>
-      <w:hyperlink r:id="rId42">
-        <w:r>
-          <w:rPr>
-            <w:lang w:val="zh_TW" w:bidi="zh_TW"/>
-          </w:rPr>
-          <w:rPr>
-            <w:color w:val="0000EE"/>
-            <w:u w:val="single"/>
-          </w:rPr>
-          <w:t>但以理書七章13至14節</w:t>
-        </w:r>
-      </w:hyperlink>
-      <w:r>
-        <w:rPr>
-          <w:lang w:val="zh_TW" w:bidi="zh_TW"/>
-        </w:rPr>
-        <w:t>，在那裡但以理看到一個「像人子」的異象，他「駕著天雲」而來，被領到「亙古常在者」面前，而亙古常在者賜給祂權柄、榮耀、國度。耶穌在教導祂的再來時多次引用這處經文的一部分（</w:t>
-      </w:r>
-      <w:hyperlink r:id="rId43">
-        <w:r>
-          <w:rPr>
-            <w:lang w:val="zh_TW" w:bidi="zh_TW"/>
-          </w:rPr>
-          <w:rPr>
-            <w:color w:val="0000EE"/>
-            <w:u w:val="single"/>
-          </w:rPr>
-          <w:t>太16:27</w:t>
-        </w:r>
-      </w:hyperlink>
-      <w:r>
-        <w:rPr>
-          <w:lang w:val="zh_TW" w:bidi="zh_TW"/>
-        </w:rPr>
-        <w:t>，</w:t>
-      </w:r>
-      <w:hyperlink r:id="rId44">
-        <w:r>
-          <w:rPr>
-            <w:lang w:val="zh_TW" w:bidi="zh_TW"/>
-          </w:rPr>
-          <w:rPr>
-            <w:color w:val="0000EE"/>
-            <w:u w:val="single"/>
-          </w:rPr>
-          <w:t>19:28，</w:t>
-        </w:r>
-      </w:hyperlink>
-      <w:hyperlink r:id="rId45">
-        <w:r>
-          <w:rPr>
-            <w:lang w:val="zh_TW" w:bidi="zh_TW"/>
-          </w:rPr>
-          <w:rPr>
-            <w:color w:val="0000EE"/>
-            <w:u w:val="single"/>
-          </w:rPr>
-          <w:t>24:30，2</w:t>
-        </w:r>
-      </w:hyperlink>
-      <w:hyperlink r:id="rId46">
-        <w:r>
-          <w:rPr>
-            <w:lang w:val="zh_TW" w:bidi="zh_TW"/>
-          </w:rPr>
-          <w:rPr>
-            <w:color w:val="0000EE"/>
-            <w:u w:val="single"/>
-          </w:rPr>
-          <w:t>5:31，</w:t>
-        </w:r>
-      </w:hyperlink>
-      <w:hyperlink r:id="rId47">
-        <w:r>
-          <w:rPr>
-            <w:lang w:val="zh_TW" w:bidi="zh_TW"/>
-          </w:rPr>
-          <w:rPr>
-            <w:color w:val="0000EE"/>
-            <w:u w:val="single"/>
-          </w:rPr>
-          <w:t>26:64</w:t>
-        </w:r>
-      </w:hyperlink>
-      <w:r>
-        <w:rPr>
-          <w:lang w:val="zh_TW" w:bidi="zh_TW"/>
-        </w:rPr>
-        <w:t>）。顯然，耶穌將這處經文理解為是祂自己的預言，描繪了祂的道成肉身、升天和承受神的國度。</w:t>
-      </w:r>
-    </w:p>
-    <w:p>
-      <w:pPr/>
-      <w:r>
-        <w:rPr>
-          <w:lang w:val="zh_TW" w:bidi="zh_TW"/>
-        </w:rPr>
-      </w:r>
-      <w:r>
-        <w:rPr>
-          <w:lang w:val="zh_TW" w:bidi="zh_TW"/>
-        </w:rPr>
-        <w:t>在福音書中，「人子」這個稱號被耶穌使用了大約80次，以隱晦、間接的方式來說明耶穌自己（太，32次；可，14次；路，26次；約，10次）。在所有這些經文中，耶穌都是說話者，從來沒有人稱呼祂為「人子」。在有些經文中的描述非常奧秘，以至於有些解經家認為耶穌是在談論另一個人。這種懷疑只出現在約翰福音中唯一的一處經文中，群眾問耶穌：「這人子是誰呢？」（</w:t>
-      </w:r>
-      <w:hyperlink r:id="rId48">
-        <w:r>
-          <w:rPr>
-            <w:lang w:val="zh_TW" w:bidi="zh_TW"/>
-          </w:rPr>
-          <w:rPr>
-            <w:color w:val="0000EE"/>
-            <w:u w:val="single"/>
-          </w:rPr>
-          <w:t>約12:34</w:t>
-        </w:r>
-      </w:hyperlink>
-      <w:r>
-        <w:rPr>
-          <w:lang w:val="zh_TW" w:bidi="zh_TW"/>
-        </w:rPr>
-        <w:t>）。在大多數經文中，耶穌的身份是明確的。在一些經文中是明顯的：「人說我——人子是誰？」——接著是「你們說我是誰？」（</w:t>
-      </w:r>
-      <w:hyperlink r:id="rId49">
-        <w:r>
-          <w:rPr>
-            <w:lang w:val="zh_TW" w:bidi="zh_TW"/>
-          </w:rPr>
-          <w:rPr>
-            <w:color w:val="0000EE"/>
-            <w:u w:val="single"/>
-          </w:rPr>
-          <w:t>太16:13、15</w:t>
-        </w:r>
-      </w:hyperlink>
-      <w:r>
-        <w:rPr>
-          <w:lang w:val="zh_TW" w:bidi="zh_TW"/>
-        </w:rPr>
-        <w:t>）。通常的結論是，耶穌將這個稱號用作祂自己的彌賽亞稱號，這樣祂就可以謙卑地談論祂自己和祂的使命，並傳達耶穌希望揭示關於祂自己的重要事實。祂可以這樣做，因為當這個稱號用於耶穌的彌賽亞身分時，這一稱號並未帶來普遍的錯誤觀念和誤解。</w:t>
-      </w:r>
-    </w:p>
-    <w:p>
-      <w:pPr/>
-      <w:r>
-        <w:rPr>
-          <w:lang w:val="zh_TW" w:bidi="zh_TW"/>
-        </w:rPr>
-      </w:r>
-      <w:r>
-        <w:rPr>
-          <w:lang w:val="zh_TW" w:bidi="zh_TW"/>
-        </w:rPr>
-        <w:t>這個稱號在新約中只出現了另外四次。在</w:t>
-      </w:r>
-      <w:hyperlink r:id="rId50">
-        <w:r>
-          <w:rPr>
-            <w:lang w:val="zh_TW" w:bidi="zh_TW"/>
-          </w:rPr>
-          <w:rPr>
-            <w:color w:val="0000EE"/>
-            <w:u w:val="single"/>
-          </w:rPr>
-          <w:t>使徒行傳七章56節</w:t>
-        </w:r>
-      </w:hyperlink>
-      <w:r>
-        <w:rPr>
-          <w:lang w:val="zh_TW" w:bidi="zh_TW"/>
-        </w:rPr>
-        <w:t>，司提反說：「我看見天開了，人子站在神的右邊。」</w:t>
-      </w:r>
-      <w:hyperlink r:id="rId51">
-        <w:r>
-          <w:rPr>
-            <w:lang w:val="zh_TW" w:bidi="zh_TW"/>
-          </w:rPr>
-          <w:rPr>
-            <w:color w:val="0000EE"/>
-            <w:u w:val="single"/>
-          </w:rPr>
-          <w:t>希伯來書二章6節</w:t>
-        </w:r>
-      </w:hyperlink>
-      <w:r>
-        <w:rPr>
-          <w:lang w:val="zh_TW" w:bidi="zh_TW"/>
-        </w:rPr>
-        <w:t>將</w:t>
-      </w:r>
-      <w:hyperlink r:id="rId52">
-        <w:r>
-          <w:rPr>
-            <w:lang w:val="zh_TW" w:bidi="zh_TW"/>
-          </w:rPr>
-          <w:rPr>
-            <w:color w:val="0000EE"/>
-            <w:u w:val="single"/>
-          </w:rPr>
-          <w:t>詩篇八篇4節</w:t>
-        </w:r>
-      </w:hyperlink>
-      <w:r>
-        <w:rPr>
-          <w:lang w:val="zh_TW" w:bidi="zh_TW"/>
-        </w:rPr>
-        <w:t>應用在耶穌身上。最後，</w:t>
-      </w:r>
-      <w:hyperlink r:id="rId53">
-        <w:r>
-          <w:rPr>
-            <w:lang w:val="zh_TW" w:bidi="zh_TW"/>
-          </w:rPr>
-          <w:rPr>
-            <w:color w:val="0000EE"/>
-            <w:u w:val="single"/>
-          </w:rPr>
-          <w:t>啟示錄一章13節</w:t>
-        </w:r>
-      </w:hyperlink>
-      <w:r>
-        <w:rPr>
-          <w:lang w:val="zh_TW" w:bidi="zh_TW"/>
-        </w:rPr>
-        <w:t>和</w:t>
-      </w:r>
-      <w:hyperlink r:id="rId54">
-        <w:r>
-          <w:rPr>
-            <w:lang w:val="zh_TW" w:bidi="zh_TW"/>
-          </w:rPr>
-          <w:rPr>
-            <w:color w:val="0000EE"/>
-            <w:u w:val="single"/>
-          </w:rPr>
-          <w:t>十四章14節</w:t>
-        </w:r>
-      </w:hyperlink>
-      <w:r>
-        <w:rPr>
-          <w:lang w:val="zh_TW" w:bidi="zh_TW"/>
-        </w:rPr>
-        <w:t>描繪兩個「像人子的」異象，毫無疑問是榮耀的耶穌。</w:t>
-      </w:r>
-    </w:p>
-    <w:p>
-      <w:pPr/>
-      <w:r>
-        <w:rPr>
-          <w:lang w:val="zh_TW" w:bidi="zh_TW"/>
-        </w:rPr>
-      </w:r>
-      <w:r>
-        <w:rPr>
-          <w:lang w:val="zh_TW" w:bidi="zh_TW"/>
-        </w:rPr>
-        <w:t>在對觀福音中，耶穌使用「人子」這個稱號的第一個主題，是祂來到世上完成彌賽亞使命。耶穌通過說「狐狸有洞，天空的飛鳥有窩，人子卻沒有枕頭的地方」，來比較祂在地上的狀況與祂先前在天上的榮耀（</w:t>
-      </w:r>
-      <w:hyperlink r:id="rId55">
-        <w:r>
-          <w:rPr>
-            <w:lang w:val="zh_TW" w:bidi="zh_TW"/>
-          </w:rPr>
-          <w:rPr>
-            <w:color w:val="0000EE"/>
-            <w:u w:val="single"/>
-          </w:rPr>
-          <w:t>太8:20</w:t>
-        </w:r>
-      </w:hyperlink>
-      <w:r>
-        <w:rPr>
-          <w:lang w:val="zh_TW" w:bidi="zh_TW"/>
-        </w:rPr>
-        <w:t>；見</w:t>
-      </w:r>
-      <w:hyperlink r:id="rId56">
-        <w:r>
-          <w:rPr>
-            <w:lang w:val="zh_TW" w:bidi="zh_TW"/>
-          </w:rPr>
-          <w:rPr>
-            <w:color w:val="0000EE"/>
-            <w:u w:val="single"/>
-          </w:rPr>
-          <w:t>路9:58</w:t>
-        </w:r>
-      </w:hyperlink>
-      <w:r>
-        <w:rPr>
-          <w:lang w:val="zh_TW" w:bidi="zh_TW"/>
-        </w:rPr>
-        <w:t>）。這表明人子捨棄了祂的天家，來到地上承受事工中的一切羞辱（</w:t>
-      </w:r>
-      <w:hyperlink r:id="rId57">
-        <w:r>
-          <w:rPr>
-            <w:lang w:val="zh_TW" w:bidi="zh_TW"/>
-          </w:rPr>
-          <w:rPr>
-            <w:color w:val="0000EE"/>
-            <w:u w:val="single"/>
-          </w:rPr>
-          <w:t>腓2:5–11</w:t>
-        </w:r>
-      </w:hyperlink>
-      <w:r>
-        <w:rPr>
-          <w:lang w:val="zh_TW" w:bidi="zh_TW"/>
-        </w:rPr>
-        <w:t>）。</w:t>
-      </w:r>
-    </w:p>
-    <w:p>
-      <w:pPr/>
-      <w:r>
-        <w:rPr>
-          <w:lang w:val="zh_TW" w:bidi="zh_TW"/>
-        </w:rPr>
-      </w:r>
-      <w:r>
-        <w:rPr>
-          <w:lang w:val="zh_TW" w:bidi="zh_TW"/>
-        </w:rPr>
-        <w:t>耶穌使用這個稱號來宣告神的特權，說：「人子是安息日的主」（</w:t>
-      </w:r>
-      <w:hyperlink r:id="rId58">
-        <w:r>
-          <w:rPr>
-            <w:lang w:val="zh_TW" w:bidi="zh_TW"/>
-          </w:rPr>
-          <w:rPr>
-            <w:color w:val="0000EE"/>
-            <w:u w:val="single"/>
-          </w:rPr>
-          <w:t>太12:8</w:t>
-        </w:r>
-      </w:hyperlink>
-      <w:r>
-        <w:rPr>
-          <w:lang w:val="zh_TW" w:bidi="zh_TW"/>
-        </w:rPr>
-        <w:t>；</w:t>
-      </w:r>
-      <w:hyperlink r:id="rId59">
-        <w:r>
-          <w:rPr>
-            <w:lang w:val="zh_TW" w:bidi="zh_TW"/>
-          </w:rPr>
-          <w:rPr>
-            <w:color w:val="0000EE"/>
-            <w:u w:val="single"/>
-          </w:rPr>
-          <w:t>可2:28</w:t>
-        </w:r>
-      </w:hyperlink>
-      <w:r>
-        <w:rPr>
-          <w:lang w:val="zh_TW" w:bidi="zh_TW"/>
-        </w:rPr>
-        <w:t>；</w:t>
-      </w:r>
-      <w:hyperlink r:id="rId60">
-        <w:r>
-          <w:rPr>
-            <w:lang w:val="zh_TW" w:bidi="zh_TW"/>
-          </w:rPr>
-          <w:rPr>
-            <w:color w:val="0000EE"/>
-            <w:u w:val="single"/>
-          </w:rPr>
-          <w:t>路6:5</w:t>
-        </w:r>
-      </w:hyperlink>
-      <w:r>
-        <w:rPr>
-          <w:lang w:val="zh_TW" w:bidi="zh_TW"/>
-        </w:rPr>
-        <w:t>）。安息日是神所設立的制度，一般人不得修改。但因為耶穌是從天上來的人子，祂就可以自由地作為安息日的主宰，因為祂就是設立安息日的那位主（</w:t>
-      </w:r>
-      <w:hyperlink r:id="rId61">
-        <w:r>
-          <w:rPr>
-            <w:lang w:val="zh_TW" w:bidi="zh_TW"/>
-          </w:rPr>
-          <w:rPr>
-            <w:color w:val="0000EE"/>
-            <w:u w:val="single"/>
-          </w:rPr>
-          <w:t>創2:2</w:t>
-        </w:r>
-      </w:hyperlink>
-      <w:r>
-        <w:rPr>
-          <w:lang w:val="zh_TW" w:bidi="zh_TW"/>
-        </w:rPr>
-        <w:t>；</w:t>
-      </w:r>
-      <w:hyperlink r:id="rId62">
-        <w:r>
-          <w:rPr>
-            <w:lang w:val="zh_TW" w:bidi="zh_TW"/>
-          </w:rPr>
-          <w:rPr>
-            <w:color w:val="0000EE"/>
-            <w:u w:val="single"/>
-          </w:rPr>
-          <w:t>出20:8–11）</w:t>
-        </w:r>
-      </w:hyperlink>
-      <w:r>
-        <w:rPr>
-          <w:lang w:val="zh_TW" w:bidi="zh_TW"/>
-        </w:rPr>
-        <w:t>。在迦百農醫治癱子之後，耶穌宣稱「人子在地上有赦罪的權柄」（</w:t>
-      </w:r>
-      <w:hyperlink r:id="rId63">
-        <w:r>
-          <w:rPr>
-            <w:lang w:val="zh_TW" w:bidi="zh_TW"/>
-          </w:rPr>
-          <w:rPr>
-            <w:color w:val="0000EE"/>
-            <w:u w:val="single"/>
-          </w:rPr>
-          <w:t>太9:6</w:t>
-        </w:r>
-      </w:hyperlink>
-      <w:r>
-        <w:rPr>
-          <w:lang w:val="zh_TW" w:bidi="zh_TW"/>
-        </w:rPr>
-        <w:t>；</w:t>
-      </w:r>
-      <w:hyperlink r:id="rId64">
-        <w:r>
-          <w:rPr>
-            <w:lang w:val="zh_TW" w:bidi="zh_TW"/>
-          </w:rPr>
-          <w:rPr>
-            <w:color w:val="0000EE"/>
-            <w:u w:val="single"/>
-          </w:rPr>
-          <w:t>可2:10</w:t>
-        </w:r>
-      </w:hyperlink>
-      <w:r>
-        <w:rPr>
-          <w:lang w:val="zh_TW" w:bidi="zh_TW"/>
-        </w:rPr>
-        <w:t>；</w:t>
-      </w:r>
-      <w:hyperlink r:id="rId65">
-        <w:r>
-          <w:rPr>
-            <w:lang w:val="zh_TW" w:bidi="zh_TW"/>
-          </w:rPr>
-          <w:rPr>
-            <w:color w:val="0000EE"/>
-            <w:u w:val="single"/>
-          </w:rPr>
-          <w:t>路5:24</w:t>
-        </w:r>
-      </w:hyperlink>
-      <w:r>
-        <w:rPr>
-          <w:lang w:val="zh_TW" w:bidi="zh_TW"/>
-        </w:rPr>
-        <w:t>）。以前，赦罪是從天上和神而來的，但現在赦罪是由耶穌在地上賜予的。</w:t>
-      </w:r>
-    </w:p>
-    <w:p>
-      <w:pPr/>
-      <w:r>
-        <w:rPr>
-          <w:lang w:val="zh_TW" w:bidi="zh_TW"/>
-        </w:rPr>
-      </w:r>
-      <w:r>
-        <w:rPr>
-          <w:lang w:val="zh_TW" w:bidi="zh_TW"/>
-        </w:rPr>
-        <w:t>耶穌使用「人子」這個稱號的第二個方面涉及祂的受苦、死亡和榮耀的復活，這是祂以奧秘的方式成就祂作為人子在地上的使命。在彼得認耶穌為彌賽亞和神的兒子之後，耶穌開始詳細說明祂必須受苦（</w:t>
-      </w:r>
-      <w:hyperlink r:id="rId66">
-        <w:r>
-          <w:rPr>
-            <w:lang w:val="zh_TW" w:bidi="zh_TW"/>
-          </w:rPr>
-          <w:rPr>
-            <w:color w:val="0000EE"/>
-            <w:u w:val="single"/>
-          </w:rPr>
-          <w:t>太16:16</w:t>
-        </w:r>
-      </w:hyperlink>
-      <w:r>
-        <w:rPr>
-          <w:lang w:val="zh_TW" w:bidi="zh_TW"/>
-        </w:rPr>
-        <w:t>）。耶穌第一次預言祂作為人子要受苦是在</w:t>
-      </w:r>
-      <w:hyperlink r:id="rId67">
-        <w:r>
-          <w:rPr>
-            <w:lang w:val="zh_TW" w:bidi="zh_TW"/>
-          </w:rPr>
-          <w:rPr>
-            <w:color w:val="0000EE"/>
-            <w:u w:val="single"/>
-          </w:rPr>
-          <w:t>馬可福音八章31至32節</w:t>
-        </w:r>
-      </w:hyperlink>
-      <w:r>
-        <w:rPr>
-          <w:lang w:val="zh_TW" w:bidi="zh_TW"/>
-        </w:rPr>
-        <w:t>，並在其它多處經文中，這預言被重複。福音書進一步擴展了這一主題，提到被戲弄和鞭打（</w:t>
-      </w:r>
-      <w:hyperlink r:id="rId68">
-        <w:r>
-          <w:rPr>
-            <w:lang w:val="zh_TW" w:bidi="zh_TW"/>
-          </w:rPr>
-          <w:rPr>
-            <w:color w:val="0000EE"/>
-            <w:u w:val="single"/>
-          </w:rPr>
-          <w:t>太17:12</w:t>
-        </w:r>
-      </w:hyperlink>
-      <w:r>
-        <w:rPr>
-          <w:lang w:val="zh_TW" w:bidi="zh_TW"/>
-        </w:rPr>
-        <w:t>，</w:t>
-      </w:r>
-      <w:hyperlink r:id="rId69">
-        <w:r>
-          <w:rPr>
-            <w:lang w:val="zh_TW" w:bidi="zh_TW"/>
-          </w:rPr>
-          <w:rPr>
-            <w:color w:val="0000EE"/>
-            <w:u w:val="single"/>
-          </w:rPr>
-          <w:t>20:18</w:t>
-        </w:r>
-      </w:hyperlink>
-      <w:r>
-        <w:rPr>
-          <w:lang w:val="zh_TW" w:bidi="zh_TW"/>
-        </w:rPr>
-        <w:t>；</w:t>
-      </w:r>
-      <w:hyperlink r:id="rId70">
-        <w:r>
-          <w:rPr>
-            <w:lang w:val="zh_TW" w:bidi="zh_TW"/>
-          </w:rPr>
-          <w:rPr>
-            <w:color w:val="0000EE"/>
-            <w:u w:val="single"/>
-          </w:rPr>
-          <w:t>可8:31</w:t>
-        </w:r>
-      </w:hyperlink>
-      <w:r>
-        <w:rPr>
-          <w:lang w:val="zh_TW" w:bidi="zh_TW"/>
-        </w:rPr>
-        <w:t>；</w:t>
-      </w:r>
-      <w:hyperlink r:id="rId71">
-        <w:r>
-          <w:rPr>
-            <w:lang w:val="zh_TW" w:bidi="zh_TW"/>
-          </w:rPr>
-          <w:rPr>
-            <w:color w:val="0000EE"/>
-            <w:u w:val="single"/>
-          </w:rPr>
-          <w:t>路9:22</w:t>
-        </w:r>
-      </w:hyperlink>
-      <w:r>
-        <w:rPr>
-          <w:lang w:val="zh_TW" w:bidi="zh_TW"/>
-        </w:rPr>
-        <w:t>）、被猶大出賣（</w:t>
-      </w:r>
-      <w:hyperlink r:id="rId72">
-        <w:r>
-          <w:rPr>
-            <w:lang w:val="zh_TW" w:bidi="zh_TW"/>
-          </w:rPr>
-          <w:rPr>
-            <w:color w:val="0000EE"/>
-            <w:u w:val="single"/>
-          </w:rPr>
-          <w:t>太17:22</w:t>
-        </w:r>
-      </w:hyperlink>
-      <w:r>
-        <w:rPr>
-          <w:lang w:val="zh_TW" w:bidi="zh_TW"/>
-        </w:rPr>
-        <w:t>，</w:t>
-      </w:r>
-      <w:hyperlink r:id="rId73">
-        <w:r>
-          <w:rPr>
-            <w:lang w:val="zh_TW" w:bidi="zh_TW"/>
-          </w:rPr>
-          <w:rPr>
-            <w:color w:val="0000EE"/>
-            <w:u w:val="single"/>
-          </w:rPr>
-          <w:t>26:24–25</w:t>
-        </w:r>
-      </w:hyperlink>
-      <w:r>
-        <w:rPr>
-          <w:lang w:val="zh_TW" w:bidi="zh_TW"/>
-        </w:rPr>
-        <w:t>；</w:t>
-      </w:r>
-      <w:hyperlink r:id="rId74">
-        <w:r>
-          <w:rPr>
-            <w:lang w:val="zh_TW" w:bidi="zh_TW"/>
-          </w:rPr>
-          <w:rPr>
-            <w:color w:val="0000EE"/>
-            <w:u w:val="single"/>
-          </w:rPr>
-          <w:t>可14:21、41</w:t>
-        </w:r>
-      </w:hyperlink>
-      <w:r>
-        <w:rPr>
-          <w:lang w:val="zh_TW" w:bidi="zh_TW"/>
-        </w:rPr>
-        <w:t>）、被猶太領袖拒絕（</w:t>
-      </w:r>
-      <w:hyperlink r:id="rId69">
-        <w:r>
-          <w:rPr>
-            <w:lang w:val="zh_TW" w:bidi="zh_TW"/>
-          </w:rPr>
-          <w:rPr>
-            <w:color w:val="0000EE"/>
-            <w:u w:val="single"/>
-          </w:rPr>
-          <w:t>太20:18</w:t>
-        </w:r>
-      </w:hyperlink>
-      <w:r>
-        <w:rPr>
-          <w:lang w:val="zh_TW" w:bidi="zh_TW"/>
-        </w:rPr>
-        <w:t>）、被釘十字架（</w:t>
-      </w:r>
-      <w:hyperlink r:id="rId75">
-        <w:r>
-          <w:rPr>
-            <w:lang w:val="zh_TW" w:bidi="zh_TW"/>
-          </w:rPr>
-          <w:rPr>
-            <w:color w:val="0000EE"/>
-            <w:u w:val="single"/>
-          </w:rPr>
-          <w:t>太20:19</w:t>
-        </w:r>
-      </w:hyperlink>
-      <w:r>
-        <w:rPr>
-          <w:lang w:val="zh_TW" w:bidi="zh_TW"/>
-        </w:rPr>
-        <w:t>；</w:t>
-      </w:r>
-      <w:hyperlink r:id="rId76">
-        <w:r>
-          <w:rPr>
-            <w:lang w:val="zh_TW" w:bidi="zh_TW"/>
-          </w:rPr>
-          <w:rPr>
-            <w:color w:val="0000EE"/>
-            <w:u w:val="single"/>
-          </w:rPr>
-          <w:t>可9:12、31</w:t>
-        </w:r>
-      </w:hyperlink>
-      <w:r>
-        <w:rPr>
-          <w:lang w:val="zh_TW" w:bidi="zh_TW"/>
-        </w:rPr>
-        <w:t>，</w:t>
-      </w:r>
-      <w:hyperlink r:id="rId77">
-        <w:r>
-          <w:rPr>
-            <w:lang w:val="zh_TW" w:bidi="zh_TW"/>
-          </w:rPr>
-          <w:rPr>
-            <w:color w:val="0000EE"/>
-            <w:u w:val="single"/>
-          </w:rPr>
-          <w:t>10:33</w:t>
-        </w:r>
-      </w:hyperlink>
-      <w:r>
-        <w:rPr>
-          <w:lang w:val="zh_TW" w:bidi="zh_TW"/>
-        </w:rPr>
-        <w:t>）、埋葬三天（</w:t>
-      </w:r>
-      <w:hyperlink r:id="rId78">
-        <w:r>
-          <w:rPr>
-            <w:lang w:val="zh_TW" w:bidi="zh_TW"/>
-          </w:rPr>
-          <w:rPr>
-            <w:color w:val="0000EE"/>
-            <w:u w:val="single"/>
-          </w:rPr>
-          <w:t>太12:40</w:t>
-        </w:r>
-      </w:hyperlink>
-      <w:r>
-        <w:rPr>
-          <w:lang w:val="zh_TW" w:bidi="zh_TW"/>
-        </w:rPr>
-        <w:t>；</w:t>
-      </w:r>
-      <w:hyperlink r:id="rId79">
-        <w:r>
-          <w:rPr>
-            <w:lang w:val="zh_TW" w:bidi="zh_TW"/>
-          </w:rPr>
-          <w:rPr>
-            <w:color w:val="0000EE"/>
-            <w:u w:val="single"/>
-          </w:rPr>
-          <w:t>路11:30</w:t>
-        </w:r>
-      </w:hyperlink>
-      <w:r>
-        <w:rPr>
-          <w:lang w:val="zh_TW" w:bidi="zh_TW"/>
-        </w:rPr>
-        <w:t>），以及復活（</w:t>
-      </w:r>
-      <w:hyperlink r:id="rId80">
-        <w:r>
-          <w:rPr>
-            <w:lang w:val="zh_TW" w:bidi="zh_TW"/>
-          </w:rPr>
-          <w:rPr>
-            <w:color w:val="0000EE"/>
-            <w:u w:val="single"/>
-          </w:rPr>
-          <w:t>太17:22–23</w:t>
-        </w:r>
-      </w:hyperlink>
-      <w:r>
-        <w:rPr>
-          <w:lang w:val="zh_TW" w:bidi="zh_TW"/>
-        </w:rPr>
-        <w:t>；</w:t>
-      </w:r>
-      <w:hyperlink r:id="rId70">
-        <w:r>
-          <w:rPr>
-            <w:lang w:val="zh_TW" w:bidi="zh_TW"/>
-          </w:rPr>
-          <w:rPr>
-            <w:color w:val="0000EE"/>
-            <w:u w:val="single"/>
-          </w:rPr>
-          <w:t>可8:31</w:t>
-        </w:r>
-      </w:hyperlink>
-      <w:r>
-        <w:rPr>
-          <w:lang w:val="zh_TW" w:bidi="zh_TW"/>
-        </w:rPr>
-        <w:t>）。</w:t>
-      </w:r>
-    </w:p>
-    <w:p>
-      <w:pPr/>
-      <w:r>
-        <w:rPr>
-          <w:lang w:val="zh_TW" w:bidi="zh_TW"/>
-        </w:rPr>
-      </w:r>
-      <w:r>
-        <w:rPr>
-          <w:lang w:val="zh_TW" w:bidi="zh_TW"/>
-        </w:rPr>
-        <w:t>在著名的經文「人子來，不是要受人的服事，乃是要服事人，並且要捨命，作多人的贖價」（</w:t>
-      </w:r>
-      <w:hyperlink r:id="rId81">
-        <w:r>
-          <w:rPr>
-            <w:lang w:val="zh_TW" w:bidi="zh_TW"/>
-          </w:rPr>
-          <w:rPr>
-            <w:color w:val="0000EE"/>
-            <w:u w:val="single"/>
-          </w:rPr>
-          <w:t>太20:28</w:t>
-        </w:r>
-      </w:hyperlink>
-      <w:r>
-        <w:rPr>
-          <w:lang w:val="zh_TW" w:bidi="zh_TW"/>
-        </w:rPr>
-        <w:t>；</w:t>
-      </w:r>
-      <w:hyperlink r:id="rId82">
-        <w:r>
-          <w:rPr>
-            <w:lang w:val="zh_TW" w:bidi="zh_TW"/>
-          </w:rPr>
-          <w:rPr>
-            <w:color w:val="0000EE"/>
-            <w:u w:val="single"/>
-          </w:rPr>
-          <w:t>可10:45</w:t>
-        </w:r>
-      </w:hyperlink>
-      <w:r>
-        <w:rPr>
-          <w:lang w:val="zh_TW" w:bidi="zh_TW"/>
-        </w:rPr>
-        <w:t>）中，耶穌教導說，祂的死亡是為祂的百姓帶來救恩的贖罪祭。這一思想源自耶穌對祂自己是受苦的耶和華僕人的理解（</w:t>
-      </w:r>
-      <w:hyperlink r:id="rId83">
-        <w:r>
-          <w:rPr>
-            <w:lang w:val="zh_TW" w:bidi="zh_TW"/>
-          </w:rPr>
-          <w:rPr>
-            <w:color w:val="0000EE"/>
-            <w:u w:val="single"/>
-          </w:rPr>
-          <w:t>賽53章</w:t>
-        </w:r>
-      </w:hyperlink>
-      <w:r>
-        <w:rPr>
-          <w:lang w:val="zh_TW" w:bidi="zh_TW"/>
-        </w:rPr>
-        <w:t>）。</w:t>
-      </w:r>
-    </w:p>
-    <w:p>
-      <w:pPr/>
-      <w:r>
-        <w:rPr>
-          <w:lang w:val="zh_TW" w:bidi="zh_TW"/>
-        </w:rPr>
-      </w:r>
-      <w:r>
-        <w:rPr>
-          <w:lang w:val="zh_TW" w:bidi="zh_TW"/>
-        </w:rPr>
-        <w:t>耶穌也用「人子」的稱號來教導關於祂的再來。作為人子，耶穌將在天父的榮耀中，與眾天使一同從天降臨（</w:t>
-      </w:r>
-      <w:hyperlink r:id="rId43">
-        <w:r>
-          <w:rPr>
-            <w:lang w:val="zh_TW" w:bidi="zh_TW"/>
-          </w:rPr>
-          <w:rPr>
-            <w:color w:val="0000EE"/>
-            <w:u w:val="single"/>
-          </w:rPr>
-          <w:t>太16:27</w:t>
-        </w:r>
-      </w:hyperlink>
-      <w:r>
-        <w:rPr>
-          <w:lang w:val="zh_TW" w:bidi="zh_TW"/>
-        </w:rPr>
-        <w:t>；</w:t>
-      </w:r>
-      <w:hyperlink r:id="rId84">
-        <w:r>
-          <w:rPr>
-            <w:lang w:val="zh_TW" w:bidi="zh_TW"/>
-          </w:rPr>
-          <w:rPr>
-            <w:color w:val="0000EE"/>
-            <w:u w:val="single"/>
-          </w:rPr>
-          <w:t>可8:38</w:t>
-        </w:r>
-      </w:hyperlink>
-      <w:r>
-        <w:rPr>
-          <w:lang w:val="zh_TW" w:bidi="zh_TW"/>
-        </w:rPr>
-        <w:t>；</w:t>
-      </w:r>
-      <w:hyperlink r:id="rId85">
-        <w:r>
-          <w:rPr>
-            <w:lang w:val="zh_TW" w:bidi="zh_TW"/>
-          </w:rPr>
-          <w:rPr>
-            <w:color w:val="0000EE"/>
-            <w:u w:val="single"/>
-          </w:rPr>
-          <w:t>路9:26</w:t>
-        </w:r>
-      </w:hyperlink>
-      <w:r>
-        <w:rPr>
-          <w:lang w:val="zh_TW" w:bidi="zh_TW"/>
-        </w:rPr>
-        <w:t>）。首先，祂將坐在神的右邊，然後祂會再來（</w:t>
-      </w:r>
-      <w:hyperlink r:id="rId47">
-        <w:r>
-          <w:rPr>
-            <w:lang w:val="zh_TW" w:bidi="zh_TW"/>
-          </w:rPr>
-          <w:rPr>
-            <w:color w:val="0000EE"/>
-            <w:u w:val="single"/>
-          </w:rPr>
-          <w:t>太26:64</w:t>
-        </w:r>
-      </w:hyperlink>
-      <w:r>
-        <w:rPr>
-          <w:lang w:val="zh_TW" w:bidi="zh_TW"/>
-        </w:rPr>
-        <w:t>；</w:t>
-      </w:r>
-      <w:hyperlink r:id="rId86">
-        <w:r>
-          <w:rPr>
-            <w:lang w:val="zh_TW" w:bidi="zh_TW"/>
-          </w:rPr>
-          <w:rPr>
-            <w:color w:val="0000EE"/>
-            <w:u w:val="single"/>
-          </w:rPr>
-          <w:t>可14:62</w:t>
-        </w:r>
-      </w:hyperlink>
-      <w:r>
-        <w:rPr>
-          <w:lang w:val="zh_TW" w:bidi="zh_TW"/>
-        </w:rPr>
-        <w:t>；</w:t>
-      </w:r>
-      <w:hyperlink r:id="rId87">
-        <w:r>
-          <w:rPr>
-            <w:lang w:val="zh_TW" w:bidi="zh_TW"/>
-          </w:rPr>
-          <w:rPr>
-            <w:color w:val="0000EE"/>
-            <w:u w:val="single"/>
-          </w:rPr>
-          <w:t>路22:69</w:t>
-        </w:r>
-      </w:hyperlink>
-      <w:r>
-        <w:rPr>
-          <w:lang w:val="zh_TW" w:bidi="zh_TW"/>
-        </w:rPr>
-        <w:t>），伴隨著雲彩而來（</w:t>
-      </w:r>
-      <w:hyperlink r:id="rId45">
-        <w:r>
-          <w:rPr>
-            <w:lang w:val="zh_TW" w:bidi="zh_TW"/>
-          </w:rPr>
-          <w:rPr>
-            <w:color w:val="0000EE"/>
-            <w:u w:val="single"/>
-          </w:rPr>
-          <w:t>太24:30</w:t>
-        </w:r>
-      </w:hyperlink>
-      <w:r>
-        <w:rPr>
-          <w:lang w:val="zh_TW" w:bidi="zh_TW"/>
-        </w:rPr>
-        <w:t>；</w:t>
-      </w:r>
-      <w:hyperlink r:id="rId88">
-        <w:r>
-          <w:rPr>
-            <w:lang w:val="zh_TW" w:bidi="zh_TW"/>
-          </w:rPr>
-          <w:rPr>
-            <w:color w:val="0000EE"/>
-            <w:u w:val="single"/>
-          </w:rPr>
-          <w:t>可13:26</w:t>
-        </w:r>
-      </w:hyperlink>
-      <w:r>
-        <w:rPr>
-          <w:lang w:val="zh_TW" w:bidi="zh_TW"/>
-        </w:rPr>
-        <w:t>；</w:t>
-      </w:r>
-      <w:hyperlink r:id="rId89">
-        <w:r>
-          <w:rPr>
-            <w:lang w:val="zh_TW" w:bidi="zh_TW"/>
-          </w:rPr>
-          <w:rPr>
-            <w:color w:val="0000EE"/>
-            <w:u w:val="single"/>
-          </w:rPr>
-          <w:t>路21:27</w:t>
-        </w:r>
-      </w:hyperlink>
-      <w:r>
-        <w:rPr>
-          <w:lang w:val="zh_TW" w:bidi="zh_TW"/>
-        </w:rPr>
-        <w:t>）。這次再來將是出乎意料的（</w:t>
-      </w:r>
-      <w:hyperlink r:id="rId90">
-        <w:r>
-          <w:rPr>
-            <w:lang w:val="zh_TW" w:bidi="zh_TW"/>
-          </w:rPr>
-          <w:rPr>
-            <w:color w:val="0000EE"/>
-            <w:u w:val="single"/>
-          </w:rPr>
-          <w:t>太24:27</w:t>
-        </w:r>
-      </w:hyperlink>
-      <w:r>
-        <w:rPr>
-          <w:lang w:val="zh_TW" w:bidi="zh_TW"/>
-        </w:rPr>
-        <w:t>；</w:t>
-      </w:r>
-      <w:hyperlink r:id="rId91">
-        <w:r>
-          <w:rPr>
-            <w:lang w:val="zh_TW" w:bidi="zh_TW"/>
-          </w:rPr>
-          <w:rPr>
-            <w:color w:val="0000EE"/>
-            <w:u w:val="single"/>
-          </w:rPr>
-          <w:t>路12:40</w:t>
-        </w:r>
-      </w:hyperlink>
-      <w:r>
-        <w:rPr>
-          <w:lang w:val="zh_TW" w:bidi="zh_TW"/>
-        </w:rPr>
-        <w:t>），如閃電或挪亞的洪水（</w:t>
-      </w:r>
-      <w:hyperlink r:id="rId92">
-        <w:r>
-          <w:rPr>
-            <w:lang w:val="zh_TW" w:bidi="zh_TW"/>
-          </w:rPr>
-          <w:rPr>
-            <w:color w:val="0000EE"/>
-            <w:u w:val="single"/>
-          </w:rPr>
-          <w:t>太24:37</w:t>
-        </w:r>
-      </w:hyperlink>
-      <w:r>
-        <w:rPr>
-          <w:lang w:val="zh_TW" w:bidi="zh_TW"/>
-        </w:rPr>
-        <w:t>；</w:t>
-      </w:r>
-      <w:hyperlink r:id="rId93">
-        <w:r>
-          <w:rPr>
-            <w:lang w:val="zh_TW" w:bidi="zh_TW"/>
-          </w:rPr>
-          <w:rPr>
-            <w:color w:val="0000EE"/>
-            <w:u w:val="single"/>
-          </w:rPr>
-          <w:t>路17:24</w:t>
-        </w:r>
-      </w:hyperlink>
-      <w:r>
-        <w:rPr>
-          <w:lang w:val="zh_TW" w:bidi="zh_TW"/>
-        </w:rPr>
-        <w:t>）。祂再來是為了召聚選民、審判地上萬國（</w:t>
-      </w:r>
-      <w:hyperlink r:id="rId44">
-        <w:r>
-          <w:rPr>
-            <w:lang w:val="zh_TW" w:bidi="zh_TW"/>
-          </w:rPr>
-          <w:rPr>
-            <w:color w:val="0000EE"/>
-            <w:u w:val="single"/>
-          </w:rPr>
-          <w:t>太19:28</w:t>
-        </w:r>
-      </w:hyperlink>
-      <w:r>
-        <w:rPr>
-          <w:lang w:val="zh_TW" w:bidi="zh_TW"/>
-        </w:rPr>
-        <w:t>，</w:t>
-      </w:r>
-      <w:hyperlink r:id="rId94">
-        <w:r>
-          <w:rPr>
-            <w:lang w:val="zh_TW" w:bidi="zh_TW"/>
-          </w:rPr>
-          <w:rPr>
-            <w:color w:val="0000EE"/>
-            <w:u w:val="single"/>
-          </w:rPr>
-          <w:t>25:32</w:t>
-        </w:r>
-      </w:hyperlink>
-      <w:r>
-        <w:rPr>
-          <w:lang w:val="zh_TW" w:bidi="zh_TW"/>
-        </w:rPr>
-        <w:t>），以及在世上恢復最終的公義（</w:t>
-      </w:r>
-      <w:hyperlink r:id="rId44">
-        <w:r>
-          <w:rPr>
-            <w:lang w:val="zh_TW" w:bidi="zh_TW"/>
-          </w:rPr>
-          <w:rPr>
-            <w:color w:val="0000EE"/>
-            <w:u w:val="single"/>
-          </w:rPr>
-          <w:t>19:28，</w:t>
-        </w:r>
-      </w:hyperlink>
-      <w:hyperlink r:id="rId95">
-        <w:r>
-          <w:rPr>
-            <w:lang w:val="zh_TW" w:bidi="zh_TW"/>
-          </w:rPr>
-          <w:rPr>
-            <w:color w:val="0000EE"/>
-            <w:u w:val="single"/>
-          </w:rPr>
-          <w:t>25:46</w:t>
-        </w:r>
-      </w:hyperlink>
-      <w:r>
-        <w:rPr>
-          <w:lang w:val="zh_TW" w:bidi="zh_TW"/>
-        </w:rPr>
-        <w:t>）。</w:t>
-      </w:r>
-    </w:p>
-    <w:p>
-      <w:pPr/>
-      <w:r>
-        <w:rPr>
-          <w:lang w:val="zh_TW" w:bidi="zh_TW"/>
-        </w:rPr>
-      </w:r>
-      <w:r>
-        <w:rPr>
-          <w:lang w:val="zh_TW" w:bidi="zh_TW"/>
-        </w:rPr>
-        <w:t>在這些經文中，耶穌將焦點從祂受苦與復活的暫時得勝中，轉向人子在祂再來時的最終得勝。再一次強調人子的天上根源與人子的神聖特權。這位人子耶穌將成為最終的審判者（參</w:t>
-      </w:r>
-      <w:hyperlink r:id="rId96">
-        <w:r>
-          <w:rPr>
-            <w:lang w:val="zh_TW" w:bidi="zh_TW"/>
-          </w:rPr>
-          <w:rPr>
-            <w:color w:val="0000EE"/>
-            <w:u w:val="single"/>
-          </w:rPr>
-          <w:t>徒17:31</w:t>
-        </w:r>
-      </w:hyperlink>
-      <w:r>
-        <w:rPr>
-          <w:lang w:val="zh_TW" w:bidi="zh_TW"/>
-        </w:rPr>
-        <w:t>）。</w:t>
-      </w:r>
-    </w:p>
-    <w:p>
-      <w:pPr/>
-      <w:r>
-        <w:rPr>
-          <w:lang w:val="zh_TW" w:bidi="zh_TW"/>
-        </w:rPr>
-      </w:r>
-      <w:r>
-        <w:rPr>
-          <w:lang w:val="zh_TW" w:bidi="zh_TW"/>
-        </w:rPr>
-        <w:t>約翰福音對於「人子」有其獨特的論述。天使被說成在「人子」身上上去下來（</w:t>
-      </w:r>
-      <w:hyperlink r:id="rId97">
-        <w:r>
-          <w:rPr>
-            <w:lang w:val="zh_TW" w:bidi="zh_TW"/>
-          </w:rPr>
-          <w:rPr>
-            <w:color w:val="0000EE"/>
-            <w:u w:val="single"/>
-          </w:rPr>
-          <w:t>約1:51</w:t>
-        </w:r>
-      </w:hyperlink>
-      <w:r>
-        <w:rPr>
-          <w:lang w:val="zh_TW" w:bidi="zh_TW"/>
-        </w:rPr>
-        <w:t>），象徵祂是存在於時間之前，並且從天上來到地上的那一位（</w:t>
-      </w:r>
-      <w:hyperlink r:id="rId98">
-        <w:r>
-          <w:rPr>
-            <w:lang w:val="zh_TW" w:bidi="zh_TW"/>
-          </w:rPr>
-          <w:rPr>
-            <w:color w:val="0000EE"/>
-            <w:u w:val="single"/>
-          </w:rPr>
-          <w:t>3:13</w:t>
-        </w:r>
-      </w:hyperlink>
-      <w:r>
-        <w:rPr>
-          <w:lang w:val="zh_TW" w:bidi="zh_TW"/>
-        </w:rPr>
-        <w:t>，</w:t>
-      </w:r>
-      <w:hyperlink r:id="rId99">
-        <w:r>
-          <w:rPr>
-            <w:lang w:val="zh_TW" w:bidi="zh_TW"/>
-          </w:rPr>
-          <w:rPr>
-            <w:color w:val="0000EE"/>
-            <w:u w:val="single"/>
-          </w:rPr>
-          <w:t>6:62</w:t>
-        </w:r>
-      </w:hyperlink>
-      <w:r>
-        <w:rPr>
-          <w:lang w:val="zh_TW" w:bidi="zh_TW"/>
-        </w:rPr>
-        <w:t>）。祂被「舉起」（藉著釘十字架）將帶給一切信祂的人永生（</w:t>
-      </w:r>
-      <w:hyperlink r:id="rId100">
-        <w:r>
-          <w:rPr>
-            <w:lang w:val="zh_TW" w:bidi="zh_TW"/>
-          </w:rPr>
-          <w:rPr>
-            <w:color w:val="0000EE"/>
-            <w:u w:val="single"/>
-          </w:rPr>
-          <w:t>3:14</w:t>
-        </w:r>
-      </w:hyperlink>
-      <w:r>
-        <w:rPr>
-          <w:lang w:val="zh_TW" w:bidi="zh_TW"/>
-        </w:rPr>
-        <w:t>）。「人子」（</w:t>
-      </w:r>
-      <w:hyperlink r:id="rId100">
-        <w:r>
-          <w:rPr>
-            <w:lang w:val="zh_TW" w:bidi="zh_TW"/>
-          </w:rPr>
-          <w:rPr>
-            <w:color w:val="0000EE"/>
-            <w:u w:val="single"/>
-          </w:rPr>
-          <w:t>3:14</w:t>
-        </w:r>
-      </w:hyperlink>
-      <w:r>
-        <w:rPr>
-          <w:lang w:val="zh_TW" w:bidi="zh_TW"/>
-        </w:rPr>
-        <w:t>）同時也是「神的兒子」（</w:t>
-      </w:r>
-      <w:hyperlink r:id="rId101">
-        <w:r>
-          <w:rPr>
-            <w:lang w:val="zh_TW" w:bidi="zh_TW"/>
-          </w:rPr>
-          <w:rPr>
-            <w:color w:val="0000EE"/>
-            <w:u w:val="single"/>
-          </w:rPr>
-          <w:t>3:16</w:t>
-        </w:r>
-      </w:hyperlink>
-      <w:r>
-        <w:rPr>
-          <w:lang w:val="zh_TW" w:bidi="zh_TW"/>
-        </w:rPr>
-        <w:t>），是神的獨生子（</w:t>
-      </w:r>
-      <w:hyperlink r:id="rId102">
-        <w:r>
-          <w:rPr>
-            <w:lang w:val="zh_TW" w:bidi="zh_TW"/>
-          </w:rPr>
-          <w:rPr>
-            <w:color w:val="0000EE"/>
-            <w:u w:val="single"/>
-          </w:rPr>
-          <w:t>1:18</w:t>
-        </w:r>
-      </w:hyperlink>
-      <w:r>
-        <w:rPr>
-          <w:lang w:val="zh_TW" w:bidi="zh_TW"/>
-        </w:rPr>
-        <w:t>，</w:t>
-      </w:r>
-      <w:hyperlink r:id="rId103">
-        <w:r>
-          <w:rPr>
-            <w:lang w:val="zh_TW" w:bidi="zh_TW"/>
-          </w:rPr>
-          <w:rPr>
-            <w:color w:val="0000EE"/>
-            <w:u w:val="single"/>
-          </w:rPr>
-          <w:t>3:18</w:t>
-        </w:r>
-      </w:hyperlink>
-      <w:r>
-        <w:rPr>
-          <w:lang w:val="zh_TW" w:bidi="zh_TW"/>
-        </w:rPr>
-        <w:t>）。簡言之，在約翰福音中，「人子」的稱號等同於「神的兒子」的稱號。這一稱號揭示了祂的神性、超越時間的存在、天上根源和神聖的特權。它也確立了耶穌現今在地上啟示與受苦的身分，以及祂未來末世榮耀的身分。父已賜給人子權柄，叫死人復活並審判世人（</w:t>
-      </w:r>
-      <w:hyperlink r:id="rId104">
-        <w:r>
-          <w:rPr>
-            <w:lang w:val="zh_TW" w:bidi="zh_TW"/>
-          </w:rPr>
-          <w:rPr>
-            <w:color w:val="0000EE"/>
-            <w:u w:val="single"/>
-          </w:rPr>
-          <w:t>5:25–27</w:t>
-        </w:r>
-      </w:hyperlink>
-      <w:r>
-        <w:rPr>
-          <w:lang w:val="zh_TW" w:bidi="zh_TW"/>
-        </w:rPr>
-        <w:t>）。</w:t>
-      </w:r>
-    </w:p>
-    <w:p>
-      <w:pPr/>
-      <w:r>
-        <w:rPr>
-          <w:lang w:val="zh_TW" w:bidi="zh_TW"/>
-        </w:rPr>
-      </w:r>
-      <w:r>
-        <w:rPr>
-          <w:i/>
-          <w:lang w:val="zh_TW" w:bidi="zh_TW"/>
-        </w:rPr>
-        <w:t>另見</w:t>
-      </w:r>
-      <w:r>
-        <w:rPr>
-          <w:lang w:val="zh_TW" w:bidi="zh_TW"/>
-        </w:rPr>
-        <w:t>基督論</w:t>
-      </w:r>
-      <w:r>
-        <w:rPr>
-          <w:lang w:val="zh_TW" w:bidi="zh_TW"/>
-        </w:rPr>
-        <w:t>；</w:t>
-      </w:r>
-      <w:r>
-        <w:rPr>
-          <w:lang w:val="zh_TW" w:bidi="zh_TW"/>
-        </w:rPr>
-        <w:t>耶穌基督的教導</w:t>
-      </w:r>
-      <w:r>
-        <w:rPr>
-          <w:lang w:val="zh_TW" w:bidi="zh_TW"/>
-        </w:rPr>
-        <w:t>；</w:t>
-      </w:r>
-      <w:r>
-        <w:rPr>
-          <w:lang w:val="zh_TW" w:bidi="zh_TW"/>
-        </w:rPr>
-        <w:t>彌賽亞</w:t>
-      </w:r>
-      <w:r>
-        <w:rPr>
-          <w:lang w:val="zh_TW" w:bidi="zh_TW"/>
-        </w:rPr>
-        <w:t>；</w:t>
-      </w:r>
-      <w:r>
-        <w:rPr>
-          <w:lang w:val="zh_TW" w:bidi="zh_TW"/>
-        </w:rPr>
-        <w:t>神的兒子</w:t>
-      </w:r>
-      <w:r>
-        <w:rPr>
-          <w:lang w:val="zh_TW" w:bidi="zh_TW"/>
-        </w:rPr>
-        <w:t>。</w:t>
-      </w:r>
-      <w:r>
-        <w:rPr>
-          <w:lang w:val="zh_TW" w:bidi="zh_TW"/>
-        </w:rPr>
-      </w:r>
-      <w:r>
-        <w:rPr>
-          <w:lang w:val="zh_TW" w:bidi="zh_TW"/>
-        </w:rPr>
-      </w:r>
-    </w:p>
-    <w:p>
-      <w:pPr/>
-      <w:r>
-        <w:rPr>
-          <w:lang w:val="zh_TW" w:bidi="zh_TW"/>
-        </w:rPr>
-      </w:r>
-    </w:p>
-    <w:p>
-      <w:pPr>
-        <w:pStyle w:val="Heading2"/>
-      </w:pPr>
-      <w:r>
-        <w:rPr>
-          <w:lang w:val="zh_TW" w:bidi="zh_TW"/>
-        </w:rPr>
-        <w:t>任命，承接聖職</w:t>
-      </w:r>
-      <w:r>
-        <w:rPr>
-          <w:lang w:val="zh_TW" w:bidi="zh_TW"/>
-        </w:rPr>
-      </w:r>
-    </w:p>
-    <w:p>
-      <w:pPr/>
-      <w:r>
-        <w:rPr>
-          <w:lang w:val="zh_TW" w:bidi="zh_TW"/>
-        </w:rPr>
-      </w:r>
-      <w:r>
-        <w:rPr>
-          <w:lang w:val="zh_TW" w:bidi="zh_TW"/>
-        </w:rPr>
-        <w:t>正式授予某人宗教權威的行為。其他用來表達相似意思的詞彙包括「分派（appoint）」、「設立（institute）」、「使成為（make）」和「建立（establish）」。今天，我們使用「按立（ordain）」和「按立禮（ordination）」來指選擇和任命人來服事神。</w:t>
-      </w:r>
-    </w:p>
-    <w:p>
-      <w:pPr>
-        <w:pStyle w:val="Heading3"/>
-      </w:pPr>
-      <w:r>
-        <w:rPr>
-          <w:lang w:val="zh_TW" w:bidi="zh_TW"/>
-        </w:rPr>
-        <w:t>舊約中的承接聖職</w:t>
-      </w:r>
-    </w:p>
-    <w:p>
-      <w:pPr/>
-      <w:r>
-        <w:rPr>
-          <w:lang w:val="zh_TW" w:bidi="zh_TW"/>
-        </w:rPr>
-      </w:r>
-      <w:r>
-        <w:rPr>
-          <w:lang w:val="zh_TW" w:bidi="zh_TW"/>
-        </w:rPr>
-        <w:t>在整個舊約中，神揀選了神想要的人服事祂。祭司的角色最初屬於每個家族的族長。後來，神揀選了利未支派作為祭司（</w:t>
-      </w:r>
-      <w:hyperlink r:id="rId105">
-        <w:r>
-          <w:rPr>
-            <w:lang w:val="zh_TW" w:bidi="zh_TW"/>
-          </w:rPr>
-          <w:rPr>
-            <w:color w:val="0000EE"/>
-            <w:u w:val="single"/>
-          </w:rPr>
-          <w:t>申33:8–11</w:t>
-        </w:r>
-      </w:hyperlink>
-      <w:r>
-        <w:rPr>
-          <w:lang w:val="zh_TW" w:bidi="zh_TW"/>
-        </w:rPr>
-        <w:t>；</w:t>
-      </w:r>
-      <w:hyperlink r:id="rId106">
-        <w:r>
-          <w:rPr>
-            <w:lang w:val="zh_TW" w:bidi="zh_TW"/>
-          </w:rPr>
-          <w:rPr>
-            <w:color w:val="0000EE"/>
-            <w:u w:val="single"/>
-          </w:rPr>
-          <w:t>士17:13</w:t>
-        </w:r>
-      </w:hyperlink>
-      <w:r>
-        <w:rPr>
-          <w:lang w:val="zh_TW" w:bidi="zh_TW"/>
-        </w:rPr>
-        <w:t>）。即使是不同的家族群體爭奪權力（如撒督家族〔Zadokites〕、亞倫家族〔Aaronites〕和哈斯蒙尼家族〔Hasmonean〕），他們都會聲稱這個特殊的角色是在他們家族中傳承下來的。通過利未支派神聖的任命可以追溯到摩西（</w:t>
-      </w:r>
-      <w:hyperlink r:id="rId107">
-        <w:r>
-          <w:rPr>
-            <w:lang w:val="zh_TW" w:bidi="zh_TW"/>
-          </w:rPr>
-          <w:rPr>
-            <w:color w:val="0000EE"/>
-            <w:u w:val="single"/>
-          </w:rPr>
-          <w:t>出4:14</w:t>
-        </w:r>
-      </w:hyperlink>
-      <w:r>
-        <w:rPr>
-          <w:lang w:val="zh_TW" w:bidi="zh_TW"/>
-        </w:rPr>
-        <w:t>，</w:t>
-      </w:r>
-      <w:hyperlink r:id="rId108">
-        <w:r>
-          <w:rPr>
-            <w:lang w:val="zh_TW" w:bidi="zh_TW"/>
-          </w:rPr>
-          <w:rPr>
-            <w:color w:val="0000EE"/>
-            <w:u w:val="single"/>
-          </w:rPr>
-          <w:t>28:41，</w:t>
-        </w:r>
-      </w:hyperlink>
-      <w:hyperlink r:id="rId109">
-        <w:r>
-          <w:rPr>
-            <w:lang w:val="zh_TW" w:bidi="zh_TW"/>
-          </w:rPr>
-          <w:rPr>
-            <w:color w:val="0000EE"/>
-            <w:u w:val="single"/>
-          </w:rPr>
-          <w:t>29:9</w:t>
-        </w:r>
-      </w:hyperlink>
-      <w:r>
-        <w:rPr>
-          <w:lang w:val="zh_TW" w:bidi="zh_TW"/>
-        </w:rPr>
-        <w:t>）。撒母耳也被宣稱擁有這種特殊的角色，但他是來自以法蓮支派，而不是利未支派（</w:t>
-      </w:r>
-      <w:hyperlink r:id="rId110">
-        <w:r>
-          <w:rPr>
-            <w:lang w:val="zh_TW" w:bidi="zh_TW"/>
-          </w:rPr>
-          <w:rPr>
-            <w:color w:val="0000EE"/>
-            <w:u w:val="single"/>
-          </w:rPr>
-          <w:t>代上6:28</w:t>
-        </w:r>
-      </w:hyperlink>
-      <w:r>
-        <w:rPr>
-          <w:lang w:val="zh_TW" w:bidi="zh_TW"/>
-        </w:rPr>
-        <w:t>）。這個觀念在後來的著作中仍然受到推崇，例如大約在公元前180年寫成的便西拉智訓（</w:t>
-      </w:r>
-      <w:hyperlink r:id="rId111">
-        <w:r>
-          <w:rPr>
-            <w:lang w:val="zh_TW" w:bidi="zh_TW"/>
-          </w:rPr>
-          <w:rPr>
-            <w:color w:val="0000EE"/>
-            <w:u w:val="single"/>
-          </w:rPr>
-          <w:t>德訓篇45:6–22</w:t>
-        </w:r>
-      </w:hyperlink>
-      <w:r>
-        <w:rPr>
-          <w:lang w:val="zh_TW" w:bidi="zh_TW"/>
-        </w:rPr>
-        <w:t>）。希伯來書解釋說，沒有人會為自己選擇這種榮譽，如</w:t>
-      </w:r>
-      <w:hyperlink r:id="rId112">
-        <w:r>
-          <w:rPr>
-            <w:lang w:val="zh_TW" w:bidi="zh_TW"/>
-          </w:rPr>
-          <w:rPr>
-            <w:color w:val="0000EE"/>
-            <w:u w:val="single"/>
-          </w:rPr>
-          <w:t>希伯來書五章1節和4節</w:t>
-        </w:r>
-      </w:hyperlink>
-      <w:r>
-        <w:rPr>
-          <w:lang w:val="zh_TW" w:bidi="zh_TW"/>
-        </w:rPr>
-        <w:t>所說，一個人是「蒙神所召，像亞倫一樣」。這意味著他們是出生在一個擁有這種特殊角色的家族中。</w:t>
-      </w:r>
-    </w:p>
-    <w:p>
-      <w:pPr/>
-      <w:r>
-        <w:rPr>
-          <w:lang w:val="zh_TW" w:bidi="zh_TW"/>
-        </w:rPr>
-      </w:r>
-      <w:r>
-        <w:rPr>
-          <w:lang w:val="zh_TW" w:bidi="zh_TW"/>
-        </w:rPr>
-        <w:t>第一批利未人在會幕（用於敬拜的特殊帳幕）中當著眾人的面被獻上，百姓通過按手在他們身上來承認他們是祭司（</w:t>
-      </w:r>
-      <w:hyperlink r:id="rId113">
-        <w:r>
-          <w:rPr>
-            <w:lang w:val="zh_TW" w:bidi="zh_TW"/>
-          </w:rPr>
-          <w:rPr>
-            <w:color w:val="0000EE"/>
-            <w:u w:val="single"/>
-          </w:rPr>
-          <w:t>民8:10、14–18</w:t>
-        </w:r>
-      </w:hyperlink>
-      <w:r>
-        <w:rPr>
-          <w:lang w:val="zh_TW" w:bidi="zh_TW"/>
-        </w:rPr>
-        <w:t>）。同樣，神也指示摩西舉行一個為期一週的儀式，使亞倫和他的兒子們成為祭司。這個儀式涉及許多獻祭、穿著特殊服裝、用油膏抹和其他儀式（</w:t>
-      </w:r>
-      <w:hyperlink r:id="rId114">
-        <w:r>
-          <w:rPr>
-            <w:lang w:val="zh_TW" w:bidi="zh_TW"/>
-          </w:rPr>
-          <w:rPr>
-            <w:color w:val="0000EE"/>
-            <w:u w:val="single"/>
-          </w:rPr>
-          <w:t>出29章</w:t>
-        </w:r>
-      </w:hyperlink>
-      <w:r>
-        <w:rPr>
-          <w:lang w:val="zh_TW" w:bidi="zh_TW"/>
-        </w:rPr>
-        <w:t>；</w:t>
-      </w:r>
-      <w:hyperlink r:id="rId115">
-        <w:r>
-          <w:rPr>
-            <w:lang w:val="zh_TW" w:bidi="zh_TW"/>
-          </w:rPr>
-          <w:rPr>
-            <w:color w:val="0000EE"/>
-            <w:u w:val="single"/>
-          </w:rPr>
-          <w:t>利8章</w:t>
-        </w:r>
-      </w:hyperlink>
-      <w:r>
-        <w:rPr>
-          <w:lang w:val="zh_TW" w:bidi="zh_TW"/>
-        </w:rPr>
-        <w:t>）。聖經仔細記載這些儀式的細節，這表明這些儀式至少以某種形式在此後的許多年裡仍被繼續使用。然而，聖經並未重覆記載後來這些儀式被實行的情況。</w:t>
-      </w:r>
-    </w:p>
-    <w:p>
-      <w:pPr/>
-      <w:r>
-        <w:rPr>
-          <w:lang w:val="zh_TW" w:bidi="zh_TW"/>
-        </w:rPr>
-      </w:r>
-      <w:r>
-        <w:rPr>
-          <w:lang w:val="zh_TW" w:bidi="zh_TW"/>
-        </w:rPr>
-        <w:t>除了祭司，還有一些被認可的先知群體或先知社群。有時這些群體得到王的支持（</w:t>
-      </w:r>
-      <w:hyperlink r:id="rId116">
-        <w:r>
-          <w:rPr>
-            <w:lang w:val="zh_TW" w:bidi="zh_TW"/>
-          </w:rPr>
-          <w:rPr>
-            <w:color w:val="0000EE"/>
-            <w:u w:val="single"/>
-          </w:rPr>
-          <w:t>撒上10:5</w:t>
-        </w:r>
-      </w:hyperlink>
-      <w:r>
-        <w:rPr>
-          <w:lang w:val="zh_TW" w:bidi="zh_TW"/>
-        </w:rPr>
-        <w:t>；</w:t>
-      </w:r>
-      <w:hyperlink r:id="rId117">
-        <w:r>
-          <w:rPr>
-            <w:lang w:val="zh_TW" w:bidi="zh_TW"/>
-          </w:rPr>
-          <w:rPr>
-            <w:color w:val="0000EE"/>
-            <w:u w:val="single"/>
-          </w:rPr>
-          <w:t>王上1:9–10，</w:t>
-        </w:r>
-      </w:hyperlink>
-      <w:hyperlink r:id="rId118">
-        <w:r>
-          <w:rPr>
-            <w:lang w:val="zh_TW" w:bidi="zh_TW"/>
-          </w:rPr>
-          <w:rPr>
-            <w:color w:val="0000EE"/>
-            <w:u w:val="single"/>
-          </w:rPr>
-          <w:t>18:17–19，</w:t>
-        </w:r>
-      </w:hyperlink>
-      <w:hyperlink r:id="rId119">
-        <w:r>
-          <w:rPr>
-            <w:lang w:val="zh_TW" w:bidi="zh_TW"/>
-          </w:rPr>
-          <w:rPr>
-            <w:color w:val="0000EE"/>
-            <w:u w:val="single"/>
-          </w:rPr>
-          <w:t>20:35，</w:t>
-        </w:r>
-      </w:hyperlink>
-      <w:hyperlink r:id="rId120">
-        <w:r>
-          <w:rPr>
-            <w:lang w:val="zh_TW" w:bidi="zh_TW"/>
-          </w:rPr>
-          <w:rPr>
-            <w:color w:val="0000EE"/>
-            <w:u w:val="single"/>
-          </w:rPr>
-          <w:t>22:5–28</w:t>
-        </w:r>
-      </w:hyperlink>
-      <w:r>
-        <w:rPr>
-          <w:lang w:val="zh_TW" w:bidi="zh_TW"/>
-        </w:rPr>
-        <w:t>；</w:t>
-      </w:r>
-      <w:hyperlink r:id="rId121">
-        <w:r>
-          <w:rPr>
-            <w:lang w:val="zh_TW" w:bidi="zh_TW"/>
-          </w:rPr>
-          <w:rPr>
-            <w:color w:val="0000EE"/>
-            <w:u w:val="single"/>
-          </w:rPr>
-          <w:t>王下2:3–7，</w:t>
-        </w:r>
-      </w:hyperlink>
-      <w:hyperlink r:id="rId122">
-        <w:r>
-          <w:rPr>
-            <w:lang w:val="zh_TW" w:bidi="zh_TW"/>
-          </w:rPr>
-          <w:rPr>
-            <w:color w:val="0000EE"/>
-            <w:u w:val="single"/>
-          </w:rPr>
-          <w:t>23:2</w:t>
-        </w:r>
-      </w:hyperlink>
-      <w:r>
-        <w:rPr>
-          <w:lang w:val="zh_TW" w:bidi="zh_TW"/>
-        </w:rPr>
-        <w:t>）。人們追溯預言的歷史可以追溯到很早的時代（見</w:t>
-      </w:r>
-      <w:hyperlink r:id="rId123">
-        <w:r>
-          <w:rPr>
-            <w:lang w:val="zh_TW" w:bidi="zh_TW"/>
-          </w:rPr>
-          <w:rPr>
-            <w:color w:val="0000EE"/>
-            <w:u w:val="single"/>
-          </w:rPr>
-          <w:t>創20:7</w:t>
-        </w:r>
-      </w:hyperlink>
-      <w:r>
-        <w:rPr>
-          <w:lang w:val="zh_TW" w:bidi="zh_TW"/>
-        </w:rPr>
-        <w:t>；</w:t>
-      </w:r>
-      <w:hyperlink r:id="rId124">
-        <w:r>
-          <w:rPr>
-            <w:lang w:val="zh_TW" w:bidi="zh_TW"/>
-          </w:rPr>
-          <w:rPr>
-            <w:color w:val="0000EE"/>
-            <w:u w:val="single"/>
-          </w:rPr>
-          <w:t>申34:10</w:t>
-        </w:r>
-      </w:hyperlink>
-      <w:r>
-        <w:rPr>
-          <w:lang w:val="zh_TW" w:bidi="zh_TW"/>
-        </w:rPr>
-        <w:t>；</w:t>
-      </w:r>
-      <w:hyperlink r:id="rId125">
-        <w:r>
-          <w:rPr>
-            <w:lang w:val="zh_TW" w:bidi="zh_TW"/>
-          </w:rPr>
-          <w:rPr>
-            <w:color w:val="0000EE"/>
-            <w:u w:val="single"/>
-          </w:rPr>
-          <w:t>士4:4</w:t>
-        </w:r>
-      </w:hyperlink>
-      <w:r>
-        <w:rPr>
-          <w:lang w:val="zh_TW" w:bidi="zh_TW"/>
-        </w:rPr>
-        <w:t>；</w:t>
-      </w:r>
-      <w:hyperlink r:id="rId126">
-        <w:r>
-          <w:rPr>
-            <w:lang w:val="zh_TW" w:bidi="zh_TW"/>
-          </w:rPr>
-          <w:rPr>
-            <w:color w:val="0000EE"/>
-            <w:u w:val="single"/>
-          </w:rPr>
-          <w:t>耶7:25</w:t>
-        </w:r>
-      </w:hyperlink>
-      <w:r>
-        <w:rPr>
-          <w:lang w:val="zh_TW" w:bidi="zh_TW"/>
-        </w:rPr>
-        <w:t>）。「先知的子孫」這個詞，以及</w:t>
-      </w:r>
-      <w:hyperlink r:id="rId127">
-        <w:r>
-          <w:rPr>
-            <w:lang w:val="zh_TW" w:bidi="zh_TW"/>
-          </w:rPr>
-          <w:rPr>
-            <w:color w:val="0000EE"/>
-            <w:u w:val="single"/>
-          </w:rPr>
-          <w:t>耶利米書三十五章4節</w:t>
-        </w:r>
-      </w:hyperlink>
-      <w:r>
-        <w:rPr>
-          <w:lang w:val="zh_TW" w:bidi="zh_TW"/>
-        </w:rPr>
-        <w:t>中的暗示，可能表明先知的角色有時像祭司一樣，是從父母傳給子女的。然而，我們並不確切知道先知是如何被揀選或被任命的。</w:t>
-      </w:r>
-    </w:p>
-    <w:p>
-      <w:pPr/>
-      <w:r>
-        <w:rPr>
-          <w:lang w:val="zh_TW" w:bidi="zh_TW"/>
-        </w:rPr>
-      </w:r>
-      <w:r>
-        <w:rPr>
-          <w:lang w:val="zh_TW" w:bidi="zh_TW"/>
-        </w:rPr>
-        <w:t>最重要的先知經常與這些先知群體或「學派」意見不合（</w:t>
-      </w:r>
-      <w:hyperlink r:id="rId128">
-        <w:r>
-          <w:rPr>
-            <w:lang w:val="zh_TW" w:bidi="zh_TW"/>
-          </w:rPr>
-          <w:rPr>
-            <w:color w:val="0000EE"/>
-            <w:u w:val="single"/>
-          </w:rPr>
-          <w:t>王上17章</w:t>
-        </w:r>
-      </w:hyperlink>
-      <w:r>
-        <w:rPr>
-          <w:lang w:val="zh_TW" w:bidi="zh_TW"/>
-        </w:rPr>
-        <w:t>的以利亞；</w:t>
-      </w:r>
-      <w:hyperlink r:id="rId120">
-        <w:r>
-          <w:rPr>
-            <w:lang w:val="zh_TW" w:bidi="zh_TW"/>
-          </w:rPr>
-          <w:rPr>
-            <w:color w:val="0000EE"/>
-            <w:u w:val="single"/>
-          </w:rPr>
-          <w:t>王上22:5–28</w:t>
-        </w:r>
-      </w:hyperlink>
-      <w:r>
-        <w:rPr>
-          <w:lang w:val="zh_TW" w:bidi="zh_TW"/>
-        </w:rPr>
-        <w:t>的米該雅；</w:t>
-      </w:r>
-      <w:hyperlink r:id="rId129">
-        <w:r>
-          <w:rPr>
-            <w:lang w:val="zh_TW" w:bidi="zh_TW"/>
-          </w:rPr>
-          <w:rPr>
-            <w:color w:val="0000EE"/>
-            <w:u w:val="single"/>
-          </w:rPr>
-          <w:t>耶27:14–16</w:t>
-        </w:r>
-      </w:hyperlink>
-      <w:r>
-        <w:rPr>
-          <w:lang w:val="zh_TW" w:bidi="zh_TW"/>
-        </w:rPr>
-        <w:t>，</w:t>
-      </w:r>
-      <w:hyperlink r:id="rId130">
-        <w:r>
-          <w:rPr>
-            <w:lang w:val="zh_TW" w:bidi="zh_TW"/>
-          </w:rPr>
-          <w:rPr>
-            <w:color w:val="0000EE"/>
-            <w:u w:val="single"/>
-          </w:rPr>
-          <w:t>28章</w:t>
-        </w:r>
-      </w:hyperlink>
-      <w:r>
-        <w:rPr>
-          <w:lang w:val="zh_TW" w:bidi="zh_TW"/>
-        </w:rPr>
-        <w:t>的耶利米）。神直接呼召這些主要的先知（</w:t>
-      </w:r>
-      <w:hyperlink r:id="rId131">
-        <w:r>
-          <w:rPr>
-            <w:lang w:val="zh_TW" w:bidi="zh_TW"/>
-          </w:rPr>
-          <w:rPr>
-            <w:color w:val="0000EE"/>
-            <w:u w:val="single"/>
-          </w:rPr>
-          <w:t>王上17:1</w:t>
-        </w:r>
-      </w:hyperlink>
-      <w:r>
-        <w:rPr>
-          <w:lang w:val="zh_TW" w:bidi="zh_TW"/>
-        </w:rPr>
-        <w:t>，</w:t>
-      </w:r>
-      <w:hyperlink r:id="rId132">
-        <w:r>
-          <w:rPr>
-            <w:lang w:val="zh_TW" w:bidi="zh_TW"/>
-          </w:rPr>
-          <w:rPr>
-            <w:color w:val="0000EE"/>
-            <w:u w:val="single"/>
-          </w:rPr>
-          <w:t>21:17</w:t>
-        </w:r>
-      </w:hyperlink>
-      <w:r>
-        <w:rPr>
-          <w:lang w:val="zh_TW" w:bidi="zh_TW"/>
-        </w:rPr>
-        <w:t>；</w:t>
-      </w:r>
-      <w:hyperlink r:id="rId133">
-        <w:r>
-          <w:rPr>
-            <w:lang w:val="zh_TW" w:bidi="zh_TW"/>
-          </w:rPr>
-          <w:rPr>
-            <w:color w:val="0000EE"/>
-            <w:u w:val="single"/>
-          </w:rPr>
-          <w:t>賽6章</w:t>
-        </w:r>
-      </w:hyperlink>
-      <w:r>
-        <w:rPr>
-          <w:lang w:val="zh_TW" w:bidi="zh_TW"/>
-        </w:rPr>
-        <w:t>；</w:t>
-      </w:r>
-      <w:hyperlink r:id="rId134">
-        <w:r>
-          <w:rPr>
-            <w:lang w:val="zh_TW" w:bidi="zh_TW"/>
-          </w:rPr>
-          <w:rPr>
-            <w:color w:val="0000EE"/>
-            <w:u w:val="single"/>
-          </w:rPr>
-          <w:t>耶1章</w:t>
-        </w:r>
-      </w:hyperlink>
-      <w:r>
-        <w:rPr>
-          <w:lang w:val="zh_TW" w:bidi="zh_TW"/>
-        </w:rPr>
-        <w:t>；</w:t>
-      </w:r>
-      <w:hyperlink r:id="rId135">
-        <w:r>
-          <w:rPr>
-            <w:lang w:val="zh_TW" w:bidi="zh_TW"/>
-          </w:rPr>
-          <w:rPr>
-            <w:color w:val="0000EE"/>
-            <w:u w:val="single"/>
-          </w:rPr>
-          <w:t>摩7:15</w:t>
-        </w:r>
-      </w:hyperlink>
-      <w:r>
-        <w:rPr>
-          <w:lang w:val="zh_TW" w:bidi="zh_TW"/>
-        </w:rPr>
-        <w:t>）。唯一的例外是以利沙，神告訴以利亞要呼召並膏立他為先知（</w:t>
-      </w:r>
-      <w:hyperlink r:id="rId136">
-        <w:r>
-          <w:rPr>
-            <w:lang w:val="zh_TW" w:bidi="zh_TW"/>
-          </w:rPr>
-          <w:rPr>
-            <w:color w:val="0000EE"/>
-            <w:u w:val="single"/>
-          </w:rPr>
-          <w:t>王上19:16</w:t>
-        </w:r>
-      </w:hyperlink>
-      <w:r>
-        <w:rPr>
-          <w:lang w:val="zh_TW" w:bidi="zh_TW"/>
-        </w:rPr>
-        <w:t>；參</w:t>
-      </w:r>
-      <w:hyperlink r:id="rId137">
-        <w:r>
-          <w:rPr>
-            <w:lang w:val="zh_TW" w:bidi="zh_TW"/>
-          </w:rPr>
-          <w:rPr>
-            <w:color w:val="0000EE"/>
-            <w:u w:val="single"/>
-          </w:rPr>
-          <w:t>賽61:1</w:t>
-        </w:r>
-      </w:hyperlink>
-      <w:r>
-        <w:rPr>
-          <w:lang w:val="zh_TW" w:bidi="zh_TW"/>
-        </w:rPr>
-        <w:t>）。百姓辨別一位先知是否真正來自神，不在於任何特殊的儀式，而在於他們的信息是否明顯真實。對於預言未來的事情，當預言成真時，百姓就可以知道是否是真的先知（</w:t>
-      </w:r>
-      <w:hyperlink r:id="rId138">
-        <w:r>
-          <w:rPr>
-            <w:lang w:val="zh_TW" w:bidi="zh_TW"/>
-          </w:rPr>
-          <w:rPr>
-            <w:color w:val="0000EE"/>
-            <w:u w:val="single"/>
-          </w:rPr>
-          <w:t>王上22:13–14、26–28</w:t>
-        </w:r>
-      </w:hyperlink>
-      <w:r>
-        <w:rPr>
-          <w:lang w:val="zh_TW" w:bidi="zh_TW"/>
-        </w:rPr>
-        <w:t>；</w:t>
-      </w:r>
-      <w:hyperlink r:id="rId139">
-        <w:r>
-          <w:rPr>
-            <w:lang w:val="zh_TW" w:bidi="zh_TW"/>
-          </w:rPr>
-          <w:rPr>
-            <w:color w:val="0000EE"/>
-            <w:u w:val="single"/>
-          </w:rPr>
-          <w:t>耶28:5–9</w:t>
-        </w:r>
-      </w:hyperlink>
-      <w:r>
-        <w:rPr>
-          <w:lang w:val="zh_TW" w:bidi="zh_TW"/>
-        </w:rPr>
-        <w:t>）。</w:t>
-      </w:r>
-    </w:p>
-    <w:p>
-      <w:pPr>
-        <w:pStyle w:val="Heading3"/>
-      </w:pPr>
-      <w:r>
-        <w:rPr>
-          <w:lang w:val="zh_TW" w:bidi="zh_TW"/>
-        </w:rPr>
-        <w:t>新約中的承接聖職</w:t>
-      </w:r>
-    </w:p>
-    <w:p>
-      <w:pPr/>
-      <w:r>
-        <w:rPr>
-          <w:lang w:val="zh_TW" w:bidi="zh_TW"/>
-        </w:rPr>
-      </w:r>
-      <w:r>
-        <w:rPr>
-          <w:lang w:val="zh_TW" w:bidi="zh_TW"/>
-        </w:rPr>
-        <w:t>基督教的承接聖職（使人成為教會領袖的過程）也是基於神的揀選。耶穌和祂的門徒並不是來自當時的專業宗教團體。當耶穌揀選祂的十二使徒時，耶穌呼召了祂想要的人。耶穌後來告訴他們：「不是你們揀選了我，是我揀選了你們。」（</w:t>
-      </w:r>
-      <w:hyperlink r:id="rId140">
-        <w:r>
-          <w:rPr>
-            <w:lang w:val="zh_TW" w:bidi="zh_TW"/>
-          </w:rPr>
-          <w:rPr>
-            <w:color w:val="0000EE"/>
-            <w:u w:val="single"/>
-          </w:rPr>
-          <w:t>約15:16</w:t>
-        </w:r>
-      </w:hyperlink>
-      <w:r>
-        <w:rPr>
-          <w:lang w:val="zh_TW" w:bidi="zh_TW"/>
-        </w:rPr>
-        <w:t xml:space="preserve">）。 </w:t>
-      </w:r>
-    </w:p>
-    <w:p>
-      <w:pPr/>
-      <w:r>
-        <w:rPr>
-          <w:lang w:val="zh_TW" w:bidi="zh_TW"/>
-        </w:rPr>
-      </w:r>
-      <w:r>
-        <w:rPr>
-          <w:lang w:val="zh_TW" w:bidi="zh_TW"/>
-        </w:rPr>
-        <w:t>在早期基督教會中，領袖的揀選方式各不相同，但始終相信是神在引導這個過程。例如：</w:t>
-      </w:r>
-    </w:p>
-    <w:p>
-      <w:pPr>
-        <w:pStyle w:val="ListBullet"/>
-        <w:spacing w:line="240" w:lineRule="auto"/>
-        <w:ind w:left="720"/>
-      </w:pPr>
-      <w:r>
-        <w:rPr>
-          <w:lang w:val="zh_TW" w:bidi="zh_TW"/>
-        </w:rPr>
-      </w:r>
-      <w:r>
-        <w:rPr>
-          <w:lang w:val="zh_TW" w:bidi="zh_TW"/>
-        </w:rPr>
-        <w:t>當使徒們揀選馬提亞來取代猶大時，他們禱告並使用一種特殊的方法（搖籤）來確定神的旨意（</w:t>
-      </w:r>
-      <w:hyperlink r:id="rId141">
-        <w:r>
-          <w:rPr>
-            <w:lang w:val="zh_TW" w:bidi="zh_TW"/>
-          </w:rPr>
-          <w:rPr>
-            <w:color w:val="0000EE"/>
-            <w:u w:val="single"/>
-          </w:rPr>
-          <w:t>徒1:24–26</w:t>
-        </w:r>
-      </w:hyperlink>
-      <w:r>
-        <w:rPr>
-          <w:lang w:val="zh_TW" w:bidi="zh_TW"/>
-        </w:rPr>
-        <w:t xml:space="preserve">）。 </w:t>
-      </w:r>
-    </w:p>
-    <w:p>
-      <w:pPr>
-        <w:pStyle w:val="ListBullet"/>
-        <w:spacing w:line="240" w:lineRule="auto"/>
-        <w:ind w:left="720"/>
-      </w:pPr>
-      <w:r>
-        <w:rPr>
-          <w:lang w:val="zh_TW" w:bidi="zh_TW"/>
-        </w:rPr>
-      </w:r>
-      <w:r>
-        <w:rPr>
-          <w:lang w:val="zh_TW" w:bidi="zh_TW"/>
-        </w:rPr>
-        <w:t>保羅說在他出生以前神就已經揀選他作使徒。他堅持說，這一職分並不是從任何人那裡領受的（</w:t>
-      </w:r>
-      <w:hyperlink r:id="rId142">
-        <w:r>
-          <w:rPr>
-            <w:lang w:val="zh_TW" w:bidi="zh_TW"/>
-          </w:rPr>
-          <w:rPr>
-            <w:color w:val="0000EE"/>
-            <w:u w:val="single"/>
-          </w:rPr>
-          <w:t>加1:1、15</w:t>
-        </w:r>
-      </w:hyperlink>
-      <w:r>
-        <w:rPr>
-          <w:lang w:val="zh_TW" w:bidi="zh_TW"/>
-        </w:rPr>
-        <w:t xml:space="preserve">）。 </w:t>
-      </w:r>
-    </w:p>
-    <w:p>
-      <w:pPr>
-        <w:pStyle w:val="ListBullet"/>
-        <w:spacing w:line="240" w:lineRule="auto"/>
-        <w:ind w:left="720"/>
-      </w:pPr>
-      <w:r>
-        <w:rPr>
-          <w:lang w:val="zh_TW" w:bidi="zh_TW"/>
-        </w:rPr>
-      </w:r>
-      <w:r>
-        <w:rPr>
-          <w:lang w:val="zh_TW" w:bidi="zh_TW"/>
-        </w:rPr>
-        <w:t>聖靈指示教會差派保羅和巴拿巴作為傳教士，可能是通過某位基督教先知的話語來傳達的。</w:t>
-      </w:r>
-    </w:p>
-    <w:p>
-      <w:pPr>
-        <w:pStyle w:val="ListBullet"/>
-        <w:spacing w:line="240" w:lineRule="auto"/>
-        <w:ind w:left="720"/>
-      </w:pPr>
-      <w:r>
-        <w:rPr>
-          <w:lang w:val="zh_TW" w:bidi="zh_TW"/>
-        </w:rPr>
-      </w:r>
-      <w:r>
-        <w:rPr>
-          <w:lang w:val="zh_TW" w:bidi="zh_TW"/>
-        </w:rPr>
-        <w:t>提摩太最初被選為保羅的助手，是因為有指向他的預言信息（</w:t>
-      </w:r>
-      <w:hyperlink r:id="rId143">
-        <w:r>
-          <w:rPr>
-            <w:lang w:val="zh_TW" w:bidi="zh_TW"/>
-          </w:rPr>
-          <w:rPr>
-            <w:color w:val="0000EE"/>
-            <w:u w:val="single"/>
-          </w:rPr>
-          <w:t>提前1:18</w:t>
-        </w:r>
-      </w:hyperlink>
-      <w:r>
-        <w:rPr>
-          <w:lang w:val="zh_TW" w:bidi="zh_TW"/>
-        </w:rPr>
-        <w:t>，</w:t>
-      </w:r>
-      <w:hyperlink r:id="rId144">
-        <w:r>
-          <w:rPr>
-            <w:lang w:val="zh_TW" w:bidi="zh_TW"/>
-          </w:rPr>
-          <w:rPr>
-            <w:color w:val="0000EE"/>
-            <w:u w:val="single"/>
-          </w:rPr>
-          <w:t>4:14</w:t>
-        </w:r>
-      </w:hyperlink>
-      <w:r>
-        <w:rPr>
-          <w:lang w:val="zh_TW" w:bidi="zh_TW"/>
-        </w:rPr>
-        <w:t>）。</w:t>
-      </w:r>
-    </w:p>
-    <w:p>
-      <w:pPr/>
-      <w:r>
-        <w:rPr>
-          <w:lang w:val="zh_TW" w:bidi="zh_TW"/>
-        </w:rPr>
-      </w:r>
-      <w:r>
-        <w:rPr>
-          <w:lang w:val="zh_TW" w:bidi="zh_TW"/>
-        </w:rPr>
-        <w:t>在哥林多教會，聖靈直接賜予不同的職分，如講道、教導、醫治和治理事的（</w:t>
-      </w:r>
-      <w:hyperlink r:id="rId145">
-        <w:r>
-          <w:rPr>
-            <w:lang w:val="zh_TW" w:bidi="zh_TW"/>
-          </w:rPr>
-          <w:rPr>
-            <w:color w:val="0000EE"/>
-            <w:u w:val="single"/>
-          </w:rPr>
-          <w:t>林前12:8–11、28</w:t>
-        </w:r>
-      </w:hyperlink>
-      <w:r>
-        <w:rPr>
-          <w:lang w:val="zh_TW" w:bidi="zh_TW"/>
-        </w:rPr>
-        <w:t>；參</w:t>
-      </w:r>
-      <w:hyperlink r:id="rId146">
-        <w:r>
-          <w:rPr>
-            <w:lang w:val="zh_TW" w:bidi="zh_TW"/>
-          </w:rPr>
-          <w:rPr>
-            <w:color w:val="0000EE"/>
-            <w:u w:val="single"/>
-          </w:rPr>
-          <w:t>弗4:11</w:t>
-        </w:r>
-      </w:hyperlink>
-      <w:r>
-        <w:rPr>
-          <w:lang w:val="zh_TW" w:bidi="zh_TW"/>
-        </w:rPr>
-        <w:t xml:space="preserve">）。 </w:t>
-      </w:r>
-    </w:p>
-    <w:p>
-      <w:pPr/>
-      <w:r>
-        <w:rPr>
-          <w:lang w:val="zh_TW" w:bidi="zh_TW"/>
-        </w:rPr>
-      </w:r>
-      <w:r>
-        <w:rPr>
-          <w:lang w:val="zh_TW" w:bidi="zh_TW"/>
-        </w:rPr>
-        <w:t>在以弗所，聖靈使教會領袖（「監督」）成為會眾的守護者（</w:t>
-      </w:r>
-      <w:hyperlink r:id="rId147">
-        <w:r>
-          <w:rPr>
-            <w:lang w:val="zh_TW" w:bidi="zh_TW"/>
-          </w:rPr>
-          <w:rPr>
-            <w:color w:val="0000EE"/>
-            <w:u w:val="single"/>
-          </w:rPr>
-          <w:t>徒20:28</w:t>
-        </w:r>
-      </w:hyperlink>
-      <w:r>
-        <w:rPr>
-          <w:lang w:val="zh_TW" w:bidi="zh_TW"/>
-        </w:rPr>
-        <w:t xml:space="preserve">）。 </w:t>
-      </w:r>
-    </w:p>
-    <w:p>
-      <w:pPr/>
-      <w:r>
-        <w:rPr>
-          <w:lang w:val="zh_TW" w:bidi="zh_TW"/>
-        </w:rPr>
-      </w:r>
-      <w:r>
-        <w:rPr>
-          <w:lang w:val="zh_TW" w:bidi="zh_TW"/>
-        </w:rPr>
-        <w:t>通過這些例子可以明顯看出，神揀選誰來擔任這些職分。聖經強烈譴責任何企圖通過個人努力或不正當手段來獲得這些職分的行為（</w:t>
-      </w:r>
-      <w:hyperlink r:id="rId148">
-        <w:r>
-          <w:rPr>
-            <w:lang w:val="zh_TW" w:bidi="zh_TW"/>
-          </w:rPr>
-          <w:rPr>
-            <w:color w:val="0000EE"/>
-            <w:u w:val="single"/>
-          </w:rPr>
-          <w:t>徒8:18–24</w:t>
-        </w:r>
-      </w:hyperlink>
-      <w:r>
-        <w:rPr>
-          <w:lang w:val="zh_TW" w:bidi="zh_TW"/>
-        </w:rPr>
-        <w:t>）。</w:t>
-      </w:r>
-    </w:p>
-    <w:p>
-      <w:pPr/>
-      <w:r>
-        <w:rPr>
-          <w:lang w:val="zh_TW" w:bidi="zh_TW"/>
-        </w:rPr>
-      </w:r>
-      <w:r>
-        <w:rPr>
-          <w:lang w:val="zh_TW" w:bidi="zh_TW"/>
-        </w:rPr>
-        <w:t>另一方面，教會在揀選領袖方面也扮演了一個角色：</w:t>
-      </w:r>
-    </w:p>
-    <w:p>
-      <w:pPr>
-        <w:pStyle w:val="ListBullet"/>
-        <w:spacing w:line="240" w:lineRule="auto"/>
-        <w:ind w:left="720"/>
-      </w:pPr>
-      <w:r>
-        <w:rPr>
-          <w:lang w:val="zh_TW" w:bidi="zh_TW"/>
-        </w:rPr>
-      </w:r>
-      <w:r>
-        <w:rPr>
-          <w:lang w:val="zh_TW" w:bidi="zh_TW"/>
-        </w:rPr>
-        <w:t>聚集在一起的教會「提名」（或建議）巴撒巴和馬提亞作為候選人，然後請求神做出最終選擇（</w:t>
-      </w:r>
-      <w:hyperlink r:id="rId149">
-        <w:r>
-          <w:rPr>
-            <w:lang w:val="zh_TW" w:bidi="zh_TW"/>
-          </w:rPr>
-          <w:rPr>
-            <w:color w:val="0000EE"/>
-            <w:u w:val="single"/>
-          </w:rPr>
-          <w:t>徒1:15、23</w:t>
-        </w:r>
-      </w:hyperlink>
-      <w:r>
-        <w:rPr>
-          <w:lang w:val="zh_TW" w:bidi="zh_TW"/>
-        </w:rPr>
-        <w:t xml:space="preserve">）。 </w:t>
-      </w:r>
-    </w:p>
-    <w:p>
-      <w:pPr>
-        <w:pStyle w:val="ListBullet"/>
-        <w:spacing w:line="240" w:lineRule="auto"/>
-        <w:ind w:left="720"/>
-      </w:pPr>
-      <w:r>
-        <w:rPr>
-          <w:lang w:val="zh_TW" w:bidi="zh_TW"/>
-        </w:rPr>
-      </w:r>
-      <w:r>
-        <w:rPr>
-          <w:lang w:val="zh_TW" w:bidi="zh_TW"/>
-        </w:rPr>
-        <w:t>信徒選出七個人來服事，然後把他們帶到使徒面前（</w:t>
-      </w:r>
-      <w:hyperlink r:id="rId150">
-        <w:r>
-          <w:rPr>
-            <w:lang w:val="zh_TW" w:bidi="zh_TW"/>
-          </w:rPr>
-          <w:rPr>
-            <w:color w:val="0000EE"/>
-            <w:u w:val="single"/>
-          </w:rPr>
-          <w:t>徒6:2–6</w:t>
-        </w:r>
-      </w:hyperlink>
-      <w:r>
-        <w:rPr>
-          <w:lang w:val="zh_TW" w:bidi="zh_TW"/>
-        </w:rPr>
-        <w:t xml:space="preserve">）。 </w:t>
-      </w:r>
-    </w:p>
-    <w:p>
-      <w:pPr>
-        <w:pStyle w:val="ListBullet"/>
-        <w:spacing w:line="240" w:lineRule="auto"/>
-        <w:ind w:left="720"/>
-      </w:pPr>
-      <w:r>
-        <w:rPr>
-          <w:lang w:val="zh_TW" w:bidi="zh_TW"/>
-        </w:rPr>
-      </w:r>
-      <w:r>
-        <w:rPr>
-          <w:lang w:val="zh_TW" w:bidi="zh_TW"/>
-        </w:rPr>
-        <w:t>聚集的教會遵循聖靈的指示，差派保羅和巴拿巴作為傳教士（</w:t>
-      </w:r>
-      <w:hyperlink r:id="rId151">
-        <w:r>
-          <w:rPr>
-            <w:lang w:val="zh_TW" w:bidi="zh_TW"/>
-          </w:rPr>
-          <w:rPr>
-            <w:color w:val="0000EE"/>
-            <w:u w:val="single"/>
-          </w:rPr>
-          <w:t>徒13:3</w:t>
-        </w:r>
-      </w:hyperlink>
-      <w:r>
-        <w:rPr>
-          <w:lang w:val="zh_TW" w:bidi="zh_TW"/>
-        </w:rPr>
-        <w:t xml:space="preserve">）。 </w:t>
-      </w:r>
-    </w:p>
-    <w:p>
-      <w:pPr>
-        <w:pStyle w:val="ListBullet"/>
-        <w:spacing w:line="240" w:lineRule="auto"/>
-        <w:ind w:left="720"/>
-      </w:pPr>
-      <w:r>
-        <w:rPr>
-          <w:lang w:val="zh_TW" w:bidi="zh_TW"/>
-        </w:rPr>
-      </w:r>
-      <w:r>
-        <w:rPr>
-          <w:lang w:val="zh_TW" w:bidi="zh_TW"/>
-        </w:rPr>
-        <w:t>保羅和巴拿巴在各地選立長老（</w:t>
-      </w:r>
-      <w:hyperlink r:id="rId152">
-        <w:r>
-          <w:rPr>
-            <w:lang w:val="zh_TW" w:bidi="zh_TW"/>
-          </w:rPr>
-          <w:rPr>
-            <w:color w:val="0000EE"/>
-            <w:u w:val="single"/>
-          </w:rPr>
-          <w:t>徒14:23</w:t>
-        </w:r>
-      </w:hyperlink>
-      <w:r>
-        <w:rPr>
-          <w:lang w:val="zh_TW" w:bidi="zh_TW"/>
-        </w:rPr>
-        <w:t>）。保羅也指示提多去做同樣的事情（</w:t>
-      </w:r>
-      <w:hyperlink r:id="rId153">
-        <w:r>
-          <w:rPr>
-            <w:lang w:val="zh_TW" w:bidi="zh_TW"/>
-          </w:rPr>
-          <w:rPr>
-            <w:color w:val="0000EE"/>
-            <w:u w:val="single"/>
-          </w:rPr>
-          <w:t>多1:5</w:t>
-        </w:r>
-      </w:hyperlink>
-      <w:r>
-        <w:rPr>
-          <w:lang w:val="zh_TW" w:bidi="zh_TW"/>
-        </w:rPr>
-        <w:t>），提摩太可能也曾這樣做（</w:t>
-      </w:r>
-      <w:hyperlink r:id="rId154">
-        <w:r>
-          <w:rPr>
-            <w:lang w:val="zh_TW" w:bidi="zh_TW"/>
-          </w:rPr>
-          <w:rPr>
-            <w:color w:val="0000EE"/>
-            <w:u w:val="single"/>
-          </w:rPr>
-          <w:t>提前5:22</w:t>
-        </w:r>
-      </w:hyperlink>
-      <w:r>
-        <w:rPr>
-          <w:lang w:val="zh_TW" w:bidi="zh_TW"/>
-        </w:rPr>
-        <w:t xml:space="preserve">）。 </w:t>
-      </w:r>
-    </w:p>
-    <w:p>
-      <w:pPr>
-        <w:pStyle w:val="ListBullet"/>
-        <w:spacing w:line="240" w:lineRule="auto"/>
-        <w:ind w:left="720"/>
-      </w:pPr>
-      <w:r>
-        <w:rPr>
-          <w:lang w:val="zh_TW" w:bidi="zh_TW"/>
-        </w:rPr>
-      </w:r>
-      <w:r>
-        <w:rPr>
-          <w:lang w:val="zh_TW" w:bidi="zh_TW"/>
-        </w:rPr>
-        <w:t>路司得和以哥念的長老與保羅一起任命提摩太為領袖，這是回應一位基督教先知的信息（</w:t>
-      </w:r>
-      <w:hyperlink r:id="rId144">
-        <w:r>
-          <w:rPr>
-            <w:lang w:val="zh_TW" w:bidi="zh_TW"/>
-          </w:rPr>
-          <w:rPr>
-            <w:color w:val="0000EE"/>
-            <w:u w:val="single"/>
-          </w:rPr>
-          <w:t>提前4:14</w:t>
-        </w:r>
-      </w:hyperlink>
-      <w:r>
-        <w:rPr>
-          <w:lang w:val="zh_TW" w:bidi="zh_TW"/>
-        </w:rPr>
-        <w:t>；</w:t>
-      </w:r>
-      <w:hyperlink r:id="rId155">
-        <w:r>
-          <w:rPr>
-            <w:lang w:val="zh_TW" w:bidi="zh_TW"/>
-          </w:rPr>
-          <w:rPr>
-            <w:color w:val="0000EE"/>
-            <w:u w:val="single"/>
-          </w:rPr>
-          <w:t>提後1:6</w:t>
-        </w:r>
-      </w:hyperlink>
-      <w:r>
-        <w:rPr>
-          <w:lang w:val="zh_TW" w:bidi="zh_TW"/>
-        </w:rPr>
-        <w:t xml:space="preserve">）。 </w:t>
-      </w:r>
-    </w:p>
-    <w:p>
-      <w:pPr/>
-      <w:r>
-        <w:rPr>
-          <w:lang w:val="zh_TW" w:bidi="zh_TW"/>
-        </w:rPr>
-      </w:r>
-      <w:r>
-        <w:rPr>
-          <w:lang w:val="zh_TW" w:bidi="zh_TW"/>
-        </w:rPr>
-        <w:t>當保羅寫信給提摩太和提多時，已經有教會領袖所需的品質的詳細清單（</w:t>
-      </w:r>
-      <w:hyperlink r:id="rId156">
-        <w:r>
-          <w:rPr>
-            <w:lang w:val="zh_TW" w:bidi="zh_TW"/>
-          </w:rPr>
-          <w:rPr>
-            <w:color w:val="0000EE"/>
-            <w:u w:val="single"/>
-          </w:rPr>
-          <w:t>提前3:1–13</w:t>
-        </w:r>
-      </w:hyperlink>
-      <w:r>
-        <w:rPr>
-          <w:lang w:val="zh_TW" w:bidi="zh_TW"/>
-        </w:rPr>
-        <w:t>；</w:t>
-      </w:r>
-      <w:hyperlink r:id="rId157">
-        <w:r>
-          <w:rPr>
-            <w:lang w:val="zh_TW" w:bidi="zh_TW"/>
-          </w:rPr>
-          <w:rPr>
-            <w:color w:val="0000EE"/>
-            <w:u w:val="single"/>
-          </w:rPr>
-          <w:t>提後2:2</w:t>
-        </w:r>
-      </w:hyperlink>
-      <w:r>
-        <w:rPr>
-          <w:lang w:val="zh_TW" w:bidi="zh_TW"/>
-        </w:rPr>
-        <w:t>）。</w:t>
-      </w:r>
-    </w:p>
-    <w:p>
-      <w:pPr/>
-      <w:r>
-        <w:rPr>
-          <w:lang w:val="zh_TW" w:bidi="zh_TW"/>
-        </w:rPr>
-      </w:r>
-      <w:r>
-        <w:rPr>
-          <w:lang w:val="zh_TW" w:bidi="zh_TW"/>
-        </w:rPr>
-        <w:t>信徒的聚會也參與了揀選領袖。他們以多種方式進行：</w:t>
-      </w:r>
-    </w:p>
-    <w:p>
-      <w:pPr>
-        <w:pStyle w:val="ListBullet"/>
-        <w:spacing w:line="240" w:lineRule="auto"/>
-        <w:ind w:left="720"/>
-      </w:pPr>
-      <w:r>
-        <w:rPr>
-          <w:lang w:val="zh_TW" w:bidi="zh_TW"/>
-        </w:rPr>
-      </w:r>
-      <w:r>
-        <w:rPr>
-          <w:lang w:val="zh_TW" w:bidi="zh_TW"/>
-        </w:rPr>
-        <w:t>可以通過禱告、禁食（為了屬靈目的而不進食）和抽籤（被認為是揭示神旨意的一種隨機選擇方法；</w:t>
-      </w:r>
-      <w:hyperlink r:id="rId158">
-        <w:r>
-          <w:rPr>
-            <w:lang w:val="zh_TW" w:bidi="zh_TW"/>
-          </w:rPr>
-          <w:rPr>
-            <w:color w:val="0000EE"/>
-            <w:u w:val="single"/>
-          </w:rPr>
-          <w:t>徒1:26</w:t>
-        </w:r>
-      </w:hyperlink>
-      <w:r>
-        <w:rPr>
-          <w:lang w:val="zh_TW" w:bidi="zh_TW"/>
-        </w:rPr>
-        <w:t>，</w:t>
-      </w:r>
-      <w:hyperlink r:id="rId159">
-        <w:r>
-          <w:rPr>
-            <w:lang w:val="zh_TW" w:bidi="zh_TW"/>
-          </w:rPr>
-          <w:rPr>
-            <w:color w:val="0000EE"/>
-            <w:u w:val="single"/>
-          </w:rPr>
-          <w:t>6:6</w:t>
-        </w:r>
-      </w:hyperlink>
-      <w:r>
-        <w:rPr>
-          <w:lang w:val="zh_TW" w:bidi="zh_TW"/>
-        </w:rPr>
-        <w:t>，</w:t>
-      </w:r>
-      <w:hyperlink r:id="rId160">
-        <w:r>
-          <w:rPr>
-            <w:lang w:val="zh_TW" w:bidi="zh_TW"/>
-          </w:rPr>
-          <w:rPr>
-            <w:color w:val="0000EE"/>
-            <w:u w:val="single"/>
-          </w:rPr>
-          <w:t>13:2–3</w:t>
-        </w:r>
-      </w:hyperlink>
-      <w:r>
-        <w:rPr>
-          <w:lang w:val="zh_TW" w:bidi="zh_TW"/>
-        </w:rPr>
-        <w:t>，</w:t>
-      </w:r>
-      <w:hyperlink r:id="rId152">
-        <w:r>
-          <w:rPr>
-            <w:lang w:val="zh_TW" w:bidi="zh_TW"/>
-          </w:rPr>
-          <w:rPr>
-            <w:color w:val="0000EE"/>
-            <w:u w:val="single"/>
-          </w:rPr>
-          <w:t>14:23</w:t>
-        </w:r>
-      </w:hyperlink>
-      <w:r>
-        <w:rPr>
-          <w:lang w:val="zh_TW" w:bidi="zh_TW"/>
-        </w:rPr>
-        <w:t>）來揀選領袖。</w:t>
-      </w:r>
-    </w:p>
-    <w:p>
-      <w:pPr>
-        <w:pStyle w:val="ListBullet"/>
-        <w:spacing w:line="240" w:lineRule="auto"/>
-        <w:ind w:left="720"/>
-      </w:pPr>
-      <w:r>
-        <w:rPr>
-          <w:lang w:val="zh_TW" w:bidi="zh_TW"/>
-        </w:rPr>
-      </w:r>
-      <w:r>
-        <w:rPr>
-          <w:lang w:val="zh_TW" w:bidi="zh_TW"/>
-        </w:rPr>
-        <w:t>有時領袖是通過「舉手選舉」（希臘文為</w:t>
-      </w:r>
-      <w:r>
-        <w:rPr>
-          <w:i/>
-          <w:lang w:val="zh_TW" w:bidi="zh_TW"/>
-        </w:rPr>
-        <w:t>cheirotonein</w:t>
-      </w:r>
-      <w:r>
-        <w:rPr>
-          <w:lang w:val="zh_TW" w:bidi="zh_TW"/>
-        </w:rPr>
-        <w:t>）來揀選的。這個詞原本的意思是「舉手選舉」，但後來用來表示「通過指認選擇」（參</w:t>
-      </w:r>
-      <w:hyperlink r:id="rId152">
-        <w:r>
-          <w:rPr>
-            <w:lang w:val="zh_TW" w:bidi="zh_TW"/>
-          </w:rPr>
-          <w:rPr>
-            <w:color w:val="0000EE"/>
-            <w:u w:val="single"/>
-          </w:rPr>
-          <w:t>徒14:23</w:t>
-        </w:r>
-      </w:hyperlink>
-      <w:r>
-        <w:rPr>
-          <w:lang w:val="zh_TW" w:bidi="zh_TW"/>
-        </w:rPr>
-        <w:t>；</w:t>
-      </w:r>
-      <w:hyperlink r:id="rId161">
-        <w:r>
-          <w:rPr>
-            <w:lang w:val="zh_TW" w:bidi="zh_TW"/>
-          </w:rPr>
-          <w:rPr>
-            <w:color w:val="0000EE"/>
-            <w:u w:val="single"/>
-          </w:rPr>
-          <w:t>林後8:19</w:t>
-        </w:r>
-      </w:hyperlink>
-      <w:r>
-        <w:rPr>
-          <w:lang w:val="zh_TW" w:bidi="zh_TW"/>
-        </w:rPr>
-        <w:t>）。</w:t>
-      </w:r>
-    </w:p>
-    <w:p>
-      <w:pPr>
-        <w:pStyle w:val="ListBullet"/>
-        <w:spacing w:line="240" w:lineRule="auto"/>
-        <w:ind w:left="720"/>
-      </w:pPr>
-      <w:r>
-        <w:rPr>
-          <w:lang w:val="zh_TW" w:bidi="zh_TW"/>
-        </w:rPr>
-      </w:r>
-      <w:r>
-        <w:rPr>
-          <w:lang w:val="zh_TW" w:bidi="zh_TW"/>
-        </w:rPr>
-        <w:t>有時領袖是由團體選出的（</w:t>
-      </w:r>
-      <w:hyperlink r:id="rId149">
-        <w:r>
-          <w:rPr>
-            <w:lang w:val="zh_TW" w:bidi="zh_TW"/>
-          </w:rPr>
-          <w:rPr>
-            <w:color w:val="0000EE"/>
-            <w:u w:val="single"/>
-          </w:rPr>
-          <w:t>徒1:15、23</w:t>
-        </w:r>
-      </w:hyperlink>
-      <w:r>
-        <w:rPr>
-          <w:lang w:val="zh_TW" w:bidi="zh_TW"/>
-        </w:rPr>
-        <w:t>，</w:t>
-      </w:r>
-      <w:hyperlink r:id="rId162">
-        <w:r>
-          <w:rPr>
-            <w:lang w:val="zh_TW" w:bidi="zh_TW"/>
-          </w:rPr>
-          <w:rPr>
-            <w:color w:val="0000EE"/>
-            <w:u w:val="single"/>
-          </w:rPr>
-          <w:t>6:2–5</w:t>
-        </w:r>
-      </w:hyperlink>
-      <w:r>
-        <w:rPr>
-          <w:lang w:val="zh_TW" w:bidi="zh_TW"/>
-        </w:rPr>
-        <w:t>，</w:t>
-      </w:r>
-      <w:hyperlink r:id="rId151">
-        <w:r>
-          <w:rPr>
-            <w:lang w:val="zh_TW" w:bidi="zh_TW"/>
-          </w:rPr>
-          <w:rPr>
-            <w:color w:val="0000EE"/>
-            <w:u w:val="single"/>
-          </w:rPr>
-          <w:t>13:3</w:t>
-        </w:r>
-      </w:hyperlink>
-      <w:r>
-        <w:rPr>
-          <w:lang w:val="zh_TW" w:bidi="zh_TW"/>
-        </w:rPr>
-        <w:t>，</w:t>
-      </w:r>
-      <w:hyperlink r:id="rId163">
-        <w:r>
-          <w:rPr>
-            <w:lang w:val="zh_TW" w:bidi="zh_TW"/>
-          </w:rPr>
-          <w:rPr>
-            <w:color w:val="0000EE"/>
-            <w:u w:val="single"/>
-          </w:rPr>
-          <w:t>16:2</w:t>
-        </w:r>
-      </w:hyperlink>
-      <w:r>
-        <w:rPr>
-          <w:lang w:val="zh_TW" w:bidi="zh_TW"/>
-        </w:rPr>
-        <w:t>；</w:t>
-      </w:r>
-      <w:hyperlink r:id="rId144">
-        <w:r>
-          <w:rPr>
-            <w:lang w:val="zh_TW" w:bidi="zh_TW"/>
-          </w:rPr>
-          <w:rPr>
-            <w:color w:val="0000EE"/>
-            <w:u w:val="single"/>
-          </w:rPr>
-          <w:t>提前4:14</w:t>
-        </w:r>
-      </w:hyperlink>
-      <w:r>
-        <w:rPr>
-          <w:lang w:val="zh_TW" w:bidi="zh_TW"/>
-        </w:rPr>
-        <w:t>）。</w:t>
-      </w:r>
-    </w:p>
-    <w:p>
-      <w:pPr/>
-      <w:r>
-        <w:rPr>
-          <w:lang w:val="zh_TW" w:bidi="zh_TW"/>
-        </w:rPr>
-      </w:r>
-      <w:r>
-        <w:rPr>
-          <w:i/>
-          <w:lang w:val="zh_TW" w:bidi="zh_TW"/>
-        </w:rPr>
-        <w:t>另見</w:t>
-      </w:r>
-      <w:r>
-        <w:rPr>
-          <w:lang w:val="zh_TW" w:bidi="zh_TW"/>
-        </w:rPr>
-        <w:t>預定</w:t>
+      <w:r>
+        <w:rPr>
+          <w:lang w:val="zh_TW" w:bidi="zh_TW"/>
+        </w:rPr>
+        <w:t>執政的和掌權的</w:t>
       </w:r>
       <w:r>
         <w:rPr>
@@ -6705,6 +4128,12 @@
   </w:num>
   <w:num w:numId="13" w16cid:durableId="592781308">
     <w:abstractNumId w:val="11"/>
+  </w:num>
+  <w:num w:numId="14">
+    <w:abstractNumId w:val="3"/>
+    <w:lvlOverride w:ilvl="0">
+      <w:startOverride w:val="1"/>
+    </w:lvlOverride>
   </w:num>
   <w:numIdMacAtCleanup w:val="10"/>
 </w:numbering>

--- a/zht/docx/133.content.docx
+++ b/zht/docx/133.content.docx
@@ -149,7 +149,7 @@
         <w:rPr>
           <w:lang w:val="zh_TW" w:bidi="zh_TW"/>
         </w:rPr>
-        <w:t>quan</w:t>
+        <w:t>qing</w:t>
       </w:r>
       <w:r>
         <w:rPr>
@@ -212,7 +212,7 @@
         <w:rPr>
           <w:lang w:val="zh_TW" w:bidi="zh_TW"/>
         </w:rPr>
-        <w:t>權能</w:t>
+        <w:t>青蛙</w:t>
       </w:r>
       <w:r>
         <w:rPr>
@@ -231,122 +231,7 @@
         <w:rPr>
           <w:lang w:val="zh_TW" w:bidi="zh_TW"/>
         </w:rPr>
-        <w:t>因著力量、技能、資源或權柄而能夠做事的能力。</w:t>
-      </w:r>
-    </w:p>
-    <w:p>
-      <w:pPr/>
-      <w:r>
-        <w:rPr>
-          <w:lang w:val="zh_TW" w:bidi="zh_TW"/>
-        </w:rPr>
-      </w:r>
-      <w:r>
-        <w:rPr>
-          <w:lang w:val="zh_TW" w:bidi="zh_TW"/>
-        </w:rPr>
-        <w:t>舊約聖經使用多個希伯來文詞語來表達權能，新約聖經則使用多個希臘文詞語來表達。聖經有關權能的教導，大致可以歸納為四個方面：</w:t>
-      </w:r>
-    </w:p>
-    <w:p>
-      <w:pPr>
-        <w:pStyle w:val="ListNumber"/>
-        <w:numPr>
-          <w:ilvl w:val="0"/>
-          <w:numId w:val="14"/>
-        </w:numPr>
-        <w:spacing w:line="240" w:lineRule="auto"/>
-        <w:ind w:left="720"/>
-      </w:pPr>
-      <w:r>
-        <w:rPr>
-          <w:lang w:val="zh_TW" w:bidi="zh_TW"/>
-        </w:rPr>
-      </w:r>
-      <w:r>
-        <w:rPr>
-          <w:lang w:val="zh_TW" w:bidi="zh_TW"/>
-        </w:rPr>
-        <w:t>神無限的權能</w:t>
-      </w:r>
-    </w:p>
-    <w:p>
-      <w:pPr>
-        <w:pStyle w:val="ListNumber"/>
-        <w:spacing w:line="240" w:lineRule="auto"/>
-        <w:ind w:left="720"/>
-      </w:pPr>
-      <w:r>
-        <w:rPr>
-          <w:lang w:val="zh_TW" w:bidi="zh_TW"/>
-        </w:rPr>
-      </w:r>
-      <w:r>
-        <w:rPr>
-          <w:lang w:val="zh_TW" w:bidi="zh_TW"/>
-        </w:rPr>
-        <w:t>神賜給受造之物的有限能力</w:t>
-      </w:r>
-    </w:p>
-    <w:p>
-      <w:pPr>
-        <w:pStyle w:val="ListNumber"/>
-        <w:spacing w:line="240" w:lineRule="auto"/>
-        <w:ind w:left="720"/>
-      </w:pPr>
-      <w:r>
-        <w:rPr>
-          <w:lang w:val="zh_TW" w:bidi="zh_TW"/>
-        </w:rPr>
-      </w:r>
-      <w:r>
-        <w:rPr>
-          <w:lang w:val="zh_TW" w:bidi="zh_TW"/>
-        </w:rPr>
-        <w:t>神藉著耶穌基督彰顯的權能</w:t>
-      </w:r>
-    </w:p>
-    <w:p>
-      <w:pPr>
-        <w:pStyle w:val="ListNumber"/>
-        <w:spacing w:line="240" w:lineRule="auto"/>
-        <w:ind w:left="720"/>
-      </w:pPr>
-      <w:r>
-        <w:rPr>
-          <w:lang w:val="zh_TW" w:bidi="zh_TW"/>
-        </w:rPr>
-      </w:r>
-      <w:r>
-        <w:rPr>
-          <w:lang w:val="zh_TW" w:bidi="zh_TW"/>
-        </w:rPr>
-        <w:t>神（藉著聖靈）在祂百姓生命中運行的權能</w:t>
-      </w:r>
-    </w:p>
-    <w:p>
-      <w:pPr>
-        <w:pStyle w:val="Heading3"/>
-      </w:pPr>
-      <w:r>
-        <w:rPr>
-          <w:lang w:val="zh_TW" w:bidi="zh_TW"/>
-        </w:rPr>
-        <w:t>神無限的權能</w:t>
-      </w:r>
-    </w:p>
-    <w:p>
-      <w:pPr/>
-      <w:r>
-        <w:rPr>
-          <w:lang w:val="zh_TW" w:bidi="zh_TW"/>
-        </w:rPr>
-      </w:r>
-      <w:r>
-        <w:rPr>
-          <w:lang w:val="zh_TW" w:bidi="zh_TW"/>
-        </w:rPr>
-        <w:t>神是全能的。一切其它能力都來自祂，並且都在祂的掌管之下。聖經對此的教導，可以用</w:t>
+        <w:t>青蛙是一種既能生活在水中，也能生活在陸地上的動物。青蛙的皮膚光滑，沒有尾巴。在聖經中，青蛙是神降在埃及的第二災（</w:t>
       </w:r>
       <w:hyperlink r:id="rId13">
         <w:r>
@@ -357,28 +242,14 @@
             <w:color w:val="0000EE"/>
             <w:u w:val="single"/>
           </w:rPr>
-          <w:t>歷代志上二十九章11至12節</w:t>
+          <w:t>出8章</w:t>
         </w:r>
       </w:hyperlink>
       <w:r>
         <w:rPr>
           <w:lang w:val="zh_TW" w:bidi="zh_TW"/>
         </w:rPr>
-        <w:t>向神獻上的讚美來概括：「耶和華啊，尊大、能力、榮耀、強勝、威嚴都是你的；凡天上地下的都是你的；國度也是你的，並且你為至高，為萬有之首。豐富尊榮都從你而來，你也治理萬物。在你手裡有大能大力，使人尊大強盛都出於你。」</w:t>
-      </w:r>
-    </w:p>
-    <w:p>
-      <w:pPr/>
-      <w:r>
-        <w:rPr>
-          <w:lang w:val="zh_TW" w:bidi="zh_TW"/>
-        </w:rPr>
-      </w:r>
-      <w:r>
-        <w:rPr>
-          <w:lang w:val="zh_TW" w:bidi="zh_TW"/>
-        </w:rPr>
-        <w:t>聖經常用神的「大能的手」和「伸出來的膀臂」來描寫祂的權能（</w:t>
+        <w:t>；</w:t>
       </w:r>
       <w:hyperlink r:id="rId14">
         <w:r>
@@ -389,7 +260,7 @@
             <w:color w:val="0000EE"/>
             <w:u w:val="single"/>
           </w:rPr>
-          <w:t>出6:6</w:t>
+          <w:t>詩78:45</w:t>
         </w:r>
       </w:hyperlink>
       <w:r>
@@ -407,7 +278,7 @@
             <w:color w:val="0000EE"/>
             <w:u w:val="single"/>
           </w:rPr>
-          <w:t>7:4</w:t>
+          <w:t>105:30</w:t>
         </w:r>
       </w:hyperlink>
       <w:r>
@@ -425,32 +296,69 @@
             <w:color w:val="0000EE"/>
             <w:u w:val="single"/>
           </w:rPr>
-          <w:t>詩44:2–3</w:t>
+          <w:t>啟16:13</w:t>
         </w:r>
       </w:hyperlink>
       <w:r>
         <w:rPr>
           <w:lang w:val="zh_TW" w:bidi="zh_TW"/>
         </w:rPr>
-        <w:t>）。我們可以從以下幾方面看見神的權能：</w:t>
+        <w:t>）。</w:t>
       </w:r>
     </w:p>
     <w:p>
-      <w:pPr>
-        <w:pStyle w:val="ListBullet"/>
-        <w:spacing w:line="240" w:lineRule="auto"/>
-        <w:ind w:left="720"/>
-      </w:pPr>
-      <w:r>
-        <w:rPr>
-          <w:lang w:val="zh_TW" w:bidi="zh_TW"/>
-        </w:rPr>
-      </w:r>
-      <w:r>
-        <w:rPr>
-          <w:lang w:val="zh_TW" w:bidi="zh_TW"/>
-        </w:rPr>
-        <w:t>創造萬有（</w:t>
+      <w:pPr/>
+      <w:r>
+        <w:rPr>
+          <w:lang w:val="zh_TW" w:bidi="zh_TW"/>
+        </w:rPr>
+      </w:r>
+      <w:r>
+        <w:rPr>
+          <w:lang w:val="zh_TW" w:bidi="zh_TW"/>
+        </w:rPr>
+        <w:t>青蛙和蟾蜍成體後的皮膚光滑、沒有毛，並且沒有尾巴。牠們的後腿比前腿更長、更有力，因此能跳得很遠。聖經提到的可能是分布於埃及和巴勒斯坦的食用蛙</w:t>
+      </w:r>
+      <w:r>
+        <w:rPr>
+          <w:i/>
+          <w:lang w:val="zh_TW" w:bidi="zh_TW"/>
+        </w:rPr>
+        <w:t>（Rana ridibunda）</w:t>
+      </w:r>
+      <w:r>
+        <w:rPr>
+          <w:lang w:val="zh_TW" w:bidi="zh_TW"/>
+        </w:rPr>
+        <w:t>。</w:t>
+      </w:r>
+    </w:p>
+    <w:p>
+      <w:pPr/>
+      <w:r>
+        <w:rPr>
+          <w:lang w:val="zh_TW" w:bidi="zh_TW"/>
+        </w:rPr>
+      </w:r>
+      <w:r>
+        <w:rPr>
+          <w:lang w:val="zh_TW" w:bidi="zh_TW"/>
+        </w:rPr>
+        <w:t>雌蛙在水中產卵，大約一週後孵化成蝌蚪。蝌蚪之後長出四肢，尾巴逐漸消失。青蛙需要保持皮膚濕潤才能呼吸，因此通常生活在水邊。牠們以昆蟲和蠕蟲為食。</w:t>
+      </w:r>
+    </w:p>
+    <w:p>
+      <w:pPr/>
+      <w:r>
+        <w:rPr>
+          <w:lang w:val="zh_TW" w:bidi="zh_TW"/>
+        </w:rPr>
+      </w:r>
+      <w:r>
+        <w:rPr>
+          <w:lang w:val="zh_TW" w:bidi="zh_TW"/>
+        </w:rPr>
+        <w:t>青蛙在巴勒斯坦的低地十分常見。春季和夏季的傍晚，常可聽見牠們鳴叫。以色列人認為青蛙又濕又黏，也不潔淨。牠們與其它爬行和成群滋生的動物被歸為一類，而這些動物通常都被視為不潔淨的（</w:t>
       </w:r>
       <w:hyperlink r:id="rId17">
         <w:r>
@@ -461,14 +369,54 @@
             <w:color w:val="0000EE"/>
             <w:u w:val="single"/>
           </w:rPr>
-          <w:t>詩65:6</w:t>
+          <w:t>利11:29–31</w:t>
         </w:r>
       </w:hyperlink>
       <w:r>
         <w:rPr>
           <w:lang w:val="zh_TW" w:bidi="zh_TW"/>
         </w:rPr>
-        <w:t>；</w:t>
+        <w:t>）。不過，由於青蛙沒有列在名單中，拉比認為人接觸青蛙並不會成為不潔淨。</w:t>
+      </w:r>
+    </w:p>
+    <w:p>
+      <w:pPr/>
+      <w:r>
+        <w:rPr>
+          <w:lang w:val="zh_TW" w:bidi="zh_TW"/>
+        </w:rPr>
+      </w:r>
+      <w:hyperlink r:id="rId16">
+        <w:r>
+          <w:rPr>
+            <w:lang w:val="zh_TW" w:bidi="zh_TW"/>
+          </w:rPr>
+          <w:rPr>
+            <w:color w:val="0000EE"/>
+            <w:u w:val="single"/>
+          </w:rPr>
+          <w:t>啟示錄十六章13節</w:t>
+        </w:r>
+      </w:hyperlink>
+      <w:r>
+        <w:rPr>
+          <w:lang w:val="zh_TW" w:bidi="zh_TW"/>
+        </w:rPr>
+        <w:t>中提到有些邪靈看起來像青蛙。在古埃及，人們認為青蛙十分特別，其象徵新生命和生育。他們敬拜一位名叫海奎特（Heqet）的神，認為這神掌管生育。埃及藝術常把海奎特描繪成人身蛙首的形象。</w:t>
+      </w:r>
+    </w:p>
+    <w:p>
+      <w:pPr/>
+      <w:r>
+        <w:rPr>
+          <w:lang w:val="zh_TW" w:bidi="zh_TW"/>
+        </w:rPr>
+      </w:r>
+      <w:r>
+        <w:rPr>
+          <w:lang w:val="zh_TW" w:bidi="zh_TW"/>
+        </w:rPr>
+        <w:t>當神降下青蛙之災到埃及時（</w:t>
       </w:r>
       <w:hyperlink r:id="rId18">
         <w:r>
@@ -479,7 +427,7 @@
             <w:color w:val="0000EE"/>
             <w:u w:val="single"/>
           </w:rPr>
-          <w:t>賽40:26</w:t>
+          <w:t>出8:1–14</w:t>
         </w:r>
       </w:hyperlink>
       <w:r>
@@ -488,7 +436,7 @@
         </w:rPr>
         <w:t>；</w:t>
       </w:r>
-      <w:hyperlink r:id="rId19">
+      <w:hyperlink r:id="rId14">
         <w:r>
           <w:rPr>
             <w:lang w:val="zh_TW" w:bidi="zh_TW"/>
@@ -497,7 +445,7 @@
             <w:color w:val="0000EE"/>
             <w:u w:val="single"/>
           </w:rPr>
-          <w:t>耶10:12</w:t>
+          <w:t>詩78:45</w:t>
         </w:r>
       </w:hyperlink>
       <w:r>
@@ -506,7 +454,7 @@
         </w:rPr>
         <w:t>，</w:t>
       </w:r>
-      <w:hyperlink r:id="rId20">
+      <w:hyperlink r:id="rId15">
         <w:r>
           <w:rPr>
             <w:lang w:val="zh_TW" w:bidi="zh_TW"/>
@@ -515,140 +463,34 @@
             <w:color w:val="0000EE"/>
             <w:u w:val="single"/>
           </w:rPr>
-          <w:t>27:5</w:t>
+          <w:t>105:30</w:t>
         </w:r>
       </w:hyperlink>
       <w:r>
         <w:rPr>
           <w:lang w:val="zh_TW" w:bidi="zh_TW"/>
         </w:rPr>
-        <w:t>）</w:t>
-      </w:r>
-    </w:p>
-    <w:p>
-      <w:pPr>
-        <w:pStyle w:val="ListBullet"/>
-        <w:spacing w:line="240" w:lineRule="auto"/>
-        <w:ind w:left="720"/>
-      </w:pPr>
-      <w:r>
-        <w:rPr>
-          <w:lang w:val="zh_TW" w:bidi="zh_TW"/>
-        </w:rPr>
-      </w:r>
-      <w:r>
-        <w:rPr>
-          <w:lang w:val="zh_TW" w:bidi="zh_TW"/>
-        </w:rPr>
-        <w:t>神統管世界（</w:t>
-      </w:r>
-      <w:hyperlink r:id="rId21">
-        <w:r>
-          <w:rPr>
-            <w:lang w:val="zh_TW" w:bidi="zh_TW"/>
-          </w:rPr>
-          <w:rPr>
-            <w:color w:val="0000EE"/>
-            <w:u w:val="single"/>
-          </w:rPr>
-          <w:t>代下20:6</w:t>
-        </w:r>
-      </w:hyperlink>
-      <w:r>
-        <w:rPr>
-          <w:lang w:val="zh_TW" w:bidi="zh_TW"/>
-        </w:rPr>
-        <w:t>）</w:t>
-      </w:r>
-    </w:p>
-    <w:p>
-      <w:pPr>
-        <w:pStyle w:val="ListBullet"/>
-        <w:spacing w:line="240" w:lineRule="auto"/>
-        <w:ind w:left="720"/>
-      </w:pPr>
-      <w:r>
-        <w:rPr>
-          <w:lang w:val="zh_TW" w:bidi="zh_TW"/>
-        </w:rPr>
-      </w:r>
-      <w:r>
-        <w:rPr>
-          <w:lang w:val="zh_TW" w:bidi="zh_TW"/>
-        </w:rPr>
-        <w:t>神施行拯救和審判（</w:t>
-      </w:r>
-      <w:hyperlink r:id="rId22">
-        <w:r>
-          <w:rPr>
-            <w:lang w:val="zh_TW" w:bidi="zh_TW"/>
-          </w:rPr>
-          <w:rPr>
-            <w:color w:val="0000EE"/>
-            <w:u w:val="single"/>
-          </w:rPr>
-          <w:t>出15:6</w:t>
-        </w:r>
-      </w:hyperlink>
-      <w:r>
-        <w:rPr>
-          <w:lang w:val="zh_TW" w:bidi="zh_TW"/>
-        </w:rPr>
-        <w:t>；</w:t>
-      </w:r>
-      <w:hyperlink r:id="rId23">
-        <w:r>
-          <w:rPr>
-            <w:lang w:val="zh_TW" w:bidi="zh_TW"/>
-          </w:rPr>
-          <w:rPr>
-            <w:color w:val="0000EE"/>
-            <w:u w:val="single"/>
-          </w:rPr>
-          <w:t>申26:8</w:t>
-        </w:r>
-      </w:hyperlink>
-      <w:r>
-        <w:rPr>
-          <w:lang w:val="zh_TW" w:bidi="zh_TW"/>
-        </w:rPr>
-        <w:t>）</w:t>
-      </w:r>
-    </w:p>
-    <w:p>
-      <w:pPr>
-        <w:pStyle w:val="ListBullet"/>
-        <w:spacing w:line="240" w:lineRule="auto"/>
-        <w:ind w:left="720"/>
-      </w:pPr>
-      <w:r>
-        <w:rPr>
-          <w:lang w:val="zh_TW" w:bidi="zh_TW"/>
-        </w:rPr>
-      </w:r>
-      <w:r>
-        <w:rPr>
-          <w:lang w:val="zh_TW" w:bidi="zh_TW"/>
-        </w:rPr>
-        <w:t>幫助祂的百姓（</w:t>
-      </w:r>
-      <w:hyperlink r:id="rId24">
-        <w:r>
-          <w:rPr>
-            <w:lang w:val="zh_TW" w:bidi="zh_TW"/>
-          </w:rPr>
-          <w:rPr>
-            <w:color w:val="0000EE"/>
-            <w:u w:val="single"/>
-          </w:rPr>
-          <w:t>詩111:6</w:t>
-        </w:r>
-      </w:hyperlink>
-      <w:r>
-        <w:rPr>
-          <w:lang w:val="zh_TW" w:bidi="zh_TW"/>
-        </w:rPr>
-        <w:t>）</w:t>
+        <w:t>），顯出海奎特毫無真正的能力。神使用埃及人所敬拜的動物使他們遭受災害。當時埃及的青蛙，很可能是常見的皮膚有斑點的種類</w:t>
+      </w:r>
+      <w:r>
+        <w:rPr>
+          <w:i/>
+          <w:lang w:val="zh_TW" w:bidi="zh_TW"/>
+        </w:rPr>
+        <w:t>（Rana punctata</w:t>
+      </w:r>
+      <w:r>
+        <w:rPr>
+          <w:lang w:val="zh_TW" w:bidi="zh_TW"/>
+        </w:rPr>
+        <w:t>或</w:t>
+      </w:r>
+      <w:r>
+        <w:rPr>
+          <w:i/>
+          <w:lang w:val="zh_TW" w:bidi="zh_TW"/>
+        </w:rPr>
+        <w:t>Rana ridibunda）。</w:t>
       </w:r>
     </w:p>
     <w:p>
@@ -660,1539 +502,6 @@
       </w:r>
       <w:r>
         <w:rPr>
-          <w:lang w:val="zh_TW" w:bidi="zh_TW"/>
-        </w:rPr>
-        <w:t xml:space="preserve">新約聖經同樣提到了神大能的權能。 </w:t>
-      </w:r>
-      <w:hyperlink r:id="rId25">
-        <w:r>
-          <w:rPr>
-            <w:lang w:val="zh_TW" w:bidi="zh_TW"/>
-          </w:rPr>
-          <w:rPr>
-            <w:color w:val="0000EE"/>
-            <w:u w:val="single"/>
-          </w:rPr>
-          <w:t>以弗所書一章19節</w:t>
-        </w:r>
-      </w:hyperlink>
-      <w:r>
-        <w:rPr>
-          <w:lang w:val="zh_TW" w:bidi="zh_TW"/>
-        </w:rPr>
-        <w:t>指出，祂的權能是無限的。在</w:t>
-      </w:r>
-      <w:hyperlink r:id="rId26">
-        <w:r>
-          <w:rPr>
-            <w:lang w:val="zh_TW" w:bidi="zh_TW"/>
-          </w:rPr>
-          <w:rPr>
-            <w:color w:val="0000EE"/>
-            <w:u w:val="single"/>
-          </w:rPr>
-          <w:t>馬太福音二十六章64節</w:t>
-        </w:r>
-      </w:hyperlink>
-      <w:r>
-        <w:rPr>
-          <w:lang w:val="zh_TW" w:bidi="zh_TW"/>
-        </w:rPr>
-        <w:t>，耶穌更以「那權能者」來稱呼神：「你們要看見人子坐在那權能者的右邊，駕著天上的雲降臨。」</w:t>
-      </w:r>
-    </w:p>
-    <w:p>
-      <w:pPr>
-        <w:pStyle w:val="Heading3"/>
-      </w:pPr>
-      <w:r>
-        <w:rPr>
-          <w:lang w:val="zh_TW" w:bidi="zh_TW"/>
-        </w:rPr>
-        <w:t>神賜給受造之物的有限力量</w:t>
-      </w:r>
-    </w:p>
-    <w:p>
-      <w:pPr/>
-      <w:r>
-        <w:rPr>
-          <w:lang w:val="zh_TW" w:bidi="zh_TW"/>
-        </w:rPr>
-      </w:r>
-      <w:r>
-        <w:rPr>
-          <w:lang w:val="zh_TW" w:bidi="zh_TW"/>
-        </w:rPr>
-        <w:t>神所創造的萬物都擁有一定的能力。例如：</w:t>
-      </w:r>
-    </w:p>
-    <w:p>
-      <w:pPr>
-        <w:pStyle w:val="ListBullet"/>
-        <w:spacing w:line="240" w:lineRule="auto"/>
-        <w:ind w:left="720"/>
-      </w:pPr>
-      <w:r>
-        <w:rPr>
-          <w:lang w:val="zh_TW" w:bidi="zh_TW"/>
-        </w:rPr>
-      </w:r>
-      <w:r>
-        <w:rPr>
-          <w:lang w:val="zh_TW" w:bidi="zh_TW"/>
-        </w:rPr>
-        <w:t>動物，例如野牛、馬和獅子（</w:t>
-      </w:r>
-      <w:hyperlink r:id="rId27">
-        <w:r>
-          <w:rPr>
-            <w:lang w:val="zh_TW" w:bidi="zh_TW"/>
-          </w:rPr>
-          <w:rPr>
-            <w:color w:val="0000EE"/>
-            <w:u w:val="single"/>
-          </w:rPr>
-          <w:t>伯39:11</w:t>
-        </w:r>
-      </w:hyperlink>
-      <w:r>
-        <w:rPr>
-          <w:lang w:val="zh_TW" w:bidi="zh_TW"/>
-        </w:rPr>
-        <w:t>、</w:t>
-      </w:r>
-      <w:hyperlink r:id="rId27">
-        <w:r>
-          <w:rPr>
-            <w:lang w:val="zh_TW" w:bidi="zh_TW"/>
-          </w:rPr>
-          <w:rPr>
-            <w:color w:val="0000EE"/>
-            <w:u w:val="single"/>
-          </w:rPr>
-          <w:t>19</w:t>
-        </w:r>
-      </w:hyperlink>
-      <w:r>
-        <w:rPr>
-          <w:lang w:val="zh_TW" w:bidi="zh_TW"/>
-        </w:rPr>
-        <w:t>；</w:t>
-      </w:r>
-      <w:hyperlink r:id="rId28">
-        <w:r>
-          <w:rPr>
-            <w:lang w:val="zh_TW" w:bidi="zh_TW"/>
-          </w:rPr>
-          <w:rPr>
-            <w:color w:val="0000EE"/>
-            <w:u w:val="single"/>
-          </w:rPr>
-          <w:t>箴30:30</w:t>
-        </w:r>
-      </w:hyperlink>
-      <w:r>
-        <w:rPr>
-          <w:lang w:val="zh_TW" w:bidi="zh_TW"/>
-        </w:rPr>
-        <w:t>）</w:t>
-      </w:r>
-    </w:p>
-    <w:p>
-      <w:pPr>
-        <w:pStyle w:val="ListBullet"/>
-        <w:spacing w:line="240" w:lineRule="auto"/>
-        <w:ind w:left="720"/>
-      </w:pPr>
-      <w:r>
-        <w:rPr>
-          <w:lang w:val="zh_TW" w:bidi="zh_TW"/>
-        </w:rPr>
-      </w:r>
-      <w:r>
-        <w:rPr>
-          <w:lang w:val="zh_TW" w:bidi="zh_TW"/>
-        </w:rPr>
-        <w:t>風暴、狂風、雷和閃電。</w:t>
-      </w:r>
-    </w:p>
-    <w:p>
-      <w:pPr/>
-      <w:r>
-        <w:rPr>
-          <w:lang w:val="zh_TW" w:bidi="zh_TW"/>
-        </w:rPr>
-      </w:r>
-      <w:r>
-        <w:rPr>
-          <w:lang w:val="zh_TW" w:bidi="zh_TW"/>
-        </w:rPr>
-        <w:t>神也賜給人能力，使人擁有：</w:t>
-      </w:r>
-    </w:p>
-    <w:p>
-      <w:pPr>
-        <w:pStyle w:val="ListBullet"/>
-        <w:spacing w:line="240" w:lineRule="auto"/>
-        <w:ind w:left="720"/>
-      </w:pPr>
-      <w:r>
-        <w:rPr>
-          <w:lang w:val="zh_TW" w:bidi="zh_TW"/>
-        </w:rPr>
-      </w:r>
-      <w:r>
-        <w:rPr>
-          <w:lang w:val="zh_TW" w:bidi="zh_TW"/>
-        </w:rPr>
-        <w:t>力氣（</w:t>
-      </w:r>
-      <w:hyperlink r:id="rId29">
-        <w:r>
-          <w:rPr>
-            <w:lang w:val="zh_TW" w:bidi="zh_TW"/>
-          </w:rPr>
-          <w:rPr>
-            <w:color w:val="0000EE"/>
-            <w:u w:val="single"/>
-          </w:rPr>
-          <w:t>士16:5–6</w:t>
-        </w:r>
-      </w:hyperlink>
-      <w:r>
-        <w:rPr>
-          <w:lang w:val="zh_TW" w:bidi="zh_TW"/>
-        </w:rPr>
-        <w:t>）</w:t>
-      </w:r>
-    </w:p>
-    <w:p>
-      <w:pPr>
-        <w:pStyle w:val="ListBullet"/>
-        <w:spacing w:line="240" w:lineRule="auto"/>
-        <w:ind w:left="720"/>
-      </w:pPr>
-      <w:r>
-        <w:rPr>
-          <w:lang w:val="zh_TW" w:bidi="zh_TW"/>
-        </w:rPr>
-      </w:r>
-      <w:r>
-        <w:rPr>
-          <w:lang w:val="zh_TW" w:bidi="zh_TW"/>
-        </w:rPr>
-        <w:t>爭戰的能力（</w:t>
-      </w:r>
-      <w:hyperlink r:id="rId30">
-        <w:r>
-          <w:rPr>
-            <w:lang w:val="zh_TW" w:bidi="zh_TW"/>
-          </w:rPr>
-          <w:rPr>
-            <w:color w:val="0000EE"/>
-            <w:u w:val="single"/>
-          </w:rPr>
-          <w:t>士6:12</w:t>
-        </w:r>
-      </w:hyperlink>
-      <w:r>
-        <w:rPr>
-          <w:lang w:val="zh_TW" w:bidi="zh_TW"/>
-        </w:rPr>
-        <w:t>）</w:t>
-      </w:r>
-    </w:p>
-    <w:p>
-      <w:pPr>
-        <w:pStyle w:val="ListBullet"/>
-        <w:spacing w:line="240" w:lineRule="auto"/>
-        <w:ind w:left="720"/>
-      </w:pPr>
-      <w:r>
-        <w:rPr>
-          <w:lang w:val="zh_TW" w:bidi="zh_TW"/>
-        </w:rPr>
-      </w:r>
-      <w:r>
-        <w:rPr>
-          <w:lang w:val="zh_TW" w:bidi="zh_TW"/>
-        </w:rPr>
-        <w:t>行善的能力和加害於人的能力（</w:t>
-      </w:r>
-      <w:hyperlink r:id="rId31">
-        <w:r>
-          <w:rPr>
-            <w:lang w:val="zh_TW" w:bidi="zh_TW"/>
-          </w:rPr>
-          <w:rPr>
-            <w:color w:val="0000EE"/>
-            <w:u w:val="single"/>
-          </w:rPr>
-          <w:t>創31:29</w:t>
-        </w:r>
-      </w:hyperlink>
-      <w:r>
-        <w:rPr>
-          <w:lang w:val="zh_TW" w:bidi="zh_TW"/>
-        </w:rPr>
-        <w:t>；</w:t>
-      </w:r>
-      <w:hyperlink r:id="rId32">
-        <w:r>
-          <w:rPr>
-            <w:lang w:val="zh_TW" w:bidi="zh_TW"/>
-          </w:rPr>
-          <w:rPr>
-            <w:color w:val="0000EE"/>
-            <w:u w:val="single"/>
-          </w:rPr>
-          <w:t>箴3:27</w:t>
-        </w:r>
-      </w:hyperlink>
-      <w:r>
-        <w:rPr>
-          <w:lang w:val="zh_TW" w:bidi="zh_TW"/>
-        </w:rPr>
-        <w:t>；</w:t>
-      </w:r>
-      <w:hyperlink r:id="rId33">
-        <w:r>
-          <w:rPr>
-            <w:lang w:val="zh_TW" w:bidi="zh_TW"/>
-          </w:rPr>
-          <w:rPr>
-            <w:color w:val="0000EE"/>
-            <w:u w:val="single"/>
-          </w:rPr>
-          <w:t>彌2:1</w:t>
-        </w:r>
-      </w:hyperlink>
-      <w:r>
-        <w:rPr>
-          <w:lang w:val="zh_TW" w:bidi="zh_TW"/>
-        </w:rPr>
-        <w:t>）</w:t>
-      </w:r>
-    </w:p>
-    <w:p>
-      <w:pPr/>
-      <w:r>
-        <w:rPr>
-          <w:lang w:val="zh_TW" w:bidi="zh_TW"/>
-        </w:rPr>
-      </w:r>
-      <w:r>
-        <w:rPr>
-          <w:lang w:val="zh_TW" w:bidi="zh_TW"/>
-        </w:rPr>
-        <w:t>掌權者所擁有的權力和權柄也是神所賜的（</w:t>
-      </w:r>
-      <w:hyperlink r:id="rId34">
-        <w:r>
-          <w:rPr>
-            <w:lang w:val="zh_TW" w:bidi="zh_TW"/>
-          </w:rPr>
-          <w:rPr>
-            <w:color w:val="0000EE"/>
-            <w:u w:val="single"/>
-          </w:rPr>
-          <w:t>羅13:1</w:t>
-        </w:r>
-      </w:hyperlink>
-      <w:r>
-        <w:rPr>
-          <w:lang w:val="zh_TW" w:bidi="zh_TW"/>
-        </w:rPr>
-        <w:t>）。</w:t>
-      </w:r>
-    </w:p>
-    <w:p>
-      <w:pPr/>
-      <w:r>
-        <w:rPr>
-          <w:lang w:val="zh_TW" w:bidi="zh_TW"/>
-        </w:rPr>
-      </w:r>
-      <w:r>
-        <w:rPr>
-          <w:lang w:val="zh_TW" w:bidi="zh_TW"/>
-        </w:rPr>
-        <w:t>聖經也提到了天使的權能（</w:t>
-      </w:r>
-      <w:hyperlink r:id="rId35">
-        <w:r>
-          <w:rPr>
-            <w:lang w:val="zh_TW" w:bidi="zh_TW"/>
-          </w:rPr>
-          <w:rPr>
-            <w:color w:val="0000EE"/>
-            <w:u w:val="single"/>
-          </w:rPr>
-          <w:t>彼後2:11</w:t>
-        </w:r>
-      </w:hyperlink>
-      <w:r>
-        <w:rPr>
-          <w:lang w:val="zh_TW" w:bidi="zh_TW"/>
-        </w:rPr>
-        <w:t>），以及被稱為「執政的、掌權的」屬靈存有。撒但也有一定的權勢（見</w:t>
-      </w:r>
-      <w:hyperlink r:id="rId36">
-        <w:r>
-          <w:rPr>
-            <w:lang w:val="zh_TW" w:bidi="zh_TW"/>
-          </w:rPr>
-          <w:rPr>
-            <w:color w:val="0000EE"/>
-            <w:u w:val="single"/>
-          </w:rPr>
-          <w:t>伯1:6–12</w:t>
-        </w:r>
-      </w:hyperlink>
-      <w:r>
-        <w:rPr>
-          <w:lang w:val="zh_TW" w:bidi="zh_TW"/>
-        </w:rPr>
-        <w:t>，</w:t>
-      </w:r>
-      <w:hyperlink r:id="rId37">
-        <w:r>
-          <w:rPr>
-            <w:lang w:val="zh_TW" w:bidi="zh_TW"/>
-          </w:rPr>
-          <w:rPr>
-            <w:color w:val="0000EE"/>
-            <w:u w:val="single"/>
-          </w:rPr>
-          <w:t>2:1–6</w:t>
-        </w:r>
-      </w:hyperlink>
-      <w:r>
-        <w:rPr>
-          <w:lang w:val="zh_TW" w:bidi="zh_TW"/>
-        </w:rPr>
-        <w:t>）。神容許罪惡、邪惡和死亡在人身上發揮一定的權勢（</w:t>
-      </w:r>
-      <w:hyperlink r:id="rId38">
-        <w:r>
-          <w:rPr>
-            <w:lang w:val="zh_TW" w:bidi="zh_TW"/>
-          </w:rPr>
-          <w:rPr>
-            <w:color w:val="0000EE"/>
-            <w:u w:val="single"/>
-          </w:rPr>
-          <w:t>何13:14</w:t>
-        </w:r>
-      </w:hyperlink>
-      <w:r>
-        <w:rPr>
-          <w:lang w:val="zh_TW" w:bidi="zh_TW"/>
-        </w:rPr>
-        <w:t>；</w:t>
-      </w:r>
-      <w:hyperlink r:id="rId39">
-        <w:r>
-          <w:rPr>
-            <w:lang w:val="zh_TW" w:bidi="zh_TW"/>
-          </w:rPr>
-          <w:rPr>
-            <w:color w:val="0000EE"/>
-            <w:u w:val="single"/>
-          </w:rPr>
-          <w:t>路22:53</w:t>
-        </w:r>
-      </w:hyperlink>
-      <w:r>
-        <w:rPr>
-          <w:lang w:val="zh_TW" w:bidi="zh_TW"/>
-        </w:rPr>
-        <w:t>；</w:t>
-      </w:r>
-      <w:hyperlink r:id="rId40">
-        <w:r>
-          <w:rPr>
-            <w:lang w:val="zh_TW" w:bidi="zh_TW"/>
-          </w:rPr>
-          <w:rPr>
-            <w:color w:val="0000EE"/>
-            <w:u w:val="single"/>
-          </w:rPr>
-          <w:t>羅3:9</w:t>
-        </w:r>
-      </w:hyperlink>
-      <w:r>
-        <w:rPr>
-          <w:lang w:val="zh_TW" w:bidi="zh_TW"/>
-        </w:rPr>
-        <w:t>）。</w:t>
-      </w:r>
-    </w:p>
-    <w:p>
-      <w:pPr/>
-      <w:r>
-        <w:rPr>
-          <w:lang w:val="zh_TW" w:bidi="zh_TW"/>
-        </w:rPr>
-      </w:r>
-      <w:r>
-        <w:rPr>
-          <w:lang w:val="zh_TW" w:bidi="zh_TW"/>
-        </w:rPr>
-        <w:t>這一切都只是有限的權勢。神賜給祂的百姓力量，使他們能勝過這些權勢。神能保護祂的百姓脫離野獸的傷害（</w:t>
-      </w:r>
-      <w:hyperlink r:id="rId41">
-        <w:r>
-          <w:rPr>
-            <w:lang w:val="zh_TW" w:bidi="zh_TW"/>
-          </w:rPr>
-          <w:rPr>
-            <w:color w:val="0000EE"/>
-            <w:u w:val="single"/>
-          </w:rPr>
-          <w:t>但6:27</w:t>
-        </w:r>
-      </w:hyperlink>
-      <w:r>
-        <w:rPr>
-          <w:lang w:val="zh_TW" w:bidi="zh_TW"/>
-        </w:rPr>
-        <w:t>；</w:t>
-      </w:r>
-      <w:hyperlink r:id="rId42">
-        <w:r>
-          <w:rPr>
-            <w:lang w:val="zh_TW" w:bidi="zh_TW"/>
-          </w:rPr>
-          <w:rPr>
-            <w:color w:val="0000EE"/>
-            <w:u w:val="single"/>
-          </w:rPr>
-          <w:t>路10:19</w:t>
-        </w:r>
-      </w:hyperlink>
-      <w:r>
-        <w:rPr>
-          <w:lang w:val="zh_TW" w:bidi="zh_TW"/>
-        </w:rPr>
-        <w:t>），也能保護他們不受他人轄制。耶穌對彼拉多說：「若不是從上頭賜給你的，你就毫無權柄辦我。」（</w:t>
-      </w:r>
-      <w:hyperlink r:id="rId43">
-        <w:r>
-          <w:rPr>
-            <w:lang w:val="zh_TW" w:bidi="zh_TW"/>
-          </w:rPr>
-          <w:rPr>
-            <w:color w:val="0000EE"/>
-            <w:u w:val="single"/>
-          </w:rPr>
-          <w:t>約19:11</w:t>
-        </w:r>
-      </w:hyperlink>
-      <w:r>
-        <w:rPr>
-          <w:lang w:val="zh_TW" w:bidi="zh_TW"/>
-        </w:rPr>
-        <w:t>）。神也能救人脫離罪、死亡、撒但，以及一切邪靈勢力（</w:t>
-      </w:r>
-      <w:hyperlink r:id="rId44">
-        <w:r>
-          <w:rPr>
-            <w:lang w:val="zh_TW" w:bidi="zh_TW"/>
-          </w:rPr>
-          <w:rPr>
-            <w:color w:val="0000EE"/>
-            <w:u w:val="single"/>
-          </w:rPr>
-          <w:t>林後10:4</w:t>
-        </w:r>
-      </w:hyperlink>
-      <w:r>
-        <w:rPr>
-          <w:lang w:val="zh_TW" w:bidi="zh_TW"/>
-        </w:rPr>
-        <w:t>；</w:t>
-      </w:r>
-      <w:hyperlink r:id="rId45">
-        <w:r>
-          <w:rPr>
-            <w:lang w:val="zh_TW" w:bidi="zh_TW"/>
-          </w:rPr>
-          <w:rPr>
-            <w:color w:val="0000EE"/>
-            <w:u w:val="single"/>
-          </w:rPr>
-          <w:t>弗6:10–18</w:t>
-        </w:r>
-      </w:hyperlink>
-      <w:r>
-        <w:rPr>
-          <w:lang w:val="zh_TW" w:bidi="zh_TW"/>
-        </w:rPr>
-        <w:t>）。「這世界的王」對基督毫無權柄（</w:t>
-      </w:r>
-      <w:hyperlink r:id="rId46">
-        <w:r>
-          <w:rPr>
-            <w:lang w:val="zh_TW" w:bidi="zh_TW"/>
-          </w:rPr>
-          <w:rPr>
-            <w:color w:val="0000EE"/>
-            <w:u w:val="single"/>
-          </w:rPr>
-          <w:t>約14:30</w:t>
-        </w:r>
-      </w:hyperlink>
-      <w:r>
-        <w:rPr>
-          <w:lang w:val="zh_TW" w:bidi="zh_TW"/>
-        </w:rPr>
-        <w:t>），因此牠也不能轄制那些信靠基督的人。</w:t>
-      </w:r>
-    </w:p>
-    <w:p>
-      <w:pPr>
-        <w:pStyle w:val="Heading3"/>
-      </w:pPr>
-      <w:r>
-        <w:rPr>
-          <w:lang w:val="zh_TW" w:bidi="zh_TW"/>
-        </w:rPr>
-        <w:t>神藉著耶穌基督彰顯的權能</w:t>
-      </w:r>
-    </w:p>
-    <w:p>
-      <w:pPr/>
-      <w:r>
-        <w:rPr>
-          <w:lang w:val="zh_TW" w:bidi="zh_TW"/>
-        </w:rPr>
-      </w:r>
-      <w:r>
-        <w:rPr>
-          <w:lang w:val="zh_TW" w:bidi="zh_TW"/>
-        </w:rPr>
-        <w:t>福音書和使徒行傳經常記載基督所彰顯的權能。祂的權能表現在：</w:t>
-      </w:r>
-    </w:p>
-    <w:p>
-      <w:pPr>
-        <w:pStyle w:val="ListBullet"/>
-        <w:spacing w:line="240" w:lineRule="auto"/>
-        <w:ind w:left="720"/>
-      </w:pPr>
-      <w:r>
-        <w:rPr>
-          <w:lang w:val="zh_TW" w:bidi="zh_TW"/>
-        </w:rPr>
-      </w:r>
-      <w:r>
-        <w:rPr>
-          <w:lang w:val="zh_TW" w:bidi="zh_TW"/>
-        </w:rPr>
-        <w:t>神蹟（</w:t>
-      </w:r>
-      <w:hyperlink r:id="rId47">
-        <w:r>
-          <w:rPr>
-            <w:lang w:val="zh_TW" w:bidi="zh_TW"/>
-          </w:rPr>
-          <w:rPr>
-            <w:color w:val="0000EE"/>
-            <w:u w:val="single"/>
-          </w:rPr>
-          <w:t>太11:20</w:t>
-        </w:r>
-      </w:hyperlink>
-      <w:r>
-        <w:rPr>
-          <w:lang w:val="zh_TW" w:bidi="zh_TW"/>
-        </w:rPr>
-        <w:t>；</w:t>
-      </w:r>
-      <w:hyperlink r:id="rId48">
-        <w:r>
-          <w:rPr>
-            <w:lang w:val="zh_TW" w:bidi="zh_TW"/>
-          </w:rPr>
-          <w:rPr>
-            <w:color w:val="0000EE"/>
-            <w:u w:val="single"/>
-          </w:rPr>
-          <w:t>徒2:22</w:t>
-        </w:r>
-      </w:hyperlink>
-      <w:r>
-        <w:rPr>
-          <w:lang w:val="zh_TW" w:bidi="zh_TW"/>
-        </w:rPr>
-        <w:t>）</w:t>
-      </w:r>
-    </w:p>
-    <w:p>
-      <w:pPr>
-        <w:pStyle w:val="ListBullet"/>
-        <w:spacing w:line="240" w:lineRule="auto"/>
-        <w:ind w:left="720"/>
-      </w:pPr>
-      <w:r>
-        <w:rPr>
-          <w:lang w:val="zh_TW" w:bidi="zh_TW"/>
-        </w:rPr>
-      </w:r>
-      <w:r>
-        <w:rPr>
-          <w:lang w:val="zh_TW" w:bidi="zh_TW"/>
-        </w:rPr>
-        <w:t>醫治</w:t>
-      </w:r>
-    </w:p>
-    <w:p>
-      <w:pPr>
-        <w:pStyle w:val="ListBullet"/>
-        <w:spacing w:line="240" w:lineRule="auto"/>
-        <w:ind w:left="720"/>
-      </w:pPr>
-      <w:r>
-        <w:rPr>
-          <w:lang w:val="zh_TW" w:bidi="zh_TW"/>
-        </w:rPr>
-      </w:r>
-      <w:r>
-        <w:rPr>
-          <w:lang w:val="zh_TW" w:bidi="zh_TW"/>
-        </w:rPr>
-        <w:t>趕鬼（</w:t>
-      </w:r>
-      <w:hyperlink r:id="rId49">
-        <w:r>
-          <w:rPr>
-            <w:lang w:val="zh_TW" w:bidi="zh_TW"/>
-          </w:rPr>
-          <w:rPr>
-            <w:color w:val="0000EE"/>
-            <w:u w:val="single"/>
-          </w:rPr>
-          <w:t>路4:36</w:t>
-        </w:r>
-      </w:hyperlink>
-      <w:r>
-        <w:rPr>
-          <w:lang w:val="zh_TW" w:bidi="zh_TW"/>
-        </w:rPr>
-        <w:t>，</w:t>
-      </w:r>
-      <w:hyperlink r:id="rId50">
-        <w:r>
-          <w:rPr>
-            <w:lang w:val="zh_TW" w:bidi="zh_TW"/>
-          </w:rPr>
-          <w:rPr>
-            <w:color w:val="0000EE"/>
-            <w:u w:val="single"/>
-          </w:rPr>
-          <w:t>5:17</w:t>
-        </w:r>
-      </w:hyperlink>
-      <w:r>
-        <w:rPr>
-          <w:lang w:val="zh_TW" w:bidi="zh_TW"/>
-        </w:rPr>
-        <w:t>，</w:t>
-      </w:r>
-      <w:hyperlink r:id="rId51">
-        <w:r>
-          <w:rPr>
-            <w:lang w:val="zh_TW" w:bidi="zh_TW"/>
-          </w:rPr>
-          <w:rPr>
-            <w:color w:val="0000EE"/>
-            <w:u w:val="single"/>
-          </w:rPr>
-          <w:t>6:19</w:t>
-        </w:r>
-      </w:hyperlink>
-      <w:r>
-        <w:rPr>
-          <w:lang w:val="zh_TW" w:bidi="zh_TW"/>
-        </w:rPr>
-        <w:t>；</w:t>
-      </w:r>
-      <w:hyperlink r:id="rId52">
-        <w:r>
-          <w:rPr>
-            <w:lang w:val="zh_TW" w:bidi="zh_TW"/>
-          </w:rPr>
-          <w:rPr>
-            <w:color w:val="0000EE"/>
-            <w:u w:val="single"/>
-          </w:rPr>
-          <w:t>徒10:38</w:t>
-        </w:r>
-      </w:hyperlink>
-      <w:r>
-        <w:rPr>
-          <w:lang w:val="zh_TW" w:bidi="zh_TW"/>
-        </w:rPr>
-        <w:t>）</w:t>
-      </w:r>
-    </w:p>
-    <w:p>
-      <w:pPr/>
-      <w:r>
-        <w:rPr>
-          <w:lang w:val="zh_TW" w:bidi="zh_TW"/>
-        </w:rPr>
-      </w:r>
-      <w:r>
-        <w:rPr>
-          <w:lang w:val="zh_TW" w:bidi="zh_TW"/>
-        </w:rPr>
-        <w:t>祂的復活顯明了祂最大的權能。耶穌曾提到自己有權柄捨命，也有權柄再取回生命（</w:t>
-      </w:r>
-      <w:hyperlink r:id="rId53">
-        <w:r>
-          <w:rPr>
-            <w:lang w:val="zh_TW" w:bidi="zh_TW"/>
-          </w:rPr>
-          <w:rPr>
-            <w:color w:val="0000EE"/>
-            <w:u w:val="single"/>
-          </w:rPr>
-          <w:t>約10:18</w:t>
-        </w:r>
-      </w:hyperlink>
-      <w:r>
-        <w:rPr>
-          <w:lang w:val="zh_TW" w:bidi="zh_TW"/>
-        </w:rPr>
-        <w:t>）。不過，新約聖經也經常提到父神以大能使祂從死人中復活（</w:t>
-      </w:r>
-      <w:hyperlink r:id="rId54">
-        <w:r>
-          <w:rPr>
-            <w:lang w:val="zh_TW" w:bidi="zh_TW"/>
-          </w:rPr>
-          <w:rPr>
-            <w:color w:val="0000EE"/>
-            <w:u w:val="single"/>
-          </w:rPr>
-          <w:t>羅1:4</w:t>
-        </w:r>
-      </w:hyperlink>
-      <w:r>
-        <w:rPr>
-          <w:lang w:val="zh_TW" w:bidi="zh_TW"/>
-        </w:rPr>
-        <w:t>；</w:t>
-      </w:r>
-      <w:hyperlink r:id="rId55">
-        <w:r>
-          <w:rPr>
-            <w:lang w:val="zh_TW" w:bidi="zh_TW"/>
-          </w:rPr>
-          <w:rPr>
-            <w:color w:val="0000EE"/>
-            <w:u w:val="single"/>
-          </w:rPr>
-          <w:t>弗1:19–20</w:t>
-        </w:r>
-      </w:hyperlink>
-      <w:r>
-        <w:rPr>
-          <w:lang w:val="zh_TW" w:bidi="zh_TW"/>
-        </w:rPr>
-        <w:t>）。到了時候，祂要帶著能力和大榮耀降臨（</w:t>
-      </w:r>
-      <w:hyperlink r:id="rId56">
-        <w:r>
-          <w:rPr>
-            <w:lang w:val="zh_TW" w:bidi="zh_TW"/>
-          </w:rPr>
-          <w:rPr>
-            <w:color w:val="0000EE"/>
-            <w:u w:val="single"/>
-          </w:rPr>
-          <w:t>太24:30</w:t>
-        </w:r>
-      </w:hyperlink>
-      <w:r>
-        <w:rPr>
-          <w:lang w:val="zh_TW" w:bidi="zh_TW"/>
-        </w:rPr>
-        <w:t>）。耶穌在地上生活期間，也是藉著聖靈行出這些大能的作為（</w:t>
-      </w:r>
-      <w:hyperlink r:id="rId57">
-        <w:r>
-          <w:rPr>
-            <w:lang w:val="zh_TW" w:bidi="zh_TW"/>
-          </w:rPr>
-          <w:rPr>
-            <w:color w:val="0000EE"/>
-            <w:u w:val="single"/>
-          </w:rPr>
-          <w:t>路4:14</w:t>
-        </w:r>
-      </w:hyperlink>
-      <w:r>
-        <w:rPr>
-          <w:lang w:val="zh_TW" w:bidi="zh_TW"/>
-        </w:rPr>
-        <w:t>；</w:t>
-      </w:r>
-      <w:hyperlink r:id="rId52">
-        <w:r>
-          <w:rPr>
-            <w:lang w:val="zh_TW" w:bidi="zh_TW"/>
-          </w:rPr>
-          <w:rPr>
-            <w:color w:val="0000EE"/>
-            <w:u w:val="single"/>
-          </w:rPr>
-          <w:t>徒10:38</w:t>
-        </w:r>
-      </w:hyperlink>
-      <w:r>
-        <w:rPr>
-          <w:lang w:val="zh_TW" w:bidi="zh_TW"/>
-        </w:rPr>
-        <w:t>）。</w:t>
-      </w:r>
-    </w:p>
-    <w:p>
-      <w:pPr>
-        <w:pStyle w:val="Heading3"/>
-      </w:pPr>
-      <w:r>
-        <w:rPr>
-          <w:lang w:val="zh_TW" w:bidi="zh_TW"/>
-        </w:rPr>
-        <w:t>神在祂百姓生命中的權能</w:t>
-      </w:r>
-    </w:p>
-    <w:p>
-      <w:pPr/>
-      <w:r>
-        <w:rPr>
-          <w:lang w:val="zh_TW" w:bidi="zh_TW"/>
-        </w:rPr>
-      </w:r>
-      <w:r>
-        <w:rPr>
-          <w:lang w:val="zh_TW" w:bidi="zh_TW"/>
-        </w:rPr>
-        <w:t>在舊約聖經中，神常使軟弱的人剛強起來。祂賜能力給疲乏的人（</w:t>
-      </w:r>
-      <w:hyperlink r:id="rId58">
-        <w:r>
-          <w:rPr>
-            <w:lang w:val="zh_TW" w:bidi="zh_TW"/>
-          </w:rPr>
-          <w:rPr>
-            <w:color w:val="0000EE"/>
-            <w:u w:val="single"/>
-          </w:rPr>
-          <w:t>賽40:29</w:t>
-        </w:r>
-      </w:hyperlink>
-      <w:r>
-        <w:rPr>
-          <w:lang w:val="zh_TW" w:bidi="zh_TW"/>
-        </w:rPr>
-        <w:t>），使他們越來越有力量（</w:t>
-      </w:r>
-      <w:hyperlink r:id="rId59">
-        <w:r>
-          <w:rPr>
-            <w:lang w:val="zh_TW" w:bidi="zh_TW"/>
-          </w:rPr>
-          <w:rPr>
-            <w:color w:val="0000EE"/>
-            <w:u w:val="single"/>
-          </w:rPr>
-          <w:t>詩84:7</w:t>
-        </w:r>
-      </w:hyperlink>
-      <w:r>
-        <w:rPr>
-          <w:lang w:val="zh_TW" w:bidi="zh_TW"/>
-        </w:rPr>
-        <w:t>；另見</w:t>
-      </w:r>
-      <w:hyperlink r:id="rId60">
-        <w:r>
-          <w:rPr>
-            <w:lang w:val="zh_TW" w:bidi="zh_TW"/>
-          </w:rPr>
-          <w:rPr>
-            <w:color w:val="0000EE"/>
-            <w:u w:val="single"/>
-          </w:rPr>
-          <w:t>詩68:35</w:t>
-        </w:r>
-      </w:hyperlink>
-      <w:r>
-        <w:rPr>
-          <w:lang w:val="zh_TW" w:bidi="zh_TW"/>
-        </w:rPr>
-        <w:t>，</w:t>
-      </w:r>
-      <w:hyperlink r:id="rId61">
-        <w:r>
-          <w:rPr>
-            <w:lang w:val="zh_TW" w:bidi="zh_TW"/>
-          </w:rPr>
-          <w:rPr>
-            <w:color w:val="0000EE"/>
-            <w:u w:val="single"/>
-          </w:rPr>
-          <w:t>138:3</w:t>
-        </w:r>
-      </w:hyperlink>
-      <w:r>
-        <w:rPr>
-          <w:lang w:val="zh_TW" w:bidi="zh_TW"/>
-        </w:rPr>
-        <w:t>）。祂將能力賜給先知（</w:t>
-      </w:r>
-      <w:hyperlink r:id="rId62">
-        <w:r>
-          <w:rPr>
-            <w:lang w:val="zh_TW" w:bidi="zh_TW"/>
-          </w:rPr>
-          <w:rPr>
-            <w:color w:val="0000EE"/>
-            <w:u w:val="single"/>
-          </w:rPr>
-          <w:t>彌3:8</w:t>
-        </w:r>
-      </w:hyperlink>
-      <w:r>
-        <w:rPr>
-          <w:lang w:val="zh_TW" w:bidi="zh_TW"/>
-        </w:rPr>
-        <w:t>）和君王（</w:t>
-      </w:r>
-      <w:hyperlink r:id="rId63">
-        <w:r>
-          <w:rPr>
-            <w:lang w:val="zh_TW" w:bidi="zh_TW"/>
-          </w:rPr>
-          <w:rPr>
-            <w:color w:val="0000EE"/>
-            <w:u w:val="single"/>
-          </w:rPr>
-          <w:t>撒上2:10</w:t>
-        </w:r>
-      </w:hyperlink>
-      <w:r>
-        <w:rPr>
-          <w:lang w:val="zh_TW" w:bidi="zh_TW"/>
-        </w:rPr>
-        <w:t>；</w:t>
-      </w:r>
-      <w:hyperlink r:id="rId64">
-        <w:r>
-          <w:rPr>
-            <w:lang w:val="zh_TW" w:bidi="zh_TW"/>
-          </w:rPr>
-          <w:rPr>
-            <w:color w:val="0000EE"/>
-            <w:u w:val="single"/>
-          </w:rPr>
-          <w:t>詩21:1</w:t>
-        </w:r>
-      </w:hyperlink>
-      <w:r>
-        <w:rPr>
-          <w:lang w:val="zh_TW" w:bidi="zh_TW"/>
-        </w:rPr>
-        <w:t>）。祂也要以特別的方式將權能賜給彌賽亞（</w:t>
-      </w:r>
-      <w:hyperlink r:id="rId65">
-        <w:r>
-          <w:rPr>
-            <w:lang w:val="zh_TW" w:bidi="zh_TW"/>
-          </w:rPr>
-          <w:rPr>
-            <w:color w:val="0000EE"/>
-            <w:u w:val="single"/>
-          </w:rPr>
-          <w:t>賽9:6</w:t>
-        </w:r>
-      </w:hyperlink>
-      <w:r>
-        <w:rPr>
-          <w:lang w:val="zh_TW" w:bidi="zh_TW"/>
-        </w:rPr>
-        <w:t>，</w:t>
-      </w:r>
-      <w:hyperlink r:id="rId66">
-        <w:r>
-          <w:rPr>
-            <w:lang w:val="zh_TW" w:bidi="zh_TW"/>
-          </w:rPr>
-          <w:rPr>
-            <w:color w:val="0000EE"/>
-            <w:u w:val="single"/>
-          </w:rPr>
-          <w:t>11:2</w:t>
-        </w:r>
-      </w:hyperlink>
-      <w:r>
-        <w:rPr>
-          <w:lang w:val="zh_TW" w:bidi="zh_TW"/>
-        </w:rPr>
-        <w:t>；</w:t>
-      </w:r>
-      <w:hyperlink r:id="rId67">
-        <w:r>
-          <w:rPr>
-            <w:lang w:val="zh_TW" w:bidi="zh_TW"/>
-          </w:rPr>
-          <w:rPr>
-            <w:color w:val="0000EE"/>
-            <w:u w:val="single"/>
-          </w:rPr>
-          <w:t>彌5:4</w:t>
-        </w:r>
-      </w:hyperlink>
-      <w:r>
-        <w:rPr>
-          <w:lang w:val="zh_TW" w:bidi="zh_TW"/>
-        </w:rPr>
-        <w:t>）。然而，神所有的百姓都領受力量，好為祂而活並事奉祂（</w:t>
-      </w:r>
-      <w:hyperlink r:id="rId68">
-        <w:r>
-          <w:rPr>
-            <w:lang w:val="zh_TW" w:bidi="zh_TW"/>
-          </w:rPr>
-          <w:rPr>
-            <w:color w:val="0000EE"/>
-            <w:u w:val="single"/>
-          </w:rPr>
-          <w:t>賽49:5</w:t>
-        </w:r>
-      </w:hyperlink>
-      <w:r>
-        <w:rPr>
-          <w:lang w:val="zh_TW" w:bidi="zh_TW"/>
-        </w:rPr>
-        <w:t>）。</w:t>
-      </w:r>
-    </w:p>
-    <w:p>
-      <w:pPr/>
-      <w:r>
-        <w:rPr>
-          <w:lang w:val="zh_TW" w:bidi="zh_TW"/>
-        </w:rPr>
-      </w:r>
-      <w:r>
-        <w:rPr>
-          <w:lang w:val="zh_TW" w:bidi="zh_TW"/>
-        </w:rPr>
-        <w:t>新約聖經中將福音稱為神拯救一切相信之人的大能（</w:t>
-      </w:r>
-      <w:hyperlink r:id="rId69">
-        <w:r>
-          <w:rPr>
-            <w:lang w:val="zh_TW" w:bidi="zh_TW"/>
-          </w:rPr>
-          <w:rPr>
-            <w:color w:val="0000EE"/>
-            <w:u w:val="single"/>
-          </w:rPr>
-          <w:t>羅1:16</w:t>
-        </w:r>
-      </w:hyperlink>
-      <w:r>
-        <w:rPr>
-          <w:lang w:val="zh_TW" w:bidi="zh_TW"/>
-        </w:rPr>
-        <w:t>）。「凡接待他（耶穌基督）的，就是信他名的人，他就賜他們權柄作神的兒女。」（</w:t>
-      </w:r>
-      <w:hyperlink r:id="rId70">
-        <w:r>
-          <w:rPr>
-            <w:lang w:val="zh_TW" w:bidi="zh_TW"/>
-          </w:rPr>
-          <w:rPr>
-            <w:color w:val="0000EE"/>
-            <w:u w:val="single"/>
-          </w:rPr>
-          <w:t>約1:12</w:t>
-        </w:r>
-      </w:hyperlink>
-      <w:r>
-        <w:rPr>
-          <w:lang w:val="zh_TW" w:bidi="zh_TW"/>
-        </w:rPr>
-        <w:t>）。</w:t>
-      </w:r>
-    </w:p>
-    <w:p>
-      <w:pPr/>
-      <w:r>
-        <w:rPr>
-          <w:lang w:val="zh_TW" w:bidi="zh_TW"/>
-        </w:rPr>
-      </w:r>
-      <w:r>
-        <w:rPr>
-          <w:lang w:val="zh_TW" w:bidi="zh_TW"/>
-        </w:rPr>
-        <w:t>信徒是神的兒女，得以從聖靈領受能力（</w:t>
-      </w:r>
-      <w:hyperlink r:id="rId71">
-        <w:r>
-          <w:rPr>
-            <w:lang w:val="zh_TW" w:bidi="zh_TW"/>
-          </w:rPr>
-          <w:rPr>
-            <w:color w:val="0000EE"/>
-            <w:u w:val="single"/>
-          </w:rPr>
-          <w:t>徒6:8</w:t>
-        </w:r>
-      </w:hyperlink>
-      <w:r>
-        <w:rPr>
-          <w:lang w:val="zh_TW" w:bidi="zh_TW"/>
-        </w:rPr>
-        <w:t>）：</w:t>
-      </w:r>
-    </w:p>
-    <w:p>
-      <w:pPr>
-        <w:pStyle w:val="ListBullet"/>
-        <w:spacing w:line="240" w:lineRule="auto"/>
-        <w:ind w:left="720"/>
-      </w:pPr>
-      <w:r>
-        <w:rPr>
-          <w:lang w:val="zh_TW" w:bidi="zh_TW"/>
-        </w:rPr>
-      </w:r>
-      <w:r>
-        <w:rPr>
-          <w:lang w:val="zh_TW" w:bidi="zh_TW"/>
-        </w:rPr>
-        <w:t>能夠事奉神（</w:t>
-      </w:r>
-      <w:hyperlink r:id="rId72">
-        <w:r>
-          <w:rPr>
-            <w:lang w:val="zh_TW" w:bidi="zh_TW"/>
-          </w:rPr>
-          <w:rPr>
-            <w:color w:val="0000EE"/>
-            <w:u w:val="single"/>
-          </w:rPr>
-          <w:t>弗3:16</w:t>
-        </w:r>
-      </w:hyperlink>
-      <w:r>
-        <w:rPr>
-          <w:lang w:val="zh_TW" w:bidi="zh_TW"/>
-        </w:rPr>
-        <w:t>）</w:t>
-      </w:r>
-    </w:p>
-    <w:p>
-      <w:pPr>
-        <w:pStyle w:val="ListBullet"/>
-        <w:spacing w:line="240" w:lineRule="auto"/>
-        <w:ind w:left="720"/>
-      </w:pPr>
-      <w:r>
-        <w:rPr>
-          <w:lang w:val="zh_TW" w:bidi="zh_TW"/>
-        </w:rPr>
-      </w:r>
-      <w:r>
-        <w:rPr>
-          <w:lang w:val="zh_TW" w:bidi="zh_TW"/>
-        </w:rPr>
-        <w:t>能夠為祂作見證（</w:t>
-      </w:r>
-      <w:hyperlink r:id="rId73">
-        <w:r>
-          <w:rPr>
-            <w:lang w:val="zh_TW" w:bidi="zh_TW"/>
-          </w:rPr>
-          <w:rPr>
-            <w:color w:val="0000EE"/>
-            <w:u w:val="single"/>
-          </w:rPr>
-          <w:t>路24:49</w:t>
-        </w:r>
-      </w:hyperlink>
-      <w:r>
-        <w:rPr>
-          <w:lang w:val="zh_TW" w:bidi="zh_TW"/>
-        </w:rPr>
-        <w:t>；</w:t>
-      </w:r>
-      <w:hyperlink r:id="rId74">
-        <w:r>
-          <w:rPr>
-            <w:lang w:val="zh_TW" w:bidi="zh_TW"/>
-          </w:rPr>
-          <w:rPr>
-            <w:color w:val="0000EE"/>
-            <w:u w:val="single"/>
-          </w:rPr>
-          <w:t>徒1:8</w:t>
-        </w:r>
-      </w:hyperlink>
-      <w:r>
-        <w:rPr>
-          <w:lang w:val="zh_TW" w:bidi="zh_TW"/>
-        </w:rPr>
-        <w:t>）</w:t>
-      </w:r>
-    </w:p>
-    <w:p>
-      <w:pPr>
-        <w:pStyle w:val="ListBullet"/>
-        <w:spacing w:line="240" w:lineRule="auto"/>
-        <w:ind w:left="720"/>
-      </w:pPr>
-      <w:r>
-        <w:rPr>
-          <w:lang w:val="zh_TW" w:bidi="zh_TW"/>
-        </w:rPr>
-      </w:r>
-      <w:r>
-        <w:rPr>
-          <w:lang w:val="zh_TW" w:bidi="zh_TW"/>
-        </w:rPr>
-        <w:t>能夠忍受苦難（</w:t>
-      </w:r>
-      <w:hyperlink r:id="rId75">
-        <w:r>
-          <w:rPr>
-            <w:lang w:val="zh_TW" w:bidi="zh_TW"/>
-          </w:rPr>
-          <w:rPr>
-            <w:color w:val="0000EE"/>
-            <w:u w:val="single"/>
-          </w:rPr>
-          <w:t>提後1:8</w:t>
-        </w:r>
-      </w:hyperlink>
-      <w:r>
-        <w:rPr>
-          <w:lang w:val="zh_TW" w:bidi="zh_TW"/>
-        </w:rPr>
-        <w:t>）</w:t>
-      </w:r>
-    </w:p>
-    <w:p>
-      <w:pPr>
-        <w:pStyle w:val="ListBullet"/>
-        <w:spacing w:line="240" w:lineRule="auto"/>
-        <w:ind w:left="720"/>
-      </w:pPr>
-      <w:r>
-        <w:rPr>
-          <w:lang w:val="zh_TW" w:bidi="zh_TW"/>
-        </w:rPr>
-      </w:r>
-      <w:r>
-        <w:rPr>
-          <w:lang w:val="zh_TW" w:bidi="zh_TW"/>
-        </w:rPr>
-        <w:t>能夠參與事奉（</w:t>
-      </w:r>
-      <w:hyperlink r:id="rId76">
-        <w:r>
-          <w:rPr>
-            <w:lang w:val="zh_TW" w:bidi="zh_TW"/>
-          </w:rPr>
-          <w:rPr>
-            <w:color w:val="0000EE"/>
-            <w:u w:val="single"/>
-          </w:rPr>
-          <w:t>弗3:7</w:t>
-        </w:r>
-      </w:hyperlink>
-      <w:r>
-        <w:rPr>
-          <w:lang w:val="zh_TW" w:bidi="zh_TW"/>
-        </w:rPr>
-        <w:t>）</w:t>
-      </w:r>
-    </w:p>
-    <w:p>
-      <w:pPr>
-        <w:pStyle w:val="ListBullet"/>
-        <w:spacing w:line="240" w:lineRule="auto"/>
-        <w:ind w:left="720"/>
-      </w:pPr>
-      <w:r>
-        <w:rPr>
-          <w:lang w:val="zh_TW" w:bidi="zh_TW"/>
-        </w:rPr>
-      </w:r>
-      <w:r>
-        <w:rPr>
-          <w:lang w:val="zh_TW" w:bidi="zh_TW"/>
-        </w:rPr>
-        <w:t>能夠在軟弱時得著能力（</w:t>
-      </w:r>
-      <w:hyperlink r:id="rId77">
-        <w:r>
-          <w:rPr>
-            <w:lang w:val="zh_TW" w:bidi="zh_TW"/>
-          </w:rPr>
-          <w:rPr>
-            <w:color w:val="0000EE"/>
-            <w:u w:val="single"/>
-          </w:rPr>
-          <w:t>林後12:9</w:t>
-        </w:r>
-      </w:hyperlink>
-      <w:r>
-        <w:rPr>
-          <w:lang w:val="zh_TW" w:bidi="zh_TW"/>
-        </w:rPr>
-        <w:t>）</w:t>
-      </w:r>
-    </w:p>
-    <w:p>
-      <w:pPr>
-        <w:pStyle w:val="ListBullet"/>
-        <w:spacing w:line="240" w:lineRule="auto"/>
-        <w:ind w:left="720"/>
-      </w:pPr>
-      <w:r>
-        <w:rPr>
-          <w:lang w:val="zh_TW" w:bidi="zh_TW"/>
-        </w:rPr>
-      </w:r>
-      <w:r>
-        <w:rPr>
-          <w:lang w:val="zh_TW" w:bidi="zh_TW"/>
-        </w:rPr>
-        <w:t>能夠藉著禱告發揮力量（</w:t>
-      </w:r>
-      <w:hyperlink r:id="rId78">
-        <w:r>
-          <w:rPr>
-            <w:lang w:val="zh_TW" w:bidi="zh_TW"/>
-          </w:rPr>
-          <w:rPr>
-            <w:color w:val="0000EE"/>
-            <w:u w:val="single"/>
-          </w:rPr>
-          <w:t>雅5:16</w:t>
-        </w:r>
-      </w:hyperlink>
-      <w:r>
-        <w:rPr>
-          <w:lang w:val="zh_TW" w:bidi="zh_TW"/>
-        </w:rPr>
-        <w:t>）</w:t>
-      </w:r>
-    </w:p>
-    <w:p>
-      <w:pPr>
-        <w:pStyle w:val="ListBullet"/>
-        <w:spacing w:line="240" w:lineRule="auto"/>
-        <w:ind w:left="720"/>
-      </w:pPr>
-      <w:r>
-        <w:rPr>
-          <w:lang w:val="zh_TW" w:bidi="zh_TW"/>
-        </w:rPr>
-      </w:r>
-      <w:r>
-        <w:rPr>
-          <w:lang w:val="zh_TW" w:bidi="zh_TW"/>
-        </w:rPr>
-        <w:t>能夠蒙保守，不受邪惡侵害（</w:t>
-      </w:r>
-      <w:hyperlink r:id="rId79">
-        <w:r>
-          <w:rPr>
-            <w:lang w:val="zh_TW" w:bidi="zh_TW"/>
-          </w:rPr>
-          <w:rPr>
-            <w:color w:val="0000EE"/>
-            <w:u w:val="single"/>
-          </w:rPr>
-          <w:t>彼前1:5</w:t>
-        </w:r>
-      </w:hyperlink>
-      <w:r>
-        <w:rPr>
-          <w:lang w:val="zh_TW" w:bidi="zh_TW"/>
-        </w:rPr>
-        <w:t>）</w:t>
-      </w:r>
-    </w:p>
-    <w:p>
-      <w:pPr/>
-      <w:r>
-        <w:rPr>
-          <w:lang w:val="zh_TW" w:bidi="zh_TW"/>
-        </w:rPr>
-      </w:r>
-      <w:r>
-        <w:rPr>
-          <w:lang w:val="zh_TW" w:bidi="zh_TW"/>
-        </w:rPr>
-        <w:t>那些為基督成就大事的人，並不是靠著自己的能力去做（</w:t>
-      </w:r>
-      <w:hyperlink r:id="rId80">
-        <w:r>
-          <w:rPr>
-            <w:lang w:val="zh_TW" w:bidi="zh_TW"/>
-          </w:rPr>
-          <w:rPr>
-            <w:color w:val="0000EE"/>
-            <w:u w:val="single"/>
-          </w:rPr>
-          <w:t>徒3:12</w:t>
-        </w:r>
-      </w:hyperlink>
-      <w:r>
-        <w:rPr>
-          <w:lang w:val="zh_TW" w:bidi="zh_TW"/>
-        </w:rPr>
-        <w:t>）。他們出去事奉時，知道萬事都在基督的掌管之下，也知道祂必常與他們同在（</w:t>
-      </w:r>
-      <w:hyperlink r:id="rId81">
-        <w:r>
-          <w:rPr>
-            <w:lang w:val="zh_TW" w:bidi="zh_TW"/>
-          </w:rPr>
-          <w:rPr>
-            <w:color w:val="0000EE"/>
-            <w:u w:val="single"/>
-          </w:rPr>
-          <w:t>太28:18–20</w:t>
-        </w:r>
-      </w:hyperlink>
-      <w:r>
-        <w:rPr>
-          <w:lang w:val="zh_TW" w:bidi="zh_TW"/>
-        </w:rPr>
-        <w:t>）。</w:t>
-      </w:r>
-    </w:p>
-    <w:p>
-      <w:pPr/>
-      <w:r>
-        <w:rPr>
-          <w:lang w:val="zh_TW" w:bidi="zh_TW"/>
-        </w:rPr>
-      </w:r>
-      <w:r>
-        <w:rPr>
           <w:i/>
           <w:lang w:val="zh_TW" w:bidi="zh_TW"/>
         </w:rPr>
@@ -2208,19 +517,7 @@
         <w:rPr>
           <w:lang w:val="zh_TW" w:bidi="zh_TW"/>
         </w:rPr>
-        <w:t>神的存在與屬性</w:t>
-      </w:r>
-      <w:r>
-        <w:rPr>
-          <w:lang w:val="zh_TW" w:bidi="zh_TW"/>
-        </w:rPr>
-        <w:t>；</w:t>
-      </w:r>
-      <w:r>
-        <w:rPr>
-          <w:lang w:val="zh_TW" w:bidi="zh_TW"/>
-        </w:rPr>
-        <w:t>執政的和掌權的</w:t>
+        <w:t>埃及十災</w:t>
       </w:r>
       <w:r>
         <w:rPr>
@@ -4128,12 +2425,6 @@
   </w:num>
   <w:num w:numId="13" w16cid:durableId="592781308">
     <w:abstractNumId w:val="11"/>
-  </w:num>
-  <w:num w:numId="14">
-    <w:abstractNumId w:val="3"/>
-    <w:lvlOverride w:ilvl="0">
-      <w:startOverride w:val="1"/>
-    </w:lvlOverride>
   </w:num>
   <w:numIdMacAtCleanup w:val="10"/>
 </w:numbering>

--- a/zht/docx/133.content.docx
+++ b/zht/docx/133.content.docx
@@ -233,72 +233,48 @@
         </w:rPr>
         <w:t>青蛙是一種既能生活在水中，也能生活在陸地上的動物。青蛙的皮膚光滑，沒有尾巴。在聖經中，青蛙是神降在埃及的第二災（</w:t>
       </w:r>
-      <w:hyperlink r:id="rId13">
-        <w:r>
-          <w:rPr>
-            <w:lang w:val="zh_TW" w:bidi="zh_TW"/>
-          </w:rPr>
-          <w:rPr>
-            <w:color w:val="0000EE"/>
-            <w:u w:val="single"/>
-          </w:rPr>
-          <w:t>出8章</w:t>
-        </w:r>
-      </w:hyperlink>
+      <w:r>
+        <w:rPr>
+          <w:lang w:val="zh_TW" w:bidi="zh_TW"/>
+        </w:rPr>
+        <w:t>出8章</w:t>
+      </w:r>
       <w:r>
         <w:rPr>
           <w:lang w:val="zh_TW" w:bidi="zh_TW"/>
         </w:rPr>
         <w:t>；</w:t>
       </w:r>
-      <w:hyperlink r:id="rId14">
-        <w:r>
-          <w:rPr>
-            <w:lang w:val="zh_TW" w:bidi="zh_TW"/>
-          </w:rPr>
-          <w:rPr>
-            <w:color w:val="0000EE"/>
-            <w:u w:val="single"/>
-          </w:rPr>
-          <w:t>詩78:45</w:t>
-        </w:r>
-      </w:hyperlink>
+      <w:r>
+        <w:rPr>
+          <w:lang w:val="zh_TW" w:bidi="zh_TW"/>
+        </w:rPr>
+        <w:t>詩78:45</w:t>
+      </w:r>
       <w:r>
         <w:rPr>
           <w:lang w:val="zh_TW" w:bidi="zh_TW"/>
         </w:rPr>
         <w:t>，</w:t>
       </w:r>
-      <w:hyperlink r:id="rId15">
-        <w:r>
-          <w:rPr>
-            <w:lang w:val="zh_TW" w:bidi="zh_TW"/>
-          </w:rPr>
-          <w:rPr>
-            <w:color w:val="0000EE"/>
-            <w:u w:val="single"/>
-          </w:rPr>
-          <w:t>105:30</w:t>
-        </w:r>
-      </w:hyperlink>
+      <w:r>
+        <w:rPr>
+          <w:lang w:val="zh_TW" w:bidi="zh_TW"/>
+        </w:rPr>
+        <w:t>105:30</w:t>
+      </w:r>
       <w:r>
         <w:rPr>
           <w:lang w:val="zh_TW" w:bidi="zh_TW"/>
         </w:rPr>
         <w:t>；</w:t>
       </w:r>
-      <w:hyperlink r:id="rId16">
-        <w:r>
-          <w:rPr>
-            <w:lang w:val="zh_TW" w:bidi="zh_TW"/>
-          </w:rPr>
-          <w:rPr>
-            <w:color w:val="0000EE"/>
-            <w:u w:val="single"/>
-          </w:rPr>
-          <w:t>啟16:13</w:t>
-        </w:r>
-      </w:hyperlink>
+      <w:r>
+        <w:rPr>
+          <w:lang w:val="zh_TW" w:bidi="zh_TW"/>
+        </w:rPr>
+        <w:t>啟16:13</w:t>
+      </w:r>
       <w:r>
         <w:rPr>
           <w:lang w:val="zh_TW" w:bidi="zh_TW"/>
@@ -360,18 +336,12 @@
         </w:rPr>
         <w:t>青蛙在巴勒斯坦的低地十分常見。春季和夏季的傍晚，常可聽見牠們鳴叫。以色列人認為青蛙又濕又黏，也不潔淨。牠們與其它爬行和成群滋生的動物被歸為一類，而這些動物通常都被視為不潔淨的（</w:t>
       </w:r>
-      <w:hyperlink r:id="rId17">
-        <w:r>
-          <w:rPr>
-            <w:lang w:val="zh_TW" w:bidi="zh_TW"/>
-          </w:rPr>
-          <w:rPr>
-            <w:color w:val="0000EE"/>
-            <w:u w:val="single"/>
-          </w:rPr>
-          <w:t>利11:29–31</w:t>
-        </w:r>
-      </w:hyperlink>
+      <w:r>
+        <w:rPr>
+          <w:lang w:val="zh_TW" w:bidi="zh_TW"/>
+        </w:rPr>
+        <w:t>利11:29–31</w:t>
+      </w:r>
       <w:r>
         <w:rPr>
           <w:lang w:val="zh_TW" w:bidi="zh_TW"/>
@@ -386,18 +356,12 @@
           <w:lang w:val="zh_TW" w:bidi="zh_TW"/>
         </w:rPr>
       </w:r>
-      <w:hyperlink r:id="rId16">
-        <w:r>
-          <w:rPr>
-            <w:lang w:val="zh_TW" w:bidi="zh_TW"/>
-          </w:rPr>
-          <w:rPr>
-            <w:color w:val="0000EE"/>
-            <w:u w:val="single"/>
-          </w:rPr>
-          <w:t>啟示錄十六章13節</w:t>
-        </w:r>
-      </w:hyperlink>
+      <w:r>
+        <w:rPr>
+          <w:lang w:val="zh_TW" w:bidi="zh_TW"/>
+        </w:rPr>
+        <w:t>啟示錄十六章13節</w:t>
+      </w:r>
       <w:r>
         <w:rPr>
           <w:lang w:val="zh_TW" w:bidi="zh_TW"/>
@@ -418,54 +382,36 @@
         </w:rPr>
         <w:t>當神降下青蛙之災到埃及時（</w:t>
       </w:r>
-      <w:hyperlink r:id="rId18">
-        <w:r>
-          <w:rPr>
-            <w:lang w:val="zh_TW" w:bidi="zh_TW"/>
-          </w:rPr>
-          <w:rPr>
-            <w:color w:val="0000EE"/>
-            <w:u w:val="single"/>
-          </w:rPr>
-          <w:t>出8:1–14</w:t>
-        </w:r>
-      </w:hyperlink>
+      <w:r>
+        <w:rPr>
+          <w:lang w:val="zh_TW" w:bidi="zh_TW"/>
+        </w:rPr>
+        <w:t>出8:1–14</w:t>
+      </w:r>
       <w:r>
         <w:rPr>
           <w:lang w:val="zh_TW" w:bidi="zh_TW"/>
         </w:rPr>
         <w:t>；</w:t>
       </w:r>
-      <w:hyperlink r:id="rId14">
-        <w:r>
-          <w:rPr>
-            <w:lang w:val="zh_TW" w:bidi="zh_TW"/>
-          </w:rPr>
-          <w:rPr>
-            <w:color w:val="0000EE"/>
-            <w:u w:val="single"/>
-          </w:rPr>
-          <w:t>詩78:45</w:t>
-        </w:r>
-      </w:hyperlink>
+      <w:r>
+        <w:rPr>
+          <w:lang w:val="zh_TW" w:bidi="zh_TW"/>
+        </w:rPr>
+        <w:t>詩78:45</w:t>
+      </w:r>
       <w:r>
         <w:rPr>
           <w:lang w:val="zh_TW" w:bidi="zh_TW"/>
         </w:rPr>
         <w:t>，</w:t>
       </w:r>
-      <w:hyperlink r:id="rId15">
-        <w:r>
-          <w:rPr>
-            <w:lang w:val="zh_TW" w:bidi="zh_TW"/>
-          </w:rPr>
-          <w:rPr>
-            <w:color w:val="0000EE"/>
-            <w:u w:val="single"/>
-          </w:rPr>
-          <w:t>105:30</w:t>
-        </w:r>
-      </w:hyperlink>
+      <w:r>
+        <w:rPr>
+          <w:lang w:val="zh_TW" w:bidi="zh_TW"/>
+        </w:rPr>
+        <w:t>105:30</w:t>
+      </w:r>
       <w:r>
         <w:rPr>
           <w:lang w:val="zh_TW" w:bidi="zh_TW"/>
